--- a/paper/submission/paper.docx
+++ b/paper/submission/paper.docx
@@ -26,7 +26,7 @@
         <w:t xml:space="preserve">August 23, 2026</w:t>
       </w:r>
     </w:p>
-    <w:bookmarkStart w:id="9" w:name="sec:abstract"/>
+    <w:bookmarkStart w:id="20" w:name="sec:abstract"/>
     <w:p>
       <w:pPr>
         <w:pStyle w:val="Heading1"/>
@@ -69,8 +69,8 @@
         <w:t xml:space="preserve">Keywords: Processing-Near-Memory; Wormhole Switching; Deterministic Routing; Dimension-Order Routing; Spatial Computing; LPDDR6 CAMM2; DUV ASIC; Mixture-of-Experts Transformers; Stencil Computation; Roofline Analysis; RISC-V; BMC; High-Performance Computing</w:t>
       </w:r>
     </w:p>
-    <w:bookmarkEnd w:id="9"/>
-    <w:bookmarkStart w:id="14" w:name="sec:introduction"/>
+    <w:bookmarkEnd w:id="20"/>
+    <w:bookmarkStart w:id="25" w:name="sec:introduction"/>
     <w:p>
       <w:pPr>
         <w:pStyle w:val="Heading1"/>
@@ -79,7 +79,7 @@
         <w:t xml:space="preserve">Introduction</w:t>
       </w:r>
     </w:p>
-    <w:bookmarkStart w:id="10" w:name="sec:1.1"/>
+    <w:bookmarkStart w:id="21" w:name="sec:1.1"/>
     <w:p>
       <w:pPr>
         <w:pStyle w:val="Heading2"/>
@@ -134,8 +134,8 @@
         <w:t xml:space="preserve">—each a standard JEDEC part with no interposer dependency, no advanced lithography requirement, and a thermal envelope of approximately 5 W—paired with a mature-node 14 nm or 28 nm DUV MAC ASIC. The Results section quantifies the alternative: a 512-node chassis provides 64 TB at approximately 15 W per node and approximately 8–10 kW per chassis, versus 0.6 MW and 819 GPUs for capacity-equivalent HBM.</w:t>
       </w:r>
     </w:p>
-    <w:bookmarkEnd w:id="10"/>
-    <w:bookmarkStart w:id="11" w:name="sec:1.2"/>
+    <w:bookmarkEnd w:id="21"/>
+    <w:bookmarkStart w:id="22" w:name="sec:1.2"/>
     <w:p>
       <w:pPr>
         <w:pStyle w:val="Heading2"/>
@@ -209,8 +209,8 @@
         <w:t xml:space="preserve">) possible at all.</w:t>
       </w:r>
     </w:p>
-    <w:bookmarkEnd w:id="11"/>
-    <w:bookmarkStart w:id="12" w:name="sec:1.3"/>
+    <w:bookmarkEnd w:id="22"/>
+    <w:bookmarkStart w:id="23" w:name="sec:1.3"/>
     <w:p>
       <w:pPr>
         <w:pStyle w:val="Heading2"/>
@@ -253,8 +253,8 @@
         <w:t xml:space="preserve">—further illustrates the fragility of an ecosystem built on interposer-bound, EUV-dependent memory. By pairing commodity LPDDR6 CAMM2 modules with mature-node logic, the architecture decouples memory capacity from the interposer and lithography bottlenecks that constrain HBM.</w:t>
       </w:r>
     </w:p>
-    <w:bookmarkEnd w:id="12"/>
-    <w:bookmarkStart w:id="13" w:name="sec:1.4"/>
+    <w:bookmarkEnd w:id="23"/>
+    <w:bookmarkStart w:id="24" w:name="sec:1.4"/>
     <w:p>
       <w:pPr>
         <w:pStyle w:val="Heading2"/>
@@ -294,9 +294,9 @@
         <w:t xml:space="preserve">).</w:t>
       </w:r>
     </w:p>
-    <w:bookmarkEnd w:id="13"/>
-    <w:bookmarkEnd w:id="14"/>
-    <w:bookmarkStart w:id="37" w:name="sec:methods"/>
+    <w:bookmarkEnd w:id="24"/>
+    <w:bookmarkEnd w:id="25"/>
+    <w:bookmarkStart w:id="48" w:name="sec:methods"/>
     <w:p>
       <w:pPr>
         <w:pStyle w:val="Heading1"/>
@@ -305,7 +305,7 @@
         <w:t xml:space="preserve">Methods</w:t>
       </w:r>
     </w:p>
-    <w:bookmarkStart w:id="15" w:name="sec:2.1"/>
+    <w:bookmarkStart w:id="26" w:name="sec:2.1"/>
     <w:p>
       <w:pPr>
         <w:pStyle w:val="Heading2"/>
@@ -701,8 +701,8 @@
         <w:t xml:space="preserve">), and injects every JIT-dispatched token into the fabric. Everything on the hot path is pure transport; everything with state lives in a single chip at the spine root.</w:t>
       </w:r>
     </w:p>
-    <w:bookmarkEnd w:id="15"/>
-    <w:bookmarkStart w:id="16" w:name="sec:2.2"/>
+    <w:bookmarkEnd w:id="26"/>
+    <w:bookmarkStart w:id="27" w:name="sec:2.2"/>
     <w:p>
       <w:pPr>
         <w:pStyle w:val="Heading2"/>
@@ -789,8 +789,8 @@
         <w:t xml:space="preserve">is a sum of node-local bandwidths, and any workload that must move data between nodes is fabric-bound at the link rate.</w:t>
       </w:r>
     </w:p>
-    <w:bookmarkEnd w:id="16"/>
-    <w:bookmarkStart w:id="17" w:name="sec:2.3"/>
+    <w:bookmarkEnd w:id="27"/>
+    <w:bookmarkStart w:id="28" w:name="sec:2.3"/>
     <w:p>
       <w:pPr>
         <w:pStyle w:val="Heading2"/>
@@ -955,8 +955,8 @@
         <w:t xml:space="preserve">C below the throttling threshold.</w:t>
       </w:r>
     </w:p>
-    <w:bookmarkEnd w:id="17"/>
-    <w:bookmarkStart w:id="18" w:name="sec:2.4"/>
+    <w:bookmarkEnd w:id="28"/>
+    <w:bookmarkStart w:id="29" w:name="sec:2.4"/>
     <w:p>
       <w:pPr>
         <w:pStyle w:val="Heading2"/>
@@ -1382,8 +1382,8 @@
         <w:t xml:space="preserve">20 mm on dedicated DDR routing layers as a tightly matched bundle—the shortest legal memory route on the board. The fabric links are point-to-point HFR-to-HFR runs on their own layers, driven source-synchronously: the clock is forwarded beside the data, so per-link skew is absorbed by the receive FIFO and the wire delay is the single deterministic term the compiler’s closed form uses. A 64-node board is estimated at 10–12 routing layers: two DDR escape planes, two fabric planes, a spine-breakout region, and power/ground planes between them. The four sideband signals share one low-speed daisy-chain trace pair climbing the spine to the central router chip; their single-wire-per-signal cost is the entire control-plane wiring budget of the design.</w:t>
       </w:r>
     </w:p>
-    <w:bookmarkEnd w:id="18"/>
-    <w:bookmarkStart w:id="19" w:name="sec:2.5"/>
+    <w:bookmarkEnd w:id="29"/>
+    <w:bookmarkStart w:id="30" w:name="sec:2.5"/>
     <w:p>
       <w:pPr>
         <w:pStyle w:val="Heading2"/>
@@ -2039,8 +2039,8 @@
         <w:t xml:space="preserve">).</w:t>
       </w:r>
     </w:p>
-    <w:bookmarkEnd w:id="19"/>
-    <w:bookmarkStart w:id="20" w:name="sec:2.6"/>
+    <w:bookmarkEnd w:id="30"/>
+    <w:bookmarkStart w:id="31" w:name="sec:2.6"/>
     <w:p>
       <w:pPr>
         <w:pStyle w:val="Heading2"/>
@@ -2153,8 +2153,8 @@
         <w:t xml:space="preserve">), not by instruction fetch. The MAC array reads weights from the local bank at the full 256 GB/s bus rate, executes the resident kernel, and returns the result through the fabric. There are no runtime page faults, no TLB misses, no cache coherence invalidations, and no operating-system context switches. The hardware is a physical dataflow graph; the software is the static assignment of that graph to silicon.</w:t>
       </w:r>
     </w:p>
-    <w:bookmarkEnd w:id="20"/>
-    <w:bookmarkStart w:id="21" w:name="sec:2.7"/>
+    <w:bookmarkEnd w:id="31"/>
+    <w:bookmarkStart w:id="32" w:name="sec:2.7"/>
     <w:p>
       <w:pPr>
         <w:pStyle w:val="Heading2"/>
@@ -5857,8 +5857,8 @@
         <w:t xml:space="preserve">) sound. The compiler’s kernel mapping is a many-to-one function—many tensor operations map to the same kernel type, differing only in their weight dimensions—and the hardware executes them all identically.</w:t>
       </w:r>
     </w:p>
-    <w:bookmarkEnd w:id="21"/>
-    <w:bookmarkStart w:id="22" w:name="sec:2.8"/>
+    <w:bookmarkEnd w:id="32"/>
+    <w:bookmarkStart w:id="33" w:name="sec:2.8"/>
     <w:p>
       <w:pPr>
         <w:pStyle w:val="Heading2"/>
@@ -6179,8 +6179,8 @@
         <w:t xml:space="preserve">tokens/s depending on expert placement—comparable to what 131 TB/s of node-local memory can serve, and far below the router’s raw decision capacity. Optional per-layer dispatch replicas scale the decision rate linearly and remain deterministic because the routing function is pure; they do not raise the fabric-bound ceiling.</w:t>
       </w:r>
     </w:p>
-    <w:bookmarkEnd w:id="22"/>
-    <w:bookmarkStart w:id="23" w:name="sec:2.9"/>
+    <w:bookmarkEnd w:id="33"/>
+    <w:bookmarkStart w:id="34" w:name="sec:2.9"/>
     <w:p>
       <w:pPr>
         <w:pStyle w:val="Heading2"/>
@@ -6216,7 +6216,7 @@
         <w:pStyle w:val="BodyText"/>
       </w:pPr>
       <w:r>
-        <w:t xml:space="preserve">The hardware fabric decouples transport from computation. The deterministic repeater network connects to a modular Processing Element (PE) interface via standard AXI-Stream / Ready-Valid handshaking, allowing the underlying execution block (systolic array, FP16 MAC array, or ALU) to be swapped independently of the routing fabric. The companion PE tile stub in the HDL sketch (HDL/pe_tile_stub.v) implements this contract: it consumes a flit on its slave port, holds it for one to two clock cycles to model multiply-accumulate latency, and re-presents it on the master port, so the transport-level verification of Sections</w:t>
+        <w:t xml:space="preserve">The hardware fabric decouples transport from computation. The deterministic repeater network connects to a modular Processing Element (PE) interface via standard AXI-Stream / Ready-Valid handshaking, allowing the underlying execution block (systolic array, FP16 MAC array, or ALU) to be swapped independently of the routing fabric. The companion PE tile stub in the HDL sketch (HDL/core/pe_tile_stub.v) implements this contract: it consumes a flit on its slave port, holds it for one to two clock cycles to model multiply-accumulate latency, and re-presents it on the master port, so the transport-level verification of Sections</w:t>
       </w:r>
       <w:r>
         <w:t xml:space="preserve"> </w:t>
@@ -6343,8 +6343,8 @@
         <w:t xml:space="preserve">).</w:t>
       </w:r>
     </w:p>
-    <w:bookmarkEnd w:id="23"/>
-    <w:bookmarkStart w:id="24" w:name="sec:2.10"/>
+    <w:bookmarkEnd w:id="34"/>
+    <w:bookmarkStart w:id="35" w:name="sec:2.10"/>
     <w:p>
       <w:pPr>
         <w:pStyle w:val="Heading2"/>
@@ -6428,8 +6428,8 @@
         <w:t xml:space="preserve">) re-runs the work on a healthy replica; that is functional recomputation under the same doorbell discipline, not bit-exact replay of the failed node’s memory contents. The machine guarantees determinism of the fabric and of computation given a memory snapshot; soft errors in memory are handled statistically by scrub and retry, not claimed away.</w:t>
       </w:r>
     </w:p>
-    <w:bookmarkEnd w:id="24"/>
-    <w:bookmarkStart w:id="27" w:name="sec:2.11"/>
+    <w:bookmarkEnd w:id="35"/>
+    <w:bookmarkStart w:id="38" w:name="sec:2.11"/>
     <w:p>
       <w:pPr>
         <w:pStyle w:val="Heading2"/>
@@ -6438,7 +6438,7 @@
         <w:t xml:space="preserve">2.11 Target Workloads</w:t>
       </w:r>
     </w:p>
-    <w:bookmarkStart w:id="25" w:name="sec:2.11.1"/>
+    <w:bookmarkStart w:id="36" w:name="sec:2.11.1"/>
     <w:p>
       <w:pPr>
         <w:pStyle w:val="Heading3"/>
@@ -6747,8 +6747,8 @@
         <w:t xml:space="preserve">All five pass the full verification suite (byte-exact delivery, doorbell accounting, kernel correctness, latency bounds) on the default chassis.</w:t>
       </w:r>
     </w:p>
-    <w:bookmarkEnd w:id="25"/>
-    <w:bookmarkStart w:id="26" w:name="sec:2.11.2"/>
+    <w:bookmarkEnd w:id="36"/>
+    <w:bookmarkStart w:id="37" w:name="sec:2.11.2"/>
     <w:p>
       <w:pPr>
         <w:pStyle w:val="Heading3"/>
@@ -6847,9 +6847,9 @@
         <w:t xml:space="preserve">The compiler selects among these patterns during its route-planning stage: it computes each message’s source-destination pair, checks whether the pair shares a layer (dimension-order suffices), and otherwise inserts spine hops into the source-routed header. No runtime routing decisions exist in the fabric itself—every flit carries its complete route from the moment of injection.</w:t>
       </w:r>
     </w:p>
-    <w:bookmarkEnd w:id="26"/>
-    <w:bookmarkEnd w:id="27"/>
-    <w:bookmarkStart w:id="28" w:name="sec:2.12"/>
+    <w:bookmarkEnd w:id="37"/>
+    <w:bookmarkEnd w:id="38"/>
+    <w:bookmarkStart w:id="39" w:name="sec:2.12"/>
     <w:p>
       <w:pPr>
         <w:pStyle w:val="Heading2"/>
@@ -7114,8 +7114,8 @@
         <w:t xml:space="preserve">For interactive inference (chat, code generation, retrieval-augmented generation), the architecture includes an LLM inference client that handles tokenization, prefill, autoregressive generation, and temperature/nucleus sampling. The client boots the firmware, builds a vocabulary from the model’s tokenizer configuration, and generates tokens one at a time: each token triggers a prefill phase (all layers, all experts) followed by an autoregressive phase (cached KV state, reduced compute). The sampling pipeline computes softmax over the logit vector with numerical stability (max-subtraction trick), applies temperature scaling, sorts by probability, and selects via nucleus (top-p) sampling, all running on the host with the results dispatched to the chassis as token directives. The client tracks per-inference statistics—tokens generated, prefill tokens, total dispatches, MoE and dense dispatches, KV store/load/eviction operations—and reports compute unit utilization across the chassis. Token encoding on the wire varies by data type: 2 bytes for BF16 and FP16, 4 bytes for FP32, and 8 bytes for FP64.</w:t>
       </w:r>
     </w:p>
-    <w:bookmarkEnd w:id="28"/>
-    <w:bookmarkStart w:id="29" w:name="sec:2.13"/>
+    <w:bookmarkEnd w:id="39"/>
+    <w:bookmarkStart w:id="40" w:name="sec:2.13"/>
     <w:p>
       <w:pPr>
         <w:pStyle w:val="Heading2"/>
@@ -7180,8 +7180,8 @@
         <w:t xml:space="preserve">).</w:t>
       </w:r>
     </w:p>
-    <w:bookmarkEnd w:id="29"/>
-    <w:bookmarkStart w:id="30" w:name="sec:2.14"/>
+    <w:bookmarkEnd w:id="40"/>
+    <w:bookmarkStart w:id="41" w:name="sec:2.14"/>
     <w:p>
       <w:pPr>
         <w:pStyle w:val="Heading2"/>
@@ -7235,8 +7235,8 @@
         <w:t xml:space="preserve">hold.</w:t>
       </w:r>
     </w:p>
-    <w:bookmarkEnd w:id="30"/>
-    <w:bookmarkStart w:id="31" w:name="sec:2.15"/>
+    <w:bookmarkEnd w:id="41"/>
+    <w:bookmarkStart w:id="42" w:name="sec:2.15"/>
     <w:p>
       <w:pPr>
         <w:pStyle w:val="Heading2"/>
@@ -7530,8 +7530,8 @@
         <w:t xml:space="preserve">assigns it statically). Each slice’s testbench injects from a stimulus file, applies per-node backpressure (each DMA sink accepts one byte in N cycles, N fixed per scenario), and terminates adaptively: it finishes 200 cycles after the last transition on any fabric wire, with a watchdog at 64 times the injected byte count for pathological stalls.</w:t>
       </w:r>
     </w:p>
-    <w:bookmarkEnd w:id="31"/>
-    <w:bookmarkStart w:id="32" w:name="sec:2.16"/>
+    <w:bookmarkEnd w:id="42"/>
+    <w:bookmarkStart w:id="43" w:name="sec:2.16"/>
     <w:p>
       <w:pPr>
         <w:pStyle w:val="Heading2"/>
@@ -7876,8 +7876,44 @@
         <w:t xml:space="preserve">—not claimed away.</w:t>
       </w:r>
     </w:p>
-    <w:bookmarkEnd w:id="32"/>
-    <w:bookmarkStart w:id="34" w:name="sec:2.17"/>
+    <w:p>
+      <w:pPr>
+        <w:pStyle w:val="BodyText"/>
+      </w:pPr>
+      <w:r>
+        <w:t xml:space="preserve">Generation portability. The controller’s bus contract—valid/ready acceptance, CAS-latency wait, one response per transaction—is deliberately the only interface its consumers see, which makes it portable across DRAM generations. Three behavioral PHY variants in the repository pin this down: an LPDDR5 profile (four banks, CAS 16, tRCD 4, tRP 3, tRAS 8, 3.9</w:t>
+      </w:r>
+      <w:r>
+        <w:t xml:space="preserve"> </w:t>
+      </w:r>
+      <m:oMath>
+        <m:r>
+          <m:t>μ</m:t>
+        </m:r>
+      </m:oMath>
+      <w:r>
+        <w:t xml:space="preserve">s refresh), an LPDDR5X profile (CAS 14, tRCD 3, tRP 2, tRAS 7), and the flagship LPDDR6 flat-bank profile (CAS 4). Each is exercised by a self-checking testbench that polls the ready strobe rather than assuming fixed delays (tb_lpddr5_phy.v, tb_lpddr5x_phy.v, tb_lpddr6_phy.v). A deployment selects the module class by synthesis-time parameter; the MAC array, doorbell DMA, and firmware are untouched—the same generation-agnostic claim Section</w:t>
+      </w:r>
+      <w:r>
+        <w:t xml:space="preserve"> </w:t>
+      </w:r>
+      <w:hyperlink w:anchor="sec:3.7">
+        <w:r>
+          <w:rPr>
+            <w:rStyle w:val="Hyperlink"/>
+          </w:rPr>
+          <w:t xml:space="preserve">3.7</w:t>
+        </w:r>
+      </w:hyperlink>
+      <w:r>
+        <w:t xml:space="preserve"> </w:t>
+      </w:r>
+      <w:r>
+        <w:t xml:space="preserve">machine-checks for SODIMM classes, extended to the LPDDR5/5X/6 CAMM2 ladder.</w:t>
+      </w:r>
+    </w:p>
+    <w:bookmarkEnd w:id="43"/>
+    <w:bookmarkStart w:id="45" w:name="sec:2.17"/>
     <w:p>
       <w:pPr>
         <w:pStyle w:val="Heading2"/>
@@ -7984,7 +8020,7 @@
         <w:t xml:space="preserve">The current RTL implements the RV32IMA baseline as a proof of concept; production silicon upgrades to RV32IMAFC (adding compressed instructions and single/double-precision floating point) to meet the NOMMU Linux requirement. The C firmware port targets both deployment modes: bare-metal static allocation for deterministic boot-time behavior, and a NOMMU Linux userspace daemon for operational flexibility.</w:t>
       </w:r>
     </w:p>
-    <w:bookmarkStart w:id="33" w:name="sec:2.17.1"/>
+    <w:bookmarkStart w:id="44" w:name="sec:2.17.1"/>
     <w:p>
       <w:pPr>
         <w:pStyle w:val="Heading3"/>
@@ -8058,6 +8094,73 @@
         <w:pStyle w:val="BodyText"/>
       </w:pPr>
       <w:r>
+        <w:t xml:space="preserve">The RTL ships four SoC tiers sharing the CPU and bus fabric, so a deployment scales the management plane without changing firmware structure above the register layer. The BMC tier (bmc_router_top.v) is the five-region minimal map above. The MCU tier (router_mcu.v) drops the CLINT for pure bare-metal dispatch loops. The MoE SBC tier (router_sbc_moe.v) adds a 64 KB BF16 gating SRAM, an on-chip systolic array, and the moe_gating unit so expert selection runs in silicon next to the dispatcher. The general SBC tier (router_sbc.v) is the full machine: SRAM at 0x4000_0000 sized by one synthesis-time parameter over a 500 KB–32 MB range (bare-metal dispatch loops at the bottom of the range; trimmed Linux tinyconfig or seL4 images at 1–4 MB; Linux plus CPython userland at 16 MB), a 1 GB LPDDR5 DRAM window at 0x8000_0000 whose behavioral controller models row-activate plus CAS latency as a programmable parameter, a PCIe Gen5 x16 endpoint at 0xC000_0000, an NVMe storage controller at 0xD000_0000, and the PNM window at 0xF000_0000. Each tier passes its own self-checking testbench (tb_bmc_router.v, tb_router_mcu.v, tb_router_sbc_moe.v, tb_router_sbc.v).</w:t>
+      </w:r>
+    </w:p>
+    <w:p>
+      <w:pPr>
+        <w:pStyle w:val="BodyText"/>
+      </w:pPr>
+      <w:r>
+        <w:t xml:space="preserve">Two of the SBC-tier blocks deserve specification because they change what the router chip can do unaided. The PCIe Gen5 x16 PHY (pcie_phy.v) terminates the host uplink of Section</w:t>
+      </w:r>
+      <w:r>
+        <w:t xml:space="preserve"> </w:t>
+      </w:r>
+      <w:hyperlink w:anchor="sec:4.2">
+        <w:r>
+          <w:rPr>
+            <w:rStyle w:val="Hyperlink"/>
+          </w:rPr>
+          <w:t xml:space="preserve">4.2</w:t>
+        </w:r>
+      </w:hyperlink>
+      <w:r>
+        <w:t xml:space="preserve"> </w:t>
+      </w:r>
+      <w:r>
+        <w:t xml:space="preserve">in silicon rather than as a paper abstraction: an LTSSM walks Detect through L0, posted/completion headers stage through a completion FIFO whose pop is deferred one cycle to keep the ready/valid contract under spine backpressure (the exact bug class Section HIGH-11 of the audit log documents fixing), and a loopback parameter drives link bring-up without a live host—verified by twelve self-checking scenarios in tb_pcie_phy.v. The NVMe storage controller (nvme_ctrl.v) attaches commodity M.2/U.2 SSDs behind a 64-deep command queue and 512-byte block engine, giving the router chip a persistence tier the fabric nodes deliberately lack: boot images and rootfs survive power cycles without re-streaming from the host, KV-cache offload spills to local flash instead of crossing the PCIe uplink, and the C firmware’s block driver (pnm_nvme.c) plus Lustre striping client (pnm_lustre.c) speak the same registers from userland or bare metal. The result is a management plane that boots standalone—POST, routing tables, weights—while every byte of compute state remains in the chassis’s commodity DRAM pools where Sections</w:t>
+      </w:r>
+      <w:r>
+        <w:t xml:space="preserve"> </w:t>
+      </w:r>
+      <w:hyperlink w:anchor="sec:2.4">
+        <w:r>
+          <w:rPr>
+            <w:rStyle w:val="Hyperlink"/>
+          </w:rPr>
+          <w:t xml:space="preserve">2.4</w:t>
+        </w:r>
+      </w:hyperlink>
+      <w:r>
+        <w:t xml:space="preserve"> </w:t>
+      </w:r>
+      <w:r>
+        <w:t xml:space="preserve">and</w:t>
+      </w:r>
+      <w:r>
+        <w:t xml:space="preserve"> </w:t>
+      </w:r>
+      <w:hyperlink w:anchor="sec:2.16">
+        <w:r>
+          <w:rPr>
+            <w:rStyle w:val="Hyperlink"/>
+          </w:rPr>
+          <w:t xml:space="preserve">2.16</w:t>
+        </w:r>
+      </w:hyperlink>
+      <w:r>
+        <w:t xml:space="preserve"> </w:t>
+      </w:r>
+      <w:r>
+        <w:t xml:space="preserve">place it.</w:t>
+      </w:r>
+    </w:p>
+    <w:p>
+      <w:pPr>
+        <w:pStyle w:val="BodyText"/>
+      </w:pPr>
+      <w:r>
         <w:t xml:space="preserve">The PNM router engine is a simplified version of the router_chip.v fabric controller, driven by CPU register writes instead of a host PCIe stream. It implements a flit builder with CRC-16/CCITT-FALSE integrity checking, matching the fabric’s wire format (Section</w:t>
       </w:r>
       <w:r>
@@ -8164,9 +8267,9 @@
         <w:t xml:space="preserve">); all three generations pass identically, which is the machine-checked form of the claim that the chassis software stack is memory-generation agnostic. Where the deskside tier needs the controller itself rather than its timing alone, sodimm_ctrl.v implements a real banked DDR controller behind the identical bus contract: a per-bank open-row tracker drives activate/precharge/CAS micro-sequences under enforced tRAS, so a row hit costs CAS latency, a miss adds tRCD, a conflict adds tRP+tRCD, and refresh closes every bank while never dropping an accepted command; tb_sodimm_ctrl.v checks those three latencies in closed form across DDR4-class and DDR5-class profiles, along with byte-enable masking and refresh-storm integrity.</w:t>
       </w:r>
     </w:p>
-    <w:bookmarkEnd w:id="33"/>
-    <w:bookmarkEnd w:id="34"/>
-    <w:bookmarkStart w:id="35" w:name="sec:2.18"/>
+    <w:bookmarkEnd w:id="44"/>
+    <w:bookmarkEnd w:id="45"/>
+    <w:bookmarkStart w:id="46" w:name="sec:2.18"/>
     <w:p>
       <w:pPr>
         <w:pStyle w:val="Heading2"/>
@@ -8303,8 +8406,8 @@
         <w:t xml:space="preserve">add per-population wire delay into the closed-form latency expression as a compile-time constant rather than a statistical spread: each populated segment contributes exactly its configured delay, and the co-simulation’s hop accounting already treats every such segment as one cycle of the closed form.</w:t>
       </w:r>
     </w:p>
-    <w:bookmarkEnd w:id="35"/>
-    <w:bookmarkStart w:id="36" w:name="sec:2.19"/>
+    <w:bookmarkEnd w:id="46"/>
+    <w:bookmarkStart w:id="47" w:name="sec:2.19"/>
     <w:p>
       <w:pPr>
         <w:pStyle w:val="Heading2"/>
@@ -8411,9 +8514,9 @@
         <w:t xml:space="preserve">on arrival (the shared crc16 engine) and refuses corrupt frames exactly as a node doorbell would, keeping silent corruption from propagating into a second chassis. A six-scenario testbench (tb_optical_link.v) pins the model down: exact idle-link latency, 200-word burst framing alignment against a scoreboard, a 600-word back-to-back flood delivered with zero loss, sparse packets separated by idle gaps and held in order, an asynchronous 100 MHz-to-80 MHz clock-domain crossing under sustained overload that observes transmit ready deassert, and simultaneous bidirectional traffic across the pair.</w:t>
       </w:r>
     </w:p>
-    <w:bookmarkEnd w:id="36"/>
-    <w:bookmarkEnd w:id="37"/>
-    <w:bookmarkStart w:id="46" w:name="sec:results"/>
+    <w:bookmarkEnd w:id="47"/>
+    <w:bookmarkEnd w:id="48"/>
+    <w:bookmarkStart w:id="57" w:name="sec:results"/>
     <w:p>
       <w:pPr>
         <w:pStyle w:val="Heading1"/>
@@ -8461,7 +8564,7 @@
         <w:t xml:space="preserve">.</w:t>
       </w:r>
     </w:p>
-    <w:bookmarkStart w:id="39" w:name="sec:3.1"/>
+    <w:bookmarkStart w:id="50" w:name="sec:3.1"/>
     <w:p>
       <w:pPr>
         <w:pStyle w:val="Heading2"/>
@@ -8757,7 +8860,7 @@
         <w:t xml:space="preserve">)</w:t>
       </w:r>
     </w:p>
-    <w:bookmarkStart w:id="38" w:name="sec:3.1.1"/>
+    <w:bookmarkStart w:id="49" w:name="sec:3.1.1"/>
     <w:p>
       <w:pPr>
         <w:pStyle w:val="Heading3"/>
@@ -8841,9 +8944,9 @@
         <w:t xml:space="preserve">bounds each hop regardless of which experts the gate selects. Nothing in the configuration is specific to this model family: the compiler re-derives placements, bitmaps, and dispatch plans from any config.json/safetensors pair, which is what makes the appliance a configuration of the architecture rather than a distinct machine.</w:t>
       </w:r>
     </w:p>
-    <w:bookmarkEnd w:id="38"/>
-    <w:bookmarkEnd w:id="39"/>
-    <w:bookmarkStart w:id="40" w:name="sec:3.2"/>
+    <w:bookmarkEnd w:id="49"/>
+    <w:bookmarkEnd w:id="50"/>
+    <w:bookmarkStart w:id="51" w:name="sec:3.2"/>
     <w:p>
       <w:pPr>
         <w:pStyle w:val="Heading2"/>
@@ -9381,8 +9484,8 @@
         <w:t xml:space="preserve">. MoE expert weight-streaming sits near 1–2 FLOP/byte per token—below the 3.0 FP16 balance and far below the 6.0 INT8 balance, so MoE is bandwidth-bound on the precision it actually runs, even at the top of its intensity range. Performance is therefore limited by the LPDDR6 bus, never by the MAC array, for both flagship workloads. This is the load-bearing argument for DUV: a 14 nm or 28 nm array already saturates the memory it is attached to.</w:t>
       </w:r>
     </w:p>
-    <w:bookmarkEnd w:id="40"/>
-    <w:bookmarkStart w:id="41" w:name="sec:3.3"/>
+    <w:bookmarkEnd w:id="51"/>
+    <w:bookmarkStart w:id="52" w:name="sec:3.3"/>
     <w:p>
       <w:pPr>
         <w:pStyle w:val="Heading2"/>
@@ -9623,8 +9726,8 @@
         <w:t xml:space="preserve">, and the 2025–26 spot prices used here reflect a shortage-driven spike; but the structural factors—commodity modules versus interposer-bound stacks, mature-node DUV versus EUV, standard packaging versus advanced integration—persist across market cycles. The advantage is architectural, not a bet on a particular price point.</w:t>
       </w:r>
     </w:p>
-    <w:bookmarkEnd w:id="41"/>
-    <w:bookmarkStart w:id="42" w:name="sec:3.4"/>
+    <w:bookmarkEnd w:id="52"/>
+    <w:bookmarkStart w:id="53" w:name="sec:3.4"/>
     <w:p>
       <w:pPr>
         <w:pStyle w:val="Heading2"/>
@@ -9950,8 +10053,8 @@
         <w:t xml:space="preserve">per-hop delay plus message bytes divided by the link rate; the co-simulation checks the hop-count and serialization terms exactly and treats contention as a separate, compile-time-scheduled term.</w:t>
       </w:r>
     </w:p>
-    <w:bookmarkEnd w:id="42"/>
-    <w:bookmarkStart w:id="43" w:name="sec:3.5"/>
+    <w:bookmarkEnd w:id="53"/>
+    <w:bookmarkStart w:id="54" w:name="sec:3.5"/>
     <w:p>
       <w:pPr>
         <w:pStyle w:val="Heading2"/>
@@ -10256,8 +10359,8 @@
         <w:t xml:space="preserve">: exact multi-stage latency, a 200-packet/1,408-byte stream delivered byte-exact in order, and triple-link activity counters matching injection counts.</w:t>
       </w:r>
     </w:p>
-    <w:bookmarkEnd w:id="43"/>
-    <w:bookmarkStart w:id="44" w:name="sec:3.6"/>
+    <w:bookmarkEnd w:id="54"/>
+    <w:bookmarkStart w:id="55" w:name="sec:3.6"/>
     <w:p>
       <w:pPr>
         <w:pStyle w:val="Heading2"/>
@@ -10814,7 +10917,21 @@
         </w:r>
       </w:hyperlink>
       <w:r>
-        <w:t xml:space="preserve">). Unlike the compute nodes, which are fixed-function MAC ASICs, the router chip is fully programmable—it runs firmware from on-chip ROM, handles PCIe host uplinks, performs POST discovery, evaluates MoE gating networks, and dispatches tokens into the fabric. The router die is smaller than the compute die (no MAC array, no LPDDR6 PHY), uses the same mature-node process, and is socketed and cold-swappable for serviceability.</w:t>
+        <w:t xml:space="preserve">). Unlike the compute nodes, which are fixed-function MAC ASICs, the router chip is fully programmable—it runs firmware from on-chip ROM, handles PCIe Gen5 x16 host uplinks through its integrated PHY (Section</w:t>
+      </w:r>
+      <w:r>
+        <w:t xml:space="preserve"> </w:t>
+      </w:r>
+      <w:hyperlink w:anchor="sec:4.2">
+        <w:r>
+          <w:rPr>
+            <w:rStyle w:val="Hyperlink"/>
+          </w:rPr>
+          <w:t xml:space="preserve">4.2</w:t>
+        </w:r>
+      </w:hyperlink>
+      <w:r>
+        <w:t xml:space="preserve">), performs POST discovery, evaluates MoE gating networks, attaches NVMe storage for its own persistence tier, and dispatches tokens into the fabric. The router die is smaller than the compute die (no MAC array, no 192-bit LPDDR6 PHY; its DRAM interface is a single LPDDR5-class controller window sized in hundreds of megabytes), uses the same mature-node process, carries an SRAM bank synthesized anywhere in a 500 KB–32 MB range by board tier, and is socketed and cold-swappable for serviceability.</w:t>
       </w:r>
     </w:p>
     <w:p>
@@ -10894,13 +11011,13 @@
         <w:t xml:space="preserve"> </w:t>
       </w:r>
       <w:r>
-        <w:t xml:space="preserve">fp32_alu | FP32 | 1–25 cycles | ALU (ADD/SUB/MUL/DIV/MIN/MAX/CMP) | Layer norm, softmax, activation functions</w:t>
-      </w:r>
-      <w:r>
-        <w:t xml:space="preserve"> </w:t>
-      </w:r>
-      <w:r>
-        <w:t xml:space="preserve">int8_mac | INT8 | 1 cycle | Multiply-Accumulate | Quantized inference, INT8 weight-stationary kernels</w:t>
+        <w:t xml:space="preserve">fp32_alu | FP32 | 3–25 cycles | ALU (ADD/SUB/MUL/DIV/MIN/MAX/CMP) | Layer norm, softmax, activation functions</w:t>
+      </w:r>
+      <w:r>
+        <w:t xml:space="preserve"> </w:t>
+      </w:r>
+      <w:r>
+        <w:t xml:space="preserve">int8_mac | INT8 | 2 cycles | Multiply-Accumulate | Quantized inference, INT8 weight-stationary kernels</w:t>
       </w:r>
     </w:p>
     <w:p>
@@ -10908,7 +11025,7 @@
         <w:pStyle w:val="BodyText"/>
       </w:pPr>
       <w:r>
-        <w:t xml:space="preserve">The ‘fp32_alu‘ unit deserves particular attention: it provides the division operation that the FMA units lack, and division is essential for normalization layers (layer norm, batch norm, softmax denominator). The ALU implements restoring binary long division with a 25-cycle latency, alongside single-cycle MIN/MAX/CMP and 4-cycle FMA-path ADD/SUB/MUL. A dedicated ‘fp32_alu_chip‘ wrapper integrates the ALU with the PNM fabric’s AXI-Stream interface: it deserializes 4-byte FP32 operands from the flit byte stream, feeds them to the ALU, and serializes the result back, all while running the CRC half of the doorbell discipline in hardware. This chip is the compute unit that sits behind the PE tile stub (Section</w:t>
+        <w:t xml:space="preserve">The ‘fp32_alu‘ unit deserves particular attention: it provides the division operation that the FMA units lack, and division is essential for normalization layers (layer norm, batch norm, softmax denominator). The ALU implements restoring binary long division with a 25-cycle latency, alongside 3-cycle MIN/MAX/CMP and 4-cycle FMA-path ADD/SUB/MUL. A dedicated ‘fp32_alu_chip‘ wrapper integrates the ALU with the PNM fabric’s AXI-Stream interface: it deserializes 4-byte FP32 operands from the flit byte stream, feeds them to the ALU, and serializes the result back, all while running the CRC half of the doorbell discipline in hardware. This chip is the compute unit that sits behind the PE tile stub (Section</w:t>
       </w:r>
       <w:r>
         <w:t xml:space="preserve"> </w:t>
@@ -10978,8 +11095,8 @@
         <w:t xml:space="preserve">possible.</w:t>
       </w:r>
     </w:p>
-    <w:bookmarkEnd w:id="44"/>
-    <w:bookmarkStart w:id="45" w:name="sec:3.7"/>
+    <w:bookmarkEnd w:id="55"/>
+    <w:bookmarkStart w:id="56" w:name="sec:3.7"/>
     <w:p>
       <w:pPr>
         <w:pStyle w:val="Heading2"/>
@@ -11220,9 +11337,9 @@
         <w:t xml:space="preserve">$1M, 10 kW board stack rather than an interposer-bound accelerator tray, so scale-out economics inherit the commodity-memory advantage rather than diluting it.</w:t>
       </w:r>
     </w:p>
-    <w:bookmarkEnd w:id="45"/>
-    <w:bookmarkEnd w:id="46"/>
-    <w:bookmarkStart w:id="52" w:name="sec:discussion"/>
+    <w:bookmarkEnd w:id="56"/>
+    <w:bookmarkEnd w:id="57"/>
+    <w:bookmarkStart w:id="64" w:name="sec:discussion"/>
     <w:p>
       <w:pPr>
         <w:pStyle w:val="Heading1"/>
@@ -11231,7 +11348,7 @@
         <w:t xml:space="preserve">Discussion</w:t>
       </w:r>
     </w:p>
-    <w:bookmarkStart w:id="47" w:name="sec:4.1"/>
+    <w:bookmarkStart w:id="58" w:name="sec:4.1"/>
     <w:p>
       <w:pPr>
         <w:pStyle w:val="Heading2"/>
@@ -11276,8 +11393,8 @@
         <w:t xml:space="preserve">); (4) re-export the amended schema at the next batch boundary. Routing tables are immutable within a boot session, so step (4) is a controller-coordinated reload, not runtime adaptation: the router regenerates the AOT tables against the amended schema and loads them during the batch boundary, when the fabric is quiet. The chassis continues in degraded mode with no restart. A failed spine lane is handled at the physical layer—periodic link re-training excludes the dead lane and the remaining lanes re-lane transparently—so routing tables need no change for lane degradation; total spine failure partitions the chassis (the Conclusion section).</w:t>
       </w:r>
     </w:p>
-    <w:bookmarkEnd w:id="47"/>
-    <w:bookmarkStart w:id="48" w:name="sec:4.2"/>
+    <w:bookmarkEnd w:id="58"/>
+    <w:bookmarkStart w:id="59" w:name="sec:4.2"/>
     <w:p>
       <w:pPr>
         <w:pStyle w:val="Heading2"/>
@@ -11319,8 +11436,8 @@
         <w:t xml:space="preserve">—well below uplink and spine capacity. The host never touches the compute fabric directly.</w:t>
       </w:r>
     </w:p>
-    <w:bookmarkEnd w:id="48"/>
-    <w:bookmarkStart w:id="49" w:name="sec:4.3"/>
+    <w:bookmarkEnd w:id="59"/>
+    <w:bookmarkStart w:id="60" w:name="sec:4.3"/>
     <w:p>
       <w:pPr>
         <w:pStyle w:val="Heading2"/>
@@ -11446,8 +11563,8 @@
         <w:t xml:space="preserve">).</w:t>
       </w:r>
     </w:p>
-    <w:bookmarkEnd w:id="49"/>
-    <w:bookmarkStart w:id="50" w:name="sec:4.4"/>
+    <w:bookmarkEnd w:id="60"/>
+    <w:bookmarkStart w:id="61" w:name="sec:4.4"/>
     <w:p>
       <w:pPr>
         <w:pStyle w:val="Heading2"/>
@@ -11588,8 +11705,8 @@
         <w:t xml:space="preserve">); a router failure halts dispatch until the spare is in place.</w:t>
       </w:r>
     </w:p>
-    <w:bookmarkEnd w:id="50"/>
-    <w:bookmarkStart w:id="51" w:name="sec:4.5"/>
+    <w:bookmarkEnd w:id="61"/>
+    <w:bookmarkStart w:id="62" w:name="sec:4.5"/>
     <w:p>
       <w:pPr>
         <w:pStyle w:val="Heading2"/>
@@ -11893,23 +12010,108 @@
         <w:t xml:space="preserve">—then frees fabrication capacity back toward commodity DRAM as the mix shifts. Training retains HBM’s bandwidth economics; inference—the majority—moves to capacity economics, where commodity modules with no interposer dependency and mature-node yields above 90% dominate on both physical and economic grounds. The memory market bifurcates, and this machine is built for the inference half.</w:t>
       </w:r>
     </w:p>
+    <w:bookmarkEnd w:id="62"/>
+    <w:bookmarkStart w:id="63" w:name="sec:4.6"/>
+    <w:p>
+      <w:pPr>
+        <w:pStyle w:val="Heading2"/>
+      </w:pPr>
+      <w:r>
+        <w:t xml:space="preserve">4.6 Security posture, design-for-test, and manufacturing readiness</w:t>
+      </w:r>
+    </w:p>
+    <w:p>
+      <w:pPr>
+        <w:pStyle w:val="FirstParagraph"/>
+      </w:pPr>
+      <w:r>
+        <w:t xml:space="preserve">The security model follows from the same property that makes the fabric verifiable: state lives in exactly one place. Compute nodes hold no secrets and no mutable control state—their only configuration is the POST-loaded routing bitmap and kernel constants—so there is nothing on a node to escalate against, and the lxy_repeater’s hardwired bitmask barrier (Section</w:t>
+      </w:r>
+      <w:r>
+        <w:t xml:space="preserve"> </w:t>
+      </w:r>
+      <w:hyperlink w:anchor="sec:2.1">
+        <w:r>
+          <w:rPr>
+            <w:rStyle w:val="Hyperlink"/>
+          </w:rPr>
+          <w:t xml:space="preserve">2.1</w:t>
+        </w:r>
+      </w:hyperlink>
+      <w:r>
+        <w:t xml:space="preserve">) doubles as a hardware isolation boundary no firmware can reconfigure because no such register exists</w:t>
+      </w:r>
+      <w:r>
+        <w:t xml:space="preserve">. The attack surface concentrates on the router chip, which the RTL addresses at four layers. First, secure boot: the 64 KB boot ROM is mask-programmed (combinational, unwritable by construction), and the firmware image it chains to is hash-verified before the CLINT timer or PNM window is released to user code. Second, privilege separation: the RV32 core implements machine-mode CSRs plus physical memory protection (PMP), and the seL4 deployment option (Section</w:t>
+      </w:r>
+      <w:r>
+        <w:t xml:space="preserve"> </w:t>
+      </w:r>
+      <w:hyperlink w:anchor="sec:2.17">
+        <w:r>
+          <w:rPr>
+            <w:rStyle w:val="Hyperlink"/>
+          </w:rPr>
+          <w:t xml:space="preserve">2.17</w:t>
+        </w:r>
+      </w:hyperlink>
+      <w:r>
+        <w:t xml:space="preserve">) replaces the monolithic kernel with a formally verified microkernel whose capability system mediates every device-frame mapping—the root task cannot touch UART or PNM registers without an explicit capability grant. Third, debug lockdown: the JTAG TAP present for bring-up fuses into a locked state at production, with re-entry requiring a signed challenge over the host PCIe link. Fourth, sideband integrity: NODE_ERR and TOPOLOGY_RDY travel on physically separate wires (Section</w:t>
+      </w:r>
+      <w:r>
+        <w:t xml:space="preserve"> </w:t>
+      </w:r>
+      <w:hyperlink w:anchor="sec:2.4">
+        <w:r>
+          <w:rPr>
+            <w:rStyle w:val="Hyperlink"/>
+          </w:rPr>
+          <w:t xml:space="preserve">2.4</w:t>
+        </w:r>
+      </w:hyperlink>
+      <w:r>
+        <w:t xml:space="preserve">) that no data-path fault can mask, so fault injection on the NoB cannot silence the error channel that Section</w:t>
+      </w:r>
+      <w:r>
+        <w:t xml:space="preserve"> </w:t>
+      </w:r>
+      <w:hyperlink w:anchor="sec:4.1">
+        <w:r>
+          <w:rPr>
+            <w:rStyle w:val="Hyperlink"/>
+          </w:rPr>
+          <w:t xml:space="preserve">4.1</w:t>
+        </w:r>
+      </w:hyperlink>
+      <w:r>
+        <w:t xml:space="preserve">’s recovery protocol depends on.</w:t>
+      </w:r>
+    </w:p>
     <w:p>
       <w:pPr>
         <w:pStyle w:val="BodyText"/>
       </w:pPr>
       <w:r>
-        <w:t xml:space="preserve">The structural consequence is that HBM demand is coupled to exactly the workload class where this architecture substitutes commodity DRAM. Every inference token served on LPDDR6 displaces an HBM-resident weight read; because inference is the majority and fastest-growing share of AI compute</w:t>
-      </w:r>
-      <w:r>
-        <w:t xml:space="preserve">, serving that share on capacity-optimized memory slows the industry’s HBM demand growth. HBM’s disproportionate wafer footprint—the proximate cause of the 2025–26 DRAM shortage and its price spike</w:t>
-      </w:r>
-      <w:r>
-        <w:t xml:space="preserve">—then frees fabrication capacity back toward commodity DRAM as the mix shifts. Training retains HBM’s bandwidth economics; inference—the majority—moves to capacity economics, where commodity modules with no interposer dependency and mature-node yields above 90% dominate on both physical and economic grounds. The memory market bifurcates, and this machine is built for the inference half.</w:t>
-      </w:r>
-    </w:p>
-    <w:bookmarkEnd w:id="51"/>
-    <w:bookmarkEnd w:id="52"/>
-    <w:bookmarkStart w:id="53" w:name="sec:conclusion"/>
+        <w:t xml:space="preserve">Design-for-test follows the same concentration principle. Both dies carry a JTAG TAP; the router SoC adds a scan-mode override on its clock-gating cells (the latch-based gate passes the test clock unconditionally when scan_en asserts, so gated domains remain observable during scan shift), and every asynchronous reset crossing passes through a two-flop synchronizer (rst_sync.v) so reset-domain crossings are scan-compatible rather than metastability hazards. On-chip memories—router SRAM, node elastic buffers—are reached by a bounded MBIST sequence run from ROM before POST Phase 1, so a bad SRAM word never reaches the topology inventory. The PHY blocks self-test through loopback: the PCIe endpoint’s LOOPBACK parameter drives LTSSM through lane bring-up with no external partner, and the optical links’ CRC-on-arrival check (Section</w:t>
+      </w:r>
+      <w:r>
+        <w:t xml:space="preserve"> </w:t>
+      </w:r>
+      <w:hyperlink w:anchor="sec:2.19">
+        <w:r>
+          <w:rPr>
+            <w:rStyle w:val="Hyperlink"/>
+          </w:rPr>
+          <w:t xml:space="preserve">2.19</w:t>
+        </w:r>
+      </w:hyperlink>
+      <w:r>
+        <w:t xml:space="preserve">) doubles as an in-field signal-integrity monitor. Manufacturing hand-off artifacts ship alongside the RTL rather than after it: SDC timing constraints for the 100 MHz reference domain with false paths enumerated for the combinational ROM/SRAM reads and async resets (pnm_soc.sdc), a device tree source describing the full router-chip memory map for NOMMU Linux boot (pnm_soc.dts), and the assembly schema of the companion repository that composes verified modules into board-level netlists. What remains vendor-dependent—SerDes analog characterization, package bond maps, floorplan extraction—is explicitly outside the RTL’s claims, consistent with this paper’s practice of labeling engineering estimates rather than claiming them away.</w:t>
+      </w:r>
+    </w:p>
+    <w:bookmarkEnd w:id="63"/>
+    <w:bookmarkEnd w:id="64"/>
+    <w:bookmarkStart w:id="65" w:name="sec:conclusion"/>
     <w:p>
       <w:pPr>
         <w:pStyle w:val="Heading1"/>
@@ -11977,8 +12179,8 @@
         <w:t xml:space="preserve">, the build and simulation code under AGPL-3.0-or-later, and this manuscript under CC BY-SA 4.0.</w:t>
       </w:r>
     </w:p>
-    <w:bookmarkEnd w:id="53"/>
-    <w:bookmarkStart w:id="54" w:name="sec:acknowledgments"/>
+    <w:bookmarkEnd w:id="65"/>
+    <w:bookmarkStart w:id="66" w:name="sec:acknowledgments"/>
     <w:p>
       <w:pPr>
         <w:pStyle w:val="Heading1"/>
@@ -12371,12 +12573,8 @@
         <w:t xml:space="preserve">JEDEC Solid State Technology Association. Double data rate 5 (DDR5) SDRAM standard. JESD79-5C, 2024.</w:t>
       </w:r>
     </w:p>
-    <w:bookmarkEnd w:id="54"/>
-    <w:sectPr>
-      <w:footnotePr>
-        <w:numRestart w:val="eachSect"/>
-      </w:footnotePr>
-    </w:sectPr>
+    <w:bookmarkEnd w:id="66"/>
+    <w:sectPr/>
   </w:body>
 </w:document>
 </file>
@@ -12548,6 +12746,8 @@
     </w:pPr>
     <w:rPr>
       <w:rFonts w:asciiTheme="majorHAnsi" w:cstheme="majorBidi" w:eastAsiaTheme="majorEastAsia" w:hAnsiTheme="majorHAnsi"/>
+      <w:spacing w:val="-10"/>
+      <w:kern w:val="28"/>
       <w:sz w:val="56"/>
       <w:szCs w:val="56"/>
     </w:rPr>
@@ -12560,6 +12760,8 @@
     <w:rsid w:val="00A10FD9"/>
     <w:rPr>
       <w:rFonts w:asciiTheme="majorHAnsi" w:cstheme="majorBidi" w:eastAsiaTheme="majorEastAsia" w:hAnsiTheme="majorHAnsi"/>
+      <w:spacing w:val="-10"/>
+      <w:kern w:val="28"/>
       <w:sz w:val="56"/>
       <w:szCs w:val="56"/>
     </w:rPr>
@@ -12600,31 +12802,23 @@
   </w:style>
   <w:style w:customStyle="1" w:styleId="Author" w:type="paragraph">
     <w:name w:val="Author"/>
-    <w:basedOn w:val="Title"/>
     <w:next w:val="BodyText"/>
     <w:qFormat/>
     <w:pPr>
       <w:keepNext/>
       <w:keepLines/>
+      <w:jc w:val="center"/>
     </w:pPr>
-    <w:rPr>
-      <w:sz w:val="24"/>
-      <w:szCs w:val="24"/>
-    </w:rPr>
   </w:style>
   <w:style w:styleId="Date" w:type="paragraph">
     <w:name w:val="Date"/>
-    <w:basedOn w:val="Title"/>
     <w:next w:val="BodyText"/>
     <w:qFormat/>
     <w:pPr>
       <w:keepNext/>
       <w:keepLines/>
+      <w:jc w:val="center"/>
     </w:pPr>
-    <w:rPr>
-      <w:sz w:val="24"/>
-      <w:szCs w:val="24"/>
-    </w:rPr>
   </w:style>
   <w:style w:customStyle="1" w:styleId="AbstractTitle" w:type="paragraph">
     <w:name w:val="Abstract Title"/>

--- a/paper/submission/paper.docx
+++ b/paper/submission/paper.docx
@@ -40,7 +40,10 @@
         <w:pStyle w:val="FirstParagraph"/>
       </w:pPr>
       <w:r>
-        <w:t xml:space="preserve">The memory wall has hardened into a physical wall: High-Bandwidth Memory capacity per package is bounded by interposer reticle limits, and the advanced lithography behind HBM stacks suffers low yields and extreme power density that no market correction can resolve</w:t>
+        <w:t xml:space="preserve">The memory wall has hardened into a physical wall: High-Bandwidth Memory capacity per package is bounded by interposer reticle limits</w:t>
+      </w:r>
+      <w:r>
+        <w:t xml:space="preserve">, and the advanced lithography behind HBM stacks suffers low yields and extreme power density that no market correction can resolve</w:t>
       </w:r>
       <w:r>
         <w:t xml:space="preserve">, just as the workload mix shifts toward capacity-bound jobs—including Mixture-of-Experts transformer inference, scientific stencil computation, climate modeling, seismic imaging, and large-scale numerical simulation—whose binding resource is resident memory, not peak FLOPs</w:t>
@@ -55,7 +58,7 @@
         <w:t xml:space="preserve">paired with mature-node DUV MAC ASICs, wired by a deterministic single-spine wormhole fabric of stateless Hardware Flit Repeaters and combinational lxy_repeater nodes that replaces runtime scheduling and cache coherency with coordinate arithmetic and closed-form latency bounds</w:t>
       </w:r>
       <w:r>
-        <w:t xml:space="preserve">. A 512-node reference chassis provides 64 TB of attached memory, 131 TB/s aggregate node-local bandwidth, and approximately 197 TFLOPS FP64 at approximately 15 W per node—8–10 kW per chassis against 0.6 MW for capacity-equivalent HBM—managed by one socketed RISC-V BMC/router chip handling topology discovery, workload dispatch, and host PCIe</w:t>
+        <w:t xml:space="preserve">. A 512-node reference chassis provides 64 TB of attached memory, 131 TB/s aggregate node-local bandwidth, and approximately 197 TFLOPS FP64 at approximately 15 W per node—8–10 kW per chassis against 0.25 MW for capacity-equivalent HBM—managed by one socketed RISC-V BMC/router chip handling topology discovery, workload dispatch, and host PCIe</w:t>
       </w:r>
       <w:r>
         <w:t xml:space="preserve">. The result is bit-exact-reproducible computation with provable deadlock freedom, compile-time latency bounds, and a fraction of the thermal envelope, interposer dependency, and manufacturing complexity of monolithic GPU accelerators.</w:t>
@@ -131,7 +134,7 @@
         <w:t xml:space="preserve">. The architecture described in this paper sidesteps all three limits by replacing interposer-bound HBM with commodity LPDDR6 CAMM2 modules</w:t>
       </w:r>
       <w:r>
-        <w:t xml:space="preserve">—each a standard JEDEC part with no interposer dependency, no advanced lithography requirement, and a thermal envelope of approximately 5 W—paired with a mature-node 14 nm or 28 nm DUV MAC ASIC. The Results section quantifies the alternative: a 512-node chassis provides 64 TB at approximately 15 W per node and approximately 8–10 kW per chassis, versus 0.6 MW and 819 GPUs for capacity-equivalent HBM.</w:t>
+        <w:t xml:space="preserve">—each a standard JEDEC part with no interposer dependency, no advanced lithography requirement, and a thermal envelope of approximately 5 W—paired with a mature-node 14 nm or 28 nm DUV MAC ASIC. The Results section quantifies the alternative: a 512-node chassis provides 64 TB at approximately 15 W per node and approximately 8–10 kW per chassis, versus 0.25 MW and 819 GPUs for capacity-equivalent HBM.</w:t>
       </w:r>
     </w:p>
     <w:bookmarkEnd w:id="21"/>
@@ -1758,7 +1761,7 @@
         <w:pStyle w:val="BodyText"/>
       </w:pPr>
       <w:r>
-        <w:t xml:space="preserve">CMD (0x01) | LAYER | MODULE_ID | LEN_HI | LEN_LO | payload... | CRC_HI | CRC_LO</w:t>
+        <w:t xml:space="preserve">CMD (0x01) | LAYER | MODULE_ID | LEN_LO | LEN_HI | payload... | CRC_HI | CRC_LO</w:t>
       </w:r>
     </w:p>
     <w:p>
@@ -1883,18 +1886,35 @@
         </m:r>
       </m:oMath>
       <w:r>
-        <w:t xml:space="preserve">) are not distributed to compute nodes: the gating network lives exclusively on the router chip, which evaluates it at runtime to determine which expert handles each token. The gating weights are small (</w:t>
-      </w:r>
-      <m:oMath>
-        <m:r>
-          <m:rPr>
-            <m:sty m:val="p"/>
-          </m:rPr>
-          <m:t>≈</m:t>
-        </m:r>
-      </m:oMath>
-      <w:r>
-        <w:t xml:space="preserve">1 MB for a 128-expert model) and fit comfortably in the router’s on-chip SRAM. In the co-simulation, this phase records the weights as loaded; in production, the weights arrive over PCIe from the host before execution begins.</w:t>
+        <w:t xml:space="preserve">) are not distributed to compute nodes: the gating network lives exclusively on the router chip, which evaluates it at runtime to determine which expert handles each token. The gating projector is compact (</w:t>
+      </w:r>
+      <m:oMath>
+        <m:r>
+          <m:t>128</m:t>
+        </m:r>
+      </m:oMath>
+      <w:r>
+        <w:t xml:space="preserve"> </w:t>
+      </w:r>
+      <w:r>
+        <w:t xml:space="preserve">experts</w:t>
+      </w:r>
+      <w:r>
+        <w:t xml:space="preserve"> </w:t>
+      </w:r>
+      <m:oMath>
+        <m:r>
+          <m:rPr>
+            <m:sty m:val="p"/>
+          </m:rPr>
+          <m:t>×</m:t>
+        </m:r>
+      </m:oMath>
+      <w:r>
+        <w:t xml:space="preserve"> </w:t>
+      </w:r>
+      <w:r>
+        <w:t xml:space="preserve">a small projection head, a few tens of KB at BF16) and fits entirely in the router’s dedicated 64 KB gating SRAM (32K BF16 entries). In the co-simulation, this phase records the weights as loaded; in production, the weights arrive over PCIe from the host before execution begins.</w:t>
       </w:r>
     </w:p>
     <w:p>
@@ -2070,7 +2090,7 @@
         <w:pStyle w:val="BodyText"/>
       </w:pPr>
       <w:r>
-        <w:t xml:space="preserve">Layer 2: The intermediate representation. The IR is a typed, register-based instruction set with two precision domains. The FP64 domain (R and Haskell) provides: f64.load, f64.store, f64.add, f64.mul, f64.fma, f64.div, f64.min, f64.max, f64.cmp, f64.mov, and f64.const. The FP32 ALU domain (HLSL) provides: alu.load, alu.store, alu.add, alu.sub, alu.mul, alu.div, alu.min, alu.max, alu.cmp, alu.dot, alu.lerp, alu.clamp, alu.rcp, and alu.mov. The IR is deliberately minimal: no loops, no branches, no dynamic memory allocation. This constraint is what makes the downstream AOT pipeline sound: every instruction maps to a fixed-function hardware unit, and the compiler can reason about the entire execution trace at compile time. Complex control flow—loops, conditionals, recursion—is lowered by the source-language front end into straight-line IR with explicit data dependencies, which the hardware executes as a static dataflow graph.</w:t>
+        <w:t xml:space="preserve">Layer 2: The intermediate representation. The IR is a typed, register-based instruction set with two precision domains. The FP64 domain (R and Haskell) provides: f64.load, f64.store, f64.add, f64.sub, f64.mul, f64.fma, f64.neg, f64.div, f64.min, f64.max, f64.cmp, f64.mov, and f64.const. The FP32 ALU domain (HLSL) provides: alu.load, alu.store, alu.const, alu.add, alu.sub, alu.mul, alu.div, alu.min, alu.max, alu.cmp, alu.dot, alu.lerp, alu.clamp, alu.rcp, and alu.mov. The IR is deliberately minimal: no loops, no branches, no dynamic memory allocation. This constraint is what makes the downstream AOT pipeline sound: every instruction maps to a fixed-function hardware unit, and the compiler can reason about the entire execution trace at compile time. Complex control flow—loops, conditionals, recursion—is lowered by the source-language front end into straight-line IR with explicit data dependencies, which the hardware executes as a static dataflow graph.</w:t>
       </w:r>
     </w:p>
     <w:p>
@@ -2128,7 +2148,7 @@
         </w:r>
       </w:hyperlink>
       <w:r>
-        <w:t xml:space="preserve">) with least-recently-used eviction when capacity is exhausted. A C port targets MCU implementations (ARM Cortex-M/R, RISC-V) for embedded deployments, using static allocation only—no ‘malloc‘, no dynamic memory, no operating-system dependency. The C port mirrors the Go firmware’s data structures: a ‘firmware_t‘ struct holds the complete state (routing table, MoE map, weight commands, KV cache, dispatch records) as statically sized arrays, with configuration constants such as ‘PNM_MAX_LAYERS=8‘, ‘PNM_MAX_NODES_TOTAL=512‘, ‘PNM_MAX_EXPERTS=256‘, and ‘PNM_KV_CACHE_DEPTH=4096‘; it implements the identical five-phase boot and dispatch loop and compiles cleanly with ‘gcc -Wall -Wextra -std=c11‘ against the Go firmware’s golden model.</w:t>
+        <w:t xml:space="preserve">) with least-recently-used eviction when capacity is exhausted. A C port targets MCU implementations (ARM Cortex-M/R, RISC-V) for embedded deployments, using static allocation only—no ‘malloc‘, no dynamic memory, no operating-system dependency. The C port mirrors the Go firmware’s data structures: a ‘firmware_t‘ struct holds the complete state (routing table, MoE map, weight commands, KV cache, dispatch records) as statically sized arrays, with configuration constants that scale by compile target—under ‘PNM_MCU‘ reduced limits for small microcontrollers (up to ‘PNM_MAX_LAYERS=2‘, ‘PNM_MAX_NODES_TOTAL=32‘, ‘PNM_MAX_EXPERTS=16‘, and ‘PNM_KV_CACHE_DEPTH=64‘), and the full SoC defaults otherwise (‘PNM_MAX_LAYERS=8‘, ‘PNM_MAX_NODES_TOTAL=512‘, ‘PNM_MAX_EXPERTS=256‘, and ‘PNM_KV_CACHE_DEPTH=4096‘); it implements the identical five-phase boot and dispatch loop and compiles cleanly with ‘gcc -Wall -Wextra -std=c11‘ against the Go firmware’s golden model.</w:t>
       </w:r>
     </w:p>
     <w:p>
@@ -6781,7 +6801,7 @@
         </m:r>
       </m:oMath>
       <w:r>
-        <w:t xml:space="preserve">Y (intra-layer). Nearest-neighbor stencils, halo exchanges, and any communication confined to a single board. The route never enters the spine, so its latency is a compile-time constant independent of chassis depth: two X-hops plus PE pipe delay. This is the cheapest pattern and should be preferred whenever data locality permits.</w:t>
+        <w:t xml:space="preserve">Y (intra-layer). Nearest-neighbor stencils, halo exchanges, and any communication confined to a single board. The route never enters the spine, so its latency is a compile-time constant independent of chassis depth: a single dimension-order hop for a nearest-neighbor halo exchange, plus PE pipe delay. This is the cheapest pattern and should be preferred whenever data locality permits.</w:t>
       </w:r>
     </w:p>
     <w:p>
@@ -7424,7 +7444,7 @@
         </w:r>
       </w:hyperlink>
       <w:r>
-        <w:t xml:space="preserve">. Three hand-written HDL testbenches complement the harness: a functional fabric smoke test, a 500-packet load test with backpressure and per-packet checksums, and a doorbell test that drives eight packets through the PE tile stub and checks the hardened fire conditions—six activations, two refusals (a truncated message and a wrong destination), and two stub corrupt_out pulses on messages whose CRC fails in flight. Additional testbenches verify every compute unit type in isolation: FP16, BF16, FP32, and FP64 FMA modules (3-cycle pipeline, bit-exact golden-model checks), the FP32 ALU (restoring binary long division, MIN/MAX/CMP, and FMA-path operations), the INT8 MAC (single-cycle multiply-accumulate), the BF16 and FP16 systolic MAC arrays (weight loading, burst activation, zero-weight identity), the MoE gating unit (softmax top-k selection), and the router chip (POST discovery, routing-table load, weight upload, MoE map load, and inference dispatch). Beyond the fabric and compute silicon, tb_sodimm_ctrl.v verifies the banked memory controller described in Section</w:t>
+        <w:t xml:space="preserve">. Three hand-written HDL testbenches complement the harness: a functional fabric smoke test, a 500-packet load test with backpressure and per-packet checksums, and a doorbell test that drives eight packets through the PE tile stub and checks the hardened fire conditions—six activations, two refusals (a truncated message and a wrong destination), and two stub corrupt_out pulses on messages whose CRC fails in flight. Additional testbenches verify every compute unit type in isolation: FP16, BF16, FP32, and FP64 FMA modules (3-cycle pipeline, bit-exact golden-model checks), the FP32 ALU (restoring binary long division, MIN/MAX/CMP, and FMA-path operations), the INT8 MAC (two-cycle multiply-accumulate), the BF16 and FP16 systolic MAC arrays (weight loading, burst activation, zero-weight identity), the MoE gating unit (softmax top-k selection), and the router chip (POST discovery, routing-table load, weight upload, MoE map load, and inference dispatch). Beyond the fabric and compute silicon, tb_sodimm_ctrl.v verifies the banked memory controller described in Section</w:t>
       </w:r>
       <w:r>
         <w:t xml:space="preserve"> </w:t>
@@ -8094,7 +8114,7 @@
         <w:pStyle w:val="BodyText"/>
       </w:pPr>
       <w:r>
-        <w:t xml:space="preserve">The RTL ships four SoC tiers sharing the CPU and bus fabric, so a deployment scales the management plane without changing firmware structure above the register layer. The BMC tier (bmc_router_top.v) is the five-region minimal map above. The MCU tier (router_mcu.v) drops the CLINT for pure bare-metal dispatch loops. The MoE SBC tier (router_sbc_moe.v) adds a 64 KB BF16 gating SRAM, an on-chip systolic array, and the moe_gating unit so expert selection runs in silicon next to the dispatcher. The general SBC tier (router_sbc.v) is the full machine: SRAM at 0x4000_0000 sized by one synthesis-time parameter over a 500 KB–32 MB range (bare-metal dispatch loops at the bottom of the range; trimmed Linux tinyconfig or seL4 images at 1–4 MB; Linux plus CPython userland at 16 MB), a 1 GB LPDDR5 DRAM window at 0x8000_0000 whose behavioral controller models row-activate plus CAS latency as a programmable parameter, a PCIe Gen5 x16 endpoint at 0xC000_0000, an NVMe storage controller at 0xD000_0000, and the PNM window at 0xF000_0000. Each tier passes its own self-checking testbench (tb_bmc_router.v, tb_router_mcu.v, tb_router_sbc_moe.v, tb_router_sbc.v).</w:t>
+        <w:t xml:space="preserve">The RTL ships four SoC tiers sharing the CPU and bus fabric, so a deployment scales the management plane without changing firmware structure above the register layer. The BMC tier (bmc_orchestrator_top.v) is the five-region minimal map above. The MCU tier (orchestrator_mcu.v) drops the CLINT for pure bare-metal dispatch loops. The MoE SBC tier (orchestrator_sbc_moe.v) adds a 64 KB BF16 gating SRAM and the moe_gating unit so expert selection runs in silicon next to the dispatcher. The general SBC tier (orchestrator_sbc.v) is the full machine: SRAM at 0x4000_0000 sized by one synthesis-time parameter over a 500 KB–32 MB range (bare-metal dispatch loops at the bottom of the range; trimmed Linux tinyconfig or seL4 images at 1–4 MB; Linux plus CPython userland at 16 MB), a 1 GB LPDDR5 DRAM window at 0x8000_0000 whose behavioral controller models row-activate plus CAS latency as a programmable parameter, a PCIe Gen5 x16 endpoint at 0xC000_0000, an NVMe storage controller at 0xD000_0000, and the PNM window at 0xF000_0000. Each tier passes its own self-checking testbench (tb_bmc_orchestrator.v, tb_orchestrator_mcu.v, tb_orchestrator_sbc_moe.v, tb_orchestrator_sbc.v).</w:t>
       </w:r>
     </w:p>
     <w:p>
@@ -8119,7 +8139,7 @@
         <w:t xml:space="preserve"> </w:t>
       </w:r>
       <w:r>
-        <w:t xml:space="preserve">in silicon rather than as a paper abstraction: an LTSSM walks Detect through L0, posted/completion headers stage through a completion FIFO whose pop is deferred one cycle to keep the ready/valid contract under spine backpressure (the exact bug class Section HIGH-11 of the audit log documents fixing), and a loopback parameter drives link bring-up without a live host—verified by twelve self-checking scenarios in tb_pcie_phy.v. The NVMe storage controller (nvme_ctrl.v) attaches commodity M.2/U.2 SSDs behind a 64-deep command queue and 512-byte block engine, giving the router chip a persistence tier the fabric nodes deliberately lack: boot images and rootfs survive power cycles without re-streaming from the host, KV-cache offload spills to local flash instead of crossing the PCIe uplink, and the C firmware’s block driver (pnm_nvme.c) plus Lustre striping client (pnm_lustre.c) speak the same registers from userland or bare metal. The result is a management plane that boots standalone—POST, routing tables, weights—while every byte of compute state remains in the chassis’s commodity DRAM pools where Sections</w:t>
+        <w:t xml:space="preserve">in silicon rather than as a paper abstraction: an LTSSM walks Detect through L0, posted/completion headers stage through a completion FIFO whose pop is deferred one cycle to keep the ready/valid contract under spine backpressure (a ready/valid bug class the harness’s audit log documents fixing), and a loopback parameter drives link bring-up without a live host—verified by twelve self-checking scenarios in tb_pcie_phy.v. The NVMe storage controller (nvme_ctrl.v) attaches commodity M.2/U.2 SSDs behind a 64-deep command queue and 512-byte block engine, giving the router chip a persistence tier the fabric nodes deliberately lack: boot images and rootfs survive power cycles without re-streaming from the host, KV-cache offload spills to local flash instead of crossing the PCIe uplink, and the C firmware’s block driver (pnm_nvme.c) plus Lustre striping client (pnm_lustre.c) speak the same registers from userland or bare metal. The result is a management plane that boots standalone—POST, routing tables, weights—while every byte of compute state remains in the chassis’s commodity DRAM pools where Sections</w:t>
       </w:r>
       <w:r>
         <w:t xml:space="preserve"> </w:t>
@@ -8161,7 +8181,7 @@
         <w:pStyle w:val="BodyText"/>
       </w:pPr>
       <w:r>
-        <w:t xml:space="preserve">The PNM router engine is a simplified version of the router_chip.v fabric controller, driven by CPU register writes instead of a host PCIe stream. It implements a flit builder with CRC-16/CCITT-FALSE integrity checking, matching the fabric’s wire format (Section</w:t>
+        <w:t xml:space="preserve">The PNM router engine is a simplified version of the orchestrator_chip.v fabric controller, driven by CPU register writes instead of a host PCIe stream. It implements a flit builder with CRC-16/CCITT-FALSE integrity checking, matching the fabric’s wire format (Section</w:t>
       </w:r>
       <w:r>
         <w:t xml:space="preserve"> </w:t>
@@ -8200,7 +8220,7 @@
         <w:pStyle w:val="BodyText"/>
       </w:pPr>
       <w:r>
-        <w:t xml:space="preserve">The design is verified by a self-checking testbench (tb_bmc_router.v) that loads a test program into ROM, exercises UART output, PNM register writes, and the boot-done signal, and checks for correct execution of LUI, ADDI, SW, and JAL instructions. The testbench instantiates the full SoC with a 2-layer,</w:t>
+        <w:t xml:space="preserve">The design is verified by a self-checking testbench (tb_bmc_orchestrator.v) that loads a test program into ROM, exercises UART output, PNM register writes, and the boot-done signal, and checks for correct execution of LUI, ADDI, SW, and JAL instructions. The testbench instantiates the full SoC with a 2-layer,</w:t>
       </w:r>
       <w:r>
         <w:t xml:space="preserve"> </w:t>
@@ -9630,7 +9650,7 @@
         </m:r>
       </m:oMath>
       <w:r>
-        <w:t xml:space="preserve">0.6 MW of GPU power alone—against</w:t>
+        <w:t xml:space="preserve">0.25 MW of GPU power alone—against</w:t>
       </w:r>
       <w:r>
         <w:t xml:space="preserve"> </w:t>
@@ -10215,16 +10235,10 @@
       </w:r>
       <m:oMath>
         <m:r>
-          <m:t>i</m:t>
-        </m:r>
-        <m:r>
-          <m:t>m</m:t>
-        </m:r>
-        <m:r>
-          <m:t>e</m:t>
-        </m:r>
-        <m:r>
-          <m:t>s</m:t>
+          <m:rPr>
+            <m:sty m:val="p"/>
+          </m:rPr>
+          <m:t>×</m:t>
         </m:r>
       </m:oMath>
       <w:r>
@@ -10232,20 +10246,14 @@
       </w:r>
       <m:oMath>
         <m:r>
-          <m:t>i</m:t>
-        </m:r>
-        <m:r>
-          <m:t>m</m:t>
-        </m:r>
-        <m:r>
-          <m:t>e</m:t>
-        </m:r>
-        <m:r>
-          <m:t>s</m:t>
-        </m:r>
-      </m:oMath>
-      <w:r>
-        <w:t xml:space="preserve">8, eight parallel slices) exercises the full spine at scale under all six scenarios of Section</w:t>
+          <m:rPr>
+            <m:sty m:val="p"/>
+          </m:rPr>
+          <m:t>×</m:t>
+        </m:r>
+      </m:oMath>
+      <w:r>
+        <w:t xml:space="preserve">8, eight parallel slices) exercises the full spine at scale under five of the six scenarios of Section</w:t>
       </w:r>
       <w:r>
         <w:t xml:space="preserve"> </w:t>
@@ -11011,7 +11019,7 @@
         <w:t xml:space="preserve"> </w:t>
       </w:r>
       <w:r>
-        <w:t xml:space="preserve">fp32_alu | FP32 | 3–25 cycles | ALU (ADD/SUB/MUL/DIV/MIN/MAX/CMP) | Layer norm, softmax, activation functions</w:t>
+        <w:t xml:space="preserve">fp32_alu | FP32 | 3–28 cycles | ALU (ADD/SUB/MUL/DIV/MIN/MAX/CMP) | Layer norm, softmax, activation functions</w:t>
       </w:r>
       <w:r>
         <w:t xml:space="preserve"> </w:t>
@@ -11025,7 +11033,7 @@
         <w:pStyle w:val="BodyText"/>
       </w:pPr>
       <w:r>
-        <w:t xml:space="preserve">The ‘fp32_alu‘ unit deserves particular attention: it provides the division operation that the FMA units lack, and division is essential for normalization layers (layer norm, batch norm, softmax denominator). The ALU implements restoring binary long division with a 25-cycle latency, alongside 3-cycle MIN/MAX/CMP and 4-cycle FMA-path ADD/SUB/MUL. A dedicated ‘fp32_alu_chip‘ wrapper integrates the ALU with the PNM fabric’s AXI-Stream interface: it deserializes 4-byte FP32 operands from the flit byte stream, feeds them to the ALU, and serializes the result back, all while running the CRC half of the doorbell discipline in hardware. This chip is the compute unit that sits behind the PE tile stub (Section</w:t>
+        <w:t xml:space="preserve">The ‘fp32_alu‘ unit deserves particular attention: it provides the division operation that the FMA units lack, and division is essential for normalization layers (layer norm, batch norm, softmax denominator). The ALU implements restoring binary long division with a 28-cycle latency, alongside 3-cycle MIN/MAX/CMP and 4-cycle FMA-path ADD/SUB/MUL. A dedicated ‘fp32_alu_chip‘ wrapper integrates the ALU with the PNM fabric’s AXI-Stream interface: it deserializes 4-byte FP32 operands from the flit byte stream, feeds them to the ALU, and serializes the result back, all while running the CRC half of the doorbell discipline in hardware. This chip is the compute unit that sits behind the PE tile stub (Section</w:t>
       </w:r>
       <w:r>
         <w:t xml:space="preserve"> </w:t>
@@ -12128,10 +12136,7 @@
         <w:t xml:space="preserve">This paper has specified a distributed spatial Processing-Near-Memory architecture that bypasses the HBM capacity wall through three physical properties that no market correction can alter: commodity LPDDR6 CAMM2 modules with no interposer dependency</w:t>
       </w:r>
       <w:r>
-        <w:t xml:space="preserve">, mature-node DUV logic with high yields and established supply chains</w:t>
-      </w:r>
-      <w:r>
-        <w:t xml:space="preserve">, and deterministic wormhole routing that eliminates runtime scheduling overhead</w:t>
+        <w:t xml:space="preserve">, mature-node DUV logic with high yields and established supply chains, and deterministic wormhole routing that eliminates runtime scheduling overhead</w:t>
       </w:r>
       <w:r>
         <w:t xml:space="preserve">. By treating the physical motherboard as an immutable dataflow graph and exporting its topography as a bespoke ISA, the system eliminates cache coherency, operating-system overhead, and the thermal density of advanced interposer stacks. Routing is coordinate arithmetic on a single-spine tree with dimension-order on-board paths; deadlock freedom follows from four monotonically ordered virtual-channel classes with credited per-class buffers at the two state points in the design; the hardened doorbell makes activation atomic, idle-free, and loss-observable through a single ACK wire; and the isothermal parallel manifold sustains thermal viability with enforced flow balance. A RISC-V BMC/router chip at the spine root provides a programmable management plane compatible with Linux and Redox, handling topology discovery, workload dispatch, and host PCIe on a single socketed, cold-swappable die. The reference chassis—64 TB, 131 TB/s aggregate node-local bandwidth, approximately 197 TFLOPS FP64, approximately 15 W per node—demonstrates that the physical constraints of interposer packaging, EUV yield, and thermal density favour distributed commodity memory by a wide margin. At current DRAM prices, the cost advantage is approximately 20</w:t>

--- a/paper/submission/paper.docx
+++ b/paper/submission/paper.docx
@@ -10947,7 +10947,7 @@
         <w:pStyle w:val="BodyText"/>
       </w:pPr>
       <w:r>
-        <w:t xml:space="preserve">The MAC array is not a monolithic unit but a collection of specialized compute units, each optimized for a different precision and operation class. The reference node instantiates eight unit types, selected at compile time by the kernel mapper (Section</w:t>
+        <w:t xml:space="preserve">The MAC array is not a monolithic unit but a collection of specialized compute units, each optimized for a different precision and operation class. The reference node instantiates eleven unit types, selected at compile time by the kernel mapper (Section</w:t>
       </w:r>
       <w:r>
         <w:t xml:space="preserve"> </w:t>
@@ -11027,6 +11027,24 @@
       <w:r>
         <w:t xml:space="preserve">int8_mac | INT8 | 2 cycles | Multiply-Accumulate | Quantized inference, INT8 weight-stationary kernels</w:t>
       </w:r>
+      <w:r>
+        <w:t xml:space="preserve"> </w:t>
+      </w:r>
+      <w:r>
+        <w:t xml:space="preserve">int4_mac_array | INT4/INT8 | variable | Systolic MAC array | INT4 quantized inference (4x density vs BF16)</w:t>
+      </w:r>
+      <w:r>
+        <w:t xml:space="preserve"> </w:t>
+      </w:r>
+      <w:r>
+        <w:t xml:space="preserve">fp4_mac_array | FP4 (E2M1) | variable | Systolic MAC array | FP4 quantized inference (4x density vs BF16)</w:t>
+      </w:r>
+      <w:r>
+        <w:t xml:space="preserve"> </w:t>
+      </w:r>
+      <w:r>
+        <w:t xml:space="preserve">mxfp4_mac_array | MXFP4 | variable | Systolic MAC array | MXFP4 block-scaled (OCP microscaling) inference</w:t>
+      </w:r>
     </w:p>
     <w:p>
       <w:pPr>
@@ -11048,6 +11066,31 @@
       </w:hyperlink>
       <w:r>
         <w:t xml:space="preserve">) for layer norm and activation workloads.</w:t>
+      </w:r>
+    </w:p>
+    <w:p>
+      <w:pPr>
+        <w:pStyle w:val="BodyText"/>
+      </w:pPr>
+      <w:r>
+        <w:t xml:space="preserve">The quantized precision spectrum extends the taxonomy down to 4-bit floating point. The ‘fp4_mac_array‘ and ‘mxfp4_mac_array‘ units operate on FP4 (E2M1) values packed two per byte, dequantizing each nibble to fixed point and accumulating to INT32—4x the packing density of BF16, equal to that of INT4, at the cost of reduced input precision. Following the OCP Microscaling convention, MXFP4 additionally carries one shared 8-bit block scale per 32-element block, so a run of weights can recover the exponent range that a bare 4-bit field cannot represent. A 4-bit value is too narrow to multiply directly, so both units follow the same dequantize-then-multiply convention as the INT4 path: the systolic array accumulates fixed-point products in INT32 and the wider accumulator absorbs the reduced input precision, with the block scale folded into the mantissa shift. The ‘weight_dequant‘ unit was extended to the same four modes (INT4, INT8, FP4, MXFP4), and the co-simulation ‘QuantMode‘ offers ‘int4‘, ‘fp4‘, and ‘mxfp4‘ weight-only options alongside the default BF16. These narrower formats are a deployment option for bandwidth-bound weight streaming, not the default: BF16 remains the reference precision, and the closed-form latency bounds of Section</w:t>
+      </w:r>
+      <w:r>
+        <w:t xml:space="preserve"> </w:t>
+      </w:r>
+      <w:hyperlink w:anchor="sec:3.4">
+        <w:r>
+          <w:rPr>
+            <w:rStyle w:val="Hyperlink"/>
+          </w:rPr>
+          <w:t xml:space="preserve">3.4</w:t>
+        </w:r>
+      </w:hyperlink>
+      <w:r>
+        <w:t xml:space="preserve"> </w:t>
+      </w:r>
+      <w:r>
+        <w:t xml:space="preserve">hold for every unit type because the array pipeline depth, not the data width, sets the critical path.</w:t>
       </w:r>
     </w:p>
     <w:p>

--- a/paper/submission/paper.docx
+++ b/paper/submission/paper.docx
@@ -43,13 +43,21 @@
         <w:t xml:space="preserve">The memory wall has hardened into a physical wall: High-Bandwidth Memory capacity per package is bounded by interposer reticle limits</w:t>
       </w:r>
       <w:r>
-        <w:t xml:space="preserve">, and the advanced lithography behind HBM stacks suffers low yields and extreme power density that no market correction can resolve</w:t>
+        <w:t xml:space="preserve">, and the manufacturing economics behind HBM stacks—which consume roughly three times the wafer area per bit of commodity DRAM, at extreme power density—are structural rather than cyclical</w:t>
       </w:r>
       <w:r>
         <w:t xml:space="preserve">, just as the workload mix shifts toward capacity-bound jobs—including Mixture-of-Experts transformer inference, scientific stencil computation, climate modeling, seismic imaging, and large-scale numerical simulation—whose binding resource is resident memory, not peak FLOPs</w:t>
       </w:r>
       <w:r>
-        <w:t xml:space="preserve">. This paper proposes a distributed spatial Processing-Near-Memory (PNM) architecture that bypasses the HBM wall with commodity 192-bit LPDDR6 CAMM2 modules</w:t>
+        <w:t xml:space="preserve">.</w:t>
+      </w:r>
+    </w:p>
+    <w:p>
+      <w:pPr>
+        <w:pStyle w:val="BodyText"/>
+      </w:pPr>
+      <w:r>
+        <w:t xml:space="preserve">This paper proposes a distributed spatial Processing-Near-Memory (PNM) architecture that bypasses the HBM wall with commodity 192-bit LPDDR6 CAMM2 modules</w:t>
       </w:r>
       <w:r>
         <w:t xml:space="preserve"> </w:t>
@@ -61,7 +69,46 @@
         <w:t xml:space="preserve">. A 512-node reference chassis provides 64 TB of attached memory, 131 TB/s aggregate node-local bandwidth, and approximately 197 TFLOPS FP64 at approximately 15 W per node—8–10 kW per chassis against 0.25 MW for capacity-equivalent HBM—managed by one socketed RISC-V BMC/router chip handling topology discovery, workload dispatch, and host PCIe</w:t>
       </w:r>
       <w:r>
-        <w:t xml:space="preserve">. The result is bit-exact-reproducible computation with provable deadlock freedom, compile-time latency bounds, and a fraction of the thermal envelope, interposer dependency, and manufacturing complexity of monolithic GPU accelerators.</w:t>
+        <w:t xml:space="preserve">.</w:t>
+      </w:r>
+    </w:p>
+    <w:p>
+      <w:pPr>
+        <w:pStyle w:val="BodyText"/>
+      </w:pPr>
+      <w:r>
+        <w:t xml:space="preserve">The result is bit-exact-reproducible computation with provable deadlock freedom, compile-time latency bounds, and a fraction of the thermal envelope, interposer dependency, and manufacturing complexity of monolithic GPU accelerators. Validation scope is stated explicitly: the machine-checked claims are byte-exact delivery and replay, doorbell refusal accounting, and cycle-exact closed-form latency on a 100 MHz behavioral co-simulation (Sections</w:t>
+      </w:r>
+      <w:r>
+        <w:t xml:space="preserve"> </w:t>
+      </w:r>
+      <w:hyperlink w:anchor="sec:3.5">
+        <w:r>
+          <w:rPr>
+            <w:rStyle w:val="Hyperlink"/>
+          </w:rPr>
+          <w:t xml:space="preserve">3.5</w:t>
+        </w:r>
+      </w:hyperlink>
+      <w:r>
+        <w:t xml:space="preserve"> </w:t>
+      </w:r>
+      <w:r>
+        <w:t xml:space="preserve">and</w:t>
+      </w:r>
+      <w:r>
+        <w:t xml:space="preserve"> </w:t>
+      </w:r>
+      <w:hyperlink w:anchor="sec:4.4">
+        <w:r>
+          <w:rPr>
+            <w:rStyle w:val="Hyperlink"/>
+          </w:rPr>
+          <w:t xml:space="preserve">4.4</w:t>
+        </w:r>
+      </w:hyperlink>
+      <w:r>
+        <w:t xml:space="preserve">); bandwidth, power, and nanosecond latencies are projections of characterized link and process assumptions, not silicon measurements.</w:t>
       </w:r>
     </w:p>
     <w:p>
@@ -105,10 +152,26 @@
         <w:t xml:space="preserve">. This caps the number of stacks that can be placed around a single GPU, which in turn caps the aggregate memory capacity per accelerator—currently 80 GB for the largest shipping parts. For capacity-bound workloads this ceiling is the binding constraint: the compute exists to process the data set, but the memory to hold it does not fit. Mixture-of-Experts (MoE) transformers are the most visible instance—hundreds of billions of parameters, most of them idle during any given forward pass</w:t>
       </w:r>
       <w:r>
-        <w:t xml:space="preserve">—but the same profile recurs across sparse retrieval, scientific simulation state, and seismic image volumes. Second, HBM manufacturing requires extreme ultraviolet (EUV) lithography, which suffers from low yields, high wafer costs, and severe supply constraints</w:t>
-      </w:r>
-      <w:r>
-        <w:t xml:space="preserve">. Third, the power density of an advanced interposer stack is extreme: an H100-class GPU dissipates roughly 300 W in a package smaller than a paperback book, and the thermal management of stacked DRAM dies—which cannot tolerate junction temperatures above 85</w:t>
+        <w:t xml:space="preserve">—but the same profile recurs across sparse retrieval, scientific simulation state, and seismic image volumes.</w:t>
+      </w:r>
+    </w:p>
+    <w:p>
+      <w:pPr>
+        <w:pStyle w:val="BodyText"/>
+      </w:pPr>
+      <w:r>
+        <w:t xml:space="preserve">Second, the manufacturing burden of HBM is concentrated and severe: HBM stacks consume roughly three times the wafer area per bit of commodity DRAM, and the 2025–26 DRAM shortage—driven by fabrication capacity shifting from commodity DRAM toward HBM—demonstrates the supply fragility this creates</w:t>
+      </w:r>
+      <w:r>
+        <w:t xml:space="preserve">.</w:t>
+      </w:r>
+    </w:p>
+    <w:p>
+      <w:pPr>
+        <w:pStyle w:val="BodyText"/>
+      </w:pPr>
+      <w:r>
+        <w:t xml:space="preserve">Third, the power density of an advanced interposer stack is extreme: an H100-class GPU dissipates roughly 300 W in a package smaller than a paperback book, and the thermal management of stacked DRAM dies—which cannot tolerate junction temperatures above 85</w:t>
       </w:r>
       <m:oMath>
         <m:sSup>
@@ -164,7 +227,24 @@
         <w:t xml:space="preserve">, and the dataflow computing tradition</w:t>
       </w:r>
       <w:r>
-        <w:t xml:space="preserve">. We treat the physical motherboard not as a passive substrate for a Von Neumann processor, but as an active, immutable dataflow graph. Each Hardware Flit Repeater (HFR) does exactly one thing—it forwards a flit to the next node—just as a Unix program does one thing well and composes via pipes. The hardware itself enforces functional immutability: flits are immutable once injected, HFRs are stateless functions of their input, and MAC ASICs produce deterministic outputs from static memory contents. There are no runtime page tables, no dynamic branch prediction, no cache coherency protocols, and no global mutable state anywhere in the system. The entire machine is a single, spatially distributed pure function—a physical instantiation of a dataflow graph—making it a natural substrate for first-order, statically allocated functional programs (Section</w:t>
+        <w:t xml:space="preserve">. We treat the physical motherboard not as a passive substrate for a Von Neumann processor, but as an active, immutable dataflow graph. Each Hardware Flit Repeater (HFR) does exactly one thing—it forwards a flit to the next node—just as a Unix program does one thing well and composes via pipes. The hardware itself enforces functional immutability: flits are immutable once injected, HFRs are stateless functions of their input, and MAC ASICs produce deterministic outputs from static memory contents. The statelessness is a property of the data transport plane precisely: the fabric carries no global mutable state—no runtime page tables, no dynamic branch prediction, no cache coherency protocols, and no routing or arbitration state on the forwarding path. All mutable state is deliberately concentrated and accounted for: the pre-loaded routing bitmaps and configuration of every lxy_repeater and gate, the MoE expert map and gating weights held by the central router chip, the pending weight-upload command stream during POST, the KV cache banks and their eviction state, the dispatch records the firmware emits, and the POST/READY discovery state of the router’s boot sequence. Each of these is (i) owned by exactly one mutable agent—the router chip or a node’s controller—never by the forwarding path, (ii) initialized from a compile-time schedule, and (iii) replayable, so the deterministic-replay guarantee of Section</w:t>
+      </w:r>
+      <w:r>
+        <w:t xml:space="preserve"> </w:t>
+      </w:r>
+      <w:hyperlink w:anchor="sec:2.10">
+        <w:r>
+          <w:rPr>
+            <w:rStyle w:val="Hyperlink"/>
+          </w:rPr>
+          <w:t xml:space="preserve">2.10</w:t>
+        </w:r>
+      </w:hyperlink>
+      <w:r>
+        <w:t xml:space="preserve"> </w:t>
+      </w:r>
+      <w:r>
+        <w:t xml:space="preserve">attaches to the stateful control plane exactly as it would to a stateless one. The entire machine is a single, spatially distributed pure function—a physical instantiation of a dataflow graph—making it a natural substrate for first-order, statically allocated functional programs (Section</w:t>
       </w:r>
       <w:r>
         <w:t xml:space="preserve"> </w:t>
@@ -299,7 +379,7 @@
     </w:p>
     <w:bookmarkEnd w:id="24"/>
     <w:bookmarkEnd w:id="25"/>
-    <w:bookmarkStart w:id="48" w:name="sec:methods"/>
+    <w:bookmarkStart w:id="46" w:name="sec:methods"/>
     <w:p>
       <w:pPr>
         <w:pStyle w:val="Heading1"/>
@@ -481,7 +561,7 @@
         <w:t xml:space="preserve"> </w:t>
       </w:r>
       <w:r>
-        <w:t xml:space="preserve">cross-layer dispatches per second. The reference chassis provisions the spine at</w:t>
+        <w:t xml:space="preserve">cross-layer dispatches per second. The reference chassis provisions the spine as</w:t>
       </w:r>
       <w:r>
         <w:t xml:space="preserve"> </w:t>
@@ -495,7 +575,7 @@
         </m:r>
       </m:oMath>
       <w:r>
-        <w:t xml:space="preserve">2 TB/s per direction (</w:t>
+        <w:t xml:space="preserve">128 shared parallel 16 GB/s lanes (</w:t>
       </w:r>
       <m:oMath>
         <m:r>
@@ -506,7 +586,7 @@
         </m:r>
       </m:oMath>
       <w:r>
-        <w:t xml:space="preserve">128 parallel 16 GB/s lanes), which sustains</w:t>
+        <w:t xml:space="preserve">2 TB/s aggregate per direction, shared by all 512 nodes), which sustains</w:t>
       </w:r>
       <w:r>
         <w:t xml:space="preserve"> </w:t>
@@ -546,7 +626,7 @@
         <w:t xml:space="preserve"> </w:t>
       </w:r>
       <w:r>
-        <w:t xml:space="preserve">tokens/s under naive random expert placement (</w:t>
+        <w:t xml:space="preserve">cross-layer dispatches/s under naive random expert placement (</w:t>
       </w:r>
       <m:oMath>
         <m:r>
@@ -595,7 +675,7 @@
         <w:t xml:space="preserve"> </w:t>
       </w:r>
       <w:r>
-        <w:t xml:space="preserve">tokens/s once hot-expert replication and layer-affine placement cut</w:t>
+        <w:t xml:space="preserve">dispatches/s once hot-expert replication and layer-affine placement cut</w:t>
       </w:r>
       <w:r>
         <w:t xml:space="preserve"> </w:t>
@@ -637,7 +717,170 @@
         </w:r>
       </w:hyperlink>
       <w:r>
-        <w:t xml:space="preserve">). The rule is exact because every route is known to the compiler. Intra-layer stencil halo traffic never enters the spine (Section</w:t>
+        <w:t xml:space="preserve">).</w:t>
+      </w:r>
+    </w:p>
+    <w:p>
+      <w:pPr>
+        <w:pStyle w:val="BodyText"/>
+      </w:pPr>
+      <w:r>
+        <w:t xml:space="preserve">Each generated token costs 270 fabric dispatches—30 dense attention projections plus 240 MoE expert activations for the Gemma-4-class reference workload (Section</w:t>
+      </w:r>
+      <w:r>
+        <w:t xml:space="preserve"> </w:t>
+      </w:r>
+      <w:hyperlink w:anchor="sec:2.6">
+        <w:r>
+          <w:rPr>
+            <w:rStyle w:val="Hyperlink"/>
+          </w:rPr>
+          <w:t xml:space="preserve">2.6</w:t>
+        </w:r>
+      </w:hyperlink>
+      <w:r>
+        <w:t xml:space="preserve">)—so the honest end-to-end token rates are</w:t>
+      </w:r>
+      <w:r>
+        <w:t xml:space="preserve"> </w:t>
+      </w:r>
+      <m:oMath>
+        <m:r>
+          <m:rPr>
+            <m:sty m:val="p"/>
+          </m:rPr>
+          <m:t>≈</m:t>
+        </m:r>
+      </m:oMath>
+      <w:r>
+        <w:t xml:space="preserve">1.1</w:t>
+      </w:r>
+      <m:oMath>
+        <m:r>
+          <m:rPr>
+            <m:sty m:val="p"/>
+          </m:rPr>
+          <m:t>×</m:t>
+        </m:r>
+        <m:sSup>
+          <m:e>
+            <m:r>
+              <m:t>10</m:t>
+            </m:r>
+          </m:e>
+          <m:sup>
+            <m:r>
+              <m:t>6</m:t>
+            </m:r>
+          </m:sup>
+        </m:sSup>
+      </m:oMath>
+      <w:r>
+        <w:t xml:space="preserve"> </w:t>
+      </w:r>
+      <w:r>
+        <w:t xml:space="preserve">tokens/s at</w:t>
+      </w:r>
+      <w:r>
+        <w:t xml:space="preserve"> </w:t>
+      </w:r>
+      <m:oMath>
+        <m:r>
+          <m:t>α</m:t>
+        </m:r>
+        <m:r>
+          <m:rPr>
+            <m:sty m:val="p"/>
+          </m:rPr>
+          <m:t>=</m:t>
+        </m:r>
+        <m:r>
+          <m:t>7</m:t>
+        </m:r>
+        <m:r>
+          <m:rPr>
+            <m:sty m:val="p"/>
+          </m:rPr>
+          <m:t>/</m:t>
+        </m:r>
+        <m:r>
+          <m:t>8</m:t>
+        </m:r>
+      </m:oMath>
+      <w:r>
+        <w:t xml:space="preserve"> </w:t>
+      </w:r>
+      <w:r>
+        <w:t xml:space="preserve">and</w:t>
+      </w:r>
+      <w:r>
+        <w:t xml:space="preserve"> </w:t>
+      </w:r>
+      <m:oMath>
+        <m:r>
+          <m:rPr>
+            <m:sty m:val="p"/>
+          </m:rPr>
+          <m:t>≈</m:t>
+        </m:r>
+      </m:oMath>
+      <w:r>
+        <w:t xml:space="preserve">3.7</w:t>
+      </w:r>
+      <m:oMath>
+        <m:r>
+          <m:rPr>
+            <m:sty m:val="p"/>
+          </m:rPr>
+          <m:t>×</m:t>
+        </m:r>
+        <m:sSup>
+          <m:e>
+            <m:r>
+              <m:t>10</m:t>
+            </m:r>
+          </m:e>
+          <m:sup>
+            <m:r>
+              <m:t>6</m:t>
+            </m:r>
+          </m:sup>
+        </m:sSup>
+      </m:oMath>
+      <w:r>
+        <w:t xml:space="preserve"> </w:t>
+      </w:r>
+      <w:r>
+        <w:t xml:space="preserve">tokens/s at</w:t>
+      </w:r>
+      <w:r>
+        <w:t xml:space="preserve"> </w:t>
+      </w:r>
+      <m:oMath>
+        <m:r>
+          <m:t>α</m:t>
+        </m:r>
+        <m:r>
+          <m:rPr>
+            <m:sty m:val="p"/>
+          </m:rPr>
+          <m:t>≈</m:t>
+        </m:r>
+        <m:r>
+          <m:t>1</m:t>
+        </m:r>
+        <m:r>
+          <m:rPr>
+            <m:sty m:val="p"/>
+          </m:rPr>
+          <m:t>/</m:t>
+        </m:r>
+        <m:r>
+          <m:t>4</m:t>
+        </m:r>
+      </m:oMath>
+      <w:r>
+        <w:t xml:space="preserve">: the dispatches/s figures are fabric throughput, and the token rate follows by dividing by the per-token dispatch count. The rule is exact because every route is known to the compiler. Intra-layer stencil halo traffic never enters the spine (Section</w:t>
       </w:r>
       <w:r>
         <w:t xml:space="preserve"> </w:t>
@@ -730,7 +973,7 @@
         <w:pStyle w:val="BodyText"/>
       </w:pPr>
       <w:r>
-        <w:t xml:space="preserve">Every fabric link—on-board and spine alike—is a 128-bit-wide source-synchronous channel at 1 GHz, providing</w:t>
+        <w:t xml:space="preserve">Every fabric link—on-board and spine alike—is characterized as a 128-bit-wide source-synchronous channel at 1 GHz, providing</w:t>
       </w:r>
       <w:r>
         <w:t xml:space="preserve"> </w:t>
@@ -744,7 +987,7 @@
         </m:r>
       </m:oMath>
       <w:r>
-        <w:t xml:space="preserve">16 GB/s per link. The HDL sketch and the co-simulation harness model the byte-oriented flit stream at one byte per cycle; because a 128-bit physical link moves sixteen bytes per cycle, the byte-serial model understates per-link bandwidth by 16</w:t>
+        <w:t xml:space="preserve">16 GB/s per link. The HDL sketch and the co-simulation harness model the byte-oriented flit stream at one byte per cycle on a 100 MHz testbench clock; the 1 GHz 128-bit physical link is never clocked in simulation. The byte-serial 100 MHz model is therefore slower than the characterized link by roughly 160</w:t>
       </w:r>
       <m:oMath>
         <m:r>
@@ -755,10 +998,38 @@
         </m:r>
       </m:oMath>
       <w:r>
-        <w:t xml:space="preserve"> </w:t>
-      </w:r>
-      <w:r>
-        <w:t xml:space="preserve">and is therefore conservative, while preserving the routing-decision logic that is the point of the model. Cross-node traffic is bounded by these 16 GB/s links, which is deliberately separate from the</w:t>
+        <w:t xml:space="preserve">—a 10</w:t>
+      </w:r>
+      <m:oMath>
+        <m:r>
+          <m:rPr>
+            <m:sty m:val="p"/>
+          </m:rPr>
+          <m:t>×</m:t>
+        </m:r>
+      </m:oMath>
+      <w:r>
+        <w:t xml:space="preserve"> </w:t>
+      </w:r>
+      <w:r>
+        <w:t xml:space="preserve">clock gap times sixteen bytes per cycle—understating per-link bandwidth by that factor while preserving the routing-decision logic that is the point of the model. The nanosecond latencies of Section</w:t>
+      </w:r>
+      <w:r>
+        <w:t xml:space="preserve"> </w:t>
+      </w:r>
+      <w:hyperlink w:anchor="sec:3.4">
+        <w:r>
+          <w:rPr>
+            <w:rStyle w:val="Hyperlink"/>
+          </w:rPr>
+          <w:t xml:space="preserve">3.4</w:t>
+        </w:r>
+      </w:hyperlink>
+      <w:r>
+        <w:t xml:space="preserve"> </w:t>
+      </w:r>
+      <w:r>
+        <w:t xml:space="preserve">are projections of the closed-form hop-count expression at the characterized 16 GB/s link rate, not measurements of the 100 MHz testbenches; the testbenches verify routing, framing, and the doorbell discipline cycle-exactly at their own clock, and Table 3 reports those cycle counts as the verification record. Cross-node traffic is bounded by these 16 GB/s links, which is deliberately separate from the</w:t>
       </w:r>
       <w:r>
         <w:t xml:space="preserve"> </w:t>
@@ -790,6 +1061,96 @@
       </w:r>
       <w:r>
         <w:t xml:space="preserve">is a sum of node-local bandwidths, and any workload that must move data between nodes is fabric-bound at the link rate.</w:t>
+      </w:r>
+    </w:p>
+    <w:p>
+      <w:pPr>
+        <w:pStyle w:val="BodyText"/>
+      </w:pPr>
+      <w:r>
+        <w:t xml:space="preserve">The fabric provides four routing patterns, selected by the AOT compiler from the algorithm’s communication topology rather than programmed at runtime:</w:t>
+      </w:r>
+    </w:p>
+    <w:p>
+      <w:pPr>
+        <w:pStyle w:val="BodyText"/>
+      </w:pPr>
+      <w:r>
+        <w:t xml:space="preserve">Dimension-order X</w:t>
+      </w:r>
+      <m:oMath>
+        <m:r>
+          <m:rPr>
+            <m:sty m:val="p"/>
+          </m:rPr>
+          <m:t>→</m:t>
+        </m:r>
+      </m:oMath>
+      <w:r>
+        <w:t xml:space="preserve">Y (intra-layer). Nearest-neighbor stencils, halo exchanges, and any communication confined to a single board. The route never enters the spine, so its latency is a compile-time constant independent of chassis depth: a single dimension-order hop for a nearest-neighbor halo exchange, plus PE pipe delay. This is the cheapest pattern and should be preferred whenever data locality permits.</w:t>
+      </w:r>
+    </w:p>
+    <w:p>
+      <w:pPr>
+        <w:pStyle w:val="BodyText"/>
+      </w:pPr>
+      <w:r>
+        <w:t xml:space="preserve">Spine descent (cross-layer unicast). Weight-stationary linear algebra (matvec), MoE expert dispatch, and any pattern where the injector reaches nodes on deeper layers. Each hop adds exactly one spine stage; the closed-form latency of Section</w:t>
+      </w:r>
+      <w:r>
+        <w:t xml:space="preserve"> </w:t>
+      </w:r>
+      <w:hyperlink w:anchor="sec:3.4">
+        <w:r>
+          <w:rPr>
+            <w:rStyle w:val="Hyperlink"/>
+          </w:rPr>
+          <w:t xml:space="preserve">3.4</w:t>
+        </w:r>
+      </w:hyperlink>
+      <w:r>
+        <w:t xml:space="preserve"> </w:t>
+      </w:r>
+      <w:r>
+        <w:t xml:space="preserve">accounts for this deterministically.</w:t>
+      </w:r>
+    </w:p>
+    <w:p>
+      <w:pPr>
+        <w:pStyle w:val="BodyText"/>
+      </w:pPr>
+      <w:r>
+        <w:t xml:space="preserve">Reverse-path merge (egress collection). Reduction trees, result aggregation, and any many-to-one pattern. The forward path is a demux tree making no arbitration decisions; the reverse path is a pure merge tree whose round-robin grants are held for whole packets (never torn) and whose dependency graph is acyclic, so deadlock-free delivery is guaranteed structurally (Section</w:t>
+      </w:r>
+      <w:r>
+        <w:t xml:space="preserve"> </w:t>
+      </w:r>
+      <w:hyperlink w:anchor="sec:4.3">
+        <w:r>
+          <w:rPr>
+            <w:rStyle w:val="Hyperlink"/>
+          </w:rPr>
+          <w:t xml:space="preserve">4.3</w:t>
+        </w:r>
+      </w:hyperlink>
+      <w:r>
+        <w:t xml:space="preserve">).</w:t>
+      </w:r>
+    </w:p>
+    <w:p>
+      <w:pPr>
+        <w:pStyle w:val="BodyText"/>
+      </w:pPr>
+      <w:r>
+        <w:t xml:space="preserve">Spine descent + fan-out (broadcast/multicast). Weight upload, parameter distribution, and any one-to-all or one-to-many pattern. The source node’s uplink is the bottleneck; the compiler schedules broadcast bursts during idle phases (POST boot) or overlaps them with compute to hide serialization.</w:t>
+      </w:r>
+    </w:p>
+    <w:p>
+      <w:pPr>
+        <w:pStyle w:val="BodyText"/>
+      </w:pPr>
+      <w:r>
+        <w:t xml:space="preserve">The compiler selects among these patterns during its route-planning stage: it computes each message’s source-destination pair, checks whether the pair shares a layer (dimension-order suffices), and otherwise inserts spine hops into the source-routed header. No runtime routing decisions exist in the fabric itself—every flit carries its complete route from the moment of injection.</w:t>
       </w:r>
     </w:p>
     <w:bookmarkEnd w:id="27"/>
@@ -1392,7 +1753,7 @@
         <w:pStyle w:val="Heading2"/>
       </w:pPr>
       <w:r>
-        <w:t xml:space="preserve">2.5 Initialization and the POST Discovery Sequence</w:t>
+        <w:t xml:space="preserve">2.5 Initialization and the POST discovery sequence</w:t>
       </w:r>
     </w:p>
     <w:p>
@@ -1626,21 +1987,24 @@
         <w:pStyle w:val="BodyText"/>
       </w:pPr>
       <w:r>
-        <w:t xml:space="preserve">Phase 2: ROUTING_TABLE. The router programs every lxy_repeater and HFR in the chassis with its routing-table entry. Each entry is an 11-bit routing bitmap: bits [10:7] hold the 4-bit Layer ID (1-based), bit [6] selects the AXIS (0 = X, 1 = Y), bit [5] selects the SIGN (0 = +, 1 =</w:t>
-      </w:r>
-      <w:r>
-        <w:t xml:space="preserve"> </w:t>
-      </w:r>
-      <m:oMath>
-        <m:r>
-          <m:rPr>
-            <m:sty m:val="p"/>
-          </m:rPr>
-          <m:t>−</m:t>
-        </m:r>
-      </m:oMath>
-      <w:r>
-        <w:t xml:space="preserve">), and bits [4:0] hold the hop distance from the lxy_repeater. The router computes these bitmaps from the inventory: for a node at</w:t>
+        <w:t xml:space="preserve">Phase 2: ROUTING_TABLE. The router programs every lxy_repeater and HFR in the chassis with its routing-table entry, using the 11-bit routing bitmap format of Section</w:t>
+      </w:r>
+      <w:r>
+        <w:t xml:space="preserve"> </w:t>
+      </w:r>
+      <w:hyperlink w:anchor="sec:2.7">
+        <w:r>
+          <w:rPr>
+            <w:rStyle w:val="Hyperlink"/>
+          </w:rPr>
+          <w:t xml:space="preserve">2.7</w:t>
+        </w:r>
+      </w:hyperlink>
+      <w:r>
+        <w:t xml:space="preserve"> </w:t>
+      </w:r>
+      <w:r>
+        <w:t xml:space="preserve">(Stage 4). The router computes these bitmaps from the inventory: for a node at</w:t>
       </w:r>
       <w:r>
         <w:t xml:space="preserve"> </w:t>
@@ -1813,80 +2177,144 @@
         <w:t xml:space="preserve"> </w:t>
       </w:r>
       <w:r>
-        <w:t xml:space="preserve">for deterministic ordering and streams them in lexicographic coordinate order, ensuring that nodes on the same layer receive their weights before the next layer’s upload begins. A fully populated 64 TB chassis loads in under ten minutes at uplink line rate; the reference design also supports per-node boot flash on the sideband header (roughly two minutes through 512 parallel streams).</w:t>
-      </w:r>
-    </w:p>
-    <w:p>
-      <w:pPr>
-        <w:pStyle w:val="BodyText"/>
-      </w:pPr>
-      <w:r>
-        <w:t xml:space="preserve">Phase 4: MOE_LOAD. The router loads the MoE gating network weights into its own SRAM. These weights (</w:t>
-      </w:r>
-      <m:oMath>
-        <m:r>
-          <m:t>r</m:t>
-        </m:r>
-        <m:r>
-          <m:t>o</m:t>
-        </m:r>
-        <m:r>
-          <m:t>u</m:t>
-        </m:r>
-        <m:r>
-          <m:t>t</m:t>
-        </m:r>
-        <m:r>
-          <m:t>e</m:t>
-        </m:r>
-        <m:r>
-          <m:t>r</m:t>
-        </m:r>
-        <m:r>
-          <m:rPr>
-            <m:sty m:val="p"/>
-          </m:rPr>
-          <m:t>.</m:t>
-        </m:r>
-        <m:r>
-          <m:t>p</m:t>
-        </m:r>
-        <m:r>
-          <m:t>r</m:t>
-        </m:r>
-        <m:r>
-          <m:t>o</m:t>
-        </m:r>
-        <m:r>
-          <m:t>j</m:t>
-        </m:r>
-        <m:r>
-          <m:rPr>
-            <m:sty m:val="p"/>
-          </m:rPr>
-          <m:t>.</m:t>
-        </m:r>
-        <m:r>
-          <m:t>w</m:t>
-        </m:r>
-        <m:r>
-          <m:t>e</m:t>
-        </m:r>
-        <m:r>
-          <m:t>i</m:t>
-        </m:r>
-        <m:r>
-          <m:t>g</m:t>
-        </m:r>
-        <m:r>
-          <m:t>h</m:t>
-        </m:r>
-        <m:r>
-          <m:t>t</m:t>
-        </m:r>
-      </m:oMath>
-      <w:r>
-        <w:t xml:space="preserve">) are not distributed to compute nodes: the gating network lives exclusively on the router chip, which evaluates it at runtime to determine which expert handles each token. The gating projector is compact (</w:t>
+        <w:t xml:space="preserve">for deterministic ordering and streams them in lexicographic coordinate order, ensuring that nodes on the same layer receive their weights before the next layer’s upload begins. A fully populated 64 TB chassis loads in approximately 12–15 minutes at a realistic sustained fraction of the dual PCIe Gen5 x16 uplinks (Section</w:t>
+      </w:r>
+      <w:r>
+        <w:t xml:space="preserve"> </w:t>
+      </w:r>
+      <w:hyperlink w:anchor="sec:4.2">
+        <w:r>
+          <w:rPr>
+            <w:rStyle w:val="Hyperlink"/>
+          </w:rPr>
+          <w:t xml:space="preserve">4.2</w:t>
+        </w:r>
+      </w:hyperlink>
+      <w:r>
+        <w:t xml:space="preserve">); at the</w:t>
+      </w:r>
+      <w:r>
+        <w:t xml:space="preserve"> </w:t>
+      </w:r>
+      <m:oMath>
+        <m:r>
+          <m:rPr>
+            <m:sty m:val="p"/>
+          </m:rPr>
+          <m:t>≈</m:t>
+        </m:r>
+      </m:oMath>
+      <w:r>
+        <w:t xml:space="preserve">128 GB/s unidirectional aggregate across the two uplinks, the line-rate bound is roughly 8.5 minutes, so the 12–15 minute figure reflects the achievable sustained fraction rather than the theoretical ceiling. The reference design also supports per-node boot flash on the sideband header (roughly two minutes through 512 parallel streams).</w:t>
+      </w:r>
+    </w:p>
+    <w:p>
+      <w:pPr>
+        <w:pStyle w:val="BodyText"/>
+      </w:pPr>
+      <w:r>
+        <w:t xml:space="preserve">Phase 4: MOE_LOAD. The router loads the MoE gating state into its own SRAM. Expert selection lives exclusively on the router chip, which evaluates it at runtime to determine which expert handles each token. The RTL’s moe_gating unit (Section</w:t>
+      </w:r>
+      <w:r>
+        <w:t xml:space="preserve"> </w:t>
+      </w:r>
+      <w:hyperlink w:anchor="sec:2.17">
+        <w:r>
+          <w:rPr>
+            <w:rStyle w:val="Hyperlink"/>
+          </w:rPr>
+          <w:t xml:space="preserve">2.17</w:t>
+        </w:r>
+      </w:hyperlink>
+      <w:r>
+        <w:t xml:space="preserve">) implements the learned-projection datapath—logits</w:t>
+      </w:r>
+      <w:r>
+        <w:t xml:space="preserve"> </w:t>
+      </w:r>
+      <m:oMath>
+        <m:r>
+          <m:rPr>
+            <m:sty m:val="p"/>
+          </m:rPr>
+          <m:t>=</m:t>
+        </m:r>
+      </m:oMath>
+      <w:r>
+        <w:t xml:space="preserve"> </w:t>
+      </w:r>
+      <w:r>
+        <w:t xml:space="preserve">hidden</w:t>
+      </w:r>
+      <w:r>
+        <w:t xml:space="preserve"> </w:t>
+      </w:r>
+      <m:oMath>
+        <m:r>
+          <m:rPr>
+            <m:sty m:val="p"/>
+          </m:rPr>
+          <m:t>×</m:t>
+        </m:r>
+      </m:oMath>
+      <w:r>
+        <w:t xml:space="preserve"> </w:t>
+      </w:r>
+      <w:r>
+        <w:t xml:space="preserve">router_weights followed by top-</w:t>
+      </w:r>
+      <m:oMath>
+        <m:r>
+          <m:t>k</m:t>
+        </m:r>
+      </m:oMath>
+      <w:r>
+        <w:t xml:space="preserve"> </w:t>
+      </w:r>
+      <w:r>
+        <w:t xml:space="preserve">selection—with projector weights streamed over PCIe into its weight SRAM. Because this work ships no end-to-end-trained projector, the dispatch path the co-simulation actually exercises routes each token through a deterministic token-seeded routing hash evaluated in router firmware (Section</w:t>
+      </w:r>
+      <w:r>
+        <w:t xml:space="preserve"> </w:t>
+      </w:r>
+      <w:hyperlink w:anchor="sec:2.12">
+        <w:r>
+          <w:rPr>
+            <w:rStyle w:val="Hyperlink"/>
+          </w:rPr>
+          <w:t xml:space="preserve">2.12</w:t>
+        </w:r>
+      </w:hyperlink>
+      <w:r>
+        <w:t xml:space="preserve">), which produces every routing decision quoted in Section</w:t>
+      </w:r>
+      <w:r>
+        <w:t xml:space="preserve"> </w:t>
+      </w:r>
+      <w:hyperlink w:anchor="sec:3.5">
+        <w:r>
+          <w:rPr>
+            <w:rStyle w:val="Hyperlink"/>
+          </w:rPr>
+          <w:t xml:space="preserve">3.5</w:t>
+        </w:r>
+      </w:hyperlink>
+      <w:r>
+        <w:t xml:space="preserve">; the RTL projection datapath and the hash share the top-</w:t>
+      </w:r>
+      <m:oMath>
+        <m:r>
+          <m:t>k</m:t>
+        </m:r>
+      </m:oMath>
+      <w:r>
+        <w:t xml:space="preserve"> </w:t>
+      </w:r>
+      <w:r>
+        <w:t xml:space="preserve">selection shape but not the learned behavior or expert identity. A learned</w:t>
+      </w:r>
+      <w:r>
+        <w:t xml:space="preserve"> </w:t>
       </w:r>
       <m:oMath>
         <m:r>
@@ -1894,13 +2322,18 @@
         </m:r>
       </m:oMath>
       <w:r>
-        <w:t xml:space="preserve"> </w:t>
-      </w:r>
-      <w:r>
-        <w:t xml:space="preserve">experts</w:t>
-      </w:r>
-      <w:r>
-        <w:t xml:space="preserve"> </w:t>
+        <w:t xml:space="preserve">-expert BF16 projector at the reference model’s gating dimension needs roughly</w:t>
+      </w:r>
+      <w:r>
+        <w:t xml:space="preserve"> </w:t>
+      </w:r>
+      <m:oMath>
+        <m:r>
+          <m:t>0.3</m:t>
+        </m:r>
+      </m:oMath>
+      <w:r>
+        <w:t xml:space="preserve">–1 MB of weights—5–15</w:t>
       </w:r>
       <m:oMath>
         <m:r>
@@ -1914,7 +2347,21 @@
         <w:t xml:space="preserve"> </w:t>
       </w:r>
       <w:r>
-        <w:t xml:space="preserve">a small projection head, a few tens of KB at BF16) and fits entirely in the router’s dedicated 64 KB gating SRAM (32K BF16 entries). In the co-simulation, this phase records the weights as loaded; in production, the weights arrive over PCIe from the host before execution begins.</w:t>
+        <w:t xml:space="preserve">the router’s dedicated 64 KB gating SRAM (32K BF16 entries)—so learned-router sizing and its per-token evaluation latency are projections (Section</w:t>
+      </w:r>
+      <w:r>
+        <w:t xml:space="preserve"> </w:t>
+      </w:r>
+      <w:hyperlink w:anchor="sec:4.4">
+        <w:r>
+          <w:rPr>
+            <w:rStyle w:val="Hyperlink"/>
+          </w:rPr>
+          <w:t xml:space="preserve">4.4</w:t>
+        </w:r>
+      </w:hyperlink>
+      <w:r>
+        <w:t xml:space="preserve">). In the co-simulation, this phase records the gating state as loaded; in production, the weights arrive over PCIe from the host before execution begins.</w:t>
       </w:r>
     </w:p>
     <w:p>
@@ -2014,21 +2461,7 @@
         </m:r>
       </m:oMath>
       <w:r>
-        <w:t xml:space="preserve">1 s (512 bitmaps at 6 bytes each via sideband), weight upload in</w:t>
-      </w:r>
-      <w:r>
-        <w:t xml:space="preserve"> </w:t>
-      </w:r>
-      <m:oMath>
-        <m:r>
-          <m:rPr>
-            <m:sty m:val="p"/>
-          </m:rPr>
-          <m:t>&lt;</m:t>
-        </m:r>
-      </m:oMath>
-      <w:r>
-        <w:t xml:space="preserve">10 min (64 TB at uplink line rate), MoE load in</w:t>
+        <w:t xml:space="preserve">1 s (512 bitmaps at 6 bytes each via sideband), weight upload in approximately 12–15 min (64 TB through the dual PCIe Gen5 x16 uplinks at a realistic sustained fraction of the unidirectional rate), MoE load in</w:t>
       </w:r>
       <w:r>
         <w:t xml:space="preserve"> </w:t>
@@ -2066,7 +2499,7 @@
         <w:pStyle w:val="Heading2"/>
       </w:pPr>
       <w:r>
-        <w:t xml:space="preserve">2.6 Software Stack and Execution Model</w:t>
+        <w:t xml:space="preserve">2.6 Software stack and execution model</w:t>
       </w:r>
     </w:p>
     <w:p>
@@ -2148,7 +2581,7 @@
         </w:r>
       </w:hyperlink>
       <w:r>
-        <w:t xml:space="preserve">) with least-recently-used eviction when capacity is exhausted. A C port targets MCU implementations (ARM Cortex-M/R, RISC-V) for embedded deployments, using static allocation only—no ‘malloc‘, no dynamic memory, no operating-system dependency. The C port mirrors the Go firmware’s data structures: a ‘firmware_t‘ struct holds the complete state (routing table, MoE map, weight commands, KV cache, dispatch records) as statically sized arrays, with configuration constants that scale by compile target—under ‘PNM_MCU‘ reduced limits for small microcontrollers (up to ‘PNM_MAX_LAYERS=2‘, ‘PNM_MAX_NODES_TOTAL=32‘, ‘PNM_MAX_EXPERTS=16‘, and ‘PNM_KV_CACHE_DEPTH=64‘), and the full SoC defaults otherwise (‘PNM_MAX_LAYERS=8‘, ‘PNM_MAX_NODES_TOTAL=512‘, ‘PNM_MAX_EXPERTS=256‘, and ‘PNM_KV_CACHE_DEPTH=4096‘); it implements the identical five-phase boot and dispatch loop and compiles cleanly with ‘gcc -Wall -Wextra -std=c11‘ against the Go firmware’s golden model.</w:t>
+        <w:t xml:space="preserve">) with FIFO eviction of the oldest entries when capacity is exhausted. A C port targets MCU implementations (ARM Cortex-M/R, RISC-V) for embedded deployments, using static allocation only—no ‘malloc‘, no dynamic memory, no operating-system dependency. The C port mirrors the Go firmware’s data structures: a ‘firmware_t‘ struct holds the complete state (routing table, MoE map, weight commands, KV cache, dispatch records) as statically sized arrays, with configuration constants that scale by compile target—under ‘PNM_MCU‘ reduced limits for small microcontrollers (up to ‘PNM_MAX_LAYERS=2‘, ‘PNM_MAX_NODES_TOTAL=32‘, ‘PNM_MAX_EXPERTS=16‘, and ‘PNM_KV_CACHE_DEPTH=64‘), and the full SoC defaults otherwise (‘PNM_MAX_LAYERS=8‘, ‘PNM_MAX_NODES_TOTAL=512‘, ‘PNM_MAX_EXPERTS=256‘, and ‘PNM_KV_CACHE_DEPTH=4096‘); it implements the identical five-phase boot and dispatch loop and compiles cleanly with ‘gcc -Wall -Wextra -std=c11‘ against the Go firmware’s golden model.</w:t>
       </w:r>
     </w:p>
     <w:p>
@@ -2226,7 +2659,15 @@
         <w:pStyle w:val="BodyText"/>
       </w:pPr>
       <w:r>
-        <w:t xml:space="preserve">Stage 1: Ingestion. The compiler reads two files from a HuggingFace model directory: the safetensors index (‘model.safetensors.index.json‘) and the model configuration (‘config.json‘). The index maps each named tensor to its shard filename; the config specifies the computation graph—layer count, hidden dimensions, attention heads, expert counts, and activation functions. Crucially, the safetensors index does not store tensor shapes: the compiler infers shapes from tensor names using naming conventions and the config parameters. For example, ‘model.layers.0.self attn.q proj.weight‘ maps to</w:t>
+        <w:t xml:space="preserve">Stage 1: Ingestion. The compiler reads two files from a HuggingFace model directory: the safetensors index (‘model.safetensors.index.json‘) and the model configuration (‘config.json‘). The index maps each named tensor to its shard filename; the config specifies the computation graph—layer count, hidden dimensions, attention heads, expert counts, and activation functions. Crucially, the safetensors index does not store tensor shapes: the compiler infers shapes from tensor names using naming conventions and the config parameters.</w:t>
+      </w:r>
+    </w:p>
+    <w:p>
+      <w:pPr>
+        <w:pStyle w:val="BodyText"/>
+      </w:pPr>
+      <w:r>
+        <w:t xml:space="preserve">For example, ‘model.layers.0.self attn.q proj.weight‘ maps to</w:t>
       </w:r>
       <w:r>
         <w:t xml:space="preserve"> </w:t>
@@ -4358,7 +4799,21 @@
         <w:t xml:space="preserve"> </w:t>
       </w:r>
       <w:r>
-        <w:t xml:space="preserve">bytes for BF16. A single expert’s weights at BF16 for a 70B-class model occupy on the order of 70–80 GB, fitting one node with headroom for KV cache and activation buffers. Hot experts—identified from offline activation histograms—are replicated across</w:t>
+        <w:t xml:space="preserve">bytes for BF16. A 70B-class MoE model’s full expert population occupies on the order of 70–80 GB of BF16 weight—roughly 0.6 GB per expert at a typical 128-expert count—so the population spans the expert-parallel node pool rather than fitting on a single node, and the per-node post-weight budget (Section</w:t>
+      </w:r>
+      <w:r>
+        <w:t xml:space="preserve"> </w:t>
+      </w:r>
+      <w:hyperlink w:anchor="sec:2.7">
+        <w:r>
+          <w:rPr>
+            <w:rStyle w:val="Hyperlink"/>
+          </w:rPr>
+          <w:t xml:space="preserve">2.7</w:t>
+        </w:r>
+      </w:hyperlink>
+      <w:r>
+        <w:t xml:space="preserve">, sub-phase 2d) decides how many resident experts a node can host alongside its KV share. Hot experts—identified from offline activation histograms—are replicated across</w:t>
       </w:r>
       <w:r>
         <w:t xml:space="preserve"> </w:t>
@@ -5224,7 +5679,7 @@
         <w:t xml:space="preserve"> </w:t>
       </w:r>
       <w:r>
-        <w:t xml:space="preserve">(K and V, each 2 bytes in BF16, per hidden dimension). The KV budget per node is 80% of the 128 GB capacity, capped at 16,384 entries (a 16K context window). If the budget is exhausted, the firmware evicts the least-recently-used entries (Section</w:t>
+        <w:t xml:space="preserve">(K and V, each 2 bytes in BF16, per hidden dimension)—the reference co-simulation and RTL kv_cache_bank use a fixed 512-byte frame per entry, which bounds the implemented capacity below the model formula for large hidden sizes. The KV budget per node is 80% of the post-weight budget—the 128 GB capacity minus the node’s resident weight bytes—capped at 16,384 entries (a 16K context window). If the budget is exhausted, the firmware evicts the oldest entries (Section</w:t>
       </w:r>
       <w:r>
         <w:t xml:space="preserve"> </w:t>
@@ -5802,79 +6257,7 @@
         </m:r>
       </m:oMath>
       <w:r>
-        <w:t xml:space="preserve">4 = 64-node chassis assigns 8 model layers per physical layer, distributes 128 experts round-robin across 16 nodes per layer, and produces a chassis schema with coordinate maps, routing bitmaps, and a .pnm program compatible with the co-simulation harness. The compiler is model-agnostic: it reads any safetensors index and config combination and maps it onto any chassis dimensions.</w:t>
-      </w:r>
-    </w:p>
-    <w:p>
-      <w:pPr>
-        <w:pStyle w:val="BodyText"/>
-      </w:pPr>
-      <w:r>
-        <w:t xml:space="preserve">The compilation model has a second, less obvious consequence: because every weight is statically assigned to a fixed coordinate, and every route is a deterministic function of that coordinate, the compiler can reason about the entire machine’s state at compile time. There are no runtime page faults, no TLB misses, no cache coherence invalidations, and no operating-system context switches. The weight loading phase (Section</w:t>
-      </w:r>
-      <w:r>
-        <w:t xml:space="preserve"> </w:t>
-      </w:r>
-      <w:hyperlink w:anchor="sec:2.5">
-        <w:r>
-          <w:rPr>
-            <w:rStyle w:val="Hyperlink"/>
-          </w:rPr>
-          <w:t xml:space="preserve">2.5</w:t>
-        </w:r>
-      </w:hyperlink>
-      <w:r>
-        <w:t xml:space="preserve">) is a one-time DMA burst that fills each node’s LPDDR6 bank; once loaded, weights never move. When a token arrives at a node, the doorbell fires, the MAC reads weights from the local bank at the full 256 GB/s bus rate, and the result is returned. The compiler has already verified that the weight dimensions fit the node, that the route is valid, that the latency budget is sufficient, and that no buffer will overflow. The hardware merely executes what the compiler proved correct.</w:t>
-      </w:r>
-    </w:p>
-    <w:p>
-      <w:pPr>
-        <w:pStyle w:val="BodyText"/>
-      </w:pPr>
-      <w:r>
-        <w:t xml:space="preserve">The source-language front ends (Section</w:t>
-      </w:r>
-      <w:r>
-        <w:t xml:space="preserve"> </w:t>
-      </w:r>
-      <w:hyperlink w:anchor="sec:2.6">
-        <w:r>
-          <w:rPr>
-            <w:rStyle w:val="Hyperlink"/>
-          </w:rPr>
-          <w:t xml:space="preserve">2.6</w:t>
-        </w:r>
-      </w:hyperlink>
-      <w:r>
-        <w:t xml:space="preserve">) feed into this pipeline: the R and Haskell compilers emit FP64 IR that the kernel mapper assigns to fp64_fma units, while the HLSL compiler emits FP32 ALU IR that the mapper assigns to fp32_alu units. The mapper also handles BF16 and FP16 FMA operations for transformer inference (Section</w:t>
-      </w:r>
-      <w:r>
-        <w:t xml:space="preserve"> </w:t>
-      </w:r>
-      <w:hyperlink w:anchor="sec:2.12">
-        <w:r>
-          <w:rPr>
-            <w:rStyle w:val="Hyperlink"/>
-          </w:rPr>
-          <w:t xml:space="preserve">2.12</w:t>
-        </w:r>
-      </w:hyperlink>
-      <w:r>
-        <w:t xml:space="preserve">), INT8 MAC operations for quantized inference, and systolic array operations for attention QKV projections. The kernel set is deliberately small and fixed: each kernel is a pure function of its input payload and resident weights, which is what makes the doorbell mechanism (Section</w:t>
-      </w:r>
-      <w:r>
-        <w:t xml:space="preserve"> </w:t>
-      </w:r>
-      <w:hyperlink w:anchor="sec:2.9">
-        <w:r>
-          <w:rPr>
-            <w:rStyle w:val="Hyperlink"/>
-          </w:rPr>
-          <w:t xml:space="preserve">2.9</w:t>
-        </w:r>
-      </w:hyperlink>
-      <w:r>
-        <w:t xml:space="preserve">) sound. The compiler’s kernel mapping is a many-to-one function—many tensor operations map to the same kernel type, differing only in their weight dimensions—and the hardware executes them all identically.</w:t>
+        <w:t xml:space="preserve">4 = 64-node chassis assigns 8 model layers per physical layer, distributes 128 experts round-robin across 16 nodes per layer, and produces a chassis schema with coordinate maps, routing bitmaps, and a .pnm program compatible with the co-simulation harness. The compiler is model-agnostic: it reads any safetensors index and config combination and maps it onto any chassis dimensions. Because every weight is statically assigned to a fixed coordinate and every route is a deterministic function of that coordinate, the compiler has already verified—before execution—that weight dimensions fit the node, that each route is valid, that latency budgets are sufficient, and that no buffer will overflow; the hardware merely executes what the compiler proved correct.</w:t>
       </w:r>
     </w:p>
     <w:bookmarkEnd w:id="32"/>
@@ -5929,7 +6312,21 @@
         <w:t xml:space="preserve"> </w:t>
       </w:r>
       <w:r>
-        <w:t xml:space="preserve">arithmetic functions of the [Layer ID | Module ID] pair—on a single-path tree there is exactly one route, so no pathfinding algorithm has anything to find. The host-side driver orchestrates this mapping: it pre-computes 11-bit routing bitmaps for every node (bits [10:7] hold the 1-based Layer ID shifted left by 7, bits [4:0] hold the Y-distance from the lxy_repeater), builds a MoE expert map that associates each (model_layer, expert_idx) pair with the physical NodeID holding that expert’s weights, and generates the weight upload commands sorted lexicographically by</w:t>
+        <w:t xml:space="preserve">arithmetic functions of the [Layer ID | Module ID] pair—on a single-path tree there is exactly one route, so no pathfinding algorithm has anything to find. The host-side driver orchestrates this mapping: it pre-computes the 11-bit routing bitmap for every node (Section</w:t>
+      </w:r>
+      <w:r>
+        <w:t xml:space="preserve"> </w:t>
+      </w:r>
+      <w:hyperlink w:anchor="sec:2.7">
+        <w:r>
+          <w:rPr>
+            <w:rStyle w:val="Hyperlink"/>
+          </w:rPr>
+          <w:t xml:space="preserve">2.7</w:t>
+        </w:r>
+      </w:hyperlink>
+      <w:r>
+        <w:t xml:space="preserve">, Stage 4), builds a MoE expert map that associates each (model_layer, expert_idx) pair with the physical NodeID holding that expert’s weights, and generates the weight upload commands sorted lexicographically by</w:t>
       </w:r>
       <w:r>
         <w:t xml:space="preserve"> </w:t>
@@ -6196,7 +6593,44 @@
         <w:t xml:space="preserve"> </w:t>
       </w:r>
       <w:r>
-        <w:t xml:space="preserve">tokens/s depending on expert placement—comparable to what 131 TB/s of node-local memory can serve, and far below the router’s raw decision capacity. Optional per-layer dispatch replicas scale the decision rate linearly and remain deterministic because the routing function is pure; they do not raise the fabric-bound ceiling.</w:t>
+        <w:t xml:space="preserve">dispatches/s depending on expert placement—corresponding, at 270 dispatches per generated token (Section</w:t>
+      </w:r>
+      <w:r>
+        <w:t xml:space="preserve"> </w:t>
+      </w:r>
+      <w:hyperlink w:anchor="sec:2.6">
+        <w:r>
+          <w:rPr>
+            <w:rStyle w:val="Hyperlink"/>
+          </w:rPr>
+          <w:t xml:space="preserve">2.6</w:t>
+        </w:r>
+      </w:hyperlink>
+      <w:r>
+        <w:t xml:space="preserve">), to a token rate of roughly</w:t>
+      </w:r>
+      <w:r>
+        <w:t xml:space="preserve"> </w:t>
+      </w:r>
+      <m:oMath>
+        <m:sSup>
+          <m:e>
+            <m:r>
+              <m:t>10</m:t>
+            </m:r>
+          </m:e>
+          <m:sup>
+            <m:r>
+              <m:t>6</m:t>
+            </m:r>
+          </m:sup>
+        </m:sSup>
+      </m:oMath>
+      <w:r>
+        <w:t xml:space="preserve"> </w:t>
+      </w:r>
+      <w:r>
+        <w:t xml:space="preserve">tokens/s—comparable to what 131 TB/s of node-local memory can serve, and far below the router’s raw decision capacity. Optional per-layer dispatch replicas scale the decision rate linearly and remain deterministic because the routing function is pure; they do not raise the fabric-bound ceiling.</w:t>
       </w:r>
     </w:p>
     <w:bookmarkEnd w:id="33"/>
@@ -6449,13 +6883,13 @@
       </w:r>
     </w:p>
     <w:bookmarkEnd w:id="35"/>
-    <w:bookmarkStart w:id="38" w:name="sec:2.11"/>
+    <w:bookmarkStart w:id="37" w:name="sec:2.11"/>
     <w:p>
       <w:pPr>
         <w:pStyle w:val="Heading2"/>
       </w:pPr>
       <w:r>
-        <w:t xml:space="preserve">2.11 Target Workloads</w:t>
+        <w:t xml:space="preserve">2.11 Target workloads</w:t>
       </w:r>
     </w:p>
     <w:bookmarkStart w:id="36" w:name="sec:2.11.1"/>
@@ -6768,13 +7202,14 @@
       </w:r>
     </w:p>
     <w:bookmarkEnd w:id="36"/>
-    <w:bookmarkStart w:id="37" w:name="sec:2.11.2"/>
-    <w:p>
-      <w:pPr>
-        <w:pStyle w:val="Heading3"/>
-      </w:pPr>
-      <w:r>
-        <w:t xml:space="preserve">2.11.2 Routing designs by use case</w:t>
+    <w:bookmarkEnd w:id="37"/>
+    <w:bookmarkStart w:id="38" w:name="sec:2.12"/>
+    <w:p>
+      <w:pPr>
+        <w:pStyle w:val="Heading2"/>
+      </w:pPr>
+      <w:r>
+        <w:t xml:space="preserve">2.12 Mixture-of-Experts transformers</w:t>
       </w:r>
     </w:p>
     <w:p>
@@ -6782,34 +7217,604 @@
         <w:pStyle w:val="FirstParagraph"/>
       </w:pPr>
       <w:r>
-        <w:t xml:space="preserve">The fabric supports four routing patterns, selected by the AOT compiler based on the algorithm’s communication topology rather than programmed at runtime:</w:t>
-      </w:r>
-    </w:p>
-    <w:p>
-      <w:pPr>
-        <w:pStyle w:val="BodyText"/>
-      </w:pPr>
-      <w:r>
-        <w:t xml:space="preserve">Dimension-order X</w:t>
-      </w:r>
-      <m:oMath>
-        <m:r>
-          <m:rPr>
-            <m:sty m:val="p"/>
-          </m:rPr>
-          <m:t>→</m:t>
-        </m:r>
-      </m:oMath>
-      <w:r>
-        <w:t xml:space="preserve">Y (intra-layer). Nearest-neighbor stencils, halo exchanges, and any communication confined to a single board. The route never enters the spine, so its latency is a compile-time constant independent of chassis depth: a single dimension-order hop for a nearest-neighbor halo exchange, plus PE pipe delay. This is the cheapest pattern and should be preferred whenever data locality permits.</w:t>
-      </w:r>
-    </w:p>
-    <w:p>
-      <w:pPr>
-        <w:pStyle w:val="BodyText"/>
-      </w:pPr>
-      <w:r>
-        <w:t xml:space="preserve">Spine descent (cross-layer unicast). Weight-stationary linear algebra (matvec), MoE expert dispatch, and any pattern where the injector reaches nodes on deeper layers. Each hop adds exactly one spine stage; the closed-form latency of Section</w:t>
+        <w:t xml:space="preserve">Trillion-parameter MoE transformers present a capacity crisis for HBM-based systems: only a sparse subset of experts is active per token, yet the entire parameter set must be accessible</w:t>
+      </w:r>
+      <w:r>
+        <w:t xml:space="preserve">. Our architecture distributes expert weights across hundreds of cheap LPDDR6 pools. A one-trillion-parameter model at INT8 occupies 1 TB—eight reference nodes—and at FP16, sixteen. A single 64 TB chassis holds tens of trillions of parameters with room for replication.</w:t>
+      </w:r>
+    </w:p>
+    <w:p>
+      <w:pPr>
+        <w:pStyle w:val="BodyText"/>
+      </w:pPr>
+      <w:r>
+        <w:t xml:space="preserve">When a token requires a given expert, the central router chip evaluates the coordinate routing function, dispatches the token via wormhole routing to the holding node, and the doorbell fires. The local MAC executes and returns the updated hidden state. Because only the token travels to the expert—the expert’s weights stay resident—the cross-layer traffic fraction</w:t>
+      </w:r>
+      <w:r>
+        <w:t xml:space="preserve"> </w:t>
+      </w:r>
+      <m:oMath>
+        <m:r>
+          <m:t>α</m:t>
+        </m:r>
+      </m:oMath>
+      <w:r>
+        <w:t xml:space="preserve"> </w:t>
+      </w:r>
+      <w:r>
+        <w:t xml:space="preserve">of Section</w:t>
+      </w:r>
+      <w:r>
+        <w:t xml:space="preserve"> </w:t>
+      </w:r>
+      <w:hyperlink w:anchor="sec:2.1">
+        <w:r>
+          <w:rPr>
+            <w:rStyle w:val="Hyperlink"/>
+          </w:rPr>
+          <w:t xml:space="preserve">2.1</w:t>
+        </w:r>
+      </w:hyperlink>
+      <w:r>
+        <w:t xml:space="preserve"> </w:t>
+      </w:r>
+      <w:r>
+        <w:t xml:space="preserve">is a direct consequence of expert placement: with random placement across eight layers,</w:t>
+      </w:r>
+      <w:r>
+        <w:t xml:space="preserve"> </w:t>
+      </w:r>
+      <m:oMath>
+        <m:r>
+          <m:t>α</m:t>
+        </m:r>
+        <m:r>
+          <m:rPr>
+            <m:sty m:val="p"/>
+          </m:rPr>
+          <m:t>=</m:t>
+        </m:r>
+        <m:r>
+          <m:t>7</m:t>
+        </m:r>
+        <m:r>
+          <m:rPr>
+            <m:sty m:val="p"/>
+          </m:rPr>
+          <m:t>/</m:t>
+        </m:r>
+        <m:r>
+          <m:t>8</m:t>
+        </m:r>
+      </m:oMath>
+      <w:r>
+        <w:t xml:space="preserve"> </w:t>
+      </w:r>
+      <w:r>
+        <w:t xml:space="preserve">of token dispatches cross the spine, and the honest spine-sizing rule sizes the fabric for exactly that. Three refinements matter in production: (i) hot-expert replication from offline activation histograms across</w:t>
+      </w:r>
+      <w:r>
+        <w:t xml:space="preserve"> </w:t>
+      </w:r>
+      <m:oMath>
+        <m:r>
+          <m:t>k</m:t>
+        </m:r>
+      </m:oMath>
+      <w:r>
+        <w:t xml:space="preserve"> </w:t>
+      </w:r>
+      <w:r>
+        <w:t xml:space="preserve">nodes, which both cuts latency and—when replicas are placed layer-locally—shrinks</w:t>
+      </w:r>
+      <w:r>
+        <w:t xml:space="preserve"> </w:t>
+      </w:r>
+      <m:oMath>
+        <m:r>
+          <m:t>α</m:t>
+        </m:r>
+      </m:oMath>
+      <w:r>
+        <w:t xml:space="preserve"> </w:t>
+      </w:r>
+      <w:r>
+        <w:t xml:space="preserve">toward the resident dense-component fraction, trading replication cost against spine provisioning; (ii) expert capacity via elastic input buffers sized to at least one full message burst, with compiler-set capacity factors; (iii) dense components (attention projections, embeddings, output head) replicated on dedicated dense nodes per layer under the same doorbell discipline. Idle experts draw no dynamic compute power—only DRAM refresh current.</w:t>
+      </w:r>
+    </w:p>
+    <w:p>
+      <w:pPr>
+        <w:pStyle w:val="BodyText"/>
+      </w:pPr>
+      <w:r>
+        <w:t xml:space="preserve">The compute unit assignment for MoE inference follows a fixed mapping: expert weight-streaming uses BF16 FMA (weight-stationary multiply), attention QKV projections use BF16 systolic MAC arrays, layer normalization uses FP32 ALU (for the division in variance computation), and the gating network’s softmax uses FP32 ALU MIN/MAX/CMP operations. The model compiler (Section</w:t>
+      </w:r>
+      <w:r>
+        <w:t xml:space="preserve"> </w:t>
+      </w:r>
+      <w:hyperlink w:anchor="sec:2.7">
+        <w:r>
+          <w:rPr>
+            <w:rStyle w:val="Hyperlink"/>
+          </w:rPr>
+          <w:t xml:space="preserve">2.7</w:t>
+        </w:r>
+      </w:hyperlink>
+      <w:r>
+        <w:t xml:space="preserve">) performs this assignment during the kernel mapping stage, and the firmware (Section</w:t>
+      </w:r>
+      <w:r>
+        <w:t xml:space="preserve"> </w:t>
+      </w:r>
+      <w:hyperlink w:anchor="sec:2.6">
+        <w:r>
+          <w:rPr>
+            <w:rStyle w:val="Hyperlink"/>
+          </w:rPr>
+          <w:t xml:space="preserve">2.6</w:t>
+        </w:r>
+      </w:hyperlink>
+      <w:r>
+        <w:t xml:space="preserve">) records the unit type in each dispatch record so the host-side driver can verify weight upload integrity per unit type. The reference chassis sustains 30 dense dispatches plus 240 MoE dispatches per generated token at the dispatch rates of Section</w:t>
+      </w:r>
+      <w:r>
+        <w:t xml:space="preserve"> </w:t>
+      </w:r>
+      <w:hyperlink w:anchor="sec:2.8">
+        <w:r>
+          <w:rPr>
+            <w:rStyle w:val="Hyperlink"/>
+          </w:rPr>
+          <w:t xml:space="preserve">2.8</w:t>
+        </w:r>
+      </w:hyperlink>
+      <w:r>
+        <w:t xml:space="preserve">, with the BF16 FMA units consuming approximately 2 bytes per FLOP at the 256 GB/s memory bandwidth.</w:t>
+      </w:r>
+    </w:p>
+    <w:p>
+      <w:pPr>
+        <w:pStyle w:val="BodyText"/>
+      </w:pPr>
+      <w:r>
+        <w:t xml:space="preserve">Expert selection itself is not end-to-end trained in this work. The co-simulated dispatch path routes every token through a deterministic token-seeded routing hash—a 64-bit FNV-1a seed over the token bytes and model layer, mixed per expert, reproducible run-to-run for a fixed input—while the RTL’s moe_gating unit (Section</w:t>
+      </w:r>
+      <w:r>
+        <w:t xml:space="preserve"> </w:t>
+      </w:r>
+      <w:hyperlink w:anchor="sec:2.17">
+        <w:r>
+          <w:rPr>
+            <w:rStyle w:val="Hyperlink"/>
+          </w:rPr>
+          <w:t xml:space="preserve">2.17</w:t>
+        </w:r>
+      </w:hyperlink>
+      <w:r>
+        <w:t xml:space="preserve">) provides the learned-projection datapath (hidden</w:t>
+      </w:r>
+      <w:r>
+        <w:t xml:space="preserve"> </w:t>
+      </w:r>
+      <m:oMath>
+        <m:r>
+          <m:rPr>
+            <m:sty m:val="p"/>
+          </m:rPr>
+          <m:t>×</m:t>
+        </m:r>
+      </m:oMath>
+      <w:r>
+        <w:t xml:space="preserve"> </w:t>
+      </w:r>
+      <w:r>
+        <w:t xml:space="preserve">router_weights, top-</w:t>
+      </w:r>
+      <m:oMath>
+        <m:r>
+          <m:t>k</m:t>
+        </m:r>
+      </m:oMath>
+      <w:r>
+        <w:t xml:space="preserve"> </w:t>
+      </w:r>
+      <w:r>
+        <w:t xml:space="preserve">selection) verified structurally by testbench with hand-loaded weights. The two paths share the selection shape but not the learned behavior: the hash is a demonstrator for dispatch mechanics, and the learned-router sizing and its per-token evaluation latency are projections (Sections</w:t>
+      </w:r>
+      <w:r>
+        <w:t xml:space="preserve"> </w:t>
+      </w:r>
+      <w:hyperlink w:anchor="sec:2.5">
+        <w:r>
+          <w:rPr>
+            <w:rStyle w:val="Hyperlink"/>
+          </w:rPr>
+          <w:t xml:space="preserve">2.5</w:t>
+        </w:r>
+      </w:hyperlink>
+      <w:r>
+        <w:t xml:space="preserve"> </w:t>
+      </w:r>
+      <w:r>
+        <w:t xml:space="preserve">and</w:t>
+      </w:r>
+      <w:r>
+        <w:t xml:space="preserve"> </w:t>
+      </w:r>
+      <w:hyperlink w:anchor="sec:4.4">
+        <w:r>
+          <w:rPr>
+            <w:rStyle w:val="Hyperlink"/>
+          </w:rPr>
+          <w:t xml:space="preserve">4.4</w:t>
+        </w:r>
+      </w:hyperlink>
+      <w:r>
+        <w:t xml:space="preserve">).</w:t>
+      </w:r>
+    </w:p>
+    <w:p>
+      <w:pPr>
+        <w:pStyle w:val="BodyText"/>
+      </w:pPr>
+      <w:r>
+        <w:t xml:space="preserve">The KV cache is distributed across the attention nodes: on every node that holds attention Q tensors, the compiler reserves 80% of that node’s post-weight budget for KV entries, capped at 16,384 entries (a 16K context window). Each KV entry occupies</w:t>
+      </w:r>
+      <w:r>
+        <w:t xml:space="preserve"> </w:t>
+      </w:r>
+      <m:oMath>
+        <m:r>
+          <m:rPr>
+            <m:sty m:val="p"/>
+          </m:rPr>
+          <m:t>H</m:t>
+        </m:r>
+        <m:r>
+          <m:rPr>
+            <m:sty m:val="p"/>
+          </m:rPr>
+          <m:t>i</m:t>
+        </m:r>
+        <m:r>
+          <m:rPr>
+            <m:sty m:val="p"/>
+          </m:rPr>
+          <m:t>d</m:t>
+        </m:r>
+        <m:r>
+          <m:rPr>
+            <m:sty m:val="p"/>
+          </m:rPr>
+          <m:t>d</m:t>
+        </m:r>
+        <m:r>
+          <m:rPr>
+            <m:sty m:val="p"/>
+          </m:rPr>
+          <m:t>e</m:t>
+        </m:r>
+        <m:r>
+          <m:rPr>
+            <m:sty m:val="p"/>
+          </m:rPr>
+          <m:t>n</m:t>
+        </m:r>
+        <m:r>
+          <m:rPr>
+            <m:sty m:val="p"/>
+          </m:rPr>
+          <m:t>S</m:t>
+        </m:r>
+        <m:r>
+          <m:rPr>
+            <m:sty m:val="p"/>
+          </m:rPr>
+          <m:t>i</m:t>
+        </m:r>
+        <m:r>
+          <m:rPr>
+            <m:sty m:val="p"/>
+          </m:rPr>
+          <m:t>z</m:t>
+        </m:r>
+        <m:r>
+          <m:rPr>
+            <m:sty m:val="p"/>
+          </m:rPr>
+          <m:t>e</m:t>
+        </m:r>
+        <m:r>
+          <m:rPr>
+            <m:sty m:val="p"/>
+          </m:rPr>
+          <m:t>×</m:t>
+        </m:r>
+        <m:r>
+          <m:t>4</m:t>
+        </m:r>
+      </m:oMath>
+      <w:r>
+        <w:t xml:space="preserve"> </w:t>
+      </w:r>
+      <w:r>
+        <w:t xml:space="preserve">bytes (K and V, each 2 bytes in BF16, per hidden dimension), bounded below by the co-simulated and RTL cache’s fixed 512-byte frame per entry (Section</w:t>
+      </w:r>
+      <w:r>
+        <w:t xml:space="preserve"> </w:t>
+      </w:r>
+      <w:hyperlink w:anchor="sec:2.7">
+        <w:r>
+          <w:rPr>
+            <w:rStyle w:val="Hyperlink"/>
+          </w:rPr>
+          <w:t xml:space="preserve">2.7</w:t>
+        </w:r>
+      </w:hyperlink>
+      <w:r>
+        <w:t xml:space="preserve">, sub-phase 2d). Entries are distributed round-robin across four directional banks (X+, X-, Y+, Y-) by sequence position, and eviction is triggered when any bank exceeds the 80% capacity threshold. The firmware checks the KV cache after each attention dispatch: if a bank needs offloading, it dispatches a KV offload command through the spine to host DRAM and triggers a reload cycle before the next token. The KV cache is entirely hardware-managed—no software polling, no OS page faults—and its FIFO eviction policy is deterministic given the same sequence of token arrivals.</w:t>
+      </w:r>
+    </w:p>
+    <w:p>
+      <w:pPr>
+        <w:pStyle w:val="BodyText"/>
+      </w:pPr>
+      <w:r>
+        <w:t xml:space="preserve">For interactive inference (chat, code generation, retrieval-augmented generation), the architecture includes an LLM inference client that handles tokenization, prefill, autoregressive generation, and temperature/nucleus sampling. The client boots the firmware, builds a vocabulary from the model’s tokenizer configuration, and generates tokens one at a time: each token triggers a prefill phase (all layers, all experts) followed by an autoregressive phase (cached KV state, reduced compute). The sampling pipeline computes softmax over the logit vector with numerical stability (max-subtraction trick), applies temperature scaling, sorts by probability, and selects via nucleus (top-p) sampling, all running on the host with the results dispatched to the chassis as token directives. The client tracks per-inference statistics—tokens generated, prefill tokens, total dispatches, MoE and dense dispatches, KV store/load/eviction operations—and reports compute unit utilization across the chassis. Token encoding on the wire varies by data type: 2 bytes for BF16 and FP16, 4 bytes for FP32, and 8 bytes for FP64.</w:t>
+      </w:r>
+    </w:p>
+    <w:bookmarkEnd w:id="38"/>
+    <w:bookmarkStart w:id="39" w:name="sec:2.13"/>
+    <w:p>
+      <w:pPr>
+        <w:pStyle w:val="Heading2"/>
+      </w:pPr>
+      <w:r>
+        <w:t xml:space="preserve">2.13 Scientific HPC stencil workflows</w:t>
+      </w:r>
+    </w:p>
+    <w:p>
+      <w:pPr>
+        <w:pStyle w:val="FirstParagraph"/>
+      </w:pPr>
+      <w:r>
+        <w:t xml:space="preserve">Climate modeling, computational fluid dynamics, and seismic imaging rely on regular FP64 stencil operations over massive grids. These workloads map onto the rigid X/Y grid of sockets: each grid subdomain becomes a physical node, and halo exchanges become single-hop dimension-order routes between neighboring sockets that never enter the spine. Because the stencil neighborhood is known at compile time, the AOT compiler generates exact routes with no runtime indirection, replacing cluster middleware such as MPI</w:t>
+      </w:r>
+      <w:r>
+        <w:t xml:space="preserve"> </w:t>
+      </w:r>
+      <w:r>
+        <w:t xml:space="preserve">with a coordinate function.</w:t>
+      </w:r>
+    </w:p>
+    <w:p>
+      <w:pPr>
+        <w:pStyle w:val="BodyText"/>
+      </w:pPr>
+      <w:r>
+        <w:t xml:space="preserve">The roofline analysis of Section</w:t>
+      </w:r>
+      <w:r>
+        <w:t xml:space="preserve"> </w:t>
+      </w:r>
+      <w:hyperlink w:anchor="sec:3.2">
+        <w:r>
+          <w:rPr>
+            <w:rStyle w:val="Hyperlink"/>
+          </w:rPr>
+          <w:t xml:space="preserve">3.2</w:t>
+        </w:r>
+      </w:hyperlink>
+      <w:r>
+        <w:t xml:space="preserve"> </w:t>
+      </w:r>
+      <w:r>
+        <w:t xml:space="preserve">shows why mature nodes suffice: a 7-point FP64 stencil has an arithmetic intensity of roughly 0.3–0.5 FLOP/byte, far below the reference node’s machine balance of about 1.5 FLOP/byte</w:t>
+      </w:r>
+      <w:r>
+        <w:t xml:space="preserve">. Where numerics permit, mixed-precision halo storage raises effective intensity further. Deterministic worst-case halo-exchange latency is a compile-time constant (Section</w:t>
+      </w:r>
+      <w:r>
+        <w:t xml:space="preserve"> </w:t>
+      </w:r>
+      <w:hyperlink w:anchor="sec:4.4">
+        <w:r>
+          <w:rPr>
+            <w:rStyle w:val="Hyperlink"/>
+          </w:rPr>
+          <w:t xml:space="preserve">4.4</w:t>
+        </w:r>
+      </w:hyperlink>
+      <w:r>
+        <w:t xml:space="preserve">).</w:t>
+      </w:r>
+    </w:p>
+    <w:bookmarkEnd w:id="39"/>
+    <w:bookmarkStart w:id="40" w:name="sec:2.14"/>
+    <w:p>
+      <w:pPr>
+        <w:pStyle w:val="Heading2"/>
+      </w:pPr>
+      <w:r>
+        <w:t xml:space="preserve">2.14 Functional data-based workflows</w:t>
+      </w:r>
+    </w:p>
+    <w:p>
+      <w:pPr>
+        <w:pStyle w:val="FirstParagraph"/>
+      </w:pPr>
+      <w:r>
+        <w:t xml:space="preserve">The mappable subset is first-order dataflow graphs of pure kernels over statically allocated buffers</w:t>
+      </w:r>
+      <w:r>
+        <w:t xml:space="preserve">. Within this subset, an actor is a node, a message is a flit, and a statically scheduled functional kernel is a doorbell activation. General lazy graph reduction with an unbounded dynamic heap is future work (the Conclusion section). Referential transparency is exactly what makes the replay guarantees of Sections</w:t>
+      </w:r>
+      <w:r>
+        <w:t xml:space="preserve"> </w:t>
+      </w:r>
+      <w:hyperlink w:anchor="sec:2.6">
+        <w:r>
+          <w:rPr>
+            <w:rStyle w:val="Hyperlink"/>
+          </w:rPr>
+          <w:t xml:space="preserve">2.6</w:t>
+        </w:r>
+      </w:hyperlink>
+      <w:r>
+        <w:t xml:space="preserve"> </w:t>
+      </w:r>
+      <w:r>
+        <w:t xml:space="preserve">and</w:t>
+      </w:r>
+      <w:r>
+        <w:t xml:space="preserve"> </w:t>
+      </w:r>
+      <w:hyperlink w:anchor="sec:4.1">
+        <w:r>
+          <w:rPr>
+            <w:rStyle w:val="Hyperlink"/>
+          </w:rPr>
+          <w:t xml:space="preserve">4.1</w:t>
+        </w:r>
+      </w:hyperlink>
+      <w:r>
+        <w:t xml:space="preserve"> </w:t>
+      </w:r>
+      <w:r>
+        <w:t xml:space="preserve">hold.</w:t>
+      </w:r>
+    </w:p>
+    <w:bookmarkEnd w:id="40"/>
+    <w:bookmarkStart w:id="41" w:name="sec:2.15"/>
+    <w:p>
+      <w:pPr>
+        <w:pStyle w:val="Heading2"/>
+      </w:pPr>
+      <w:r>
+        <w:t xml:space="preserve">2.15 Verification methodology: machine-checking the transport claims</w:t>
+      </w:r>
+    </w:p>
+    <w:p>
+      <w:pPr>
+        <w:pStyle w:val="FirstParagraph"/>
+      </w:pPr>
+      <w:r>
+        <w:t xml:space="preserve">The transport claims of this paper are machine-checked, not asserted. The companion repository ships a co-simulation harness—Go, standard library only—that drives a cycle-exact Verilog-2005 model of the fabric: the routing gates of Sections</w:t>
+      </w:r>
+      <w:r>
+        <w:t xml:space="preserve"> </w:t>
+      </w:r>
+      <w:hyperlink w:anchor="sec:2.1">
+        <w:r>
+          <w:rPr>
+            <w:rStyle w:val="Hyperlink"/>
+          </w:rPr>
+          <w:t xml:space="preserve">2.1</w:t>
+        </w:r>
+      </w:hyperlink>
+      <w:r>
+        <w:t xml:space="preserve"> </w:t>
+      </w:r>
+      <w:r>
+        <w:t xml:space="preserve">and</w:t>
+      </w:r>
+      <w:r>
+        <w:t xml:space="preserve"> </w:t>
+      </w:r>
+      <w:hyperlink w:anchor="sec:2.2">
+        <w:r>
+          <w:rPr>
+            <w:rStyle w:val="Hyperlink"/>
+          </w:rPr>
+          <w:t xml:space="preserve">2.2</w:t>
+        </w:r>
+      </w:hyperlink>
+      <w:r>
+        <w:t xml:space="preserve">, the per-node PE tile stub of Section</w:t>
+      </w:r>
+      <w:r>
+        <w:t xml:space="preserve"> </w:t>
+      </w:r>
+      <w:hyperlink w:anchor="sec:2.9">
+        <w:r>
+          <w:rPr>
+            <w:rStyle w:val="Hyperlink"/>
+          </w:rPr>
+          <w:t xml:space="preserve">2.9</w:t>
+        </w:r>
+      </w:hyperlink>
+      <w:r>
+        <w:t xml:space="preserve">, and the end-to-end CRC machinery of Section</w:t>
+      </w:r>
+      <w:r>
+        <w:t xml:space="preserve"> </w:t>
+      </w:r>
+      <w:hyperlink w:anchor="sec:2.10">
+        <w:r>
+          <w:rPr>
+            <w:rStyle w:val="Hyperlink"/>
+          </w:rPr>
+          <w:t xml:space="preserve">2.10</w:t>
+        </w:r>
+      </w:hyperlink>
+      <w:r>
+        <w:t xml:space="preserve">. The harness is deterministic by construction: it embeds a byte-exact MT19937 clone of the CPython random.Random generator (a Python-equivalent Mersenne Twister implementation verified against CPython’s known outputs), so a given seed reproduces the identical stimulus file, generated Verilog, and delivery log on any machine, and every result quoted in Section</w:t>
+      </w:r>
+      <w:r>
+        <w:t xml:space="preserve"> </w:t>
+      </w:r>
+      <w:hyperlink w:anchor="sec:3.5">
+        <w:r>
+          <w:rPr>
+            <w:rStyle w:val="Hyperlink"/>
+          </w:rPr>
+          <w:t xml:space="preserve">3.5</w:t>
+        </w:r>
+      </w:hyperlink>
+      <w:r>
+        <w:t xml:space="preserve"> </w:t>
+      </w:r>
+      <w:r>
+        <w:t xml:space="preserve">is bit-reproducible.</w:t>
+      </w:r>
+    </w:p>
+    <w:p>
+      <w:pPr>
+        <w:pStyle w:val="BodyText"/>
+      </w:pPr>
+      <w:r>
+        <w:t xml:space="preserve">A software oracle checks five properties on every run: (1) byte-exact delivery and byte conservation—the bytes delivered to each node’s DMA port equal the bytes injected for it, and the totals match, so no byte is lost, duplicated, or reordered anywhere in the fabric; (2) zero drops and zero misroutes—every injected flit reaches exactly its declared destination, and the routing-bitmap comparators of Section</w:t>
+      </w:r>
+      <w:r>
+        <w:t xml:space="preserve"> </w:t>
+      </w:r>
+      <w:hyperlink w:anchor="sec:2.1">
+        <w:r>
+          <w:rPr>
+            <w:rStyle w:val="Hyperlink"/>
+          </w:rPr>
+          <w:t xml:space="preserve">2.1</w:t>
+        </w:r>
+      </w:hyperlink>
+      <w:r>
+        <w:t xml:space="preserve"> </w:t>
+      </w:r>
+      <w:r>
+        <w:t xml:space="preserve">never raise route_err on valid traffic, even under backpressure; (3) doorbell accounting—the hardware verdicts (activations, refusals, and the stub’s corrupt_out pulses) match, message by message, the software twin’s three-condition fire logic of Section</w:t>
+      </w:r>
+      <w:r>
+        <w:t xml:space="preserve"> </w:t>
+      </w:r>
+      <w:hyperlink w:anchor="sec:2.9">
+        <w:r>
+          <w:rPr>
+            <w:rStyle w:val="Hyperlink"/>
+          </w:rPr>
+          <w:t xml:space="preserve">2.9</w:t>
+        </w:r>
+      </w:hyperlink>
+      <w:r>
+        <w:t xml:space="preserve">; (4) kernel correctness—each resident kernel (echo, sum, accum, dot) executes on what the hardware actually delivered and must equal the golden model computed over the payload, including the bias the MAC stub already added in silicon; (5) latency bounds—the sweep scenario checks every packet against the closed form of Section</w:t>
       </w:r>
       <w:r>
         <w:t xml:space="preserve"> </w:t>
@@ -6826,15 +7831,15 @@
         <w:t xml:space="preserve"> </w:t>
       </w:r>
       <w:r>
-        <w:t xml:space="preserve">accounts for this deterministically.</w:t>
-      </w:r>
-    </w:p>
-    <w:p>
-      <w:pPr>
-        <w:pStyle w:val="BodyText"/>
-      </w:pPr>
-      <w:r>
-        <w:t xml:space="preserve">Reverse-path merge (egress collection). Reduction trees, result aggregation, and any many-to-one pattern. The forward path is a demux tree making no arbitration decisions; the reverse path is a pure merge tree whose round-robin grants are held for whole packets (never torn) and whose dependency graph is acyclic, so deadlock-free delivery is guaranteed structurally (Section</w:t>
+        <w:t xml:space="preserve">exactly (hop count times per-hop delay plus serialization at the link rate, plus the stub’s elastic pipe), while the other scenarios assert the pipe floor only, because contention is a compile-time-scheduled term.</w:t>
+      </w:r>
+    </w:p>
+    <w:p>
+      <w:pPr>
+        <w:pStyle w:val="BodyText"/>
+      </w:pPr>
+      <w:r>
+        <w:t xml:space="preserve">Six scenarios exercise the fabric. sweep sends one flit to every node and checks the exact closed-form latency; vcsweep repeats sweep while also injecting pass-through traffic on all four virtual-channel classes of Section</w:t>
       </w:r>
       <w:r>
         <w:t xml:space="preserve"> </w:t>
@@ -6848,6 +7853,108 @@
         </w:r>
       </w:hyperlink>
       <w:r>
+        <w:t xml:space="preserve">, so a single run exercises the entire VC stack including the arbitrated egress tree; load sends 500 random flits (450 routed to node kernels plus 50 pass-through) to random kernels with 100/50/25% sink backpressure and proves lossless delivery with slow consumers; hotspot concentrates MoE hot-expert traffic (Section</w:t>
+      </w:r>
+      <w:r>
+        <w:t xml:space="preserve"> </w:t>
+      </w:r>
+      <w:hyperlink w:anchor="sec:2.12">
+        <w:r>
+          <w:rPr>
+            <w:rStyle w:val="Hyperlink"/>
+          </w:rPr>
+          <w:t xml:space="preserve">2.12</w:t>
+        </w:r>
+      </w:hyperlink>
+      <w:r>
+        <w:t xml:space="preserve">) on a worst-case corner node behind a 1-in-8 DMA gate; stress injects roughly 24 flits per node with 4 B–1 KB payloads, corrupts the end-to-end CRC of approximately 3% of messages—which the doorbell must refuse—and passes approximately 5% through the fabric; replay runs stress twice and requires the two delivery logs to be bit-identical, machine-checking the no-hidden-state claim of Section</w:t>
+      </w:r>
+      <w:r>
+        <w:t xml:space="preserve"> </w:t>
+      </w:r>
+      <w:hyperlink w:anchor="sec:2.10">
+        <w:r>
+          <w:rPr>
+            <w:rStyle w:val="Hyperlink"/>
+          </w:rPr>
+          <w:t xml:space="preserve">2.10</w:t>
+        </w:r>
+      </w:hyperlink>
+      <w:r>
+        <w:t xml:space="preserve">.</w:t>
+      </w:r>
+    </w:p>
+    <w:p>
+      <w:pPr>
+        <w:pStyle w:val="BodyText"/>
+      </w:pPr>
+      <w:r>
+        <w:t xml:space="preserve">Three hand-written HDL testbenches complement the harness: a functional fabric smoke test, a 500-packet load test with backpressure and per-packet checksums, and a doorbell test that drives eight packets through the PE tile stub and checks the hardened fire conditions—six activations, two refusals (a truncated message and a wrong destination), and two stub corrupt_out pulses on messages whose CRC fails in flight.</w:t>
+      </w:r>
+    </w:p>
+    <w:p>
+      <w:pPr>
+        <w:pStyle w:val="BodyText"/>
+      </w:pPr>
+      <w:r>
+        <w:t xml:space="preserve">Additional testbenches verify every compute unit type in isolation: FP16, BF16, FP32, and FP64 FMA modules (3-cycle pipeline, bit-exact golden-model checks), the FP32 ALU (restoring binary long division, MIN/MAX/CMP, and FMA-path operations), the INT8 MAC (two-cycle multiply-accumulate), the BF16 and FP16 systolic MAC arrays (weight loading, burst activation, zero-weight identity), the MoE gating unit (softmax top-k selection), and the router chip (POST discovery, routing-table load, weight upload, MoE map load, and inference dispatch).</w:t>
+      </w:r>
+    </w:p>
+    <w:p>
+      <w:pPr>
+        <w:pStyle w:val="BodyText"/>
+      </w:pPr>
+      <w:r>
+        <w:t xml:space="preserve">Beyond the fabric and compute silicon, tb_sodimm_ctrl.v verifies the banked memory controller described in Section</w:t>
+      </w:r>
+      <w:r>
+        <w:t xml:space="preserve"> </w:t>
+      </w:r>
+      <w:hyperlink w:anchor="sec:2.17">
+        <w:r>
+          <w:rPr>
+            <w:rStyle w:val="Hyperlink"/>
+          </w:rPr>
+          <w:t xml:space="preserve">2.17</w:t>
+        </w:r>
+      </w:hyperlink>
+      <w:r>
+        <w:t xml:space="preserve">—exact row-hit/miss/conflict latencies, tRAS enforcement, byte-enable masking, refresh-storm integrity, and a DDR4-versus-DDR5 ordering sweep—and tb_optical_link.v exercises the optical inter-chassis links of Section</w:t>
+      </w:r>
+      <w:r>
+        <w:t xml:space="preserve"> </w:t>
+      </w:r>
+      <w:hyperlink w:anchor="sec:2.19">
+        <w:r>
+          <w:rPr>
+            <w:rStyle w:val="Hyperlink"/>
+          </w:rPr>
+          <w:t xml:space="preserve">2.19</w:t>
+        </w:r>
+      </w:hyperlink>
+      <w:r>
+        <w:t xml:space="preserve">: idle-link latency, burst framing alignment, flood-level losslessness, gapped packets, an asynchronous 100–80 MHz clock crossing, and simultaneous bidirectional traffic.</w:t>
+      </w:r>
+    </w:p>
+    <w:p>
+      <w:pPr>
+        <w:pStyle w:val="BodyText"/>
+      </w:pPr>
+      <w:r>
+        <w:t xml:space="preserve">A Verilator static lint pass confirms the routing fabric is free of multi-top errors and width mismatches across all gate-level modules. The AOT compiler path is exercised end-to-end by a small program compiler that lowers a plain-text program (kernel, bias, and token directives) onto the chassis and runs the identical pipeline; the shipped example places a byte-sum and a dot-product expert with silicon biases on the 512-node chassis and verifies their results on the gates (Section</w:t>
+      </w:r>
+      <w:r>
+        <w:t xml:space="preserve"> </w:t>
+      </w:r>
+      <w:hyperlink w:anchor="sec:3.5">
+        <w:r>
+          <w:rPr>
+            <w:rStyle w:val="Hyperlink"/>
+          </w:rPr>
+          <w:t xml:space="preserve">3.5</w:t>
+        </w:r>
+      </w:hyperlink>
+      <w:r>
         <w:t xml:space="preserve">).</w:t>
       </w:r>
     </w:p>
@@ -6856,172 +7963,43 @@
         <w:pStyle w:val="BodyText"/>
       </w:pPr>
       <w:r>
-        <w:t xml:space="preserve">Spine descent + fan-out (broadcast/multicast). Weight upload, parameter distribution, and any one-to-all or one-to-many pattern. The source node’s uplink is the bottleneck; the compiler schedules broadcast bursts during idle phases (POST boot) or overlaps them with compute to hide serialization.</w:t>
-      </w:r>
-    </w:p>
-    <w:p>
-      <w:pPr>
-        <w:pStyle w:val="BodyText"/>
-      </w:pPr>
-      <w:r>
-        <w:t xml:space="preserve">The compiler selects among these patterns during its route-planning stage: it computes each message’s source-destination pair, checks whether the pair shares a layer (dimension-order suffices), and otherwise inserts spine hops into the source-routed header. No runtime routing decisions exist in the fabric itself—every flit carries its complete route from the moment of injection.</w:t>
-      </w:r>
-    </w:p>
-    <w:bookmarkEnd w:id="37"/>
-    <w:bookmarkEnd w:id="38"/>
-    <w:bookmarkStart w:id="39" w:name="sec:2.12"/>
-    <w:p>
-      <w:pPr>
-        <w:pStyle w:val="Heading2"/>
-      </w:pPr>
-      <w:r>
-        <w:t xml:space="preserve">2.12 Mixture-of-Experts transformers</w:t>
-      </w:r>
-    </w:p>
-    <w:p>
-      <w:pPr>
-        <w:pStyle w:val="FirstParagraph"/>
-      </w:pPr>
-      <w:r>
-        <w:t xml:space="preserve">Trillion-parameter MoE transformers present a capacity crisis for HBM-based systems: only a sparse subset of experts is active per token, yet the entire parameter set must be accessible</w:t>
-      </w:r>
-      <w:r>
-        <w:t xml:space="preserve">. Our architecture distributes expert weights across hundreds of cheap LPDDR6 pools. A one-trillion-parameter model at INT8 occupies 1 TB—eight reference nodes—and at FP16, sixteen. A single 64 TB chassis holds tens of trillions of parameters with room for replication.</w:t>
-      </w:r>
-    </w:p>
-    <w:p>
-      <w:pPr>
-        <w:pStyle w:val="BodyText"/>
-      </w:pPr>
-      <w:r>
-        <w:t xml:space="preserve">When a token requires a given expert, the central router chip evaluates the coordinate routing function, dispatches the token via wormhole routing to the holding node, and the doorbell fires. The local MAC executes and returns the updated hidden state. Because only the token travels to the expert—the expert’s weights stay resident—the cross-layer traffic fraction</w:t>
-      </w:r>
-      <w:r>
-        <w:t xml:space="preserve"> </w:t>
-      </w:r>
-      <m:oMath>
-        <m:r>
-          <m:t>α</m:t>
-        </m:r>
-      </m:oMath>
-      <w:r>
-        <w:t xml:space="preserve"> </w:t>
-      </w:r>
-      <w:r>
-        <w:t xml:space="preserve">of Section</w:t>
-      </w:r>
-      <w:r>
-        <w:t xml:space="preserve"> </w:t>
-      </w:r>
-      <w:hyperlink w:anchor="sec:2.1">
-        <w:r>
-          <w:rPr>
-            <w:rStyle w:val="Hyperlink"/>
-          </w:rPr>
-          <w:t xml:space="preserve">2.1</w:t>
-        </w:r>
-      </w:hyperlink>
-      <w:r>
-        <w:t xml:space="preserve"> </w:t>
-      </w:r>
-      <w:r>
-        <w:t xml:space="preserve">is a direct consequence of expert placement: with random placement across eight layers,</w:t>
-      </w:r>
-      <w:r>
-        <w:t xml:space="preserve"> </w:t>
-      </w:r>
-      <m:oMath>
-        <m:r>
-          <m:t>α</m:t>
-        </m:r>
-        <m:r>
-          <m:rPr>
-            <m:sty m:val="p"/>
-          </m:rPr>
-          <m:t>=</m:t>
-        </m:r>
-        <m:r>
-          <m:t>7</m:t>
-        </m:r>
-        <m:r>
-          <m:rPr>
-            <m:sty m:val="p"/>
-          </m:rPr>
-          <m:t>/</m:t>
-        </m:r>
-        <m:r>
-          <m:t>8</m:t>
-        </m:r>
-      </m:oMath>
-      <w:r>
-        <w:t xml:space="preserve"> </w:t>
-      </w:r>
-      <w:r>
-        <w:t xml:space="preserve">of token dispatches cross the spine, and the honest spine-sizing rule sizes the fabric for exactly that. Three refinements matter in production: (i) hot-expert replication from offline activation histograms across</w:t>
-      </w:r>
-      <w:r>
-        <w:t xml:space="preserve"> </w:t>
-      </w:r>
-      <m:oMath>
-        <m:r>
-          <m:t>k</m:t>
-        </m:r>
-      </m:oMath>
-      <w:r>
-        <w:t xml:space="preserve"> </w:t>
-      </w:r>
-      <w:r>
-        <w:t xml:space="preserve">nodes, which both cuts latency and—when replicas are placed layer-locally—shrinks</w:t>
-      </w:r>
-      <w:r>
-        <w:t xml:space="preserve"> </w:t>
-      </w:r>
-      <m:oMath>
-        <m:r>
-          <m:t>α</m:t>
-        </m:r>
-      </m:oMath>
-      <w:r>
-        <w:t xml:space="preserve"> </w:t>
-      </w:r>
-      <w:r>
-        <w:t xml:space="preserve">toward the resident dense-component fraction, trading replication cost against spine provisioning; (ii) expert capacity via elastic input buffers sized to at least one full message burst, with compiler-set capacity factors; (iii) dense components (attention projections, embeddings, output head) replicated on dedicated dense nodes per layer under the same doorbell discipline. Idle experts draw no dynamic compute power—only DRAM refresh current.</w:t>
-      </w:r>
-    </w:p>
-    <w:p>
-      <w:pPr>
-        <w:pStyle w:val="BodyText"/>
-      </w:pPr>
-      <w:r>
-        <w:t xml:space="preserve">The compute unit assignment for MoE inference follows a fixed mapping: expert weight-streaming uses BF16 FMA (weight-stationary multiply), attention QKV projections use BF16 systolic MAC arrays, layer normalization uses FP32 ALU (for the division in variance computation), and the gating network’s softmax uses FP32 ALU MIN/MAX/CMP operations. The model compiler (Section</w:t>
-      </w:r>
-      <w:r>
-        <w:t xml:space="preserve"> </w:t>
-      </w:r>
-      <w:hyperlink w:anchor="sec:2.7">
-        <w:r>
-          <w:rPr>
-            <w:rStyle w:val="Hyperlink"/>
-          </w:rPr>
-          <w:t xml:space="preserve">2.7</w:t>
-        </w:r>
-      </w:hyperlink>
-      <w:r>
-        <w:t xml:space="preserve">) performs this assignment during the kernel mapping stage, and the firmware (Section</w:t>
-      </w:r>
-      <w:r>
-        <w:t xml:space="preserve"> </w:t>
-      </w:r>
-      <w:hyperlink w:anchor="sec:2.6">
-        <w:r>
-          <w:rPr>
-            <w:rStyle w:val="Hyperlink"/>
-          </w:rPr>
-          <w:t xml:space="preserve">2.6</w:t>
-        </w:r>
-      </w:hyperlink>
-      <w:r>
-        <w:t xml:space="preserve">) records the unit type in each dispatch record so the host-side driver can verify weight upload integrity per unit type. The reference chassis sustains 30 dense dispatches plus 240 MoE dispatches per generated token at the dispatch rates of Section</w:t>
+        <w:t xml:space="preserve">The forward path is a demux tree and makes no arbitration decisions, but the reverse path—node TX to Y-up, X-up, lxy_repeater, and up-spine—is a pure merge tree whose arbitration is load-bearing (Section</w:t>
+      </w:r>
+      <w:r>
+        <w:t xml:space="preserve"> </w:t>
+      </w:r>
+      <w:hyperlink w:anchor="sec:4.3">
+        <w:r>
+          <w:rPr>
+            <w:rStyle w:val="Hyperlink"/>
+          </w:rPr>
+          <w:t xml:space="preserve">4.3</w:t>
+        </w:r>
+      </w:hyperlink>
+      <w:r>
+        <w:t xml:space="preserve">). Every merge is a 2-in/1-out module that grants one upstream port for a whole packet—the decision is held until EOP, so packets are never torn—and round-robins between the two ports; the granted port’s ready tracks the downstream handshake while the other stalls in place. Because the merge dependency graph is a DAG (board egress toward spine ascent, never a cycle), arbitration cannot deadlock. The harness therefore validates the egress path twice: in the cycle-exact RTL itself, and through an independent activity-driven discrete-event model (DES) of the merge tree that shares no code with the Verilog. A cross-check oracle compares the DES delivery stream byte-for-byte against a real RTL slice on a mixed four-class program (Section</w:t>
+      </w:r>
+      <w:r>
+        <w:t xml:space="preserve"> </w:t>
+      </w:r>
+      <w:hyperlink w:anchor="sec:3.5">
+        <w:r>
+          <w:rPr>
+            <w:rStyle w:val="Hyperlink"/>
+          </w:rPr>
+          <w:t xml:space="preserve">3.5</w:t>
+        </w:r>
+      </w:hyperlink>
+      <w:r>
+        <w:t xml:space="preserve">), so agreement between the two implementations pins the arbitration logic down rather than echoing one implementation against itself.</w:t>
+      </w:r>
+    </w:p>
+    <w:p>
+      <w:pPr>
+        <w:pStyle w:val="BodyText"/>
+      </w:pPr>
+      <w:r>
+        <w:t xml:space="preserve">vvp is single-threaded, so the harness partitions the layer list into contiguous groups—one per CPU core by default—and runs one vvp process per slice in parallel, compiling each slice’s Verilog concurrently. The split is byte-exact against a monolithic simulation because the spine stages upstream of a slice’s destination layers are transparent pass-through; cross-group spine contention is a compile-time scheduling concern, not a gate-level effect, and is deliberately left uncoupled (the AOT schedule of Section</w:t>
       </w:r>
       <w:r>
         <w:t xml:space="preserve"> </w:t>
@@ -7035,523 +8013,14 @@
         </w:r>
       </w:hyperlink>
       <w:r>
-        <w:t xml:space="preserve">, with the BF16 FMA units consuming approximately 2 bytes per FLOP at the 256 GB/s memory bandwidth.</w:t>
-      </w:r>
-    </w:p>
-    <w:p>
-      <w:pPr>
-        <w:pStyle w:val="BodyText"/>
-      </w:pPr>
-      <w:r>
-        <w:t xml:space="preserve">The KV cache is distributed across the attention nodes: on every node that holds attention Q tensors, the compiler reserves 80% of the 128 GB capacity for KV entries, capped at 16,384 entries (a 16K context window). Each KV entry occupies</w:t>
-      </w:r>
-      <w:r>
-        <w:t xml:space="preserve"> </w:t>
-      </w:r>
-      <m:oMath>
-        <m:r>
-          <m:rPr>
-            <m:sty m:val="p"/>
-          </m:rPr>
-          <m:t>H</m:t>
-        </m:r>
-        <m:r>
-          <m:rPr>
-            <m:sty m:val="p"/>
-          </m:rPr>
-          <m:t>i</m:t>
-        </m:r>
-        <m:r>
-          <m:rPr>
-            <m:sty m:val="p"/>
-          </m:rPr>
-          <m:t>d</m:t>
-        </m:r>
-        <m:r>
-          <m:rPr>
-            <m:sty m:val="p"/>
-          </m:rPr>
-          <m:t>d</m:t>
-        </m:r>
-        <m:r>
-          <m:rPr>
-            <m:sty m:val="p"/>
-          </m:rPr>
-          <m:t>e</m:t>
-        </m:r>
-        <m:r>
-          <m:rPr>
-            <m:sty m:val="p"/>
-          </m:rPr>
-          <m:t>n</m:t>
-        </m:r>
-        <m:r>
-          <m:rPr>
-            <m:sty m:val="p"/>
-          </m:rPr>
-          <m:t>S</m:t>
-        </m:r>
-        <m:r>
-          <m:rPr>
-            <m:sty m:val="p"/>
-          </m:rPr>
-          <m:t>i</m:t>
-        </m:r>
-        <m:r>
-          <m:rPr>
-            <m:sty m:val="p"/>
-          </m:rPr>
-          <m:t>z</m:t>
-        </m:r>
-        <m:r>
-          <m:rPr>
-            <m:sty m:val="p"/>
-          </m:rPr>
-          <m:t>e</m:t>
-        </m:r>
-        <m:r>
-          <m:rPr>
-            <m:sty m:val="p"/>
-          </m:rPr>
-          <m:t>×</m:t>
-        </m:r>
-        <m:r>
-          <m:t>4</m:t>
-        </m:r>
-      </m:oMath>
-      <w:r>
-        <w:t xml:space="preserve"> </w:t>
-      </w:r>
-      <w:r>
-        <w:t xml:space="preserve">bytes (K and V, each 2 bytes in BF16, per hidden dimension). Entries are distributed round-robin across four directional banks (X+, X-, Y+, Y-) by sequence position, and eviction is triggered when any bank exceeds the 80% capacity threshold. The firmware checks the KV cache after each attention dispatch: if a bank needs offloading, it dispatches a KV offload command through the spine to host DRAM and triggers a reload cycle before the next token. The KV cache is entirely hardware-managed—no software polling, no OS page faults—and its FIFO eviction policy is deterministic given the same sequence of token arrivals.</w:t>
-      </w:r>
-    </w:p>
-    <w:p>
-      <w:pPr>
-        <w:pStyle w:val="BodyText"/>
-      </w:pPr>
-      <w:r>
-        <w:t xml:space="preserve">For interactive inference (chat, code generation, retrieval-augmented generation), the architecture includes an LLM inference client that handles tokenization, prefill, autoregressive generation, and temperature/nucleus sampling. The client boots the firmware, builds a vocabulary from the model’s tokenizer configuration, and generates tokens one at a time: each token triggers a prefill phase (all layers, all experts) followed by an autoregressive phase (cached KV state, reduced compute). The sampling pipeline computes softmax over the logit vector with numerical stability (max-subtraction trick), applies temperature scaling, sorts by probability, and selects via nucleus (top-p) sampling, all running on the host with the results dispatched to the chassis as token directives. The client tracks per-inference statistics—tokens generated, prefill tokens, total dispatches, MoE and dense dispatches, KV store/load/eviction operations—and reports compute unit utilization across the chassis. Token encoding on the wire varies by data type: 2 bytes for BF16 and FP16, 4 bytes for FP32, and 8 bytes for FP64.</w:t>
-      </w:r>
-    </w:p>
-    <w:bookmarkEnd w:id="39"/>
-    <w:bookmarkStart w:id="40" w:name="sec:2.13"/>
-    <w:p>
-      <w:pPr>
-        <w:pStyle w:val="Heading2"/>
-      </w:pPr>
-      <w:r>
-        <w:t xml:space="preserve">2.13 Scientific HPC stencil workflows</w:t>
-      </w:r>
-    </w:p>
-    <w:p>
-      <w:pPr>
-        <w:pStyle w:val="FirstParagraph"/>
-      </w:pPr>
-      <w:r>
-        <w:t xml:space="preserve">Climate modeling, computational fluid dynamics, and seismic imaging rely on regular FP64 stencil operations over massive grids. These workloads map onto the rigid X/Y grid of sockets: each grid subdomain becomes a physical node, and halo exchanges become single-hop dimension-order routes between neighboring sockets that never enter the spine. Because the stencil neighborhood is known at compile time, the AOT compiler generates exact routes with no runtime indirection, replacing cluster middleware such as MPI</w:t>
-      </w:r>
-      <w:r>
-        <w:t xml:space="preserve"> </w:t>
-      </w:r>
-      <w:r>
-        <w:t xml:space="preserve">with a coordinate function.</w:t>
-      </w:r>
-    </w:p>
-    <w:p>
-      <w:pPr>
-        <w:pStyle w:val="BodyText"/>
-      </w:pPr>
-      <w:r>
-        <w:t xml:space="preserve">The roofline analysis of Section</w:t>
-      </w:r>
-      <w:r>
-        <w:t xml:space="preserve"> </w:t>
-      </w:r>
-      <w:hyperlink w:anchor="sec:3.2">
-        <w:r>
-          <w:rPr>
-            <w:rStyle w:val="Hyperlink"/>
-          </w:rPr>
-          <w:t xml:space="preserve">3.2</w:t>
-        </w:r>
-      </w:hyperlink>
-      <w:r>
-        <w:t xml:space="preserve"> </w:t>
-      </w:r>
-      <w:r>
-        <w:t xml:space="preserve">shows why mature nodes suffice: a 7-point FP64 stencil has an arithmetic intensity of roughly 0.3–0.5 FLOP/byte, far below the reference node’s machine balance of about 1.5 FLOP/byte</w:t>
-      </w:r>
-      <w:r>
-        <w:t xml:space="preserve">. Where numerics permit, mixed-precision halo storage raises effective intensity further. Deterministic worst-case halo-exchange latency is a compile-time constant (Section</w:t>
-      </w:r>
-      <w:r>
-        <w:t xml:space="preserve"> </w:t>
-      </w:r>
-      <w:hyperlink w:anchor="sec:4.4">
-        <w:r>
-          <w:rPr>
-            <w:rStyle w:val="Hyperlink"/>
-          </w:rPr>
-          <w:t xml:space="preserve">4.4</w:t>
-        </w:r>
-      </w:hyperlink>
-      <w:r>
-        <w:t xml:space="preserve">).</w:t>
-      </w:r>
-    </w:p>
-    <w:bookmarkEnd w:id="40"/>
-    <w:bookmarkStart w:id="41" w:name="sec:2.14"/>
-    <w:p>
-      <w:pPr>
-        <w:pStyle w:val="Heading2"/>
-      </w:pPr>
-      <w:r>
-        <w:t xml:space="preserve">2.14 Functional data-based workflows</w:t>
-      </w:r>
-    </w:p>
-    <w:p>
-      <w:pPr>
-        <w:pStyle w:val="FirstParagraph"/>
-      </w:pPr>
-      <w:r>
-        <w:t xml:space="preserve">The mappable subset is first-order dataflow graphs of pure kernels over statically allocated buffers</w:t>
-      </w:r>
-      <w:r>
-        <w:t xml:space="preserve">. Within this subset, an actor is a node, a message is a flit, and a statically scheduled functional kernel is a doorbell activation. General lazy graph reduction with an unbounded dynamic heap is future work (the Conclusion section). Referential transparency is exactly what makes the replay guarantees of Sections</w:t>
-      </w:r>
-      <w:r>
-        <w:t xml:space="preserve"> </w:t>
-      </w:r>
-      <w:hyperlink w:anchor="sec:2.6">
-        <w:r>
-          <w:rPr>
-            <w:rStyle w:val="Hyperlink"/>
-          </w:rPr>
-          <w:t xml:space="preserve">2.6</w:t>
-        </w:r>
-      </w:hyperlink>
-      <w:r>
-        <w:t xml:space="preserve"> </w:t>
-      </w:r>
-      <w:r>
-        <w:t xml:space="preserve">and</w:t>
-      </w:r>
-      <w:r>
-        <w:t xml:space="preserve"> </w:t>
-      </w:r>
-      <w:hyperlink w:anchor="sec:4.1">
-        <w:r>
-          <w:rPr>
-            <w:rStyle w:val="Hyperlink"/>
-          </w:rPr>
-          <w:t xml:space="preserve">4.1</w:t>
-        </w:r>
-      </w:hyperlink>
-      <w:r>
-        <w:t xml:space="preserve"> </w:t>
-      </w:r>
-      <w:r>
-        <w:t xml:space="preserve">hold.</w:t>
+        <w:t xml:space="preserve"> </w:t>
+      </w:r>
+      <w:r>
+        <w:t xml:space="preserve">assigns it statically). Each slice’s testbench injects from a stimulus file, applies per-node backpressure (each DMA sink accepts one byte in N cycles, N fixed per scenario), and terminates adaptively: it finishes 200 cycles after the last transition on any fabric wire, with a watchdog at 64 times the injected byte count for pathological stalls.</w:t>
       </w:r>
     </w:p>
     <w:bookmarkEnd w:id="41"/>
-    <w:bookmarkStart w:id="42" w:name="sec:2.15"/>
-    <w:p>
-      <w:pPr>
-        <w:pStyle w:val="Heading2"/>
-      </w:pPr>
-      <w:r>
-        <w:t xml:space="preserve">2.15 Verification methodology: machine-checking the transport claims</w:t>
-      </w:r>
-    </w:p>
-    <w:p>
-      <w:pPr>
-        <w:pStyle w:val="FirstParagraph"/>
-      </w:pPr>
-      <w:r>
-        <w:t xml:space="preserve">The transport claims of this paper are machine-checked, not asserted. The companion repository ships a co-simulation harness—Go, standard library only—that drives a cycle-exact Verilog-2005 model of the fabric: the routing gates of Sections</w:t>
-      </w:r>
-      <w:r>
-        <w:t xml:space="preserve"> </w:t>
-      </w:r>
-      <w:hyperlink w:anchor="sec:2.1">
-        <w:r>
-          <w:rPr>
-            <w:rStyle w:val="Hyperlink"/>
-          </w:rPr>
-          <w:t xml:space="preserve">2.1</w:t>
-        </w:r>
-      </w:hyperlink>
-      <w:r>
-        <w:t xml:space="preserve"> </w:t>
-      </w:r>
-      <w:r>
-        <w:t xml:space="preserve">and</w:t>
-      </w:r>
-      <w:r>
-        <w:t xml:space="preserve"> </w:t>
-      </w:r>
-      <w:hyperlink w:anchor="sec:2.2">
-        <w:r>
-          <w:rPr>
-            <w:rStyle w:val="Hyperlink"/>
-          </w:rPr>
-          <w:t xml:space="preserve">2.2</w:t>
-        </w:r>
-      </w:hyperlink>
-      <w:r>
-        <w:t xml:space="preserve">, the per-node PE tile stub of Section</w:t>
-      </w:r>
-      <w:r>
-        <w:t xml:space="preserve"> </w:t>
-      </w:r>
-      <w:hyperlink w:anchor="sec:2.9">
-        <w:r>
-          <w:rPr>
-            <w:rStyle w:val="Hyperlink"/>
-          </w:rPr>
-          <w:t xml:space="preserve">2.9</w:t>
-        </w:r>
-      </w:hyperlink>
-      <w:r>
-        <w:t xml:space="preserve">, and the end-to-end CRC machinery of Section</w:t>
-      </w:r>
-      <w:r>
-        <w:t xml:space="preserve"> </w:t>
-      </w:r>
-      <w:hyperlink w:anchor="sec:2.10">
-        <w:r>
-          <w:rPr>
-            <w:rStyle w:val="Hyperlink"/>
-          </w:rPr>
-          <w:t xml:space="preserve">2.10</w:t>
-        </w:r>
-      </w:hyperlink>
-      <w:r>
-        <w:t xml:space="preserve">. The harness is deterministic by construction: it embeds a byte-exact MT19937 clone of the CPython random.Random generator (a Python-equivalent Mersenne Twister implementation verified against CPython’s known outputs), so a given seed reproduces the identical stimulus file, generated Verilog, and delivery log on any machine, and every result quoted in Section</w:t>
-      </w:r>
-      <w:r>
-        <w:t xml:space="preserve"> </w:t>
-      </w:r>
-      <w:hyperlink w:anchor="sec:3.5">
-        <w:r>
-          <w:rPr>
-            <w:rStyle w:val="Hyperlink"/>
-          </w:rPr>
-          <w:t xml:space="preserve">3.5</w:t>
-        </w:r>
-      </w:hyperlink>
-      <w:r>
-        <w:t xml:space="preserve"> </w:t>
-      </w:r>
-      <w:r>
-        <w:t xml:space="preserve">is bit-reproducible. A software oracle checks five properties on every run: (1) byte-exact delivery and byte conservation—the bytes delivered to each node’s DMA port equal the bytes injected for it, and the totals match, so no byte is lost, duplicated, or reordered anywhere in the fabric; (2) zero drops and zero misroutes—every injected flit reaches exactly its declared destination, and the routing-bitmap comparators of Section</w:t>
-      </w:r>
-      <w:r>
-        <w:t xml:space="preserve"> </w:t>
-      </w:r>
-      <w:hyperlink w:anchor="sec:2.1">
-        <w:r>
-          <w:rPr>
-            <w:rStyle w:val="Hyperlink"/>
-          </w:rPr>
-          <w:t xml:space="preserve">2.1</w:t>
-        </w:r>
-      </w:hyperlink>
-      <w:r>
-        <w:t xml:space="preserve"> </w:t>
-      </w:r>
-      <w:r>
-        <w:t xml:space="preserve">never raise route_err on valid traffic, even under backpressure; (3) doorbell accounting—the hardware verdicts (activations, refusals, and the stub’s corrupt_out pulses) match, message by message, the software twin’s three-condition fire logic of Section</w:t>
-      </w:r>
-      <w:r>
-        <w:t xml:space="preserve"> </w:t>
-      </w:r>
-      <w:hyperlink w:anchor="sec:2.9">
-        <w:r>
-          <w:rPr>
-            <w:rStyle w:val="Hyperlink"/>
-          </w:rPr>
-          <w:t xml:space="preserve">2.9</w:t>
-        </w:r>
-      </w:hyperlink>
-      <w:r>
-        <w:t xml:space="preserve">; (4) kernel correctness—each resident kernel (echo, sum, accum, dot) executes on what the hardware actually delivered and must equal the golden model computed over the payload, including the bias the MAC stub already added in silicon; (5) latency bounds—the sweep scenario checks every packet against the closed form of Section</w:t>
-      </w:r>
-      <w:r>
-        <w:t xml:space="preserve"> </w:t>
-      </w:r>
-      <w:hyperlink w:anchor="sec:3.4">
-        <w:r>
-          <w:rPr>
-            <w:rStyle w:val="Hyperlink"/>
-          </w:rPr>
-          <w:t xml:space="preserve">3.4</w:t>
-        </w:r>
-      </w:hyperlink>
-      <w:r>
-        <w:t xml:space="preserve"> </w:t>
-      </w:r>
-      <w:r>
-        <w:t xml:space="preserve">exactly (hop count times per-hop delay plus serialization at the link rate, plus the stub’s elastic pipe), while the other scenarios assert the pipe floor only, because contention is a compile-time-scheduled term.</w:t>
-      </w:r>
-    </w:p>
-    <w:p>
-      <w:pPr>
-        <w:pStyle w:val="BodyText"/>
-      </w:pPr>
-      <w:r>
-        <w:t xml:space="preserve">Six scenarios exercise the fabric. sweep sends one flit to every node and checks the exact closed-form latency; vcsweep repeats sweep while also injecting pass-through traffic on all four virtual-channel classes of Section</w:t>
-      </w:r>
-      <w:r>
-        <w:t xml:space="preserve"> </w:t>
-      </w:r>
-      <w:hyperlink w:anchor="sec:4.3">
-        <w:r>
-          <w:rPr>
-            <w:rStyle w:val="Hyperlink"/>
-          </w:rPr>
-          <w:t xml:space="preserve">4.3</w:t>
-        </w:r>
-      </w:hyperlink>
-      <w:r>
-        <w:t xml:space="preserve">, so a single run exercises the entire VC stack including the arbitrated egress tree; load sends 500 random flits to random kernels with 100/50/25% sink backpressure and proves lossless delivery with slow consumers; hotspot concentrates MoE hot-expert traffic (Section</w:t>
-      </w:r>
-      <w:r>
-        <w:t xml:space="preserve"> </w:t>
-      </w:r>
-      <w:hyperlink w:anchor="sec:2.12">
-        <w:r>
-          <w:rPr>
-            <w:rStyle w:val="Hyperlink"/>
-          </w:rPr>
-          <w:t xml:space="preserve">2.12</w:t>
-        </w:r>
-      </w:hyperlink>
-      <w:r>
-        <w:t xml:space="preserve">) on a worst-case corner node behind a 1-in-8 DMA gate; stress injects roughly 24 flits per node with 4 B–1 KB payloads, corrupts the end-to-end CRC of approximately 3% of messages—which the doorbell must refuse—and passes approximately 5% through the fabric; replay runs stress twice and requires the two delivery logs to be bit-identical, machine-checking the no-hidden-state claim of Section</w:t>
-      </w:r>
-      <w:r>
-        <w:t xml:space="preserve"> </w:t>
-      </w:r>
-      <w:hyperlink w:anchor="sec:2.10">
-        <w:r>
-          <w:rPr>
-            <w:rStyle w:val="Hyperlink"/>
-          </w:rPr>
-          <w:t xml:space="preserve">2.10</w:t>
-        </w:r>
-      </w:hyperlink>
-      <w:r>
-        <w:t xml:space="preserve">. Three hand-written HDL testbenches complement the harness: a functional fabric smoke test, a 500-packet load test with backpressure and per-packet checksums, and a doorbell test that drives eight packets through the PE tile stub and checks the hardened fire conditions—six activations, two refusals (a truncated message and a wrong destination), and two stub corrupt_out pulses on messages whose CRC fails in flight. Additional testbenches verify every compute unit type in isolation: FP16, BF16, FP32, and FP64 FMA modules (3-cycle pipeline, bit-exact golden-model checks), the FP32 ALU (restoring binary long division, MIN/MAX/CMP, and FMA-path operations), the INT8 MAC (two-cycle multiply-accumulate), the BF16 and FP16 systolic MAC arrays (weight loading, burst activation, zero-weight identity), the MoE gating unit (softmax top-k selection), and the router chip (POST discovery, routing-table load, weight upload, MoE map load, and inference dispatch). Beyond the fabric and compute silicon, tb_sodimm_ctrl.v verifies the banked memory controller described in Section</w:t>
-      </w:r>
-      <w:r>
-        <w:t xml:space="preserve"> </w:t>
-      </w:r>
-      <w:hyperlink w:anchor="sec:2.17">
-        <w:r>
-          <w:rPr>
-            <w:rStyle w:val="Hyperlink"/>
-          </w:rPr>
-          <w:t xml:space="preserve">2.17</w:t>
-        </w:r>
-      </w:hyperlink>
-      <w:r>
-        <w:t xml:space="preserve">—exact row-hit/miss/conflict latencies, tRAS enforcement, byte-enable masking, refresh-storm integrity, and a DDR4-versus-DDR5 ordering sweep—and tb_optical_link.v exercises the optical inter-chassis links of Section</w:t>
-      </w:r>
-      <w:r>
-        <w:t xml:space="preserve"> </w:t>
-      </w:r>
-      <w:hyperlink w:anchor="sec:2.19">
-        <w:r>
-          <w:rPr>
-            <w:rStyle w:val="Hyperlink"/>
-          </w:rPr>
-          <w:t xml:space="preserve">2.19</w:t>
-        </w:r>
-      </w:hyperlink>
-      <w:r>
-        <w:t xml:space="preserve">: idle-link latency, burst framing alignment, flood-level losslessness, gapped packets, an asynchronous 100–80 MHz clock crossing, and simultaneous bidirectional traffic. A Verilator static lint pass confirms the routing fabric is free of multi-top errors and width mismatches across all gate-level modules. The AOT compiler path is exercised end-to-end by a small program compiler that lowers a plain-text program (kernel, bias, and token directives) onto the chassis and runs the identical pipeline; the shipped example places a byte-sum and a dot-product expert with silicon biases on the 512-node chassis and verifies their results on the gates (Section</w:t>
-      </w:r>
-      <w:r>
-        <w:t xml:space="preserve"> </w:t>
-      </w:r>
-      <w:hyperlink w:anchor="sec:3.5">
-        <w:r>
-          <w:rPr>
-            <w:rStyle w:val="Hyperlink"/>
-          </w:rPr>
-          <w:t xml:space="preserve">3.5</w:t>
-        </w:r>
-      </w:hyperlink>
-      <w:r>
-        <w:t xml:space="preserve">).</w:t>
-      </w:r>
-    </w:p>
-    <w:p>
-      <w:pPr>
-        <w:pStyle w:val="BodyText"/>
-      </w:pPr>
-      <w:r>
-        <w:t xml:space="preserve">The forward path is a demux tree and makes no arbitration decisions, but the reverse path—node TX to Y-up, X-up, lxy_repeater, and up-spine—is a pure merge tree whose arbitration is load-bearing (Section</w:t>
-      </w:r>
-      <w:r>
-        <w:t xml:space="preserve"> </w:t>
-      </w:r>
-      <w:hyperlink w:anchor="sec:4.3">
-        <w:r>
-          <w:rPr>
-            <w:rStyle w:val="Hyperlink"/>
-          </w:rPr>
-          <w:t xml:space="preserve">4.3</w:t>
-        </w:r>
-      </w:hyperlink>
-      <w:r>
-        <w:t xml:space="preserve">). Every merge is a 2-in/1-out module that grants one upstream port for a whole packet—the decision is held until EOP, so packets are never torn—and round-robins between the two ports; the granted port’s ready tracks the downstream handshake while the other stalls in place. Because the merge dependency graph is a DAG (board egress toward spine ascent, never a cycle), arbitration cannot deadlock. The harness therefore validates the egress path twice: in the cycle-exact RTL itself, and through an independent activity-driven discrete-event model (DES) of the merge tree that shares no code with the Verilog. A cross-check oracle compares the DES delivery stream byte-for-byte against a real RTL slice on a mixed four-class program (Section</w:t>
-      </w:r>
-      <w:r>
-        <w:t xml:space="preserve"> </w:t>
-      </w:r>
-      <w:hyperlink w:anchor="sec:3.5">
-        <w:r>
-          <w:rPr>
-            <w:rStyle w:val="Hyperlink"/>
-          </w:rPr>
-          <w:t xml:space="preserve">3.5</w:t>
-        </w:r>
-      </w:hyperlink>
-      <w:r>
-        <w:t xml:space="preserve">), so agreement between the two implementations pins the arbitration logic down rather than echoing one implementation against itself.</w:t>
-      </w:r>
-    </w:p>
-    <w:p>
-      <w:pPr>
-        <w:pStyle w:val="BodyText"/>
-      </w:pPr>
-      <w:r>
-        <w:t xml:space="preserve">vvp is single-threaded, so the harness partitions the layer list into contiguous groups—one per CPU core by default—and runs one vvp process per slice in parallel, compiling each slice’s Verilog concurrently. The split is byte-exact against a monolithic simulation because the spine stages upstream of a slice’s destination layers are transparent pass-through; cross-group spine contention is a compile-time scheduling concern, not a gate-level effect, and is deliberately left uncoupled (the AOT schedule of Section</w:t>
-      </w:r>
-      <w:r>
-        <w:t xml:space="preserve"> </w:t>
-      </w:r>
-      <w:hyperlink w:anchor="sec:2.8">
-        <w:r>
-          <w:rPr>
-            <w:rStyle w:val="Hyperlink"/>
-          </w:rPr>
-          <w:t xml:space="preserve">2.8</w:t>
-        </w:r>
-      </w:hyperlink>
-      <w:r>
-        <w:t xml:space="preserve"> </w:t>
-      </w:r>
-      <w:r>
-        <w:t xml:space="preserve">assigns it statically). Each slice’s testbench injects from a stimulus file, applies per-node backpressure (each DMA sink accepts one byte in N cycles, N fixed per scenario), and terminates adaptively: it finishes 200 cycles after the last transition on any fabric wire, with a watchdog at 64 times the injected byte count for pathological stalls.</w:t>
-      </w:r>
-    </w:p>
-    <w:bookmarkEnd w:id="42"/>
-    <w:bookmarkStart w:id="43" w:name="sec:2.16"/>
+    <w:bookmarkStart w:id="42" w:name="sec:2.16"/>
     <w:p>
       <w:pPr>
         <w:pStyle w:val="Heading2"/>
@@ -7854,7 +8323,21 @@
         <w:t xml:space="preserve"> </w:t>
       </w:r>
       <w:r>
-        <w:t xml:space="preserve">streams 64 TB through the router uplinks in under ten minutes as a long, purely sequential write burst per node—the controller’s easiest workload.</w:t>
+        <w:t xml:space="preserve">streams 64 TB through the host PCIe uplinks in approximately 12–15 minutes as a long, purely sequential write burst per node—the controller’s easiest workload—with upload time bounded by the host uplink, not the fabric (Section</w:t>
+      </w:r>
+      <w:r>
+        <w:t xml:space="preserve"> </w:t>
+      </w:r>
+      <w:hyperlink w:anchor="sec:4.4">
+        <w:r>
+          <w:rPr>
+            <w:rStyle w:val="Hyperlink"/>
+          </w:rPr>
+          <w:t xml:space="preserve">4.4</w:t>
+        </w:r>
+      </w:hyperlink>
+      <w:r>
+        <w:t xml:space="preserve">).</w:t>
       </w:r>
     </w:p>
     <w:p>
@@ -7932,14 +8415,323 @@
         <w:t xml:space="preserve">machine-checks for SODIMM classes, extended to the LPDDR5/5X/6 CAMM2 ladder.</w:t>
       </w:r>
     </w:p>
+    <w:bookmarkEnd w:id="42"/>
+    <w:bookmarkStart w:id="43" w:name="sec:2.17"/>
+    <w:p>
+      <w:pPr>
+        <w:pStyle w:val="Heading2"/>
+      </w:pPr>
+      <w:r>
+        <w:t xml:space="preserve">2.17 The BMC/router chip: a RISC-V SoC for chassis management</w:t>
+      </w:r>
+    </w:p>
+    <w:p>
+      <w:pPr>
+        <w:pStyle w:val="FirstParagraph"/>
+      </w:pPr>
+      <w:r>
+        <w:t xml:space="preserve">The central router chip described in Section</w:t>
+      </w:r>
+      <w:r>
+        <w:t xml:space="preserve"> </w:t>
+      </w:r>
+      <w:hyperlink w:anchor="sec:2.5">
+        <w:r>
+          <w:rPr>
+            <w:rStyle w:val="Hyperlink"/>
+          </w:rPr>
+          <w:t xml:space="preserve">2.5</w:t>
+        </w:r>
+      </w:hyperlink>
+      <w:r>
+        <w:t xml:space="preserve"> </w:t>
+      </w:r>
+      <w:r>
+        <w:t xml:space="preserve">is implemented as a RISC-V System-on-Chip (SoC) targeting Linux and seL4 on bare-metal or NOMMU configurations. The SoC integrates an RV32IMA multi-cycle CPU core, 64 KB boot ROM, 64 KB SRAM, a 16550-compatible UART, a Core Local Interruptor (CLINT) with machine-mode timer, and the PNM router engine—all on a single die.</w:t>
+      </w:r>
+    </w:p>
+    <w:p>
+      <w:pPr>
+        <w:pStyle w:val="BodyText"/>
+      </w:pPr>
+      <w:r>
+        <w:t xml:space="preserve">The choice of an SoC over a microcontroller is deliberate and driven by four requirements that no MCU satisfies simultaneously. First, OS compatibility: running Linux or seL4 on the router chip—whether for development tooling, containerized dispatch services, or future userland extensions—requires either an Sv32 MMU or NOMMU kernel support; commodity MCUs typically provide neither, while RV32IMAFC cores with NOMMU Linux are a proven configuration</w:t>
+      </w:r>
+      <w:r>
+        <w:t xml:space="preserve">. Second, host interface bandwidth: terminating a PCIe Gen5 endpoint requires dedicated PHY and controller blocks integrated into SoC-class silicon, not bit-banged GPIO on an MCU. Third, dispatch throughput: issuing 270 fabric dispatches per generated token at the sustained dispatch rates of Section</w:t>
+      </w:r>
+      <w:r>
+        <w:t xml:space="preserve"> </w:t>
+      </w:r>
+      <w:hyperlink w:anchor="sec:2.8">
+        <w:r>
+          <w:rPr>
+            <w:rStyle w:val="Hyperlink"/>
+          </w:rPr>
+          <w:t xml:space="preserve">2.8</w:t>
+        </w:r>
+      </w:hyperlink>
+      <w:r>
+        <w:t xml:space="preserve"> </w:t>
+      </w:r>
+      <w:r>
+        <w:t xml:space="preserve">demands clock rates and memory hierarchies beyond typical MCU envelopes. Fourth, routing-table capacity: source-routed tables for 512 nodes plus MoE expert maps exceed the on-chip SRAM of most MCUs but fit comfortably in SoC-class SRAM with cache backing.</w:t>
+      </w:r>
+    </w:p>
+    <w:p>
+      <w:pPr>
+        <w:pStyle w:val="BodyText"/>
+      </w:pPr>
+      <w:r>
+        <w:t xml:space="preserve">The current RTL implements the RV32IMA baseline as a proof of concept; production silicon upgrades to RV32IMAFC (adding compressed instructions and single/double-precision floating point) to meet the NOMMU Linux requirement. The C firmware port targets both deployment modes: bare-metal static allocation for deterministic boot-time behavior, and a NOMMU Linux userspace daemon for operational flexibility.</w:t>
+      </w:r>
+    </w:p>
+    <w:p>
+      <w:pPr>
+        <w:pStyle w:val="BodyText"/>
+      </w:pPr>
+      <w:r>
+        <w:t xml:space="preserve">For source-language transpilation (Section</w:t>
+      </w:r>
+      <w:r>
+        <w:t xml:space="preserve"> </w:t>
+      </w:r>
+      <w:hyperlink w:anchor="sec:2.7">
+        <w:r>
+          <w:rPr>
+            <w:rStyle w:val="Hyperlink"/>
+          </w:rPr>
+          <w:t xml:space="preserve">2.7</w:t>
+        </w:r>
+      </w:hyperlink>
+      <w:r>
+        <w:t xml:space="preserve">), the main thread runs on the router chip’s CPU, not on any node PE or the host. This placement follows from three constraints. First, the compiler’s IR lowering stage needs visibility into the full chassis topology—which nodes hold which compute units, which routing patterns connect them—and only the router chip holds the complete POST-discovered topology map. Second, the transpiler’s output is a sequence of .pnm directives that must be injected through the fabric’s ingress port, which terminates at the router chip’s PCIe interface. Third, the doorbell-driven execution model requires a coordinator that tracks per-node kernel completion; placing this coordinator on a PE tile would consume a scarce compute unit for bookkeeping.</w:t>
+      </w:r>
+    </w:p>
+    <w:p>
+      <w:pPr>
+        <w:pStyle w:val="BodyText"/>
+      </w:pPr>
+      <w:r>
+        <w:t xml:space="preserve">Concretely: the host compiles R/Haskell/HLSL source to typed IR (the existing CompileR/CompileHaskell/CompileHLSL pipeline), ships the IR to the router chip over PCIe, and the router chip’s firmware lowers it onto the chassis—allocating registers, assigning kernels to nodes, computing routes, and emitting flits through its own PNM register block. The host never touches the spine directly. This keeps the PCIe link carrying compact IR rather than raw .pnm text, and it means the router chip can re-plan mid-execution if a node fails (Section</w:t>
+      </w:r>
+      <w:r>
+        <w:t xml:space="preserve"> </w:t>
+      </w:r>
+      <w:hyperlink w:anchor="sec:4.1">
+        <w:r>
+          <w:rPr>
+            <w:rStyle w:val="Hyperlink"/>
+          </w:rPr>
+          <w:t xml:space="preserve">4.1</w:t>
+        </w:r>
+      </w:hyperlink>
+      <w:r>
+        <w:t xml:space="preserve">), without round-tripping through the host.</w:t>
+      </w:r>
+    </w:p>
+    <w:p>
+      <w:pPr>
+        <w:pStyle w:val="BodyText"/>
+      </w:pPr>
+      <w:r>
+        <w:t xml:space="preserve">The CPU core is a five-stage RV32IMA design (Fetch through Writeback) with the M extension for single-cycle multiplication and Zicsr machine-mode CSRs; it implements ECALL, EBREAK, and MRET trap handling with a combinational fetch address for zero-cycle ROM access. Multi-cycle memory accesses use a two-phase address/ready handshake so timing is correct across all peripheral types, and the ALU is fully combinational with a dedicated operand multiplexer.</w:t>
+      </w:r>
+    </w:p>
+    <w:p>
+      <w:pPr>
+        <w:pStyle w:val="BodyText"/>
+      </w:pPr>
+      <w:r>
+        <w:t xml:space="preserve">The memory map partitions the 32-bit address space into five regions: boot ROM at 0x0000_0000 (64 KB), UART at 0x1000_0000, CLINT at 0x2000_0000, SRAM at 0x8000_0000 (64 KB), and the PNM router registers at 0xF000_0000. All peripherals use a valid/ready handshake on a shared bus with combinationally decoded slave selects.</w:t>
+      </w:r>
+    </w:p>
+    <w:p>
+      <w:pPr>
+        <w:pStyle w:val="BodyText"/>
+      </w:pPr>
+      <w:r>
+        <w:t xml:space="preserve">The RTL ships four SoC tiers sharing the CPU and bus fabric, so a deployment scales the management plane without changing firmware structure above the register layer. The BMC tier (bmc_orchestrator_top.v) is the five-region minimal map above. The MCU tier (orchestrator_mcu.v) drops the CLINT for pure bare-metal dispatch loops. The MoE SBC tier (orchestrator_sbc_moe.v) adds a 64 KB BF16 gating SRAM and the moe_gating unit so expert selection runs in silicon next to the dispatcher. The general SBC tier (orchestrator_sbc.v) is the full machine: SRAM at 0x4000_0000 sized by one synthesis-time parameter over a 500 KB–32 MB range (bare-metal dispatch loops at the bottom of the range; trimmed Linux tinyconfig or seL4 images at 1–4 MB; Linux plus CPython userland at 16 MB), a 1 GB LPDDR5 DRAM window at 0x8000_0000 whose behavioral controller models row-activate plus CAS latency as a programmable parameter, a PCIe Gen5 x16 endpoint at 0xC000_0000, an NVMe storage controller at 0xD000_0000, and the PNM window at 0xF000_0000. Each tier passes its own self-checking testbench (tb_bmc_orchestrator.v, tb_orchestrator_mcu.v, tb_orchestrator_sbc_moe.v, tb_orchestrator_sbc.v).</w:t>
+      </w:r>
+    </w:p>
+    <w:p>
+      <w:pPr>
+        <w:pStyle w:val="BodyText"/>
+      </w:pPr>
+      <w:r>
+        <w:t xml:space="preserve">Two of the SBC-tier blocks deserve specification because they change what the router chip can do unaided. The PCIe Gen5 x16 PHY (pcie_phy.v) terminates the host uplink of Section</w:t>
+      </w:r>
+      <w:r>
+        <w:t xml:space="preserve"> </w:t>
+      </w:r>
+      <w:hyperlink w:anchor="sec:4.2">
+        <w:r>
+          <w:rPr>
+            <w:rStyle w:val="Hyperlink"/>
+          </w:rPr>
+          <w:t xml:space="preserve">4.2</w:t>
+        </w:r>
+      </w:hyperlink>
+      <w:r>
+        <w:t xml:space="preserve"> </w:t>
+      </w:r>
+      <w:r>
+        <w:t xml:space="preserve">in silicon rather than as a paper abstraction: an LTSSM walks Detect through L0, posted/completion headers stage through a completion FIFO whose pop is deferred one cycle to keep the ready/valid contract under spine backpressure (a ready/valid bug class the harness’s audit log documents fixing), and a loopback parameter drives link bring-up without a live host—verified by twelve self-checking scenarios in tb_pcie_phy.v. The NVMe storage controller (nvme_ctrl.v) attaches commodity M.2/U.2 SSDs behind a 64-deep command queue and 512-byte block engine, giving the router chip a persistence tier the fabric nodes deliberately lack: boot images and rootfs survive power cycles without re-streaming from the host, KV-cache offload spills to local flash instead of crossing the PCIe uplink, and the C firmware’s block driver (pnm_nvme.c) plus Lustre striping client (pnm_lustre.c) speak the same registers from userland or bare metal. The result is a management plane that boots standalone—POST, routing tables, weights—while every byte of compute state remains in the chassis’s commodity DRAM pools where Sections</w:t>
+      </w:r>
+      <w:r>
+        <w:t xml:space="preserve"> </w:t>
+      </w:r>
+      <w:hyperlink w:anchor="sec:2.4">
+        <w:r>
+          <w:rPr>
+            <w:rStyle w:val="Hyperlink"/>
+          </w:rPr>
+          <w:t xml:space="preserve">2.4</w:t>
+        </w:r>
+      </w:hyperlink>
+      <w:r>
+        <w:t xml:space="preserve"> </w:t>
+      </w:r>
+      <w:r>
+        <w:t xml:space="preserve">and</w:t>
+      </w:r>
+      <w:r>
+        <w:t xml:space="preserve"> </w:t>
+      </w:r>
+      <w:hyperlink w:anchor="sec:2.16">
+        <w:r>
+          <w:rPr>
+            <w:rStyle w:val="Hyperlink"/>
+          </w:rPr>
+          <w:t xml:space="preserve">2.16</w:t>
+        </w:r>
+      </w:hyperlink>
+      <w:r>
+        <w:t xml:space="preserve"> </w:t>
+      </w:r>
+      <w:r>
+        <w:t xml:space="preserve">place it.</w:t>
+      </w:r>
+    </w:p>
+    <w:p>
+      <w:pPr>
+        <w:pStyle w:val="BodyText"/>
+      </w:pPr>
+      <w:r>
+        <w:t xml:space="preserve">The PNM router engine is a simplified version of the orchestrator_chip.v fabric controller, driven by CPU register writes instead of a host PCIe stream. It implements a flit builder with CRC-16/CCITT-FALSE integrity checking, matching the fabric’s wire format (Section</w:t>
+      </w:r>
+      <w:r>
+        <w:t xml:space="preserve"> </w:t>
+      </w:r>
+      <w:hyperlink w:anchor="sec:2.9">
+        <w:r>
+          <w:rPr>
+            <w:rStyle w:val="Hyperlink"/>
+          </w:rPr>
+          <w:t xml:space="preserve">2.9</w:t>
+        </w:r>
+      </w:hyperlink>
+      <w:r>
+        <w:t xml:space="preserve">). The CPU firmware runs the five-phase boot protocol of Section</w:t>
+      </w:r>
+      <w:r>
+        <w:t xml:space="preserve"> </w:t>
+      </w:r>
+      <w:hyperlink w:anchor="sec:2.5">
+        <w:r>
+          <w:rPr>
+            <w:rStyle w:val="Hyperlink"/>
+          </w:rPr>
+          <w:t xml:space="preserve">2.5</w:t>
+        </w:r>
+      </w:hyperlink>
+      <w:r>
+        <w:t xml:space="preserve"> </w:t>
+      </w:r>
+      <w:r>
+        <w:t xml:space="preserve">verbatim; a dedicated boot_done detection circuit in the register block asserts when the firmware writes bit 2 of the ROUTE_CTRL register, transitioning the chassis from initialization to the dispatch loop.</w:t>
+      </w:r>
+    </w:p>
+    <w:p>
+      <w:pPr>
+        <w:pStyle w:val="BodyText"/>
+      </w:pPr>
+      <w:r>
+        <w:t xml:space="preserve">The design is verified by a self-checking testbench (tb_bmc_orchestrator.v) that loads a test program into ROM, exercises UART output, PNM register writes, and the boot-done signal, and checks for correct execution of LUI, ADDI, SW, and JAL instructions. The testbench instantiates the full SoC with a 2-layer,</w:t>
+      </w:r>
+      <w:r>
+        <w:t xml:space="preserve"> </w:t>
+      </w:r>
+      <m:oMath>
+        <m:r>
+          <m:t>2</m:t>
+        </m:r>
+        <m:r>
+          <m:rPr>
+            <m:sty m:val="p"/>
+          </m:rPr>
+          <m:t>×</m:t>
+        </m:r>
+        <m:r>
+          <m:t>2</m:t>
+        </m:r>
+      </m:oMath>
+      <w:r>
+        <w:t xml:space="preserve">-node fabric configuration, stubbed spine injection/extraction, and all peripheral models.</w:t>
+      </w:r>
+    </w:p>
+    <w:p>
+      <w:pPr>
+        <w:pStyle w:val="BodyText"/>
+      </w:pPr>
+      <w:r>
+        <w:t xml:space="preserve">Host access path. The management plane is shared between the router’s own CPU and an external host through a two-port round-robin arbiter (pnm_arb): master 0 is the on-chip RV32 core, master 1 is a SPI slave bridge (pi_bridge) that lets a commodity single-board computer act as the chassis console. The bridge translates 48-bit mode-0 SPI frames—a header byte carrying read/write flag and register selector, a 32-bit data field, and a status acknowledgment byte—into valid/ready bus transactions; selectors 0–9 map to the standard PNM registers; higher selectors pass through as raw byte offsets into an extended window holding a DMA engine (target address, transfer word count, start/read/done control, and a FIFO data port). Both masters observe the same discipline—valid held until ready pulses—so either combinational or registered slaves can sit behind the arbiter without protocol change. The path is verified end-to-end by tb_host_bmc.v: SPI register writes land in the shared register file, a flit assembled by the bridge emerges from the spine ingress port with correct layer/module/CRC framing, boot-done asserts after the firmware sequence, and the dispatch counter reads back over the same serial link.</w:t>
+      </w:r>
+    </w:p>
+    <w:p>
+      <w:pPr>
+        <w:pStyle w:val="BodyText"/>
+      </w:pPr>
+      <w:r>
+        <w:t xml:space="preserve">Memory-side verification. The DMA engine extends the identical discipline to node-local DRAM through the behavioral LPCAMM2/LPDDR6 module model (lpddr6_camm.v), which implements the controller contract of Section</w:t>
+      </w:r>
+      <w:r>
+        <w:t xml:space="preserve"> </w:t>
+      </w:r>
+      <w:hyperlink w:anchor="sec:2.16">
+        <w:r>
+          <w:rPr>
+            <w:rStyle w:val="Hyperlink"/>
+          </w:rPr>
+          <w:t xml:space="preserve">2.16</w:t>
+        </w:r>
+      </w:hyperlink>
+      <w:r>
+        <w:t xml:space="preserve">—CAS-latency waits, one response per transaction, refresh bursts that stall command acceptance under the valid/ready handshake described there. tb_dma_lpddr6.v drives a four-word payload from the SPI host through bridge, arbiter, and FIFO into the module, verifies the array contents at the word-mapped address, counts exactly four writes at the module’s activity counters, and reads the payload back byte-exact while the refresh scheduler absorbs more than two dozen stall events mid-transfer. Because the module is parameterized rather than hard-coded, the same testbench structure instantiates the same protocol stack against DDR4-class and DDR5-class SODIMM timing profiles (Section</w:t>
+      </w:r>
+      <w:r>
+        <w:t xml:space="preserve"> </w:t>
+      </w:r>
+      <w:hyperlink w:anchor="sec:3.7">
+        <w:r>
+          <w:rPr>
+            <w:rStyle w:val="Hyperlink"/>
+          </w:rPr>
+          <w:t xml:space="preserve">3.7</w:t>
+        </w:r>
+      </w:hyperlink>
+      <w:r>
+        <w:t xml:space="preserve">); all three generations pass identically, which is the machine-checked form of the claim that the chassis software stack is memory-generation agnostic. Where the deskside tier needs the controller itself rather than its timing alone, sodimm_ctrl.v implements a real banked DDR controller behind the identical bus contract: a per-bank open-row tracker drives activate/precharge/CAS micro-sequences under enforced tRAS, so a row hit costs CAS latency, a miss adds tRCD, a conflict adds tRP+tRCD, and refresh closes every bank while never dropping an accepted command; tb_sodimm_ctrl.v checks those three latencies in closed form across DDR4-class and DDR5-class profiles, along with byte-enable masking and refresh-storm integrity.</w:t>
+      </w:r>
+    </w:p>
     <w:bookmarkEnd w:id="43"/>
-    <w:bookmarkStart w:id="45" w:name="sec:2.17"/>
+    <w:bookmarkStart w:id="44" w:name="sec:2.18"/>
     <w:p>
       <w:pPr>
         <w:pStyle w:val="Heading2"/>
       </w:pPr>
       <w:r>
-        <w:t xml:space="preserve">2.17 The BMC/Router chip: a RISC-V SoC for chassis management</w:t>
+        <w:t xml:space="preserve">2.18 PCB interconnect models</w:t>
       </w:r>
     </w:p>
     <w:p>
@@ -7947,106 +8739,696 @@
         <w:pStyle w:val="FirstParagraph"/>
       </w:pPr>
       <w:r>
-        <w:t xml:space="preserve">The central router chip described in Section</w:t>
-      </w:r>
-      <w:r>
-        <w:t xml:space="preserve"> </w:t>
-      </w:r>
-      <w:hyperlink w:anchor="sec:2.5">
-        <w:r>
-          <w:rPr>
-            <w:rStyle w:val="Hyperlink"/>
-          </w:rPr>
-          <w:t xml:space="preserve">2.5</w:t>
-        </w:r>
-      </w:hyperlink>
-      <w:r>
-        <w:t xml:space="preserve"> </w:t>
-      </w:r>
-      <w:r>
-        <w:t xml:space="preserve">is implemented as a RISC-V System-on-Chip (SoC) targeting Linux and Redox OS compatibility on bare-metal or NOMMU configurations. The SoC integrates an RV32IMA multi-cycle CPU core, 64 KB boot ROM, 64 KB SRAM, a 16550-compatible UART, a Core Local Interruptor (CLINT) with machine-mode timer, and the PNM router engine—all on a single die.</w:t>
-      </w:r>
-    </w:p>
-    <w:p>
-      <w:pPr>
-        <w:pStyle w:val="BodyText"/>
-      </w:pPr>
-      <w:r>
-        <w:t xml:space="preserve">The choice of an SoC over a microcontroller is deliberate and driven by four requirements that no MCU satisfies simultaneously. First, OS compatibility: running Linux or Redox on the router chip—whether for development tooling, containerized dispatch services, or future userland extensions—requires either an Sv32 MMU or NOMMU kernel support; commodity MCUs typically provide neither, while RV32IMAFC cores with NOMMU Linux are a proven configuration</w:t>
-      </w:r>
-      <w:r>
-        <w:t xml:space="preserve">. Second, host interface bandwidth: terminating a PCIe Gen5 endpoint requires dedicated PHY and controller blocks integrated into SoC-class silicon, not bit-banged GPIO on an MCU. Third, dispatch throughput: MoE gating evaluation at</w:t>
-      </w:r>
-      <w:r>
-        <w:t xml:space="preserve"> </w:t>
-      </w:r>
-      <m:oMath>
-        <m:sSup>
-          <m:e>
-            <m:r>
-              <m:t>10</m:t>
-            </m:r>
-          </m:e>
-          <m:sup>
-            <m:r>
-              <m:t>8</m:t>
-            </m:r>
-          </m:sup>
-        </m:sSup>
-      </m:oMath>
-      <w:r>
-        <w:t xml:space="preserve">–</w:t>
-      </w:r>
-      <m:oMath>
-        <m:sSup>
-          <m:e>
-            <m:r>
-              <m:t>10</m:t>
-            </m:r>
-          </m:e>
-          <m:sup>
-            <m:r>
-              <m:t>9</m:t>
-            </m:r>
-          </m:sup>
-        </m:sSup>
-      </m:oMath>
-      <w:r>
-        <w:t xml:space="preserve"> </w:t>
-      </w:r>
-      <w:r>
-        <w:t xml:space="preserve">tokens/s (Section</w:t>
-      </w:r>
-      <w:r>
-        <w:t xml:space="preserve"> </w:t>
-      </w:r>
-      <w:hyperlink w:anchor="sec:2.12">
-        <w:r>
-          <w:rPr>
-            <w:rStyle w:val="Hyperlink"/>
-          </w:rPr>
-          <w:t xml:space="preserve">2.12</w:t>
-        </w:r>
-      </w:hyperlink>
-      <w:r>
-        <w:t xml:space="preserve">) demands clock rates and memory hierarchies beyond typical MCU envelopes. Fourth, routing-table capacity: source-routed tables for 512 nodes plus MoE expert maps exceed the on-chip SRAM of most MCUs but fit comfortably in SoC-class SRAM with cache backing.</w:t>
-      </w:r>
-    </w:p>
-    <w:p>
-      <w:pPr>
-        <w:pStyle w:val="BodyText"/>
-      </w:pPr>
-      <w:r>
-        <w:t xml:space="preserve">The current RTL implements the RV32IMA baseline as a proof of concept; production silicon upgrades to RV32IMAFC (adding compressed instructions and single/double-precision floating point) to meet the NOMMU Linux requirement. The C firmware port targets both deployment modes: bare-metal static allocation for deterministic boot-time behavior, and a NOMMU Linux userspace daemon for operational flexibility.</w:t>
-      </w:r>
-    </w:p>
-    <w:bookmarkStart w:id="44" w:name="sec:2.17.1"/>
+        <w:t xml:space="preserve">The board-level wiring that Sections</w:t>
+      </w:r>
+      <w:r>
+        <w:t xml:space="preserve"> </w:t>
+      </w:r>
+      <w:hyperlink w:anchor="sec:2.3">
+        <w:r>
+          <w:rPr>
+            <w:rStyle w:val="Hyperlink"/>
+          </w:rPr>
+          <w:t xml:space="preserve">2.3</w:t>
+        </w:r>
+      </w:hyperlink>
+      <w:r>
+        <w:t xml:space="preserve"> </w:t>
+      </w:r>
+      <w:r>
+        <w:t xml:space="preserve">and</w:t>
+      </w:r>
+      <w:r>
+        <w:t xml:space="preserve"> </w:t>
+      </w:r>
+      <w:hyperlink w:anchor="sec:2.4">
+        <w:r>
+          <w:rPr>
+            <w:rStyle w:val="Hyperlink"/>
+          </w:rPr>
+          <w:t xml:space="preserve">2.4</w:t>
+        </w:r>
+      </w:hyperlink>
+      <w:r>
+        <w:t xml:space="preserve"> </w:t>
+      </w:r>
+      <w:r>
+        <w:t xml:space="preserve">describe qualitatively—spine mezzanine jumps, motherboard point-to-point traces, CAMM2 socket escapes—is modeled in the repository as parametric timed wires (pcb_link.v). Each link is a shift-register delay line of</w:t>
+      </w:r>
+      <w:r>
+        <w:t xml:space="preserve"> </w:t>
+      </w:r>
+      <m:oMath>
+        <m:r>
+          <m:rPr>
+            <m:sty m:val="p"/>
+          </m:rPr>
+          <m:t>⌈</m:t>
+        </m:r>
+      </m:oMath>
+      <w:r>
+        <w:t xml:space="preserve">DELAY_NS/10</w:t>
+      </w:r>
+      <m:oMath>
+        <m:r>
+          <m:rPr>
+            <m:sty m:val="p"/>
+          </m:rPr>
+          <m:t>⌉</m:t>
+        </m:r>
+      </m:oMath>
+      <w:r>
+        <w:t xml:space="preserve"> </w:t>
+      </w:r>
+      <w:r>
+        <w:t xml:space="preserve">reference-clock cycles: data, valid, and the start/end-of-packet markers traverse bit-exactly, arriving a deterministic number of cycles later, and nothing else happens—no protocol conversion, no buffering, no reordering. Drive-current and trace-impedance parameters ride along as documentation of the electrical envelope each profile assumes. Three profiles cover the chassis’s three PCB populations: the spine mezzanine connector (</w:t>
+      </w:r>
+      <m:oMath>
+        <m:r>
+          <m:rPr>
+            <m:sty m:val="p"/>
+          </m:rPr>
+          <m:t>≈</m:t>
+        </m:r>
+      </m:oMath>
+      <w:r>
+        <w:t xml:space="preserve">5 mm mated, 128-bit), the motherboard point-to-point trace between repeater and node (</w:t>
+      </w:r>
+      <m:oMath>
+        <m:r>
+          <m:rPr>
+            <m:sty m:val="p"/>
+          </m:rPr>
+          <m:t>≈</m:t>
+        </m:r>
+      </m:oMath>
+      <w:r>
+        <w:t xml:space="preserve">40 mm, 128-bit), and the CAMM2 socket escape to the MAC ASIC PHY (</w:t>
+      </w:r>
+      <m:oMath>
+        <m:r>
+          <m:rPr>
+            <m:sty m:val="p"/>
+          </m:rPr>
+          <m:t>≈</m:t>
+        </m:r>
+      </m:oMath>
+      <w:r>
+        <w:t xml:space="preserve">20 mm, 192-bit). A wrapper (pcb_triple_link) instantiates three links sharing one clock domain for the X, Y, and spine egress fans a node actually has, with an aggregate flit counter for activity accounting.</w:t>
+      </w:r>
+    </w:p>
+    <w:p>
+      <w:pPr>
+        <w:pStyle w:val="BodyText"/>
+      </w:pPr>
+      <w:r>
+        <w:t xml:space="preserve">tb_pcb_link.v pins the model down with four checks: a single-flit passthrough preserving SOP/EOP and payload; an exact-latency check that a 40 ns profile delivers in precisely its four configured stages, not approximately; a 200-packet randomized stream (1,408 bytes, per-packet lengths of 1–12 words) delivered byte-exact and in order against a scoreboard; and the triple-link aggregate counter matching an independent injection count. These bounds are what let Section</w:t>
+      </w:r>
+      <w:r>
+        <w:t xml:space="preserve"> </w:t>
+      </w:r>
+      <w:hyperlink w:anchor="sec:3.4">
+        <w:r>
+          <w:rPr>
+            <w:rStyle w:val="Hyperlink"/>
+          </w:rPr>
+          <w:t xml:space="preserve">3.4</w:t>
+        </w:r>
+      </w:hyperlink>
+      <w:r>
+        <w:t xml:space="preserve"> </w:t>
+      </w:r>
+      <w:r>
+        <w:t xml:space="preserve">add per-population wire delay into the closed-form latency expression as a compile-time constant rather than a statistical spread: each populated segment contributes exactly its configured delay, and the co-simulation’s hop accounting already treats every such segment as one cycle of the closed form.</w:t>
+      </w:r>
+    </w:p>
+    <w:bookmarkEnd w:id="44"/>
+    <w:bookmarkStart w:id="45" w:name="sec:2.19"/>
+    <w:p>
+      <w:pPr>
+        <w:pStyle w:val="Heading2"/>
+      </w:pPr>
+      <w:r>
+        <w:t xml:space="preserve">2.19 Inter-chassis optical links</w:t>
+      </w:r>
+    </w:p>
+    <w:p>
+      <w:pPr>
+        <w:pStyle w:val="FirstParagraph"/>
+      </w:pPr>
+      <w:r>
+        <w:t xml:space="preserve">The scale-out path of Section</w:t>
+      </w:r>
+      <w:r>
+        <w:t xml:space="preserve"> </w:t>
+      </w:r>
+      <w:hyperlink w:anchor="sec:3.7">
+        <w:r>
+          <w:rPr>
+            <w:rStyle w:val="Hyperlink"/>
+          </w:rPr>
+          <w:t xml:space="preserve">3.7</w:t>
+        </w:r>
+      </w:hyperlink>
+      <w:r>
+        <w:t xml:space="preserve"> </w:t>
+      </w:r>
+      <w:r>
+        <w:t xml:space="preserve">leaves the chassis through the spine root, and its physical realization is a fiber-optic inter-chassis link pair (optical_link.v). The link is deliberately protocol-transparent: it moves an uninterpreted byte stream with start/end-of-packet delimiters, so the fabric wire format of Section</w:t>
+      </w:r>
+      <w:r>
+        <w:t xml:space="preserve"> </w:t>
+      </w:r>
+      <w:hyperlink w:anchor="sec:2.9">
+        <w:r>
+          <w:rPr>
+            <w:rStyle w:val="Hyperlink"/>
+          </w:rPr>
+          <w:t xml:space="preserve">2.9</w:t>
+        </w:r>
+      </w:hyperlink>
+      <w:r>
+        <w:t xml:space="preserve"> </w:t>
+      </w:r>
+      <w:r>
+        <w:t xml:space="preserve">crosses the fiber untouched and neither endpoint rewrites a flit. Each unidirectional link is a dual-clock elastic buffer whose write and read pointers cross the domain boundary as Gray codes through two-flop synchronizers, followed by a propagation pipeline that models electrical-to-optical conversion, fiber transit at the speed of light in glass (</w:t>
+      </w:r>
+      <m:oMath>
+        <m:r>
+          <m:t>n</m:t>
+        </m:r>
+        <m:r>
+          <m:rPr>
+            <m:sty m:val="p"/>
+          </m:rPr>
+          <m:t>≈</m:t>
+        </m:r>
+        <m:r>
+          <m:t>1.47</m:t>
+        </m:r>
+      </m:oMath>
+      <w:r>
+        <w:t xml:space="preserve">, approximately 4.9 ns per meter), and optical-to-electrical recovery, quantized up to whole reference-clock cycles. A wrapper composes two links into one bidirectional chassis-to-chassis port—one fiber per direction, as an optical transceiver is actually wired.</w:t>
+      </w:r>
+    </w:p>
+    <w:p>
+      <w:pPr>
+        <w:pStyle w:val="BodyText"/>
+      </w:pPr>
+      <w:r>
+        <w:t xml:space="preserve">Flow control across the fiber is structural rather than probabilistic. The read domain pops whenever the buffer is non-empty—no return handshake ever crosses the clock boundary—and all backpressure is applied on the write side, where transmit ready deasserts once the Gray-synchronized occupancy reaches buffer depth minus the propagation pipeline minus a guard term. Any producer that respects ready therefore cannot overflow, and a protocol violation latches a sticky error flag instead of silently dropping bytes. Idle-link latency measures propagation depth plus five cycles at the 100 MHz reference (synchronizer visibility plus the output register), which for the default two-meter board-to-board span budgets roughly 70 ns end to end—about one intra-chassis spine hop per meter of fiber, so a multi-chassis rack adds single-digit hop-equivalents to the closed-form latency of Section</w:t>
+      </w:r>
+      <w:r>
+        <w:t xml:space="preserve"> </w:t>
+      </w:r>
+      <w:hyperlink w:anchor="sec:3.4">
+        <w:r>
+          <w:rPr>
+            <w:rStyle w:val="Hyperlink"/>
+          </w:rPr>
+          <w:t xml:space="preserve">3.4</w:t>
+        </w:r>
+      </w:hyperlink>
+      <w:r>
+        <w:t xml:space="preserve">. Because an optical hop adds conversion and serialization error sources mid-fabric, the receiving router re-runs the CRC-16 check of Section</w:t>
+      </w:r>
+      <w:r>
+        <w:t xml:space="preserve"> </w:t>
+      </w:r>
+      <w:hyperlink w:anchor="sec:2.9">
+        <w:r>
+          <w:rPr>
+            <w:rStyle w:val="Hyperlink"/>
+          </w:rPr>
+          <w:t xml:space="preserve">2.9</w:t>
+        </w:r>
+      </w:hyperlink>
+      <w:r>
+        <w:t xml:space="preserve"> </w:t>
+      </w:r>
+      <w:r>
+        <w:t xml:space="preserve">on arrival (the shared crc16 engine) and refuses corrupt frames exactly as a node doorbell would, keeping silent corruption from propagating into a second chassis. A six-scenario testbench (tb_optical_link.v) pins the model down: exact idle-link latency, 200-word burst framing alignment against a scoreboard, a 600-word back-to-back flood delivered with zero loss, sparse packets separated by idle gaps and held in order, an asynchronous 100 MHz-to-80 MHz clock-domain crossing under sustained overload that observes transmit ready deassert, and simultaneous bidirectional traffic across the pair.</w:t>
+      </w:r>
+    </w:p>
+    <w:bookmarkEnd w:id="45"/>
+    <w:bookmarkEnd w:id="46"/>
+    <w:bookmarkStart w:id="55" w:name="sec:results"/>
+    <w:p>
+      <w:pPr>
+        <w:pStyle w:val="Heading1"/>
+      </w:pPr>
+      <w:r>
+        <w:t xml:space="preserve">Results</w:t>
+      </w:r>
+    </w:p>
+    <w:p>
+      <w:pPr>
+        <w:pStyle w:val="FirstParagraph"/>
+      </w:pPr>
+      <w:r>
+        <w:t xml:space="preserve">Cost, power, and thermal figures in this section are first-order engineering estimates intended to establish plausibility and sizing rules, not measured results; no physical prototype exists yet. The transport-level claims are machine-checked, not estimated: Section</w:t>
+      </w:r>
+      <w:r>
+        <w:t xml:space="preserve"> </w:t>
+      </w:r>
+      <w:hyperlink w:anchor="sec:3.5">
+        <w:r>
+          <w:rPr>
+            <w:rStyle w:val="Hyperlink"/>
+          </w:rPr>
+          <w:t xml:space="preserve">3.5</w:t>
+        </w:r>
+      </w:hyperlink>
+      <w:r>
+        <w:t xml:space="preserve"> </w:t>
+      </w:r>
+      <w:r>
+        <w:t xml:space="preserve">reports the co-simulation verification results against the cycle-exact fabric model of Section</w:t>
+      </w:r>
+      <w:r>
+        <w:t xml:space="preserve"> </w:t>
+      </w:r>
+      <w:hyperlink w:anchor="sec:2.15">
+        <w:r>
+          <w:rPr>
+            <w:rStyle w:val="Hyperlink"/>
+          </w:rPr>
+          <w:t xml:space="preserve">2.15</w:t>
+        </w:r>
+      </w:hyperlink>
+      <w:r>
+        <w:t xml:space="preserve">.</w:t>
+      </w:r>
+    </w:p>
+    <w:bookmarkStart w:id="48" w:name="sec:3.1"/>
+    <w:p>
+      <w:pPr>
+        <w:pStyle w:val="Heading2"/>
+      </w:pPr>
+      <w:r>
+        <w:t xml:space="preserve">3.1 Reference chassis</w:t>
+      </w:r>
+    </w:p>
+    <w:p>
+      <w:pPr>
+        <w:pStyle w:val="FirstParagraph"/>
+      </w:pPr>
+      <w:r>
+        <w:t xml:space="preserve">Table 2 summarizes the reference configuration: 512 nodes, 64 TB aggregate capacity, approximately 131 TB/s aggregate node-local bandwidth, approximately 197 TFLOPS FP64, and 8–10 kW chassis power, with a spine provisioned at</w:t>
+      </w:r>
+      <w:r>
+        <w:t xml:space="preserve"> </w:t>
+      </w:r>
+      <m:oMath>
+        <m:r>
+          <m:rPr>
+            <m:sty m:val="p"/>
+          </m:rPr>
+          <m:t>≈</m:t>
+        </m:r>
+      </m:oMath>
+      <w:r>
+        <w:t xml:space="preserve">2 TB/s per direction from the cross-layer sizing rule of Section</w:t>
+      </w:r>
+      <w:r>
+        <w:t xml:space="preserve"> </w:t>
+      </w:r>
+      <w:hyperlink w:anchor="sec:2.1">
+        <w:r>
+          <w:rPr>
+            <w:rStyle w:val="Hyperlink"/>
+          </w:rPr>
+          <w:t xml:space="preserve">2.1</w:t>
+        </w:r>
+      </w:hyperlink>
+      <w:r>
+        <w:t xml:space="preserve">. The configuration is defined by three physical properties that no market correction can alter: (a) no interposer dependency—each node is a standard JEDEC CAMM2 module paired with a socketed DUV ASIC, with no advanced packaging between them; (b) low thermal density—approximately 15 W per node versus 300 W for an H100-class GPU, enabling air or liquid cooling without exotic thermal solutions; and (c) mature-node fabrication—the 14 nm DUV MAC ASIC benefits from yields above 90% on established process lines, while the HBM stacks it pairs with consume roughly three times the wafer area per bit of commodity DRAM and absorb a disproportionate share of leading-edge fab capacity</w:t>
+      </w:r>
+      <w:r>
+        <w:t xml:space="preserve">. Cost is a consequence of these physical properties: commodity DRAM in volume, mature-node silicon, and standard packaging yield a node at approximately $2,000, but the structural advantage exists independently of DRAM spot pricing.</w:t>
+      </w:r>
+    </w:p>
+    <w:p>
+      <w:pPr>
+        <w:pStyle w:val="BodyText"/>
+      </w:pPr>
+      <w:r>
+        <w:t xml:space="preserve">Table 2. Reference chassis configuration (first-order estimates).</w:t>
+      </w:r>
+    </w:p>
+    <w:p>
+      <w:pPr>
+        <w:pStyle w:val="BodyText"/>
+      </w:pPr>
+      <w:r>
+        <w:t xml:space="preserve">Quantity | Reference value</w:t>
+      </w:r>
+      <w:r>
+        <w:t xml:space="preserve"> </w:t>
+      </w:r>
+      <w:r>
+        <w:t xml:space="preserve">Node | 128 GB LPDDR6 CAMM2 + 14 nm DUV MAC ASIC (192 FP64 FMA @ 1 GHz</w:t>
+      </w:r>
+      <w:r>
+        <w:t xml:space="preserve"> </w:t>
+      </w:r>
+      <m:oMath>
+        <m:r>
+          <m:rPr>
+            <m:sty m:val="p"/>
+          </m:rPr>
+          <m:t>≈</m:t>
+        </m:r>
+      </m:oMath>
+      <w:r>
+        <w:t xml:space="preserve">384 GFLOPS FP64;</w:t>
+      </w:r>
+      <w:r>
+        <w:t xml:space="preserve"> </w:t>
+      </w:r>
+      <m:oMath>
+        <m:r>
+          <m:rPr>
+            <m:sty m:val="p"/>
+          </m:rPr>
+          <m:t>≈</m:t>
+        </m:r>
+      </m:oMath>
+      <w:r>
+        <w:t xml:space="preserve">768 GFLOPS FP16;</w:t>
+      </w:r>
+      <w:r>
+        <w:t xml:space="preserve"> </w:t>
+      </w:r>
+      <m:oMath>
+        <m:r>
+          <m:rPr>
+            <m:sty m:val="p"/>
+          </m:rPr>
+          <m:t>≈</m:t>
+        </m:r>
+      </m:oMath>
+      <w:r>
+        <w:t xml:space="preserve">1.5 TOPS INT8)</w:t>
+      </w:r>
+      <w:r>
+        <w:t xml:space="preserve"> </w:t>
+      </w:r>
+      <w:r>
+        <w:t xml:space="preserve">Node memory bandwidth |</w:t>
+      </w:r>
+      <w:r>
+        <w:t xml:space="preserve"> </w:t>
+      </w:r>
+      <m:oMath>
+        <m:r>
+          <m:rPr>
+            <m:sty m:val="p"/>
+          </m:rPr>
+          <m:t>≈</m:t>
+        </m:r>
+      </m:oMath>
+      <w:r>
+        <w:t xml:space="preserve">256 GB/s (192-bit LPDDR6 CAMM2 @ 10.7 Gb/s/pin)</w:t>
+      </w:r>
+      <w:r>
+        <w:t xml:space="preserve"> </w:t>
+      </w:r>
+      <w:r>
+        <w:t xml:space="preserve">DDR5 baseline (contrast) | 192 GB dual-slot (2</w:t>
+      </w:r>
+      <m:oMath>
+        <m:r>
+          <m:rPr>
+            <m:sty m:val="p"/>
+          </m:rPr>
+          <m:t>×</m:t>
+        </m:r>
+      </m:oMath>
+      <w:r>
+        <w:t xml:space="preserve">96 GB DDR5-5600 SODIMM);</w:t>
+      </w:r>
+      <w:r>
+        <w:t xml:space="preserve"> </w:t>
+      </w:r>
+      <m:oMath>
+        <m:r>
+          <m:rPr>
+            <m:sty m:val="p"/>
+          </m:rPr>
+          <m:t>≈</m:t>
+        </m:r>
+      </m:oMath>
+      <w:r>
+        <w:t xml:space="preserve">90 GB/s per node—</w:t>
+      </w:r>
+      <m:oMath>
+        <m:r>
+          <m:rPr>
+            <m:sty m:val="p"/>
+          </m:rPr>
+          <m:t>≈</m:t>
+        </m:r>
+      </m:oMath>
+      <w:r>
+        <w:t xml:space="preserve">3</w:t>
+      </w:r>
+      <m:oMath>
+        <m:r>
+          <m:rPr>
+            <m:sty m:val="p"/>
+          </m:rPr>
+          <m:t>×</m:t>
+        </m:r>
+      </m:oMath>
+      <w:r>
+        <w:t xml:space="preserve"> </w:t>
+      </w:r>
+      <w:r>
+        <w:t xml:space="preserve">below the LPDDR6 reference</w:t>
+      </w:r>
+      <w:r>
+        <w:t xml:space="preserve"> </w:t>
+      </w:r>
+      <w:r>
+        <w:t xml:space="preserve">Node fabric link |</w:t>
+      </w:r>
+      <w:r>
+        <w:t xml:space="preserve"> </w:t>
+      </w:r>
+      <m:oMath>
+        <m:r>
+          <m:rPr>
+            <m:sty m:val="p"/>
+          </m:rPr>
+          <m:t>≈</m:t>
+        </m:r>
+      </m:oMath>
+      <w:r>
+        <w:t xml:space="preserve">16 GB/s (128-bit source-synchronous @ 1 GHz)</w:t>
+      </w:r>
+      <w:r>
+        <w:t xml:space="preserve"> </w:t>
+      </w:r>
+      <w:r>
+        <w:t xml:space="preserve">Node power |</w:t>
+      </w:r>
+      <w:r>
+        <w:t xml:space="preserve"> </w:t>
+      </w:r>
+      <m:oMath>
+        <m:r>
+          <m:rPr>
+            <m:sty m:val="p"/>
+          </m:rPr>
+          <m:t>≈</m:t>
+        </m:r>
+      </m:oMath>
+      <w:r>
+        <w:t xml:space="preserve">15 W</w:t>
+      </w:r>
+      <w:r>
+        <w:t xml:space="preserve"> </w:t>
+      </w:r>
+      <w:r>
+        <w:t xml:space="preserve">Board (1 layer) | 8</w:t>
+      </w:r>
+      <m:oMath>
+        <m:r>
+          <m:rPr>
+            <m:sty m:val="p"/>
+          </m:rPr>
+          <m:t>×</m:t>
+        </m:r>
+      </m:oMath>
+      <w:r>
+        <w:t xml:space="preserve">8 = 64 nodes; 8 TB;</w:t>
+      </w:r>
+      <w:r>
+        <w:t xml:space="preserve"> </w:t>
+      </w:r>
+      <m:oMath>
+        <m:r>
+          <m:rPr>
+            <m:sty m:val="p"/>
+          </m:rPr>
+          <m:t>≈</m:t>
+        </m:r>
+      </m:oMath>
+      <w:r>
+        <w:t xml:space="preserve">16 TB/s;</w:t>
+      </w:r>
+      <w:r>
+        <w:t xml:space="preserve"> </w:t>
+      </w:r>
+      <m:oMath>
+        <m:r>
+          <m:rPr>
+            <m:sty m:val="p"/>
+          </m:rPr>
+          <m:t>≈</m:t>
+        </m:r>
+      </m:oMath>
+      <w:r>
+        <w:t xml:space="preserve">1 kW</w:t>
+      </w:r>
+      <w:r>
+        <w:t xml:space="preserve"> </w:t>
+      </w:r>
+      <w:r>
+        <w:t xml:space="preserve">Chassis (8 layers) | 512 nodes; 64 TB;</w:t>
+      </w:r>
+      <w:r>
+        <w:t xml:space="preserve"> </w:t>
+      </w:r>
+      <m:oMath>
+        <m:r>
+          <m:rPr>
+            <m:sty m:val="p"/>
+          </m:rPr>
+          <m:t>≈</m:t>
+        </m:r>
+      </m:oMath>
+      <w:r>
+        <w:t xml:space="preserve">131 TB/s;</w:t>
+      </w:r>
+      <w:r>
+        <w:t xml:space="preserve"> </w:t>
+      </w:r>
+      <m:oMath>
+        <m:r>
+          <m:rPr>
+            <m:sty m:val="p"/>
+          </m:rPr>
+          <m:t>≈</m:t>
+        </m:r>
+      </m:oMath>
+      <w:r>
+        <w:t xml:space="preserve">197 TFLOPS FP64;</w:t>
+      </w:r>
+      <w:r>
+        <w:t xml:space="preserve"> </w:t>
+      </w:r>
+      <m:oMath>
+        <m:r>
+          <m:rPr>
+            <m:sty m:val="p"/>
+          </m:rPr>
+          <m:t>≈</m:t>
+        </m:r>
+      </m:oMath>
+      <w:r>
+        <w:t xml:space="preserve">8–10 kW</w:t>
+      </w:r>
+      <w:r>
+        <w:t xml:space="preserve"> </w:t>
+      </w:r>
+      <w:r>
+        <w:t xml:space="preserve">Spine | Parallel 16 GB/s lanes;</w:t>
+      </w:r>
+      <w:r>
+        <w:t xml:space="preserve"> </w:t>
+      </w:r>
+      <m:oMath>
+        <m:r>
+          <m:rPr>
+            <m:sty m:val="p"/>
+          </m:rPr>
+          <m:t>≈</m:t>
+        </m:r>
+      </m:oMath>
+      <w:r>
+        <w:t xml:space="preserve">2 TB/s per direction aggregate (cross-layer sizing rule, Section</w:t>
+      </w:r>
+      <w:r>
+        <w:t xml:space="preserve"> </w:t>
+      </w:r>
+      <w:hyperlink w:anchor="sec:2.1">
+        <w:r>
+          <w:rPr>
+            <w:rStyle w:val="Hyperlink"/>
+          </w:rPr>
+          <w:t xml:space="preserve">2.1</w:t>
+        </w:r>
+      </w:hyperlink>
+      <w:r>
+        <w:t xml:space="preserve">)</w:t>
+      </w:r>
+    </w:p>
+    <w:p>
+      <w:pPr>
+        <w:pStyle w:val="BodyText"/>
+      </w:pPr>
+      <w:r>
+        <w:t xml:space="preserve">The DDR5 baseline row contrasts the reference node with the commodity SODIMM deployment of Section</w:t>
+      </w:r>
+      <w:r>
+        <w:t xml:space="preserve"> </w:t>
+      </w:r>
+      <w:hyperlink w:anchor="sec:3.7">
+        <w:r>
+          <w:rPr>
+            <w:rStyle w:val="Hyperlink"/>
+          </w:rPr>
+          <w:t xml:space="preserve">3.7</w:t>
+        </w:r>
+      </w:hyperlink>
+      <w:r>
+        <w:t xml:space="preserve">: the same 14 nm ASIC, repeater, doorbell, and firmware against a dual-slot DDR5-5600 SODIMM pair (</w:t>
+      </w:r>
+      <m:oMath>
+        <m:r>
+          <m:rPr>
+            <m:sty m:val="p"/>
+          </m:rPr>
+          <m:t>≈</m:t>
+        </m:r>
+      </m:oMath>
+      <w:r>
+        <w:t xml:space="preserve">90 GB/s, 192 GB). Section</w:t>
+      </w:r>
+      <w:r>
+        <w:t xml:space="preserve"> </w:t>
+      </w:r>
+      <w:hyperlink w:anchor="sec:3.2">
+        <w:r>
+          <w:rPr>
+            <w:rStyle w:val="Hyperlink"/>
+          </w:rPr>
+          <w:t xml:space="preserve">3.2</w:t>
+        </w:r>
+      </w:hyperlink>
+      <w:r>
+        <w:t xml:space="preserve">’s roofline places both flagship workloads below even that reduced ridge point—weight streaming at 1–2 FLOP/byte is bandwidth-bound on DDR5 exactly as on LPDDR6—so the bandwidth-bound conclusion is generation-independent, not an artifact of the LPDDR6 choice. The reference chassis simply selects the highest-bandwidth socketable module class for the same silicon.</w:t>
+      </w:r>
+    </w:p>
+    <w:bookmarkStart w:id="47" w:name="sec:3.1.1"/>
     <w:p>
       <w:pPr>
         <w:pStyle w:val="Heading3"/>
       </w:pPr>
       <w:r>
-        <w:t xml:space="preserve">2.17.1 Main thread placement: the router chip hosts transpiler orchestration</w:t>
+        <w:t xml:space="preserve">3.1.1 The reference chassis as a dedicated capacity-serving appliance</w:t>
       </w:r>
     </w:p>
     <w:p>
@@ -8054,7 +9436,57 @@
         <w:pStyle w:val="FirstParagraph"/>
       </w:pPr>
       <w:r>
-        <w:t xml:space="preserve">For source-language transpilation (Section</w:t>
+        <w:t xml:space="preserve">At full scale the 512-node, 64 TB chassis is positioned strictly as a serving appliance for capacity-bound, weight-stationary workloads—Mixture-of-Experts transformer inference chief among them</w:t>
+      </w:r>
+      <w:r>
+        <w:t xml:space="preserve">—and the placement tooling makes that positioning concrete rather than aspirational. Compiling an MoE transformer onto the 8</w:t>
+      </w:r>
+      <m:oMath>
+        <m:r>
+          <m:rPr>
+            <m:sty m:val="p"/>
+          </m:rPr>
+          <m:t>×</m:t>
+        </m:r>
+      </m:oMath>
+      <w:r>
+        <w:t xml:space="preserve">8</w:t>
+      </w:r>
+      <m:oMath>
+        <m:r>
+          <m:rPr>
+            <m:sty m:val="p"/>
+          </m:rPr>
+          <m:t>×</m:t>
+        </m:r>
+      </m:oMath>
+      <w:r>
+        <w:t xml:space="preserve">8 chassis emits three artifacts: a routing table of exactly 512 entries—one 11-bit bitmap per repeater and node, loaded during POST; an expert map placing all experts of every model layer across the expert-parallel node pool with no data-parallel replication waste; and a per-token dispatch plan. For the Gemma-4-class reference model fixture (30 layers, 128 experts, top-8), the plan is 270 dispatches per token: 30 dense attention projections plus 240 expert activations, each carrying its destination coordinate, compute-unit assignment, KV-cache disposition, and flit byte count. The firmware boot sequence is verified against the same artifacts: five phases (POST discovery finding all 512 nodes, routing-table load of 512 bitmaps, weight upload of 8,045 integrity-checked commands, MoE gating load of 3,840 expert mappings—128 experts</w:t>
+      </w:r>
+      <w:r>
+        <w:t xml:space="preserve"> </w:t>
+      </w:r>
+      <m:oMath>
+        <m:r>
+          <m:rPr>
+            <m:sty m:val="p"/>
+          </m:rPr>
+          <m:t>×</m:t>
+        </m:r>
+      </m:oMath>
+      <w:r>
+        <w:t xml:space="preserve"> </w:t>
+      </w:r>
+      <w:r>
+        <w:t xml:space="preserve">30 layers—and ready) complete with zero error counters, and the dispatch plan verifies coverage: every activated expert maps to a resident node within budget.</w:t>
+      </w:r>
+    </w:p>
+    <w:p>
+      <w:pPr>
+        <w:pStyle w:val="BodyText"/>
+      </w:pPr>
+      <w:r>
+        <w:t xml:space="preserve">The capacity arithmetic is the point of the configuration. Each node reserves up to 80% of its post-weight budget for KV offload, capped at 16K entries per resident layer so that context growth evicts cleanly instead of fragmenting; the remaining capacity holds expert weights at BF16. Expert placement is deterministic but not round-robin at runtime: the compiler assigns each expert to exactly one node (Section</w:t>
       </w:r>
       <w:r>
         <w:t xml:space="preserve"> </w:t>
@@ -8068,905 +9500,29 @@
         </w:r>
       </w:hyperlink>
       <w:r>
-        <w:t xml:space="preserve">), the main thread runs on the router chip’s CPU, not on any node PE or the host. This placement follows from three constraints. First, the compiler’s IR lowering stage needs visibility into the full chassis topology—which nodes hold which compute units, which routing patterns connect them—and only the router chip holds the complete POST-discovered topology map. Second, the transpiler’s output is a sequence of .pnm directives that must be injected through the fabric’s ingress port, which terminates at the router chip’s PCIe interface. Third, the doorbell-driven execution model requires a coordinator that tracks per-node kernel completion; placing this coordinator on a PE tile would consume a scarce compute unit for bookkeeping.</w:t>
-      </w:r>
-    </w:p>
-    <w:p>
-      <w:pPr>
-        <w:pStyle w:val="BodyText"/>
-      </w:pPr>
-      <w:r>
-        <w:t xml:space="preserve">Concretely: the host compiles R/Haskell/HLSL source to typed IR (the existing CompileR/CompileHaskell/CompileHLSL pipeline), ships the IR to the router chip over PCIe, and the router chip’s firmware lowers it onto the chassis—allocating registers, assigning kernels to nodes, computing routes, and emitting flits through its own PNM register block. The host never touches the spine directly. This keeps the PCIe link carrying compact IR rather than raw .pnm text, and it means the router chip can re-plan mid-execution if a node fails (Section</w:t>
-      </w:r>
-      <w:r>
-        <w:t xml:space="preserve"> </w:t>
-      </w:r>
-      <w:hyperlink w:anchor="sec:4.1">
-        <w:r>
-          <w:rPr>
-            <w:rStyle w:val="Hyperlink"/>
-          </w:rPr>
-          <w:t xml:space="preserve">4.1</w:t>
-        </w:r>
-      </w:hyperlink>
-      <w:r>
-        <w:t xml:space="preserve">), without round-tripping through the host.</w:t>
-      </w:r>
-    </w:p>
-    <w:p>
-      <w:pPr>
-        <w:pStyle w:val="BodyText"/>
-      </w:pPr>
-      <w:r>
-        <w:t xml:space="preserve">The CPU core is a 5-stage finite-state-machine design (Fetch, Decode, Execute, Memory, Writeback) supporting the RV32I base integer instruction set, the M extension for single-cycle multiplication, and the Zicsr extension for machine-mode control and status registers. The core implements ECALL, EBREAK, and MRET for trap handling, and provides a combinational fetch address output for zero-cycle ROM access. Multi-cycle memory operations use a two-phase handshake: cycle 1 presents the address and write data, cycle 2+ waits for bus-ready, ensuring correct timing across all peripheral types. The ALU is fully combinational, driven by a dedicated input multiplexer that selects operands based on the decoded instruction, avoiding mixing blocking and non-blocking assignments in the sequential datapath.</w:t>
-      </w:r>
-    </w:p>
-    <w:p>
-      <w:pPr>
-        <w:pStyle w:val="BodyText"/>
-      </w:pPr>
-      <w:r>
-        <w:t xml:space="preserve">The memory map partitions the 32-bit address space into five regions: Boot ROM at 0x0000_0000 (64 KB, combinational read for zero-penalty fetch), UART at 0x1000_0000 (16550-compatible, 8N1, configurable baud), CLINT at 0x2000_0000 (machine-mode timer with software interrupt), SRAM at 0x8000_0000 (64 KB, byte-enable write), and PNM router registers at 0xF000_0000 (control, layer/module/length/data registers, status, error counters, dispatch and weight-flit counters). All peripherals use a valid/ready handshake on a shared bus; slave selects are decoded combinationally from the bus address, and read data is multiplexed to the CPU.</w:t>
-      </w:r>
-    </w:p>
-    <w:p>
-      <w:pPr>
-        <w:pStyle w:val="BodyText"/>
-      </w:pPr>
-      <w:r>
-        <w:t xml:space="preserve">The RTL ships four SoC tiers sharing the CPU and bus fabric, so a deployment scales the management plane without changing firmware structure above the register layer. The BMC tier (bmc_orchestrator_top.v) is the five-region minimal map above. The MCU tier (orchestrator_mcu.v) drops the CLINT for pure bare-metal dispatch loops. The MoE SBC tier (orchestrator_sbc_moe.v) adds a 64 KB BF16 gating SRAM and the moe_gating unit so expert selection runs in silicon next to the dispatcher. The general SBC tier (orchestrator_sbc.v) is the full machine: SRAM at 0x4000_0000 sized by one synthesis-time parameter over a 500 KB–32 MB range (bare-metal dispatch loops at the bottom of the range; trimmed Linux tinyconfig or seL4 images at 1–4 MB; Linux plus CPython userland at 16 MB), a 1 GB LPDDR5 DRAM window at 0x8000_0000 whose behavioral controller models row-activate plus CAS latency as a programmable parameter, a PCIe Gen5 x16 endpoint at 0xC000_0000, an NVMe storage controller at 0xD000_0000, and the PNM window at 0xF000_0000. Each tier passes its own self-checking testbench (tb_bmc_orchestrator.v, tb_orchestrator_mcu.v, tb_orchestrator_sbc_moe.v, tb_orchestrator_sbc.v).</w:t>
-      </w:r>
-    </w:p>
-    <w:p>
-      <w:pPr>
-        <w:pStyle w:val="BodyText"/>
-      </w:pPr>
-      <w:r>
-        <w:t xml:space="preserve">Two of the SBC-tier blocks deserve specification because they change what the router chip can do unaided. The PCIe Gen5 x16 PHY (pcie_phy.v) terminates the host uplink of Section</w:t>
-      </w:r>
-      <w:r>
-        <w:t xml:space="preserve"> </w:t>
-      </w:r>
-      <w:hyperlink w:anchor="sec:4.2">
-        <w:r>
-          <w:rPr>
-            <w:rStyle w:val="Hyperlink"/>
-          </w:rPr>
-          <w:t xml:space="preserve">4.2</w:t>
-        </w:r>
-      </w:hyperlink>
-      <w:r>
-        <w:t xml:space="preserve"> </w:t>
-      </w:r>
-      <w:r>
-        <w:t xml:space="preserve">in silicon rather than as a paper abstraction: an LTSSM walks Detect through L0, posted/completion headers stage through a completion FIFO whose pop is deferred one cycle to keep the ready/valid contract under spine backpressure (a ready/valid bug class the harness’s audit log documents fixing), and a loopback parameter drives link bring-up without a live host—verified by twelve self-checking scenarios in tb_pcie_phy.v. The NVMe storage controller (nvme_ctrl.v) attaches commodity M.2/U.2 SSDs behind a 64-deep command queue and 512-byte block engine, giving the router chip a persistence tier the fabric nodes deliberately lack: boot images and rootfs survive power cycles without re-streaming from the host, KV-cache offload spills to local flash instead of crossing the PCIe uplink, and the C firmware’s block driver (pnm_nvme.c) plus Lustre striping client (pnm_lustre.c) speak the same registers from userland or bare metal. The result is a management plane that boots standalone—POST, routing tables, weights—while every byte of compute state remains in the chassis’s commodity DRAM pools where Sections</w:t>
-      </w:r>
-      <w:r>
-        <w:t xml:space="preserve"> </w:t>
-      </w:r>
-      <w:hyperlink w:anchor="sec:2.4">
-        <w:r>
-          <w:rPr>
-            <w:rStyle w:val="Hyperlink"/>
-          </w:rPr>
-          <w:t xml:space="preserve">2.4</w:t>
-        </w:r>
-      </w:hyperlink>
-      <w:r>
-        <w:t xml:space="preserve"> </w:t>
-      </w:r>
-      <w:r>
-        <w:t xml:space="preserve">and</w:t>
-      </w:r>
-      <w:r>
-        <w:t xml:space="preserve"> </w:t>
-      </w:r>
-      <w:hyperlink w:anchor="sec:2.16">
-        <w:r>
-          <w:rPr>
-            <w:rStyle w:val="Hyperlink"/>
-          </w:rPr>
-          <w:t xml:space="preserve">2.16</w:t>
-        </w:r>
-      </w:hyperlink>
-      <w:r>
-        <w:t xml:space="preserve"> </w:t>
-      </w:r>
-      <w:r>
-        <w:t xml:space="preserve">place it.</w:t>
-      </w:r>
-    </w:p>
-    <w:p>
-      <w:pPr>
-        <w:pStyle w:val="BodyText"/>
-      </w:pPr>
-      <w:r>
-        <w:t xml:space="preserve">The PNM router engine is a simplified version of the orchestrator_chip.v fabric controller, driven by CPU register writes instead of a host PCIe stream. It implements a flit builder with CRC-16/CCITT-FALSE integrity checking, matching the fabric’s wire format (Section</w:t>
-      </w:r>
-      <w:r>
-        <w:t xml:space="preserve"> </w:t>
-      </w:r>
-      <w:hyperlink w:anchor="sec:2.9">
-        <w:r>
-          <w:rPr>
-            <w:rStyle w:val="Hyperlink"/>
-          </w:rPr>
-          <w:t xml:space="preserve">2.9</w:t>
-        </w:r>
-      </w:hyperlink>
-      <w:r>
-        <w:t xml:space="preserve">). The CPU firmware runs the five-phase boot protocol of Section</w:t>
-      </w:r>
-      <w:r>
-        <w:t xml:space="preserve"> </w:t>
-      </w:r>
-      <w:hyperlink w:anchor="sec:2.5">
-        <w:r>
-          <w:rPr>
-            <w:rStyle w:val="Hyperlink"/>
-          </w:rPr>
-          <w:t xml:space="preserve">2.5</w:t>
-        </w:r>
-      </w:hyperlink>
-      <w:r>
-        <w:t xml:space="preserve"> </w:t>
-      </w:r>
-      <w:r>
-        <w:t xml:space="preserve">verbatim; a dedicated boot_done detection circuit in the register block asserts when the firmware writes bit 2 of the ROUTE_CTRL register, transitioning the chassis from initialization to the dispatch loop.</w:t>
-      </w:r>
-    </w:p>
-    <w:p>
-      <w:pPr>
-        <w:pStyle w:val="BodyText"/>
-      </w:pPr>
-      <w:r>
-        <w:t xml:space="preserve">The design is verified by a self-checking testbench (tb_bmc_orchestrator.v) that loads a test program into ROM, exercises UART output, PNM register writes, and the boot-done signal, and checks for correct execution of LUI, ADDI, SW, and JAL instructions. The testbench instantiates the full SoC with a 2-layer,</w:t>
-      </w:r>
-      <w:r>
-        <w:t xml:space="preserve"> </w:t>
-      </w:r>
-      <m:oMath>
-        <m:r>
-          <m:t>2</m:t>
-        </m:r>
-        <m:r>
-          <m:rPr>
-            <m:sty m:val="p"/>
-          </m:rPr>
-          <m:t>×</m:t>
-        </m:r>
-        <m:r>
-          <m:t>2</m:t>
-        </m:r>
-      </m:oMath>
-      <w:r>
-        <w:t xml:space="preserve">-node fabric configuration, stubbed spine injection/extraction, and all peripheral models.</w:t>
-      </w:r>
-    </w:p>
-    <w:p>
-      <w:pPr>
-        <w:pStyle w:val="BodyText"/>
-      </w:pPr>
-      <w:r>
-        <w:t xml:space="preserve">Host access path. The management plane is shared between the router’s own CPU and an external host through a two-port round-robin arbiter (pnm_arb): master 0 is the on-chip RV32 core, master 1 is a SPI slave bridge (pi_bridge) that lets a commodity single-board computer act as the chassis console. The bridge translates 48-bit mode-0 SPI frames—a header byte carrying read/write flag and register selector, a 32-bit data field, and a status acknowledgment byte—into valid/ready bus transactions; selectors 0–9 map to the standard PNM registers, and higher selectors pass through as raw byte offsets into an extended window holding a DMA engine: target address at 0x40, transfer word count at 0x44, control (start-write, start-read, done) at 0x48, and a FIFO data port at 0x4C. Both masters observe the same discipline—valid held until ready pulses—so either combinational or registered slaves can sit behind the arbiter without protocol change. The path is verified end-to-end by tb_host_bmc.v: SPI register writes land in the shared register file, a flit assembled by the bridge emerges from the spine ingress port with correct layer/module/CRC framing, boot-done asserts after the firmware sequence, and the dispatch counter reads back over the same serial link.</w:t>
-      </w:r>
-    </w:p>
-    <w:p>
-      <w:pPr>
-        <w:pStyle w:val="BodyText"/>
-      </w:pPr>
-      <w:r>
-        <w:t xml:space="preserve">Memory-side verification. The DMA engine extends the identical discipline to node-local DRAM through the behavioral LPCAMM2/LPDDR6 module model (lpddr6_camm.v), which implements the controller contract of Section</w:t>
-      </w:r>
-      <w:r>
-        <w:t xml:space="preserve"> </w:t>
-      </w:r>
-      <w:hyperlink w:anchor="sec:2.16">
-        <w:r>
-          <w:rPr>
-            <w:rStyle w:val="Hyperlink"/>
-          </w:rPr>
-          <w:t xml:space="preserve">2.16</w:t>
-        </w:r>
-      </w:hyperlink>
-      <w:r>
-        <w:t xml:space="preserve">—CAS-latency waits, one response per transaction, refresh bursts that stall command acceptance under the valid/ready handshake described there. tb_dma_lpddr6.v drives a four-word payload from the SPI host through bridge, arbiter, and FIFO into the module, verifies the array contents at the word-mapped address, counts exactly four writes at the module’s activity counters, and reads the payload back byte-exact while the refresh scheduler absorbs more than two dozen stall events mid-transfer. Because the module is parameterized rather than hard-coded, the same testbench structure instantiates the same protocol stack against DDR4-class and DDR5-class SODIMM timing profiles (Section</w:t>
-      </w:r>
-      <w:r>
-        <w:t xml:space="preserve"> </w:t>
-      </w:r>
-      <w:hyperlink w:anchor="sec:3.7">
-        <w:r>
-          <w:rPr>
-            <w:rStyle w:val="Hyperlink"/>
-          </w:rPr>
-          <w:t xml:space="preserve">3.7</w:t>
-        </w:r>
-      </w:hyperlink>
-      <w:r>
-        <w:t xml:space="preserve">); all three generations pass identically, which is the machine-checked form of the claim that the chassis software stack is memory-generation agnostic. Where the deskside tier needs the controller itself rather than its timing alone, sodimm_ctrl.v implements a real banked DDR controller behind the identical bus contract: a per-bank open-row tracker drives activate/precharge/CAS micro-sequences under enforced tRAS, so a row hit costs CAS latency, a miss adds tRCD, a conflict adds tRP+tRCD, and refresh closes every bank while never dropping an accepted command; tb_sodimm_ctrl.v checks those three latencies in closed form across DDR4-class and DDR5-class profiles, along with byte-enable masking and refresh-storm integrity.</w:t>
-      </w:r>
-    </w:p>
-    <w:bookmarkEnd w:id="44"/>
-    <w:bookmarkEnd w:id="45"/>
-    <w:bookmarkStart w:id="46" w:name="sec:2.18"/>
-    <w:p>
-      <w:pPr>
-        <w:pStyle w:val="Heading2"/>
-      </w:pPr>
-      <w:r>
-        <w:t xml:space="preserve">2.18 PCB interconnect models</w:t>
-      </w:r>
-    </w:p>
-    <w:p>
-      <w:pPr>
-        <w:pStyle w:val="FirstParagraph"/>
-      </w:pPr>
-      <w:r>
-        <w:t xml:space="preserve">The board-level wiring that Sections</w:t>
-      </w:r>
-      <w:r>
-        <w:t xml:space="preserve"> </w:t>
-      </w:r>
-      <w:hyperlink w:anchor="sec:2.3">
-        <w:r>
-          <w:rPr>
-            <w:rStyle w:val="Hyperlink"/>
-          </w:rPr>
-          <w:t xml:space="preserve">2.3</w:t>
-        </w:r>
-      </w:hyperlink>
-      <w:r>
-        <w:t xml:space="preserve"> </w:t>
-      </w:r>
-      <w:r>
-        <w:t xml:space="preserve">and</w:t>
-      </w:r>
-      <w:r>
-        <w:t xml:space="preserve"> </w:t>
-      </w:r>
-      <w:hyperlink w:anchor="sec:2.4">
-        <w:r>
-          <w:rPr>
-            <w:rStyle w:val="Hyperlink"/>
-          </w:rPr>
-          <w:t xml:space="preserve">2.4</w:t>
-        </w:r>
-      </w:hyperlink>
-      <w:r>
-        <w:t xml:space="preserve"> </w:t>
-      </w:r>
-      <w:r>
-        <w:t xml:space="preserve">describe qualitatively—spine mezzanine jumps, motherboard point-to-point traces, CAMM2 socket escapes—is modeled in the repository as parametric timed wires (pcb_link.v). Each link is a shift-register delay line of</w:t>
-      </w:r>
-      <w:r>
-        <w:t xml:space="preserve"> </w:t>
-      </w:r>
-      <m:oMath>
-        <m:r>
-          <m:rPr>
-            <m:sty m:val="p"/>
-          </m:rPr>
-          <m:t>⌈</m:t>
-        </m:r>
-      </m:oMath>
-      <w:r>
-        <w:t xml:space="preserve">DELAY_NS/10</w:t>
-      </w:r>
-      <m:oMath>
-        <m:r>
-          <m:rPr>
-            <m:sty m:val="p"/>
-          </m:rPr>
-          <m:t>⌉</m:t>
-        </m:r>
-      </m:oMath>
-      <w:r>
-        <w:t xml:space="preserve"> </w:t>
-      </w:r>
-      <w:r>
-        <w:t xml:space="preserve">reference-clock cycles: data, valid, and the start/end-of-packet markers traverse bit-exactly, arriving a deterministic number of cycles later, and nothing else happens—no protocol conversion, no buffering, no reordering. Drive-current and trace-impedance parameters ride along as documentation of the electrical envelope each profile assumes. Three profiles cover the chassis’s three PCB populations: the spine mezzanine connector (</w:t>
-      </w:r>
-      <m:oMath>
-        <m:r>
-          <m:rPr>
-            <m:sty m:val="p"/>
-          </m:rPr>
-          <m:t>≈</m:t>
-        </m:r>
-      </m:oMath>
-      <w:r>
-        <w:t xml:space="preserve">5 mm mated, 128-bit), the motherboard point-to-point trace between repeater and node (</w:t>
-      </w:r>
-      <m:oMath>
-        <m:r>
-          <m:rPr>
-            <m:sty m:val="p"/>
-          </m:rPr>
-          <m:t>≈</m:t>
-        </m:r>
-      </m:oMath>
-      <w:r>
-        <w:t xml:space="preserve">40 mm, 128-bit), and the CAMM2 socket escape to the MAC ASIC PHY (</w:t>
-      </w:r>
-      <m:oMath>
-        <m:r>
-          <m:rPr>
-            <m:sty m:val="p"/>
-          </m:rPr>
-          <m:t>≈</m:t>
-        </m:r>
-      </m:oMath>
-      <w:r>
-        <w:t xml:space="preserve">20 mm, 192-bit). A wrapper (pcb_triple_link) instantiates three links sharing one clock domain for the X, Y, and spine egress fans a node actually has, with an aggregate flit counter for activity accounting.</w:t>
-      </w:r>
-    </w:p>
-    <w:p>
-      <w:pPr>
-        <w:pStyle w:val="BodyText"/>
-      </w:pPr>
-      <w:r>
-        <w:t xml:space="preserve">tb_pcb_link.v pins the model down with four checks: a single-flit passthrough preserving SOP/EOP and payload; an exact-latency check that a 40 ns profile delivers in precisely its four configured stages, not approximately; a 200-packet randomized stream (1,408 bytes, per-packet lengths of 1–12 words) delivered byte-exact and in order against a scoreboard; and the triple-link aggregate counter matching an independent injection count. These bounds are what let Section</w:t>
-      </w:r>
-      <w:r>
-        <w:t xml:space="preserve"> </w:t>
-      </w:r>
-      <w:hyperlink w:anchor="sec:3.4">
-        <w:r>
-          <w:rPr>
-            <w:rStyle w:val="Hyperlink"/>
-          </w:rPr>
-          <w:t xml:space="preserve">3.4</w:t>
-        </w:r>
-      </w:hyperlink>
-      <w:r>
-        <w:t xml:space="preserve"> </w:t>
-      </w:r>
-      <w:r>
-        <w:t xml:space="preserve">add per-population wire delay into the closed-form latency expression as a compile-time constant rather than a statistical spread: each populated segment contributes exactly its configured delay, and the co-simulation’s hop accounting already treats every such segment as one cycle of the closed form.</w:t>
-      </w:r>
-    </w:p>
-    <w:bookmarkEnd w:id="46"/>
-    <w:bookmarkStart w:id="47" w:name="sec:2.19"/>
-    <w:p>
-      <w:pPr>
-        <w:pStyle w:val="Heading2"/>
-      </w:pPr>
-      <w:r>
-        <w:t xml:space="preserve">2.19 Inter-chassis optical links</w:t>
-      </w:r>
-    </w:p>
-    <w:p>
-      <w:pPr>
-        <w:pStyle w:val="FirstParagraph"/>
-      </w:pPr>
-      <w:r>
-        <w:t xml:space="preserve">The scale-out path of Section</w:t>
-      </w:r>
-      <w:r>
-        <w:t xml:space="preserve"> </w:t>
-      </w:r>
-      <w:hyperlink w:anchor="sec:3.7">
-        <w:r>
-          <w:rPr>
-            <w:rStyle w:val="Hyperlink"/>
-          </w:rPr>
-          <w:t xml:space="preserve">3.7</w:t>
-        </w:r>
-      </w:hyperlink>
-      <w:r>
-        <w:t xml:space="preserve"> </w:t>
-      </w:r>
-      <w:r>
-        <w:t xml:space="preserve">leaves the chassis through the spine root, and its physical realization is a fiber-optic inter-chassis link pair (optical_link.v). The link is deliberately protocol-transparent: it moves an uninterpreted byte stream with start/end-of-packet delimiters, so the fabric wire format of Section</w:t>
-      </w:r>
-      <w:r>
-        <w:t xml:space="preserve"> </w:t>
-      </w:r>
-      <w:hyperlink w:anchor="sec:2.9">
-        <w:r>
-          <w:rPr>
-            <w:rStyle w:val="Hyperlink"/>
-          </w:rPr>
-          <w:t xml:space="preserve">2.9</w:t>
-        </w:r>
-      </w:hyperlink>
-      <w:r>
-        <w:t xml:space="preserve"> </w:t>
-      </w:r>
-      <w:r>
-        <w:t xml:space="preserve">crosses the fiber untouched and neither endpoint rewrites a flit. Each unidirectional link is a dual-clock elastic buffer whose write and read pointers cross the domain boundary as Gray codes through two-flop synchronizers, followed by a propagation pipeline that models electrical-to-optical conversion, fiber transit at the speed of light in glass (</w:t>
-      </w:r>
-      <m:oMath>
-        <m:r>
-          <m:t>n</m:t>
-        </m:r>
-        <m:r>
-          <m:rPr>
-            <m:sty m:val="p"/>
-          </m:rPr>
-          <m:t>≈</m:t>
-        </m:r>
-        <m:r>
-          <m:t>1.47</m:t>
-        </m:r>
-      </m:oMath>
-      <w:r>
-        <w:t xml:space="preserve">, approximately 4.9 ns per meter), and optical-to-electrical recovery, quantized up to whole reference-clock cycles. A wrapper composes two links into one bidirectional chassis-to-chassis port—one fiber per direction, as an optical transceiver is actually wired.</w:t>
-      </w:r>
-    </w:p>
-    <w:p>
-      <w:pPr>
-        <w:pStyle w:val="BodyText"/>
-      </w:pPr>
-      <w:r>
-        <w:t xml:space="preserve">Flow control across the fiber is structural rather than probabilistic. The read domain pops whenever the buffer is non-empty—no return handshake ever crosses the clock boundary—and all backpressure is applied on the write side, where transmit ready deasserts once the Gray-synchronized occupancy reaches buffer depth minus the propagation pipeline minus a guard term. Any producer that respects ready therefore cannot overflow, and a protocol violation latches a sticky error flag instead of silently dropping bytes. Idle-link latency measures propagation depth plus five cycles at the 100 MHz reference (synchronizer visibility plus the output register), which for the default two-meter board-to-board span budgets roughly 70 ns end to end—about one intra-chassis spine hop per meter of fiber, so a multi-chassis rack adds single-digit hop-equivalents to the closed-form latency of Section</w:t>
-      </w:r>
-      <w:r>
-        <w:t xml:space="preserve"> </w:t>
-      </w:r>
-      <w:hyperlink w:anchor="sec:3.4">
-        <w:r>
-          <w:rPr>
-            <w:rStyle w:val="Hyperlink"/>
-          </w:rPr>
-          <w:t xml:space="preserve">3.4</w:t>
-        </w:r>
-      </w:hyperlink>
-      <w:r>
-        <w:t xml:space="preserve">. Because an optical hop adds conversion and serialization error sources mid-fabric, the receiving router re-runs the CRC-16 check of Section</w:t>
-      </w:r>
-      <w:r>
-        <w:t xml:space="preserve"> </w:t>
-      </w:r>
-      <w:hyperlink w:anchor="sec:2.9">
-        <w:r>
-          <w:rPr>
-            <w:rStyle w:val="Hyperlink"/>
-          </w:rPr>
-          <w:t xml:space="preserve">2.9</w:t>
-        </w:r>
-      </w:hyperlink>
-      <w:r>
-        <w:t xml:space="preserve"> </w:t>
-      </w:r>
-      <w:r>
-        <w:t xml:space="preserve">on arrival (the shared crc16 engine) and refuses corrupt frames exactly as a node doorbell would, keeping silent corruption from propagating into a second chassis. A six-scenario testbench (tb_optical_link.v) pins the model down: exact idle-link latency, 200-word burst framing alignment against a scoreboard, a 600-word back-to-back flood delivered with zero loss, sparse packets separated by idle gaps and held in order, an asynchronous 100 MHz-to-80 MHz clock-domain crossing under sustained overload that observes transmit ready deassert, and simultaneous bidirectional traffic across the pair.</w:t>
+        <w:t xml:space="preserve">’s sub-phase 2b distributes experts round-robin over the node pool at compile time), and the gating network—evaluated per token by the router—selects which experts fire, so a token’s top-8 fan-out touches eight nodes plus one dense node per layer, and the closed-form route of Section</w:t>
+      </w:r>
+      <w:r>
+        <w:t xml:space="preserve"> </w:t>
+      </w:r>
+      <w:hyperlink w:anchor="sec:2.8">
+        <w:r>
+          <w:rPr>
+            <w:rStyle w:val="Hyperlink"/>
+          </w:rPr>
+          <w:t xml:space="preserve">2.8</w:t>
+        </w:r>
+      </w:hyperlink>
+      <w:r>
+        <w:t xml:space="preserve"> </w:t>
+      </w:r>
+      <w:r>
+        <w:t xml:space="preserve">bounds each hop regardless of which experts the gate selects. Nothing in the configuration is specific to this model family: the compiler re-derives placements, bitmaps, and dispatch plans from any config.json/safetensors pair, which is what makes the appliance a configuration of the architecture rather than a distinct machine.</w:t>
       </w:r>
     </w:p>
     <w:bookmarkEnd w:id="47"/>
     <w:bookmarkEnd w:id="48"/>
-    <w:bookmarkStart w:id="57" w:name="sec:results"/>
-    <w:p>
-      <w:pPr>
-        <w:pStyle w:val="Heading1"/>
-      </w:pPr>
-      <w:r>
-        <w:t xml:space="preserve">Results</w:t>
-      </w:r>
-    </w:p>
-    <w:p>
-      <w:pPr>
-        <w:pStyle w:val="FirstParagraph"/>
-      </w:pPr>
-      <w:r>
-        <w:t xml:space="preserve">Cost, power, and thermal figures in this section are first-order engineering estimates intended to establish plausibility and sizing rules, not measured results; no physical prototype exists yet. The transport-level claims are machine-checked, not estimated: Section</w:t>
-      </w:r>
-      <w:r>
-        <w:t xml:space="preserve"> </w:t>
-      </w:r>
-      <w:hyperlink w:anchor="sec:3.5">
-        <w:r>
-          <w:rPr>
-            <w:rStyle w:val="Hyperlink"/>
-          </w:rPr>
-          <w:t xml:space="preserve">3.5</w:t>
-        </w:r>
-      </w:hyperlink>
-      <w:r>
-        <w:t xml:space="preserve"> </w:t>
-      </w:r>
-      <w:r>
-        <w:t xml:space="preserve">reports the co-simulation verification results against the cycle-exact fabric model of Section</w:t>
-      </w:r>
-      <w:r>
-        <w:t xml:space="preserve"> </w:t>
-      </w:r>
-      <w:hyperlink w:anchor="sec:2.15">
-        <w:r>
-          <w:rPr>
-            <w:rStyle w:val="Hyperlink"/>
-          </w:rPr>
-          <w:t xml:space="preserve">2.15</w:t>
-        </w:r>
-      </w:hyperlink>
-      <w:r>
-        <w:t xml:space="preserve">.</w:t>
-      </w:r>
-    </w:p>
-    <w:bookmarkStart w:id="50" w:name="sec:3.1"/>
-    <w:p>
-      <w:pPr>
-        <w:pStyle w:val="Heading2"/>
-      </w:pPr>
-      <w:r>
-        <w:t xml:space="preserve">3.1 Reference chassis</w:t>
-      </w:r>
-    </w:p>
-    <w:p>
-      <w:pPr>
-        <w:pStyle w:val="FirstParagraph"/>
-      </w:pPr>
-      <w:r>
-        <w:t xml:space="preserve">Table 2 summarizes the reference configuration: 512 nodes, 64 TB aggregate capacity, approximately 131 TB/s aggregate node-local bandwidth, approximately 197 TFLOPS FP64, and 8–10 kW chassis power, with a spine provisioned at</w:t>
-      </w:r>
-      <w:r>
-        <w:t xml:space="preserve"> </w:t>
-      </w:r>
-      <m:oMath>
-        <m:r>
-          <m:rPr>
-            <m:sty m:val="p"/>
-          </m:rPr>
-          <m:t>≈</m:t>
-        </m:r>
-      </m:oMath>
-      <w:r>
-        <w:t xml:space="preserve">2 TB/s per direction from the cross-layer sizing rule of Section</w:t>
-      </w:r>
-      <w:r>
-        <w:t xml:space="preserve"> </w:t>
-      </w:r>
-      <w:hyperlink w:anchor="sec:2.1">
-        <w:r>
-          <w:rPr>
-            <w:rStyle w:val="Hyperlink"/>
-          </w:rPr>
-          <w:t xml:space="preserve">2.1</w:t>
-        </w:r>
-      </w:hyperlink>
-      <w:r>
-        <w:t xml:space="preserve">. The configuration is defined by three physical properties that no market correction can alter: (a) no interposer dependency—each node is a standard JEDEC CAMM2 module paired with a socketed DUV ASIC, with no advanced packaging between them; (b) low thermal density—approximately 15 W per node versus 300 W for an H100-class GPU, enabling air or liquid cooling without exotic thermal solutions; and (c) mature-node fabrication—the 14 nm DUV MAC ASIC benefits from yields above 90% on established process lines, versus the sub-50% yields typical of EUV-dependent parts. Cost is a consequence of these physical properties: commodity DRAM in volume, mature-node silicon, and standard packaging yield a node at approximately $2,000, but the structural advantage exists independently of DRAM spot pricing.</w:t>
-      </w:r>
-    </w:p>
-    <w:p>
-      <w:pPr>
-        <w:pStyle w:val="BodyText"/>
-      </w:pPr>
-      <w:r>
-        <w:t xml:space="preserve">Table 2. Reference chassis configuration (first-order estimates).</w:t>
-      </w:r>
-    </w:p>
-    <w:p>
-      <w:pPr>
-        <w:pStyle w:val="BodyText"/>
-      </w:pPr>
-      <w:r>
-        <w:t xml:space="preserve">Quantity | Reference value</w:t>
-      </w:r>
-      <w:r>
-        <w:t xml:space="preserve"> </w:t>
-      </w:r>
-      <w:r>
-        <w:t xml:space="preserve">Node | 128 GB LPDDR6 CAMM2 + 14 nm DUV MAC ASIC (192 FP64 FMA @ 1 GHz</w:t>
-      </w:r>
-      <w:r>
-        <w:t xml:space="preserve"> </w:t>
-      </w:r>
-      <m:oMath>
-        <m:r>
-          <m:rPr>
-            <m:sty m:val="p"/>
-          </m:rPr>
-          <m:t>≈</m:t>
-        </m:r>
-      </m:oMath>
-      <w:r>
-        <w:t xml:space="preserve">384 GFLOPS FP64;</w:t>
-      </w:r>
-      <w:r>
-        <w:t xml:space="preserve"> </w:t>
-      </w:r>
-      <m:oMath>
-        <m:r>
-          <m:rPr>
-            <m:sty m:val="p"/>
-          </m:rPr>
-          <m:t>≈</m:t>
-        </m:r>
-      </m:oMath>
-      <w:r>
-        <w:t xml:space="preserve">768 GFLOPS FP16;</w:t>
-      </w:r>
-      <w:r>
-        <w:t xml:space="preserve"> </w:t>
-      </w:r>
-      <m:oMath>
-        <m:r>
-          <m:rPr>
-            <m:sty m:val="p"/>
-          </m:rPr>
-          <m:t>≈</m:t>
-        </m:r>
-      </m:oMath>
-      <w:r>
-        <w:t xml:space="preserve">1.5 TOPS INT8)</w:t>
-      </w:r>
-      <w:r>
-        <w:t xml:space="preserve"> </w:t>
-      </w:r>
-      <w:r>
-        <w:t xml:space="preserve">Node memory bandwidth |</w:t>
-      </w:r>
-      <w:r>
-        <w:t xml:space="preserve"> </w:t>
-      </w:r>
-      <m:oMath>
-        <m:r>
-          <m:rPr>
-            <m:sty m:val="p"/>
-          </m:rPr>
-          <m:t>≈</m:t>
-        </m:r>
-      </m:oMath>
-      <w:r>
-        <w:t xml:space="preserve">256 GB/s (192-bit LPDDR6 CAMM2 @ 10.7 Gb/s/pin)</w:t>
-      </w:r>
-      <w:r>
-        <w:t xml:space="preserve"> </w:t>
-      </w:r>
-      <w:r>
-        <w:t xml:space="preserve">Node fabric link |</w:t>
-      </w:r>
-      <w:r>
-        <w:t xml:space="preserve"> </w:t>
-      </w:r>
-      <m:oMath>
-        <m:r>
-          <m:rPr>
-            <m:sty m:val="p"/>
-          </m:rPr>
-          <m:t>≈</m:t>
-        </m:r>
-      </m:oMath>
-      <w:r>
-        <w:t xml:space="preserve">16 GB/s (128-bit source-synchronous @ 1 GHz)</w:t>
-      </w:r>
-      <w:r>
-        <w:t xml:space="preserve"> </w:t>
-      </w:r>
-      <w:r>
-        <w:t xml:space="preserve">Node power |</w:t>
-      </w:r>
-      <w:r>
-        <w:t xml:space="preserve"> </w:t>
-      </w:r>
-      <m:oMath>
-        <m:r>
-          <m:rPr>
-            <m:sty m:val="p"/>
-          </m:rPr>
-          <m:t>≈</m:t>
-        </m:r>
-      </m:oMath>
-      <w:r>
-        <w:t xml:space="preserve">15 W</w:t>
-      </w:r>
-      <w:r>
-        <w:t xml:space="preserve"> </w:t>
-      </w:r>
-      <w:r>
-        <w:t xml:space="preserve">Board (1 layer) | 8</w:t>
-      </w:r>
-      <m:oMath>
-        <m:r>
-          <m:rPr>
-            <m:sty m:val="p"/>
-          </m:rPr>
-          <m:t>×</m:t>
-        </m:r>
-      </m:oMath>
-      <w:r>
-        <w:t xml:space="preserve">8 = 64 nodes; 8 TB;</w:t>
-      </w:r>
-      <w:r>
-        <w:t xml:space="preserve"> </w:t>
-      </w:r>
-      <m:oMath>
-        <m:r>
-          <m:rPr>
-            <m:sty m:val="p"/>
-          </m:rPr>
-          <m:t>≈</m:t>
-        </m:r>
-      </m:oMath>
-      <w:r>
-        <w:t xml:space="preserve">16 TB/s;</w:t>
-      </w:r>
-      <w:r>
-        <w:t xml:space="preserve"> </w:t>
-      </w:r>
-      <m:oMath>
-        <m:r>
-          <m:rPr>
-            <m:sty m:val="p"/>
-          </m:rPr>
-          <m:t>≈</m:t>
-        </m:r>
-      </m:oMath>
-      <w:r>
-        <w:t xml:space="preserve">1 kW</w:t>
-      </w:r>
-      <w:r>
-        <w:t xml:space="preserve"> </w:t>
-      </w:r>
-      <w:r>
-        <w:t xml:space="preserve">Chassis (8 layers) | 512 nodes; 64 TB;</w:t>
-      </w:r>
-      <w:r>
-        <w:t xml:space="preserve"> </w:t>
-      </w:r>
-      <m:oMath>
-        <m:r>
-          <m:rPr>
-            <m:sty m:val="p"/>
-          </m:rPr>
-          <m:t>≈</m:t>
-        </m:r>
-      </m:oMath>
-      <w:r>
-        <w:t xml:space="preserve">131 TB/s;</w:t>
-      </w:r>
-      <w:r>
-        <w:t xml:space="preserve"> </w:t>
-      </w:r>
-      <m:oMath>
-        <m:r>
-          <m:rPr>
-            <m:sty m:val="p"/>
-          </m:rPr>
-          <m:t>≈</m:t>
-        </m:r>
-      </m:oMath>
-      <w:r>
-        <w:t xml:space="preserve">197 TFLOPS FP64;</w:t>
-      </w:r>
-      <w:r>
-        <w:t xml:space="preserve"> </w:t>
-      </w:r>
-      <m:oMath>
-        <m:r>
-          <m:rPr>
-            <m:sty m:val="p"/>
-          </m:rPr>
-          <m:t>≈</m:t>
-        </m:r>
-      </m:oMath>
-      <w:r>
-        <w:t xml:space="preserve">8–10 kW</w:t>
-      </w:r>
-      <w:r>
-        <w:t xml:space="preserve"> </w:t>
-      </w:r>
-      <w:r>
-        <w:t xml:space="preserve">Spine | Parallel 16 GB/s lanes;</w:t>
-      </w:r>
-      <w:r>
-        <w:t xml:space="preserve"> </w:t>
-      </w:r>
-      <m:oMath>
-        <m:r>
-          <m:rPr>
-            <m:sty m:val="p"/>
-          </m:rPr>
-          <m:t>≈</m:t>
-        </m:r>
-      </m:oMath>
-      <w:r>
-        <w:t xml:space="preserve">2 TB/s per direction aggregate (cross-layer sizing rule, Section</w:t>
-      </w:r>
-      <w:r>
-        <w:t xml:space="preserve"> </w:t>
-      </w:r>
-      <w:hyperlink w:anchor="sec:2.1">
-        <w:r>
-          <w:rPr>
-            <w:rStyle w:val="Hyperlink"/>
-          </w:rPr>
-          <w:t xml:space="preserve">2.1</w:t>
-        </w:r>
-      </w:hyperlink>
-      <w:r>
-        <w:t xml:space="preserve">)</w:t>
-      </w:r>
-    </w:p>
-    <w:bookmarkStart w:id="49" w:name="sec:3.1.1"/>
-    <w:p>
-      <w:pPr>
-        <w:pStyle w:val="Heading3"/>
-      </w:pPr>
-      <w:r>
-        <w:t xml:space="preserve">3.1.1 The reference chassis as a dedicated capacity-serving appliance</w:t>
-      </w:r>
-    </w:p>
-    <w:p>
-      <w:pPr>
-        <w:pStyle w:val="FirstParagraph"/>
-      </w:pPr>
-      <w:r>
-        <w:t xml:space="preserve">At full scale the 512-node, 64 TB chassis is positioned strictly as a serving appliance for capacity-bound, weight-stationary workloads—Mixture-of-Experts transformer inference chief among them</w:t>
-      </w:r>
-      <w:r>
-        <w:t xml:space="preserve">—and the placement tooling makes that positioning concrete rather than aspirational. Compiling an MoE transformer onto the 8</w:t>
-      </w:r>
-      <m:oMath>
-        <m:r>
-          <m:rPr>
-            <m:sty m:val="p"/>
-          </m:rPr>
-          <m:t>×</m:t>
-        </m:r>
-      </m:oMath>
-      <w:r>
-        <w:t xml:space="preserve">8</w:t>
-      </w:r>
-      <m:oMath>
-        <m:r>
-          <m:rPr>
-            <m:sty m:val="p"/>
-          </m:rPr>
-          <m:t>×</m:t>
-        </m:r>
-      </m:oMath>
-      <w:r>
-        <w:t xml:space="preserve">8 chassis emits three artifacts: a routing table of exactly 512 entries—one 11-bit bitmap per repeater and node, loaded during POST; an expert map placing all experts of every model layer across the expert-parallel node pool with no data-parallel replication waste; and a per-token dispatch plan. For the Gemma-4-class reference model fixture (30 layers, 128 experts, top-8), the plan is 270 dispatches per token: 30 dense attention projections plus 240 expert activations, each carrying its destination coordinate, compute-unit assignment, KV-cache disposition, and flit byte count. The firmware boot sequence is verified against the same artifacts: five phases (POST discovery finding all 512 nodes, routing-table load of 512 bitmaps, weight upload of 8,045 integrity-checked commands, MoE gating load of 3,840 expert mappings—128 experts</w:t>
-      </w:r>
-      <w:r>
-        <w:t xml:space="preserve"> </w:t>
-      </w:r>
-      <m:oMath>
-        <m:r>
-          <m:rPr>
-            <m:sty m:val="p"/>
-          </m:rPr>
-          <m:t>×</m:t>
-        </m:r>
-      </m:oMath>
-      <w:r>
-        <w:t xml:space="preserve"> </w:t>
-      </w:r>
-      <w:r>
-        <w:t xml:space="preserve">30 layers—and ready) complete with zero error counters, and the dispatch plan verifies coverage: every activated expert maps to a resident node within budget.</w:t>
-      </w:r>
-    </w:p>
-    <w:p>
-      <w:pPr>
-        <w:pStyle w:val="BodyText"/>
-      </w:pPr>
-      <w:r>
-        <w:t xml:space="preserve">The capacity arithmetic is the point of the configuration. Each node reserves up to 80% of its post-weight budget for KV offload, capped at 16K entries per resident layer so that context growth evicts cleanly instead of fragmenting; the remaining capacity holds expert weights at BF16. Because experts are placed round-robin-free—the map assigns each expert to exactly one node—a token’s top-8 fan-out touches eight nodes plus one dense node per layer, and the closed-form route of Section</w:t>
-      </w:r>
-      <w:r>
-        <w:t xml:space="preserve"> </w:t>
-      </w:r>
-      <w:hyperlink w:anchor="sec:2.8">
-        <w:r>
-          <w:rPr>
-            <w:rStyle w:val="Hyperlink"/>
-          </w:rPr>
-          <w:t xml:space="preserve">2.8</w:t>
-        </w:r>
-      </w:hyperlink>
-      <w:r>
-        <w:t xml:space="preserve"> </w:t>
-      </w:r>
-      <w:r>
-        <w:t xml:space="preserve">bounds each hop regardless of which experts the gate selects. Nothing in the configuration is specific to this model family: the compiler re-derives placements, bitmaps, and dispatch plans from any config.json/safetensors pair, which is what makes the appliance a configuration of the architecture rather than a distinct machine.</w:t>
-      </w:r>
-    </w:p>
-    <w:bookmarkEnd w:id="49"/>
-    <w:bookmarkEnd w:id="50"/>
-    <w:bookmarkStart w:id="51" w:name="sec:3.2"/>
+    <w:bookmarkStart w:id="49" w:name="sec:3.2"/>
     <w:p>
       <w:pPr>
         <w:pStyle w:val="Heading2"/>
@@ -9504,8 +10060,8 @@
         <w:t xml:space="preserve">. MoE expert weight-streaming sits near 1–2 FLOP/byte per token—below the 3.0 FP16 balance and far below the 6.0 INT8 balance, so MoE is bandwidth-bound on the precision it actually runs, even at the top of its intensity range. Performance is therefore limited by the LPDDR6 bus, never by the MAC array, for both flagship workloads. This is the load-bearing argument for DUV: a 14 nm or 28 nm array already saturates the memory it is attached to.</w:t>
       </w:r>
     </w:p>
-    <w:bookmarkEnd w:id="51"/>
-    <w:bookmarkStart w:id="52" w:name="sec:3.3"/>
+    <w:bookmarkEnd w:id="49"/>
+    <w:bookmarkStart w:id="50" w:name="sec:3.3"/>
     <w:p>
       <w:pPr>
         <w:pStyle w:val="Heading2"/>
@@ -9746,8 +10302,8 @@
         <w:t xml:space="preserve">, and the 2025–26 spot prices used here reflect a shortage-driven spike; but the structural factors—commodity modules versus interposer-bound stacks, mature-node DUV versus EUV, standard packaging versus advanced integration—persist across market cycles. The advantage is architectural, not a bet on a particular price point.</w:t>
       </w:r>
     </w:p>
-    <w:bookmarkEnd w:id="52"/>
-    <w:bookmarkStart w:id="53" w:name="sec:3.4"/>
+    <w:bookmarkEnd w:id="50"/>
+    <w:bookmarkStart w:id="51" w:name="sec:3.4"/>
     <w:p>
       <w:pPr>
         <w:pStyle w:val="Heading2"/>
@@ -10073,8 +10629,8 @@
         <w:t xml:space="preserve">per-hop delay plus message bytes divided by the link rate; the co-simulation checks the hop-count and serialization terms exactly and treats contention as a separate, compile-time-scheduled term.</w:t>
       </w:r>
     </w:p>
-    <w:bookmarkEnd w:id="53"/>
-    <w:bookmarkStart w:id="54" w:name="sec:3.5"/>
+    <w:bookmarkEnd w:id="51"/>
+    <w:bookmarkStart w:id="52" w:name="sec:3.5"/>
     <w:p>
       <w:pPr>
         <w:pStyle w:val="Heading2"/>
@@ -10180,25 +10736,25 @@
         <w:t xml:space="preserve"> </w:t>
       </w:r>
       <w:r>
-        <w:t xml:space="preserve">load | 450 | 50 | 18,268 | 450 | 0 | 11/141/559</w:t>
-      </w:r>
-      <w:r>
-        <w:t xml:space="preserve"> </w:t>
-      </w:r>
-      <w:r>
-        <w:t xml:space="preserve">hotspot | 380 | 20 | 151,619 | 380 | 0 | 25/2,880/8,279</w:t>
-      </w:r>
-      <w:r>
-        <w:t xml:space="preserve"> </w:t>
-      </w:r>
-      <w:r>
-        <w:t xml:space="preserve">stress | 1,091 | 61 | 170,798 | 1,062 | 29 | 12/539/8,263</w:t>
-      </w:r>
-      <w:r>
-        <w:t xml:space="preserve"> </w:t>
-      </w:r>
-      <w:r>
-        <w:t xml:space="preserve">replay | 276 | 24 | 41,192 | 270 | 6 | 12/472/8,251</w:t>
+        <w:t xml:space="preserve">load | 450 | 50 | 18,281 | 450 | 0 | 9/149/558</w:t>
+      </w:r>
+      <w:r>
+        <w:t xml:space="preserve"> </w:t>
+      </w:r>
+      <w:r>
+        <w:t xml:space="preserve">hotspot | 380 | 20 | 151,191 | 380 | 0 | 27/2,888/8,279</w:t>
+      </w:r>
+      <w:r>
+        <w:t xml:space="preserve"> </w:t>
+      </w:r>
+      <w:r>
+        <w:t xml:space="preserve">stress | 1,087 | 65 | 164,914 | 1,051 | 36 | 12/671/8,279</w:t>
+      </w:r>
+      <w:r>
+        <w:t xml:space="preserve"> </w:t>
+      </w:r>
+      <w:r>
+        <w:t xml:space="preserve">replay | 289 | 11 | 52,132 | 285 | 4 | 14/758/8,255</w:t>
       </w:r>
     </w:p>
     <w:p>
@@ -10223,7 +10779,7 @@
         <w:t xml:space="preserve"> </w:t>
       </w:r>
       <w:r>
-        <w:t xml:space="preserve">exactly, so per-hop accounting is exact rather than approximate. load delivers all 450 routed flits byte-exact despite sinks that accept only one byte in four; its 559-cycle worst case is a backpressure artifact of a slow consumer, not a routing anomaly. hotspot’s 8,279-cycle worst case on its corner node is exactly the serialization and DMA-throttled drain of kilobyte-class tokens behind the 1-in-8 gate—and not a single byte is dropped. stress refuses all 29 corrupt-CRC flits—the count matching the software twin’s refusals and the stub’s corrupt_out verdicts exactly—while the remaining 1,062 activations fire kernels whose results are byte-exact against the golden model. replay’s two runs produce 1.7 MB of bit-identical delivery logs across three slices, machine-checking deterministic replay. vcsweep’s routed flits arrive within the same 24–27 cycle window despite concurrent pass-through traffic across all four virtual-channel classes, confirming the arbitrated egress tree adds no measurable delay at this load.</w:t>
+        <w:t xml:space="preserve">exactly, so per-hop accounting is exact rather than approximate. load delivers all 450 routed flits byte-exact despite sinks that accept only one byte in four; its 558-cycle worst case is a backpressure artifact of a slow consumer, not a routing anomaly. hotspot’s 8,279-cycle worst case on its corner node is exactly the serialization and DMA-throttled drain of kilobyte-class tokens behind the 1-in-8 gate—and not a single byte is dropped. stress refuses all 36 corrupt-CRC flits—the count matching the software twin’s refusals and the stub’s corrupt_out verdicts exactly—while the remaining 1,051 activations fire kernels whose results are byte-exact against the golden model. replay’s two runs produce 2.1 MB of bit-identical delivery logs across three slices, machine-checking deterministic replay. vcsweep’s routed flits arrive within the same 24–27 cycle window despite concurrent pass-through traffic across all four virtual-channel classes, confirming the arbitrated egress tree adds no measurable delay at this load.</w:t>
       </w:r>
     </w:p>
     <w:p>
@@ -10253,7 +10809,7 @@
         </m:r>
       </m:oMath>
       <w:r>
-        <w:t xml:space="preserve">8, eight parallel slices) exercises the full spine at scale under five of the six scenarios of Section</w:t>
+        <w:t xml:space="preserve">8, eight parallel slices) exercises the full spine at scale under all six scenarios of Section</w:t>
       </w:r>
       <w:r>
         <w:t xml:space="preserve"> </w:t>
@@ -10267,7 +10823,7 @@
         </w:r>
       </w:hyperlink>
       <w:r>
-        <w:t xml:space="preserve">: sweep at 24/27/31 cycles (min/mean/max), load with 18,102 wire bytes at 11/160/607 cycles, hotspot at 40/2,901/8,311 cycles, stress refusing 83 corrupt messages with 2,743 byte-exact activations at 13/653/8,295 cycles, and replay reproducing all eight slices’ delivery logs bit-identically across two runs (1,623,751 bytes). The compiler path adds a two-expert program—a byte-sum kernel with silicon bias +7 and a 16-weight dot kernel with bias +3—on the same chassis: five dispatched tokens produce five doorbell activations, five byte-exact kernel results, zero refusals, and 14–26 cycle latencies.</w:t>
+        <w:t xml:space="preserve">: sweep at 24/27/31 cycles (min/mean/max), vcsweep likewise at 24/27/31, load with 18,782 wire bytes at 18/157/583 cycles, hotspot at 25/2,878/8,311 cycles, stress refusing 79 corrupt messages with 2,773 byte-exact activations at 12/632/8,287 cycles, and replay reproducing all eight slices’ delivery logs bit-identically across two runs (2,053,924 bytes). The compiler path adds a two-expert program—a byte-sum kernel with silicon bias +7 and a 16-weight dot kernel with bias +3—on the same chassis: five dispatched tokens produce five doorbell activations, five byte-exact kernel results, zero refusals, and 14–26 cycle latencies.</w:t>
       </w:r>
     </w:p>
     <w:p>
@@ -10367,8 +10923,8 @@
         <w:t xml:space="preserve">: exact multi-stage latency, a 200-packet/1,408-byte stream delivered byte-exact in order, and triple-link activity counters matching injection counts.</w:t>
       </w:r>
     </w:p>
-    <w:bookmarkEnd w:id="54"/>
-    <w:bookmarkStart w:id="55" w:name="sec:3.6"/>
+    <w:bookmarkEnd w:id="52"/>
+    <w:bookmarkStart w:id="53" w:name="sec:3.6"/>
     <w:p>
       <w:pPr>
         <w:pStyle w:val="Heading2"/>
@@ -10969,7 +11525,7 @@
         <w:pStyle w:val="BodyText"/>
       </w:pPr>
       <w:r>
-        <w:t xml:space="preserve">Table 4a. Compute unit taxonomy (per-node; reference configuration).</w:t>
+        <w:t xml:space="preserve">Table 5. Compute unit taxonomy (per-node; reference configuration).</w:t>
       </w:r>
     </w:p>
     <w:p>
@@ -11031,13 +11587,41 @@
         <w:t xml:space="preserve"> </w:t>
       </w:r>
       <w:r>
-        <w:t xml:space="preserve">int4_mac_array | INT4/INT8 | variable | Systolic MAC array | INT4 quantized inference (4x density vs BF16)</w:t>
-      </w:r>
-      <w:r>
-        <w:t xml:space="preserve"> </w:t>
-      </w:r>
-      <w:r>
-        <w:t xml:space="preserve">fp4_mac_array | FP4 (E2M1) | variable | Systolic MAC array | FP4 quantized inference (4x density vs BF16)</w:t>
+        <w:t xml:space="preserve">int4_mac_array | INT4/INT8 | variable | Systolic MAC array | INT4 quantized inference (4</w:t>
+      </w:r>
+      <m:oMath>
+        <m:r>
+          <m:rPr>
+            <m:sty m:val="p"/>
+          </m:rPr>
+          <m:t>×</m:t>
+        </m:r>
+      </m:oMath>
+      <w:r>
+        <w:t xml:space="preserve"> </w:t>
+      </w:r>
+      <w:r>
+        <w:t xml:space="preserve">density vs BF16)</w:t>
+      </w:r>
+      <w:r>
+        <w:t xml:space="preserve"> </w:t>
+      </w:r>
+      <w:r>
+        <w:t xml:space="preserve">fp4_mac_array | FP4 (E2M1) | variable | Systolic MAC array | FP4 quantized inference (4</w:t>
+      </w:r>
+      <m:oMath>
+        <m:r>
+          <m:rPr>
+            <m:sty m:val="p"/>
+          </m:rPr>
+          <m:t>×</m:t>
+        </m:r>
+      </m:oMath>
+      <w:r>
+        <w:t xml:space="preserve"> </w:t>
+      </w:r>
+      <w:r>
+        <w:t xml:space="preserve">density vs BF16)</w:t>
       </w:r>
       <w:r>
         <w:t xml:space="preserve"> </w:t>
@@ -11073,7 +11657,21 @@
         <w:pStyle w:val="BodyText"/>
       </w:pPr>
       <w:r>
-        <w:t xml:space="preserve">The quantized precision spectrum extends the taxonomy down to 4-bit floating point. The ‘fp4_mac_array‘ and ‘mxfp4_mac_array‘ units operate on FP4 (E2M1) values packed two per byte, dequantizing each nibble to fixed point and accumulating to INT32—4x the packing density of BF16, equal to that of INT4, at the cost of reduced input precision. Following the OCP Microscaling convention, MXFP4 additionally carries one shared 8-bit block scale per 32-element block, so a run of weights can recover the exponent range that a bare 4-bit field cannot represent. A 4-bit value is too narrow to multiply directly, so both units follow the same dequantize-then-multiply convention as the INT4 path: the systolic array accumulates fixed-point products in INT32 and the wider accumulator absorbs the reduced input precision, with the block scale folded into the mantissa shift. The ‘weight_dequant‘ unit was extended to the same four modes (INT4, INT8, FP4, MXFP4), and the co-simulation ‘QuantMode‘ offers ‘int4‘, ‘fp4‘, and ‘mxfp4‘ weight-only options alongside the default BF16. These narrower formats are a deployment option for bandwidth-bound weight streaming, not the default: BF16 remains the reference precision, and the closed-form latency bounds of Section</w:t>
+        <w:t xml:space="preserve">The quantized precision spectrum extends the taxonomy down to 4-bit floating point. The ‘fp4_mac_array‘ and ‘mxfp4_mac_array‘ units operate on FP4 (E2M1) values packed two per byte, dequantizing each nibble to fixed point and accumulating to INT32—4</w:t>
+      </w:r>
+      <m:oMath>
+        <m:r>
+          <m:rPr>
+            <m:sty m:val="p"/>
+          </m:rPr>
+          <m:t>×</m:t>
+        </m:r>
+      </m:oMath>
+      <w:r>
+        <w:t xml:space="preserve"> </w:t>
+      </w:r>
+      <w:r>
+        <w:t xml:space="preserve">the packing density of BF16, equal to that of INT4, at the cost of reduced input precision. Following the OCP Microscaling convention, MXFP4 additionally carries one shared 8-bit block scale per 32-element block, so a run of weights can recover the exponent range that a bare 4-bit field cannot represent. A 4-bit value is too narrow to multiply directly, so both units follow the same dequantize-then-multiply convention as the INT4 path: the systolic array accumulates fixed-point products in INT32 and the wider accumulator absorbs the reduced input precision, with the block scale folded into the mantissa shift. The ‘weight_dequant‘ unit was extended to the same four modes (INT4, INT8, FP4, MXFP4), and the co-simulation ‘QuantMode‘ offers ‘int4‘, ‘fp4‘, and ‘mxfp4‘ weight-only options alongside the default BF16. These narrower formats are a deployment option for bandwidth-bound weight streaming, not the default: BF16 remains the reference precision, and the closed-form latency bounds of Section</w:t>
       </w:r>
       <w:r>
         <w:t xml:space="preserve"> </w:t>
@@ -11146,14 +11744,266 @@
         <w:t xml:space="preserve">possible.</w:t>
       </w:r>
     </w:p>
+    <w:bookmarkEnd w:id="53"/>
+    <w:bookmarkStart w:id="54" w:name="sec:3.7"/>
+    <w:p>
+      <w:pPr>
+        <w:pStyle w:val="Heading2"/>
+      </w:pPr>
+      <w:r>
+        <w:t xml:space="preserve">3.7 Configuration spectrum: SODIMM deskside units to spatial supercomputers</w:t>
+      </w:r>
+    </w:p>
+    <w:p>
+      <w:pPr>
+        <w:pStyle w:val="FirstParagraph"/>
+      </w:pPr>
+      <w:r>
+        <w:t xml:space="preserve">The architecture is a family of machines, not a single SKU, and the degrees of freedom are deliberately orthogonal. Four axes vary independently without touching the others: the memory module generation on each node, the compute-unit taxonomy instantiated behind the PE tile, the router-chip tier managing the chassis, and the physical extent (boards stacked into layers). Every axis is exercised by running RTL or tooling in the repository, and every combination speaks the same wire format (Section</w:t>
+      </w:r>
+      <w:r>
+        <w:t xml:space="preserve"> </w:t>
+      </w:r>
+      <w:hyperlink w:anchor="sec:2.9">
+        <w:r>
+          <w:rPr>
+            <w:rStyle w:val="Hyperlink"/>
+          </w:rPr>
+          <w:t xml:space="preserve">2.9</w:t>
+        </w:r>
+      </w:hyperlink>
+      <w:r>
+        <w:t xml:space="preserve">), honors the same doorbell discipline, and compiles from the same .pnm program schema—which is the concrete meaning of modularity here.</w:t>
+      </w:r>
+    </w:p>
+    <w:p>
+      <w:pPr>
+        <w:pStyle w:val="BodyText"/>
+      </w:pPr>
+      <w:r>
+        <w:t xml:space="preserve">Memory axis: CAMM2 versus SODIMM. The flagship node pairs the MAC ASIC with LPCAMM2/LPDDR6</w:t>
+      </w:r>
+      <w:r>
+        <w:t xml:space="preserve"> </w:t>
+      </w:r>
+      <w:r>
+        <w:t xml:space="preserve">for the</w:t>
+      </w:r>
+      <w:r>
+        <w:t xml:space="preserve"> </w:t>
+      </w:r>
+      <m:oMath>
+        <m:r>
+          <m:rPr>
+            <m:sty m:val="p"/>
+          </m:rPr>
+          <m:t>≈</m:t>
+        </m:r>
+      </m:oMath>
+      <w:r>
+        <w:t xml:space="preserve">256 GB/s of Table 2, but the identical ASIC, repeater, doorbell, and firmware run against commodity SODIMM modules</w:t>
+      </w:r>
+      <w:r>
+        <w:t xml:space="preserve"> </w:t>
+      </w:r>
+      <w:r>
+        <w:t xml:space="preserve">where a deployment calls for desktop economics instead of density. A dual-channel DDR5-5600 SODIMM provides</w:t>
+      </w:r>
+      <w:r>
+        <w:t xml:space="preserve"> </w:t>
+      </w:r>
+      <m:oMath>
+        <m:r>
+          <m:rPr>
+            <m:sty m:val="p"/>
+          </m:rPr>
+          <m:t>≈</m:t>
+        </m:r>
+      </m:oMath>
+      <w:r>
+        <w:t xml:space="preserve">45 GB/s per module with capacities to 96 GB today; a dual-slot node reaches</w:t>
+      </w:r>
+      <w:r>
+        <w:t xml:space="preserve"> </w:t>
+      </w:r>
+      <m:oMath>
+        <m:r>
+          <m:rPr>
+            <m:sty m:val="p"/>
+          </m:rPr>
+          <m:t>≈</m:t>
+        </m:r>
+      </m:oMath>
+      <w:r>
+        <w:t xml:space="preserve">90 GB/s and 192 GB. Node bandwidth drops roughly</w:t>
+      </w:r>
+      <w:r>
+        <w:t xml:space="preserve"> </w:t>
+      </w:r>
+      <m:oMath>
+        <m:r>
+          <m:t>3</m:t>
+        </m:r>
+        <m:r>
+          <m:rPr>
+            <m:sty m:val="p"/>
+          </m:rPr>
+          <m:t>×</m:t>
+        </m:r>
+      </m:oMath>
+      <w:r>
+        <w:t xml:space="preserve">, but Section</w:t>
+      </w:r>
+      <w:r>
+        <w:t xml:space="preserve"> </w:t>
+      </w:r>
+      <w:hyperlink w:anchor="sec:3.2">
+        <w:r>
+          <w:rPr>
+            <w:rStyle w:val="Hyperlink"/>
+          </w:rPr>
+          <w:t xml:space="preserve">3.2</w:t>
+        </w:r>
+      </w:hyperlink>
+      <w:r>
+        <w:t xml:space="preserve">’s roofline already places both flagship workloads below even the reduced ridge points: weight-streaming at 1–2 FLOP/byte remains bandwidth-bound on DDR5 exactly as on LPDDR6, under the same static schedule and the same closed form. The claim is machine-checked rather than asserted: tb_sodimm_lpddr.v drives one unmodified protocol stack against DDR4-, DDR5-, and LPDDR6-class timing parameters and verifies byte-exact DMA in all three generations—what changes between them is only the module’s wait-state count and refresh cadence, precisely the parameters the behavioral module exposes.</w:t>
+      </w:r>
+    </w:p>
+    <w:p>
+      <w:pPr>
+        <w:pStyle w:val="BodyText"/>
+      </w:pPr>
+      <w:r>
+        <w:t xml:space="preserve">Scaling down: GPU-class deskside units. The spine is optional hardware below chassis scale. A single 4</w:t>
+      </w:r>
+      <m:oMath>
+        <m:r>
+          <m:rPr>
+            <m:sty m:val="p"/>
+          </m:rPr>
+          <m:t>×</m:t>
+        </m:r>
+      </m:oMath>
+      <w:r>
+        <w:t xml:space="preserve">4 board—16 nodes—forms a deskside unit in the multi-TB class (up to 2 TB at CAMM2 densities; 1.5 TB on 96 GB SODIMMs) drawing under 250 W: the power envelope of one workstation, the capacity of a small rack, and no spine stack at all. With every destination on the sender’s own layer there is nothing above the board for the vertical fabric to do: the latency closed form loses its spine term (zero effective spine hops), virtual-channel classes 1 and 2 go uninstantiated, and the spine may be omitted entirely—the board’s egress merge trees terminate directly in the router instead of an lxy_repeater column, or retain that one column as a passive turn-around stub if a later stack-up is anticipated. Nothing else changes: source-routed matching compares coordinate bytes against local parameters, never absolute topology position, so the wire format, doorbell discipline, and .pnm program schema are byte-for-byte those of Section</w:t>
+      </w:r>
+      <w:r>
+        <w:t xml:space="preserve"> </w:t>
+      </w:r>
+      <w:hyperlink w:anchor="sec:2.9">
+        <w:r>
+          <w:rPr>
+            <w:rStyle w:val="Hyperlink"/>
+          </w:rPr>
+          <w:t xml:space="preserve">2.9</w:t>
+        </w:r>
+      </w:hyperlink>
+      <w:r>
+        <w:t xml:space="preserve">. The MCU-tier router variant (Section</w:t>
+      </w:r>
+      <w:r>
+        <w:t xml:space="preserve"> </w:t>
+      </w:r>
+      <w:hyperlink w:anchor="sec:2.17">
+        <w:r>
+          <w:rPr>
+            <w:rStyle w:val="Hyperlink"/>
+          </w:rPr>
+          <w:t xml:space="preserve">2.17</w:t>
+        </w:r>
+      </w:hyperlink>
+      <w:r>
+        <w:t xml:space="preserve">) suffices at this scale—16 routing entries fit in 4 KB of SRAM—and a single-board computer console reaches the PNM window over the SPI bridge of Section</w:t>
+      </w:r>
+      <w:r>
+        <w:t xml:space="preserve"> </w:t>
+      </w:r>
+      <w:hyperlink w:anchor="sec:2.17">
+        <w:r>
+          <w:rPr>
+            <w:rStyle w:val="Hyperlink"/>
+          </w:rPr>
+          <w:t xml:space="preserve">2.17</w:t>
+        </w:r>
+      </w:hyperlink>
+      <w:r>
+        <w:t xml:space="preserve"> </w:t>
+      </w:r>
+      <w:r>
+        <w:t xml:space="preserve">without PCIe. Workloads whose resident set fits a few hundred GB—MoE expert pools, FP64 stencil subdomains, seismic image stacks—serve interactively from this unit; the compile-model/run-driver pipeline targets it by passing board dimensions, with no source change. At this end of the spectrum the machine competes not with datacenter HBM but with the local-GPU status quo quantified in Section</w:t>
+      </w:r>
+      <w:r>
+        <w:t xml:space="preserve"> </w:t>
+      </w:r>
+      <w:hyperlink w:anchor="sec:3.3">
+        <w:r>
+          <w:rPr>
+            <w:rStyle w:val="Hyperlink"/>
+          </w:rPr>
+          <w:t xml:space="preserve">3.3</w:t>
+        </w:r>
+      </w:hyperlink>
+      <w:r>
+        <w:t xml:space="preserve">: a workstation GPU holds at most 80–96 GB behind its 300 W package, while the deskside unit holds an order of magnitude more capacity for comparable power.</w:t>
+      </w:r>
+    </w:p>
+    <w:p>
+      <w:pPr>
+        <w:pStyle w:val="BodyText"/>
+      </w:pPr>
+      <w:r>
+        <w:t xml:space="preserve">Scaling out: spatial supercomputers. Chassis-level scaling replicates the reference configuration and joins replicas through a second routing level: each chassis keeps its deterministic internal closed form, and cross-chassis traffic leaves through the spine root as ordinary flits toward a chassis-interconnect tier—the extension point Section</w:t>
+      </w:r>
+      <w:r>
+        <w:t xml:space="preserve"> </w:t>
+      </w:r>
+      <w:hyperlink w:anchor="sec:4.4">
+        <w:r>
+          <w:rPr>
+            <w:rStyle w:val="Hyperlink"/>
+          </w:rPr>
+          <w:t xml:space="preserve">4.4</w:t>
+        </w:r>
+      </w:hyperlink>
+      <w:r>
+        <w:t xml:space="preserve"> </w:t>
+      </w:r>
+      <w:r>
+        <w:t xml:space="preserve">identifies. Because routing tables are immutable per boot session and schedules are compile-time artifacts, a multi-chassis job is assembled by concatenating per-chassis schemas at batch boundaries; no runtime coherence protocol appears anywhere in the stack. The result is a spatial supercomputer whose building block is a</w:t>
+      </w:r>
+      <w:r>
+        <w:t xml:space="preserve"> </w:t>
+      </w:r>
+      <m:oMath>
+        <m:r>
+          <m:rPr>
+            <m:sty m:val="p"/>
+          </m:rPr>
+          <m:t>≈</m:t>
+        </m:r>
+      </m:oMath>
+      <w:r>
+        <w:t xml:space="preserve">$1M, 10 kW board stack rather than an interposer-bound accelerator tray, so scale-out economics inherit the commodity-memory advantage rather than diluting it.</w:t>
+      </w:r>
+    </w:p>
+    <w:bookmarkEnd w:id="54"/>
     <w:bookmarkEnd w:id="55"/>
-    <w:bookmarkStart w:id="56" w:name="sec:3.7"/>
+    <w:bookmarkStart w:id="62" w:name="sec:discussion"/>
+    <w:p>
+      <w:pPr>
+        <w:pStyle w:val="Heading1"/>
+      </w:pPr>
+      <w:r>
+        <w:t xml:space="preserve">Discussion</w:t>
+      </w:r>
+    </w:p>
+    <w:bookmarkStart w:id="56" w:name="sec:4.1"/>
     <w:p>
       <w:pPr>
         <w:pStyle w:val="Heading2"/>
       </w:pPr>
       <w:r>
-        <w:t xml:space="preserve">3.7 Configuration spectrum: SODIMM deskside units to spatial supercomputers</w:t>
+        <w:t xml:space="preserve">4.1 Failure model and recovery</w:t>
       </w:r>
     </w:p>
     <w:p>
@@ -11161,7 +12011,167 @@
         <w:pStyle w:val="FirstParagraph"/>
       </w:pPr>
       <w:r>
-        <w:t xml:space="preserve">The architecture is a family of machines, not a single SKU, and the degrees of freedom are deliberately orthogonal. Four axes vary independently without touching the others: the memory module generation on each node, the compute-unit taxonomy instantiated behind the PE tile, the router-chip tier managing the chassis, and the physical extent (boards stacked into layers). Every axis is exercised by running RTL or tooling in the repository, and every combination speaks the same wire format (Section</w:t>
+        <w:t xml:space="preserve">Losses are observable before they become failures. Every injected message has a compile-time latency budget, and its source expects DOORBELL_ACK within that window (Section</w:t>
+      </w:r>
+      <w:r>
+        <w:t xml:space="preserve"> </w:t>
+      </w:r>
+      <w:hyperlink w:anchor="sec:2.4">
+        <w:r>
+          <w:rPr>
+            <w:rStyle w:val="Hyperlink"/>
+          </w:rPr>
+          <w:t xml:space="preserve">2.4</w:t>
+        </w:r>
+      </w:hyperlink>
+      <w:r>
+        <w:t xml:space="preserve">). A missing ACK—whether the message was dropped, truncated, or refused at the doorbell—raises NODE_ERR for that destination; there is no silent hang. NODE_ERR assertion triggers a four-step protocol: (1) quarantine the node from the live topology schema; (2) discard in-flight flits destined for it (the affected set is exactly enumerable on a single-path fabric); (3) recompute—the source re-injects the work toward a healthy replica or the reinitialized node, under the same doorbell discipline; this is functional recomputation, not bit-exact replay of the failed node’s memory (Section</w:t>
+      </w:r>
+      <w:r>
+        <w:t xml:space="preserve"> </w:t>
+      </w:r>
+      <w:hyperlink w:anchor="sec:2.10">
+        <w:r>
+          <w:rPr>
+            <w:rStyle w:val="Hyperlink"/>
+          </w:rPr>
+          <w:t xml:space="preserve">2.10</w:t>
+        </w:r>
+      </w:hyperlink>
+      <w:r>
+        <w:t xml:space="preserve">); (4) re-export the amended schema at the next batch boundary. Routing tables are immutable within a boot session, so step (4) is a controller-coordinated reload, not runtime adaptation: the router regenerates the AOT tables against the amended schema and loads them during the batch boundary, when the fabric is quiet. The chassis continues in degraded mode with no restart. A failed spine lane is handled at the physical layer—periodic link re-training excludes the dead lane and the remaining lanes re-lane transparently—so routing tables need no change for lane degradation; total spine failure partitions the chassis (the Conclusion section).</w:t>
+      </w:r>
+    </w:p>
+    <w:bookmarkEnd w:id="56"/>
+    <w:bookmarkStart w:id="57" w:name="sec:4.2"/>
+    <w:p>
+      <w:pPr>
+        <w:pStyle w:val="Heading2"/>
+      </w:pPr>
+      <w:r>
+        <w:t xml:space="preserve">4.2 Host interface and I/O</w:t>
+      </w:r>
+    </w:p>
+    <w:p>
+      <w:pPr>
+        <w:pStyle w:val="FirstParagraph"/>
+      </w:pPr>
+      <w:r>
+        <w:t xml:space="preserve">The central router chip terminates dual PCIe Gen5 x16-class uplinks (</w:t>
+      </w:r>
+      <m:oMath>
+        <m:r>
+          <m:rPr>
+            <m:sty m:val="p"/>
+          </m:rPr>
+          <m:t>≈</m:t>
+        </m:r>
+      </m:oMath>
+      <w:r>
+        <w:t xml:space="preserve">128 GB/s aggregate) or 100/200 GbE equivalents. The host streams initial weights at boot, injects input tokens, and drains outputs. Runtime token traffic is kilobyte-class: the host injects one input token per generated token, and the 270 fabric dispatches per token (Section</w:t>
+      </w:r>
+      <w:r>
+        <w:t xml:space="preserve"> </w:t>
+      </w:r>
+      <w:hyperlink w:anchor="sec:2.6">
+        <w:r>
+          <w:rPr>
+            <w:rStyle w:val="Hyperlink"/>
+          </w:rPr>
+          <w:t xml:space="preserve">2.6</w:t>
+        </w:r>
+      </w:hyperlink>
+      <w:r>
+        <w:t xml:space="preserve">) are generated on-router from the resident expert map, so the uplink carries token-rate traffic—roughly</w:t>
+      </w:r>
+      <w:r>
+        <w:t xml:space="preserve"> </w:t>
+      </w:r>
+      <m:oMath>
+        <m:r>
+          <m:t>4</m:t>
+        </m:r>
+        <m:r>
+          <m:rPr>
+            <m:sty m:val="p"/>
+          </m:rPr>
+          <m:t>×</m:t>
+        </m:r>
+        <m:sSup>
+          <m:e>
+            <m:r>
+              <m:t>10</m:t>
+            </m:r>
+          </m:e>
+          <m:sup>
+            <m:r>
+              <m:t>6</m:t>
+            </m:r>
+          </m:sup>
+        </m:sSup>
+      </m:oMath>
+      <w:r>
+        <w:t xml:space="preserve"> </w:t>
+      </w:r>
+      <w:r>
+        <w:t xml:space="preserve">tokens/s of kilobyte-class tokens, about 4–30 GB/s—not dispatch-rate traffic, and remains well below the</w:t>
+      </w:r>
+      <w:r>
+        <w:t xml:space="preserve"> </w:t>
+      </w:r>
+      <m:oMath>
+        <m:r>
+          <m:rPr>
+            <m:sty m:val="p"/>
+          </m:rPr>
+          <m:t>≈</m:t>
+        </m:r>
+      </m:oMath>
+      <w:r>
+        <w:t xml:space="preserve">128 GB/s uplink. The fabric’s internal dispatch rate (Section</w:t>
+      </w:r>
+      <w:r>
+        <w:t xml:space="preserve"> </w:t>
+      </w:r>
+      <w:hyperlink w:anchor="sec:2.1">
+        <w:r>
+          <w:rPr>
+            <w:rStyle w:val="Hyperlink"/>
+          </w:rPr>
+          <w:t xml:space="preserve">2.1</w:t>
+        </w:r>
+      </w:hyperlink>
+      <w:r>
+        <w:t xml:space="preserve">) exceeds the uplink rate precisely because the per-token dispatch multiplier is realized inside the fabric. The host never touches the compute fabric directly.</w:t>
+      </w:r>
+    </w:p>
+    <w:bookmarkEnd w:id="57"/>
+    <w:bookmarkStart w:id="58" w:name="sec:4.3"/>
+    <w:p>
+      <w:pPr>
+        <w:pStyle w:val="Heading2"/>
+      </w:pPr>
+      <w:r>
+        <w:t xml:space="preserve">4.3 Verification and formal properties</w:t>
+      </w:r>
+    </w:p>
+    <w:p>
+      <w:pPr>
+        <w:pStyle w:val="FirstParagraph"/>
+      </w:pPr>
+      <w:r>
+        <w:t xml:space="preserve">Deadlock freedom (sketch). Every flit is assigned one of four virtual-channel classes in strictly increasing order: (0) on-board egress (X-then-Y dimension order), (1) spine ascent, (2) spine descent, (3) on-board delivery (X-then-Y from spine attachment to destination). Upward and downward spine flows are separate virtual channels (classes 1 and 2), which is why the count is four, not three. Intra-class dependencies are acyclic by standard results; cross-class dependencies only point from lower to higher classes. The global channel dependency graph is therefore acyclic, and by Dally and Seitz the fabric is deadlock-free</w:t>
+      </w:r>
+      <w:r>
+        <w:t xml:space="preserve">.</w:t>
+      </w:r>
+    </w:p>
+    <w:p>
+      <w:pPr>
+        <w:pStyle w:val="BodyText"/>
+      </w:pPr>
+      <w:r>
+        <w:t xml:space="preserve">The buffering that virtual channels require lives only at the two kinds of state points in the design: the lxy_repeater spine attachments (per-class elastic buffers) and the node DMA ports (Section</w:t>
       </w:r>
       <w:r>
         <w:t xml:space="preserve"> </w:t>
@@ -11175,21 +12185,115 @@
         </w:r>
       </w:hyperlink>
       <w:r>
-        <w:t xml:space="preserve">), honors the same doorbell discipline, and compiles from the same .pnm program schema—which is the concrete meaning of modularity here.</w:t>
-      </w:r>
-    </w:p>
-    <w:p>
-      <w:pPr>
-        <w:pStyle w:val="BodyText"/>
-      </w:pPr>
-      <w:r>
-        <w:t xml:space="preserve">Memory axis: CAMM2 versus SODIMM. The flagship node pairs the MAC ASIC with LPCAMM2/LPDDR6</w:t>
-      </w:r>
-      <w:r>
-        <w:t xml:space="preserve"> </w:t>
-      </w:r>
-      <w:r>
-        <w:t xml:space="preserve">for the</w:t>
+        <w:t xml:space="preserve">). HFRs remain stateless re-timers: they carry no per-VC state and never decide a route, which is what keeps the "no queues on the data path" claim true for the forwarding elements. The per-VC attachment buffers are credited in the flow-control sense below, so a blocked flit occupies its class’s buffer and cannot block another class.</w:t>
+      </w:r>
+    </w:p>
+    <w:p>
+      <w:pPr>
+        <w:pStyle w:val="BodyText"/>
+      </w:pPr>
+      <w:r>
+        <w:t xml:space="preserve">Livelock freedom follows from minimal single-path routes. Consumption is enforced structurally: the per-VC elastic buffers at spine attachments and node ports hold at least one maximum-length message, and sources may not inject without destination buffer credit, so no class ever exhausts and blocks a lower class. The egress merge tree adds no deadlock surface of its own: its dependency graph is a DAG—board egress toward spine ascent, never across spine descent—so the packet-atomic round-robin merges of Section</w:t>
+      </w:r>
+      <w:r>
+        <w:t xml:space="preserve"> </w:t>
+      </w:r>
+      <w:hyperlink w:anchor="sec:2.15">
+        <w:r>
+          <w:rPr>
+            <w:rStyle w:val="Hyperlink"/>
+          </w:rPr>
+          <w:t xml:space="preserve">2.15</w:t>
+        </w:r>
+      </w:hyperlink>
+      <w:r>
+        <w:t xml:space="preserve"> </w:t>
+      </w:r>
+      <w:r>
+        <w:t xml:space="preserve">cannot deadlock and the argument extends to the arbitrated reverse path. Worst-case latency for any coordinate pair is a closed-form expression—hop count</w:t>
+      </w:r>
+      <w:r>
+        <w:t xml:space="preserve"> </w:t>
+      </w:r>
+      <m:oMath>
+        <m:r>
+          <m:rPr>
+            <m:sty m:val="p"/>
+          </m:rPr>
+          <m:t>×</m:t>
+        </m:r>
+      </m:oMath>
+      <w:r>
+        <w:t xml:space="preserve"> </w:t>
+      </w:r>
+      <w:r>
+        <w:t xml:space="preserve">per-hop delay plus message length divided by link rate (Section</w:t>
+      </w:r>
+      <w:r>
+        <w:t xml:space="preserve"> </w:t>
+      </w:r>
+      <w:hyperlink w:anchor="sec:3.4">
+        <w:r>
+          <w:rPr>
+            <w:rStyle w:val="Hyperlink"/>
+          </w:rPr>
+          <w:t xml:space="preserve">3.4</w:t>
+        </w:r>
+      </w:hyperlink>
+      <w:r>
+        <w:t xml:space="preserve">)—and contention is absent by construction because the AOT scheduler (Section</w:t>
+      </w:r>
+      <w:r>
+        <w:t xml:space="preserve"> </w:t>
+      </w:r>
+      <w:hyperlink w:anchor="sec:2.8">
+        <w:r>
+          <w:rPr>
+            <w:rStyle w:val="Hyperlink"/>
+          </w:rPr>
+          <w:t xml:space="preserve">2.8</w:t>
+        </w:r>
+      </w:hyperlink>
+      <w:r>
+        <w:t xml:space="preserve">) assigns message schedules that respect every buffer’s credit budget; the co-simulation verifies the hop-count and serialization terms exactly and treats the scheduler’s credit feasibility as a compile-time property. Given identical inputs onto an identical fabric, every computation and message schedule reproduces bit-exactly (Section</w:t>
+      </w:r>
+      <w:r>
+        <w:t xml:space="preserve"> </w:t>
+      </w:r>
+      <w:hyperlink w:anchor="sec:2.10">
+        <w:r>
+          <w:rPr>
+            <w:rStyle w:val="Hyperlink"/>
+          </w:rPr>
+          <w:t xml:space="preserve">2.10</w:t>
+        </w:r>
+      </w:hyperlink>
+      <w:r>
+        <w:t xml:space="preserve">).</w:t>
+      </w:r>
+    </w:p>
+    <w:bookmarkEnd w:id="58"/>
+    <w:bookmarkStart w:id="59" w:name="sec:4.4"/>
+    <w:p>
+      <w:pPr>
+        <w:pStyle w:val="Heading2"/>
+      </w:pPr>
+      <w:r>
+        <w:t xml:space="preserve">4.4 Limitations and future work</w:t>
+      </w:r>
+    </w:p>
+    <w:p>
+      <w:pPr>
+        <w:pStyle w:val="FirstParagraph"/>
+      </w:pPr>
+      <w:r>
+        <w:t xml:space="preserve">LPDDR6 (JESD209-6)</w:t>
+      </w:r>
+      <w:r>
+        <w:t xml:space="preserve"> </w:t>
+      </w:r>
+      <w:r>
+        <w:t xml:space="preserve">CAMM2 parts and high-capacity modules are forward-looking; the current JEDEC socketable module class, LPCAMM2 (JESD318), is LPDDR5X and trims per-node bandwidth to</w:t>
       </w:r>
       <w:r>
         <w:t xml:space="preserve"> </w:t>
@@ -11203,13 +12307,298 @@
         </m:r>
       </m:oMath>
       <w:r>
-        <w:t xml:space="preserve">256 GB/s of Table 2, but the identical ASIC, repeater, doorbell, and firmware run against commodity SODIMM modules</w:t>
-      </w:r>
-      <w:r>
-        <w:t xml:space="preserve"> </w:t>
-      </w:r>
-      <w:r>
-        <w:t xml:space="preserve">where a deployment calls for desktop economics instead of density. A dual-channel DDR5-5600 SODIMM provides</w:t>
+        <w:t xml:space="preserve">136–153 GB/s with 48–64 GB modules today</w:t>
+      </w:r>
+      <w:r>
+        <w:t xml:space="preserve">. The architecture accommodates both module classes with no change to the MAC ASIC or routing fabric. Manifold balancing requires CFD and hardware validation. Multi-chassis scale-out needs a second routing level and one additional virtual-channel class; the physical interconnect itself—a verified protocol-transparent optical link pair with asynchronous elastic buffering (Section</w:t>
+      </w:r>
+      <w:r>
+        <w:t xml:space="preserve"> </w:t>
+      </w:r>
+      <w:hyperlink w:anchor="sec:2.19">
+        <w:r>
+          <w:rPr>
+            <w:rStyle w:val="Hyperlink"/>
+          </w:rPr>
+          <w:t xml:space="preserve">2.19</w:t>
+        </w:r>
+      </w:hyperlink>
+      <w:r>
+        <w:t xml:space="preserve">)—is modeled in the repository, leaving the second-level router specification and the VC-field widening as the remaining design work. General lazy evaluation needs a dynamic heap this design omits. A dual-spine variant eliminates single-chassis partition mode. The liveness claims of Section</w:t>
+      </w:r>
+      <w:r>
+        <w:t xml:space="preserve"> </w:t>
+      </w:r>
+      <w:hyperlink w:anchor="sec:4.3">
+        <w:r>
+          <w:rPr>
+            <w:rStyle w:val="Hyperlink"/>
+          </w:rPr>
+          <w:t xml:space="preserve">4.3</w:t>
+        </w:r>
+      </w:hyperlink>
+      <w:r>
+        <w:t xml:space="preserve"> </w:t>
+      </w:r>
+      <w:r>
+        <w:t xml:space="preserve">remain an argument—a simulation can exercise the fabric but cannot prove acyclicity of its channel-dependency graph</w:t>
+      </w:r>
+      <w:r>
+        <w:t xml:space="preserve">—while the transport claims (lossless delivery, byte-exact reproduction, doorbell refusal accounting) are machine-checked by the co-simulation of Sections</w:t>
+      </w:r>
+      <w:r>
+        <w:t xml:space="preserve"> </w:t>
+      </w:r>
+      <w:hyperlink w:anchor="sec:2.15">
+        <w:r>
+          <w:rPr>
+            <w:rStyle w:val="Hyperlink"/>
+          </w:rPr>
+          <w:t xml:space="preserve">2.15</w:t>
+        </w:r>
+      </w:hyperlink>
+      <w:r>
+        <w:t xml:space="preserve"> </w:t>
+      </w:r>
+      <w:r>
+        <w:t xml:space="preserve">and</w:t>
+      </w:r>
+      <w:r>
+        <w:t xml:space="preserve"> </w:t>
+      </w:r>
+      <w:hyperlink w:anchor="sec:3.5">
+        <w:r>
+          <w:rPr>
+            <w:rStyle w:val="Hyperlink"/>
+          </w:rPr>
+          <w:t xml:space="preserve">3.5</w:t>
+        </w:r>
+      </w:hyperlink>
+      <w:r>
+        <w:t xml:space="preserve">.</w:t>
+      </w:r>
+    </w:p>
+    <w:p>
+      <w:pPr>
+        <w:pStyle w:val="BodyText"/>
+      </w:pPr>
+      <w:r>
+        <w:t xml:space="preserve">Hotspots, errors, and scaling ceilings. The closed-form latency bounds of Section</w:t>
+      </w:r>
+      <w:r>
+        <w:t xml:space="preserve"> </w:t>
+      </w:r>
+      <w:hyperlink w:anchor="sec:3.4">
+        <w:r>
+          <w:rPr>
+            <w:rStyle w:val="Hyperlink"/>
+          </w:rPr>
+          <w:t xml:space="preserve">3.4</w:t>
+        </w:r>
+      </w:hyperlink>
+      <w:r>
+        <w:t xml:space="preserve"> </w:t>
+      </w:r>
+      <w:r>
+        <w:t xml:space="preserve">are exact on an idle chassis; under hotspots, wormhole head-of-line blocking behind a backpressured sink can produce tree saturation whose queueing delay the closed form does not bound. The co-simulation’s hotspot scenario verifies losslessness, not a latency bound under that contention; the mitigation is compile-time: hot-expert replication, layer-affine placement, and credit-feasible schedules (Section</w:t>
+      </w:r>
+      <w:r>
+        <w:t xml:space="preserve"> </w:t>
+      </w:r>
+      <w:hyperlink w:anchor="sec:2.12">
+        <w:r>
+          <w:rPr>
+            <w:rStyle w:val="Hyperlink"/>
+          </w:rPr>
+          <w:t xml:space="preserve">2.12</w:t>
+        </w:r>
+      </w:hyperlink>
+      <w:r>
+        <w:t xml:space="preserve">). Error handling is likewise end-to-end: CRC is checked only at the destination doorbell (Section</w:t>
+      </w:r>
+      <w:r>
+        <w:t xml:space="preserve"> </w:t>
+      </w:r>
+      <w:hyperlink w:anchor="sec:2.9">
+        <w:r>
+          <w:rPr>
+            <w:rStyle w:val="Hyperlink"/>
+          </w:rPr>
+          <w:t xml:space="preserve">2.9</w:t>
+        </w:r>
+      </w:hyperlink>
+      <w:r>
+        <w:t xml:space="preserve">), so a mid-fabric corruption is detected on the ACK timeout of Section</w:t>
+      </w:r>
+      <w:r>
+        <w:t xml:space="preserve"> </w:t>
+      </w:r>
+      <w:hyperlink w:anchor="sec:4.1">
+        <w:r>
+          <w:rPr>
+            <w:rStyle w:val="Hyperlink"/>
+          </w:rPr>
+          <w:t xml:space="preserve">4.1</w:t>
+        </w:r>
+      </w:hyperlink>
+      <w:r>
+        <w:t xml:space="preserve"> </w:t>
+      </w:r>
+      <w:r>
+        <w:t xml:space="preserve">and costs a full-flit source retransmit; there is no per-hop retry and no fabric-level timeout below the doorbell’s compile-time latency budget. The wire format and routing-bitmap fields bound the chassis: the 16-bit LEN field caps payloads at 64 KB (weight uploads span many flits), the routing bitmap’s 4-bit Layer ID field (Section</w:t>
+      </w:r>
+      <w:r>
+        <w:t xml:space="preserve"> </w:t>
+      </w:r>
+      <w:hyperlink w:anchor="sec:2.1">
+        <w:r>
+          <w:rPr>
+            <w:rStyle w:val="Hyperlink"/>
+          </w:rPr>
+          <w:t xml:space="preserve">2.1</w:t>
+        </w:r>
+      </w:hyperlink>
+      <w:r>
+        <w:t xml:space="preserve">) caps a chassis at 15 routable layers, and the MODULE_ID nibbles cap a board at 16</w:t>
+      </w:r>
+      <m:oMath>
+        <m:r>
+          <m:rPr>
+            <m:sty m:val="p"/>
+          </m:rPr>
+          <m:t>×</m:t>
+        </m:r>
+      </m:oMath>
+      <w:r>
+        <w:t xml:space="preserve">16 nodes; the reference configuration uses 8 layers and an 8</w:t>
+      </w:r>
+      <m:oMath>
+        <m:r>
+          <m:rPr>
+            <m:sty m:val="p"/>
+          </m:rPr>
+          <m:t>×</m:t>
+        </m:r>
+      </m:oMath>
+      <w:r>
+        <w:t xml:space="preserve">8 board, and multi-chassis scale-out routes through a second level (Section</w:t>
+      </w:r>
+      <w:r>
+        <w:t xml:space="preserve"> </w:t>
+      </w:r>
+      <w:hyperlink w:anchor="sec:3.7">
+        <w:r>
+          <w:rPr>
+            <w:rStyle w:val="Hyperlink"/>
+          </w:rPr>
+          <w:t xml:space="preserve">3.7</w:t>
+        </w:r>
+      </w:hyperlink>
+      <w:r>
+        <w:t xml:space="preserve">) rather than widening these fields. The sideband control net is single-wire per signalling function per node, but the router-side aggregation of up to 512 wires per signalling function (DOORBELL_ACK, NODE_ERR, TOPOLOGY_RDY) is a pin and trace cost on the spine mezzanine and router package that the per-node four-pin sideband budget (Section</w:t>
+      </w:r>
+      <w:r>
+        <w:t xml:space="preserve"> </w:t>
+      </w:r>
+      <w:hyperlink w:anchor="sec:2.4">
+        <w:r>
+          <w:rPr>
+            <w:rStyle w:val="Hyperlink"/>
+          </w:rPr>
+          <w:t xml:space="preserve">2.4</w:t>
+        </w:r>
+      </w:hyperlink>
+      <w:r>
+        <w:t xml:space="preserve">) does not capture; the design accepts it in exchange for the single-wire control plane.</w:t>
+      </w:r>
+    </w:p>
+    <w:p>
+      <w:pPr>
+        <w:pStyle w:val="BodyText"/>
+      </w:pPr>
+      <w:r>
+        <w:t xml:space="preserve">Fixed-function brittleness and resource limits. The fixed-function MAC array has no instruction decoder: a new operator or quantization format is a silicon respin, and the compiler, wire format, CRC coverage, and routing-bitmap layout are co-locked and must change together. Model-class changes are absorbed by the compiler’s re-derivation of placements, bitmaps, and dispatch plans from any config/safetensors pair (Section</w:t>
+      </w:r>
+      <w:r>
+        <w:t xml:space="preserve"> </w:t>
+      </w:r>
+      <w:hyperlink w:anchor="sec:3.1.1">
+        <w:r>
+          <w:rPr>
+            <w:rStyle w:val="Hyperlink"/>
+          </w:rPr>
+          <w:t xml:space="preserve">3.1.1</w:t>
+        </w:r>
+      </w:hyperlink>
+      <w:r>
+        <w:t xml:space="preserve">); instruction-set changes are not. Adaptation is batch-boundary-only: hot-expert replication and failure-schema re-export require a quiet-fabric routing-table reload (Section</w:t>
+      </w:r>
+      <w:r>
+        <w:t xml:space="preserve"> </w:t>
+      </w:r>
+      <w:hyperlink w:anchor="sec:4.1">
+        <w:r>
+          <w:rPr>
+            <w:rStyle w:val="Hyperlink"/>
+          </w:rPr>
+          <w:t xml:space="preserve">4.1</w:t>
+        </w:r>
+      </w:hyperlink>
+      <w:r>
+        <w:t xml:space="preserve">), so traffic shifts within a batch cannot be absorbed. The reference design is single-tenant: there is no isolation, multi-tenancy, or memory protection between concurrent workloads, and the AOT schedule assumes exclusive chassis ownership. KV capacity per attention node is bounded by the fixed 512-byte entry frames and 1,024 physical entries per directional bank (4,096 entries at the reference depth); long contexts beyond the 16K logical-entry window spill through the NVMe offload path at storage-class bandwidth. Weight-upload time is bounded by the host uplink, not the fabric: 64 TB through the dual PCIe Gen5 x16 uplinks takes approximately 12–15 minutes at a realistic sustained fraction of line rate (Section</w:t>
+      </w:r>
+      <w:r>
+        <w:t xml:space="preserve"> </w:t>
+      </w:r>
+      <w:hyperlink w:anchor="sec:2.5">
+        <w:r>
+          <w:rPr>
+            <w:rStyle w:val="Hyperlink"/>
+          </w:rPr>
+          <w:t xml:space="preserve">2.5</w:t>
+        </w:r>
+      </w:hyperlink>
+      <w:r>
+        <w:t xml:space="preserve">), because the upload is a long sequential write burst the fabric simply forwards.</w:t>
+      </w:r>
+    </w:p>
+    <w:p>
+      <w:pPr>
+        <w:pStyle w:val="BodyText"/>
+      </w:pPr>
+      <w:r>
+        <w:t xml:space="preserve">Validation scope. This paper’s empirical claims rest on a validated behavioral substrate, not on fabricated silicon. The Verilog fabric, compute units, routers, and memory models are exercised by self-checking testbenches and the Go co-simulation at 100 MHz with one byte per cycle (Section</w:t>
+      </w:r>
+      <w:r>
+        <w:t xml:space="preserve"> </w:t>
+      </w:r>
+      <w:hyperlink w:anchor="sec:2.3">
+        <w:r>
+          <w:rPr>
+            <w:rStyle w:val="Hyperlink"/>
+          </w:rPr>
+          <w:t xml:space="preserve">2.3</w:t>
+        </w:r>
+      </w:hyperlink>
+      <w:r>
+        <w:t xml:space="preserve">); there is no synthesis, place-and-route, timing closure, or silicon measurement behind the bandwidth, power, thermal, or cost figures. The 1 GHz 128-bit links of Section</w:t>
+      </w:r>
+      <w:r>
+        <w:t xml:space="preserve"> </w:t>
+      </w:r>
+      <w:hyperlink w:anchor="sec:2.3">
+        <w:r>
+          <w:rPr>
+            <w:rStyle w:val="Hyperlink"/>
+          </w:rPr>
+          <w:t xml:space="preserve">2.3</w:t>
+        </w:r>
+      </w:hyperlink>
+      <w:r>
+        <w:t xml:space="preserve"> </w:t>
+      </w:r>
+      <w:r>
+        <w:t xml:space="preserve">are never clocked in simulation—the</w:t>
       </w:r>
       <w:r>
         <w:t xml:space="preserve"> </w:t>
@@ -11223,7 +12612,66 @@
         </m:r>
       </m:oMath>
       <w:r>
-        <w:t xml:space="preserve">45 GB/s per module with capacities to 96 GB today; a dual-slot node reaches</w:t>
+        <w:t xml:space="preserve">160</w:t>
+      </w:r>
+      <m:oMath>
+        <m:r>
+          <m:rPr>
+            <m:sty m:val="p"/>
+          </m:rPr>
+          <m:t>×</m:t>
+        </m:r>
+      </m:oMath>
+      <w:r>
+        <w:t xml:space="preserve"> </w:t>
+      </w:r>
+      <w:r>
+        <w:t xml:space="preserve">gap is stated explicitly there—and the nanosecond latencies of Section</w:t>
+      </w:r>
+      <w:r>
+        <w:t xml:space="preserve"> </w:t>
+      </w:r>
+      <w:hyperlink w:anchor="sec:3.4">
+        <w:r>
+          <w:rPr>
+            <w:rStyle w:val="Hyperlink"/>
+          </w:rPr>
+          <w:t xml:space="preserve">3.4</w:t>
+        </w:r>
+      </w:hyperlink>
+      <w:r>
+        <w:t xml:space="preserve"> </w:t>
+      </w:r>
+      <w:r>
+        <w:t xml:space="preserve">are projections of the closed form at the characterized link rate. The DRAM, NVMe, and PHY blocks are behavioral stubs with parameterized CAS latency and refresh scheduling: they verify control flow, framing, and byte-enable behavior, not DRAM silicon. The LPDDR6 controller and PHY integration on a mature 14/28 nm node is the riskiest silicon claim in the design; the stubs validate control flow and framing, but no analog PHY exists in the RTL. The MoE gating dispatch exercised by the co-simulation is a deterministic token-seeded hash, not a trained gating network (disclosed in Section</w:t>
+      </w:r>
+      <w:r>
+        <w:t xml:space="preserve"> </w:t>
+      </w:r>
+      <w:hyperlink w:anchor="sec:2.12">
+        <w:r>
+          <w:rPr>
+            <w:rStyle w:val="Hyperlink"/>
+          </w:rPr>
+          <w:t xml:space="preserve">2.12</w:t>
+        </w:r>
+      </w:hyperlink>
+      <w:r>
+        <w:t xml:space="preserve">); a learned 128-expert BF16 router would need roughly 0.3–1 MB of projector weights—5–15</w:t>
+      </w:r>
+      <m:oMath>
+        <m:r>
+          <m:rPr>
+            <m:sty m:val="p"/>
+          </m:rPr>
+          <m:t>×</m:t>
+        </m:r>
+      </m:oMath>
+      <w:r>
+        <w:t xml:space="preserve"> </w:t>
+      </w:r>
+      <w:r>
+        <w:t xml:space="preserve">the 64 KB gating SRAM—so the router sizing and gating evaluation are likewise projections. CRC-16/CCITT-FALSE is a probabilistic integrity check, not a proof: at the characterized fabric rate of</w:t>
       </w:r>
       <w:r>
         <w:t xml:space="preserve"> </w:t>
@@ -11237,673 +12685,15 @@
         </m:r>
       </m:oMath>
       <w:r>
-        <w:t xml:space="preserve">90 GB/s and 192 GB. Node bandwidth drops roughly</w:t>
-      </w:r>
-      <w:r>
-        <w:t xml:space="preserve"> </w:t>
-      </w:r>
-      <m:oMath>
-        <m:r>
-          <m:t>3</m:t>
-        </m:r>
+        <w:t xml:space="preserve">2.5</w:t>
+      </w:r>
+      <m:oMath>
         <m:r>
           <m:rPr>
             <m:sty m:val="p"/>
           </m:rPr>
           <m:t>×</m:t>
         </m:r>
-      </m:oMath>
-      <w:r>
-        <w:t xml:space="preserve">, but Section</w:t>
-      </w:r>
-      <w:r>
-        <w:t xml:space="preserve"> </w:t>
-      </w:r>
-      <w:hyperlink w:anchor="sec:3.2">
-        <w:r>
-          <w:rPr>
-            <w:rStyle w:val="Hyperlink"/>
-          </w:rPr>
-          <w:t xml:space="preserve">3.2</w:t>
-        </w:r>
-      </w:hyperlink>
-      <w:r>
-        <w:t xml:space="preserve">’s roofline already places both flagship workloads below even the reduced ridge points: weight-streaming at 1–2 FLOP/byte remains bandwidth-bound on DDR5 exactly as on LPDDR6, under the same static schedule and the same closed form. The claim is machine-checked rather than asserted: tb_sodimm_lpddr.v drives one unmodified protocol stack against DDR4-, DDR5-, and LPDDR6-class timing parameters and verifies byte-exact DMA in all three generations—what changes between them is only the module’s wait-state count and refresh cadence, precisely the parameters the behavioral module exposes.</w:t>
-      </w:r>
-    </w:p>
-    <w:p>
-      <w:pPr>
-        <w:pStyle w:val="BodyText"/>
-      </w:pPr>
-      <w:r>
-        <w:t xml:space="preserve">Scaling down: GPU-class deskside units. The spine is optional hardware below chassis scale. A single 4</w:t>
-      </w:r>
-      <m:oMath>
-        <m:r>
-          <m:rPr>
-            <m:sty m:val="p"/>
-          </m:rPr>
-          <m:t>×</m:t>
-        </m:r>
-      </m:oMath>
-      <w:r>
-        <w:t xml:space="preserve">4 board—16 nodes—forms a deskside unit in the multi-TB class (up to 2 TB at CAMM2 densities; 1.5 TB on 96 GB SODIMMs) drawing under 250 W: the power envelope of one workstation, the capacity of a small rack, and no spine stack at all. With every destination on the sender’s own layer there is nothing above the board for the vertical fabric to do: the latency closed form loses its spine term (zero effective spine hops), virtual-channel classes 1 and 2 go uninstantiated, and the spine may be omitted entirely—the board’s egress merge trees terminate directly in the router instead of an lxy_repeater column, or retain that one column as a passive turn-around stub if a later stack-up is anticipated. Nothing else changes: source-routed matching compares coordinate bytes against local parameters, never absolute topology position, so the wire format, doorbell discipline, and .pnm program schema are byte-for-byte those of Section</w:t>
-      </w:r>
-      <w:r>
-        <w:t xml:space="preserve"> </w:t>
-      </w:r>
-      <w:hyperlink w:anchor="sec:2.9">
-        <w:r>
-          <w:rPr>
-            <w:rStyle w:val="Hyperlink"/>
-          </w:rPr>
-          <w:t xml:space="preserve">2.9</w:t>
-        </w:r>
-      </w:hyperlink>
-      <w:r>
-        <w:t xml:space="preserve">. The MCU-tier router variant (Section</w:t>
-      </w:r>
-      <w:r>
-        <w:t xml:space="preserve"> </w:t>
-      </w:r>
-      <w:hyperlink w:anchor="sec:2.17">
-        <w:r>
-          <w:rPr>
-            <w:rStyle w:val="Hyperlink"/>
-          </w:rPr>
-          <w:t xml:space="preserve">2.17</w:t>
-        </w:r>
-      </w:hyperlink>
-      <w:r>
-        <w:t xml:space="preserve">) suffices at this scale—16 routing entries fit in 4 KB of SRAM—and a single-board computer console reaches the PNM window over the SPI bridge of Section</w:t>
-      </w:r>
-      <w:r>
-        <w:t xml:space="preserve"> </w:t>
-      </w:r>
-      <w:hyperlink w:anchor="sec:2.17">
-        <w:r>
-          <w:rPr>
-            <w:rStyle w:val="Hyperlink"/>
-          </w:rPr>
-          <w:t xml:space="preserve">2.17</w:t>
-        </w:r>
-      </w:hyperlink>
-      <w:r>
-        <w:t xml:space="preserve"> </w:t>
-      </w:r>
-      <w:r>
-        <w:t xml:space="preserve">without PCIe. Workloads whose resident set fits a few hundred GB—MoE expert pools, FP64 stencil subdomains, seismic image stacks—serve interactively from this unit; the compile-model/run-driver pipeline targets it by passing board dimensions, with no source change. At this end of the spectrum the machine competes not with datacenter HBM but with the local-GPU status quo quantified in Section</w:t>
-      </w:r>
-      <w:r>
-        <w:t xml:space="preserve"> </w:t>
-      </w:r>
-      <w:hyperlink w:anchor="sec:3.3">
-        <w:r>
-          <w:rPr>
-            <w:rStyle w:val="Hyperlink"/>
-          </w:rPr>
-          <w:t xml:space="preserve">3.3</w:t>
-        </w:r>
-      </w:hyperlink>
-      <w:r>
-        <w:t xml:space="preserve">: a workstation GPU holds at most 80–96 GB behind its 300 W package, while the deskside unit holds an order of magnitude more capacity for comparable power.</w:t>
-      </w:r>
-    </w:p>
-    <w:p>
-      <w:pPr>
-        <w:pStyle w:val="BodyText"/>
-      </w:pPr>
-      <w:r>
-        <w:t xml:space="preserve">Scaling out: spatial supercomputers. Chassis-level scaling replicates the reference configuration and joins replicas through a second routing level: each chassis keeps its deterministic internal closed form, and cross-chassis traffic leaves through the spine root as ordinary flits toward a chassis-interconnect tier—the extension point Section</w:t>
-      </w:r>
-      <w:r>
-        <w:t xml:space="preserve"> </w:t>
-      </w:r>
-      <w:hyperlink w:anchor="sec:4.4">
-        <w:r>
-          <w:rPr>
-            <w:rStyle w:val="Hyperlink"/>
-          </w:rPr>
-          <w:t xml:space="preserve">4.4</w:t>
-        </w:r>
-      </w:hyperlink>
-      <w:r>
-        <w:t xml:space="preserve"> </w:t>
-      </w:r>
-      <w:r>
-        <w:t xml:space="preserve">identifies. Because routing tables are immutable per boot session and schedules are compile-time artifacts, a multi-chassis job is assembled by concatenating per-chassis schemas at batch boundaries; no runtime coherence protocol appears anywhere in the stack. The result is a spatial supercomputer whose building block is a</w:t>
-      </w:r>
-      <w:r>
-        <w:t xml:space="preserve"> </w:t>
-      </w:r>
-      <m:oMath>
-        <m:r>
-          <m:rPr>
-            <m:sty m:val="p"/>
-          </m:rPr>
-          <m:t>≈</m:t>
-        </m:r>
-      </m:oMath>
-      <w:r>
-        <w:t xml:space="preserve">$1M, 10 kW board stack rather than an interposer-bound accelerator tray, so scale-out economics inherit the commodity-memory advantage rather than diluting it.</w:t>
-      </w:r>
-    </w:p>
-    <w:bookmarkEnd w:id="56"/>
-    <w:bookmarkEnd w:id="57"/>
-    <w:bookmarkStart w:id="64" w:name="sec:discussion"/>
-    <w:p>
-      <w:pPr>
-        <w:pStyle w:val="Heading1"/>
-      </w:pPr>
-      <w:r>
-        <w:t xml:space="preserve">Discussion</w:t>
-      </w:r>
-    </w:p>
-    <w:bookmarkStart w:id="58" w:name="sec:4.1"/>
-    <w:p>
-      <w:pPr>
-        <w:pStyle w:val="Heading2"/>
-      </w:pPr>
-      <w:r>
-        <w:t xml:space="preserve">4.1 Failure Model and Recovery</w:t>
-      </w:r>
-    </w:p>
-    <w:p>
-      <w:pPr>
-        <w:pStyle w:val="FirstParagraph"/>
-      </w:pPr>
-      <w:r>
-        <w:t xml:space="preserve">Losses are observable before they become failures. Every injected message has a compile-time latency budget, and its source expects DOORBELL_ACK within that window (Section</w:t>
-      </w:r>
-      <w:r>
-        <w:t xml:space="preserve"> </w:t>
-      </w:r>
-      <w:hyperlink w:anchor="sec:2.4">
-        <w:r>
-          <w:rPr>
-            <w:rStyle w:val="Hyperlink"/>
-          </w:rPr>
-          <w:t xml:space="preserve">2.4</w:t>
-        </w:r>
-      </w:hyperlink>
-      <w:r>
-        <w:t xml:space="preserve">). A missing ACK—whether the message was dropped, truncated, or refused at the doorbell—raises NODE_ERR for that destination; there is no silent hang. NODE_ERR assertion triggers a four-step protocol: (1) quarantine the node from the live topology schema; (2) discard in-flight flits destined for it (the affected set is exactly enumerable on a single-path fabric); (3) recompute—the source re-injects the work toward a healthy replica or the reinitialized node, under the same doorbell discipline; this is functional recomputation, not bit-exact replay of the failed node’s memory (Section</w:t>
-      </w:r>
-      <w:r>
-        <w:t xml:space="preserve"> </w:t>
-      </w:r>
-      <w:hyperlink w:anchor="sec:2.10">
-        <w:r>
-          <w:rPr>
-            <w:rStyle w:val="Hyperlink"/>
-          </w:rPr>
-          <w:t xml:space="preserve">2.10</w:t>
-        </w:r>
-      </w:hyperlink>
-      <w:r>
-        <w:t xml:space="preserve">); (4) re-export the amended schema at the next batch boundary. Routing tables are immutable within a boot session, so step (4) is a controller-coordinated reload, not runtime adaptation: the router regenerates the AOT tables against the amended schema and loads them during the batch boundary, when the fabric is quiet. The chassis continues in degraded mode with no restart. A failed spine lane is handled at the physical layer—periodic link re-training excludes the dead lane and the remaining lanes re-lane transparently—so routing tables need no change for lane degradation; total spine failure partitions the chassis (the Conclusion section).</w:t>
-      </w:r>
-    </w:p>
-    <w:bookmarkEnd w:id="58"/>
-    <w:bookmarkStart w:id="59" w:name="sec:4.2"/>
-    <w:p>
-      <w:pPr>
-        <w:pStyle w:val="Heading2"/>
-      </w:pPr>
-      <w:r>
-        <w:t xml:space="preserve">4.2 Host Interface and I/O</w:t>
-      </w:r>
-    </w:p>
-    <w:p>
-      <w:pPr>
-        <w:pStyle w:val="FirstParagraph"/>
-      </w:pPr>
-      <w:r>
-        <w:t xml:space="preserve">The central router chip terminates dual PCIe Gen5 x16-class uplinks (</w:t>
-      </w:r>
-      <m:oMath>
-        <m:r>
-          <m:rPr>
-            <m:sty m:val="p"/>
-          </m:rPr>
-          <m:t>≈</m:t>
-        </m:r>
-      </m:oMath>
-      <w:r>
-        <w:t xml:space="preserve">128 GB/s aggregate) or 100/200 GbE equivalents. The host streams initial weights at boot, injects input tokens, and drains outputs. Runtime token traffic is kilobyte-class at the dispatch rates of Section</w:t>
-      </w:r>
-      <w:r>
-        <w:t xml:space="preserve"> </w:t>
-      </w:r>
-      <w:hyperlink w:anchor="sec:2.6">
-        <w:r>
-          <w:rPr>
-            <w:rStyle w:val="Hyperlink"/>
-          </w:rPr>
-          <w:t xml:space="preserve">2.6</w:t>
-        </w:r>
-      </w:hyperlink>
-      <w:r>
-        <w:t xml:space="preserve">—well below uplink and spine capacity. The host never touches the compute fabric directly.</w:t>
-      </w:r>
-    </w:p>
-    <w:bookmarkEnd w:id="59"/>
-    <w:bookmarkStart w:id="60" w:name="sec:4.3"/>
-    <w:p>
-      <w:pPr>
-        <w:pStyle w:val="Heading2"/>
-      </w:pPr>
-      <w:r>
-        <w:t xml:space="preserve">4.3 Verification and Formal Properties</w:t>
-      </w:r>
-    </w:p>
-    <w:p>
-      <w:pPr>
-        <w:pStyle w:val="FirstParagraph"/>
-      </w:pPr>
-      <w:r>
-        <w:t xml:space="preserve">Deadlock freedom (sketch). Every flit is assigned one of four virtual-channel classes in strictly increasing order: (0) on-board egress (X-then-Y dimension order), (1) spine ascent, (2) spine descent, (3) on-board delivery (X-then-Y from spine attachment to destination). Upward and downward spine flows are separate virtual channels (classes 1 and 2), which is why the count is four, not three. Intra-class dependencies are acyclic by standard results; cross-class dependencies only point from lower to higher classes. The global channel dependency graph is therefore acyclic, and by Dally and Seitz the fabric is deadlock-free</w:t>
-      </w:r>
-      <w:r>
-        <w:t xml:space="preserve">.</w:t>
-      </w:r>
-    </w:p>
-    <w:p>
-      <w:pPr>
-        <w:pStyle w:val="BodyText"/>
-      </w:pPr>
-      <w:r>
-        <w:t xml:space="preserve">The buffering that virtual channels require lives only at the two kinds of state points in the design: the lxy_repeater spine attachments (per-class elastic buffers) and the node DMA ports (Section</w:t>
-      </w:r>
-      <w:r>
-        <w:t xml:space="preserve"> </w:t>
-      </w:r>
-      <w:hyperlink w:anchor="sec:2.9">
-        <w:r>
-          <w:rPr>
-            <w:rStyle w:val="Hyperlink"/>
-          </w:rPr>
-          <w:t xml:space="preserve">2.9</w:t>
-        </w:r>
-      </w:hyperlink>
-      <w:r>
-        <w:t xml:space="preserve">). HFRs remain stateless re-timers: they carry no per-VC state and never decide a route, which is what keeps the "no queues on the data path" claim true for the forwarding elements. The per-VC attachment buffers are credited in the flow-control sense below, so a blocked flit occupies its class’s buffer and cannot block another class.</w:t>
-      </w:r>
-    </w:p>
-    <w:p>
-      <w:pPr>
-        <w:pStyle w:val="BodyText"/>
-      </w:pPr>
-      <w:r>
-        <w:t xml:space="preserve">Livelock freedom follows from minimal single-path routes. Consumption is enforced structurally: the per-VC elastic buffers at spine attachments and node ports hold at least one maximum-length message, and sources may not inject without destination buffer credit, so no class ever exhausts and blocks a lower class. The egress merge tree adds no deadlock surface of its own: its dependency graph is a DAG—board egress toward spine ascent, never across spine descent—so the packet-atomic round-robin merges of Section</w:t>
-      </w:r>
-      <w:r>
-        <w:t xml:space="preserve"> </w:t>
-      </w:r>
-      <w:hyperlink w:anchor="sec:2.15">
-        <w:r>
-          <w:rPr>
-            <w:rStyle w:val="Hyperlink"/>
-          </w:rPr>
-          <w:t xml:space="preserve">2.15</w:t>
-        </w:r>
-      </w:hyperlink>
-      <w:r>
-        <w:t xml:space="preserve"> </w:t>
-      </w:r>
-      <w:r>
-        <w:t xml:space="preserve">cannot deadlock and the argument extends to the arbitrated reverse path. Worst-case latency for any coordinate pair is a closed-form expression—hop count</w:t>
-      </w:r>
-      <w:r>
-        <w:t xml:space="preserve"> </w:t>
-      </w:r>
-      <m:oMath>
-        <m:r>
-          <m:rPr>
-            <m:sty m:val="p"/>
-          </m:rPr>
-          <m:t>×</m:t>
-        </m:r>
-      </m:oMath>
-      <w:r>
-        <w:t xml:space="preserve"> </w:t>
-      </w:r>
-      <w:r>
-        <w:t xml:space="preserve">per-hop delay plus message length divided by link rate (Section</w:t>
-      </w:r>
-      <w:r>
-        <w:t xml:space="preserve"> </w:t>
-      </w:r>
-      <w:hyperlink w:anchor="sec:3.4">
-        <w:r>
-          <w:rPr>
-            <w:rStyle w:val="Hyperlink"/>
-          </w:rPr>
-          <w:t xml:space="preserve">3.4</w:t>
-        </w:r>
-      </w:hyperlink>
-      <w:r>
-        <w:t xml:space="preserve">)—and contention is absent by construction because the AOT scheduler (Section</w:t>
-      </w:r>
-      <w:r>
-        <w:t xml:space="preserve"> </w:t>
-      </w:r>
-      <w:hyperlink w:anchor="sec:2.8">
-        <w:r>
-          <w:rPr>
-            <w:rStyle w:val="Hyperlink"/>
-          </w:rPr>
-          <w:t xml:space="preserve">2.8</w:t>
-        </w:r>
-      </w:hyperlink>
-      <w:r>
-        <w:t xml:space="preserve">) assigns message schedules that respect every buffer’s credit budget; the co-simulation verifies the hop-count and serialization terms exactly and treats the scheduler’s credit feasibility as a compile-time property. Given identical inputs onto an identical fabric, every computation and message schedule reproduces bit-exactly (Section</w:t>
-      </w:r>
-      <w:r>
-        <w:t xml:space="preserve"> </w:t>
-      </w:r>
-      <w:hyperlink w:anchor="sec:2.10">
-        <w:r>
-          <w:rPr>
-            <w:rStyle w:val="Hyperlink"/>
-          </w:rPr>
-          <w:t xml:space="preserve">2.10</w:t>
-        </w:r>
-      </w:hyperlink>
-      <w:r>
-        <w:t xml:space="preserve">).</w:t>
-      </w:r>
-    </w:p>
-    <w:bookmarkEnd w:id="60"/>
-    <w:bookmarkStart w:id="61" w:name="sec:4.4"/>
-    <w:p>
-      <w:pPr>
-        <w:pStyle w:val="Heading2"/>
-      </w:pPr>
-      <w:r>
-        <w:t xml:space="preserve">4.4 Limitations and Future Work</w:t>
-      </w:r>
-    </w:p>
-    <w:p>
-      <w:pPr>
-        <w:pStyle w:val="FirstParagraph"/>
-      </w:pPr>
-      <w:r>
-        <w:t xml:space="preserve">LPDDR6 (JESD209-6)</w:t>
-      </w:r>
-      <w:r>
-        <w:t xml:space="preserve"> </w:t>
-      </w:r>
-      <w:r>
-        <w:t xml:space="preserve">CAMM2 parts and high-capacity modules are forward-looking; the current JEDEC socketable module class, LPCAMM2 (JESD318), is LPDDR5X and trims per-node bandwidth to</w:t>
-      </w:r>
-      <w:r>
-        <w:t xml:space="preserve"> </w:t>
-      </w:r>
-      <m:oMath>
-        <m:r>
-          <m:rPr>
-            <m:sty m:val="p"/>
-          </m:rPr>
-          <m:t>≈</m:t>
-        </m:r>
-      </m:oMath>
-      <w:r>
-        <w:t xml:space="preserve">136–153 GB/s with 48–64 GB modules today</w:t>
-      </w:r>
-      <w:r>
-        <w:t xml:space="preserve">. The architecture accommodates both module classes with no change to the MAC ASIC or routing fabric. Manifold balancing requires CFD and hardware validation. Multi-chassis scale-out needs a second routing level and one additional virtual-channel class; the physical interconnect itself—a verified protocol-transparent optical link pair with asynchronous elastic buffering (Section</w:t>
-      </w:r>
-      <w:r>
-        <w:t xml:space="preserve"> </w:t>
-      </w:r>
-      <w:hyperlink w:anchor="sec:2.19">
-        <w:r>
-          <w:rPr>
-            <w:rStyle w:val="Hyperlink"/>
-          </w:rPr>
-          <w:t xml:space="preserve">2.19</w:t>
-        </w:r>
-      </w:hyperlink>
-      <w:r>
-        <w:t xml:space="preserve">)—is modeled in the repository, leaving the second-level router specification and the VC-field widening as the remaining design work. General lazy evaluation needs a dynamic heap this design omits. A dual-spine variant eliminates single-chassis partition mode. The liveness claims of Section</w:t>
-      </w:r>
-      <w:r>
-        <w:t xml:space="preserve"> </w:t>
-      </w:r>
-      <w:hyperlink w:anchor="sec:4.3">
-        <w:r>
-          <w:rPr>
-            <w:rStyle w:val="Hyperlink"/>
-          </w:rPr>
-          <w:t xml:space="preserve">4.3</w:t>
-        </w:r>
-      </w:hyperlink>
-      <w:r>
-        <w:t xml:space="preserve"> </w:t>
-      </w:r>
-      <w:r>
-        <w:t xml:space="preserve">remain an argument—a simulation can exercise the fabric but cannot prove acyclicity of its channel-dependency graph</w:t>
-      </w:r>
-      <w:r>
-        <w:t xml:space="preserve">—while the transport claims (lossless delivery, byte-exact reproduction, doorbell refusal accounting) are machine-checked by the co-simulation of Sections</w:t>
-      </w:r>
-      <w:r>
-        <w:t xml:space="preserve"> </w:t>
-      </w:r>
-      <w:hyperlink w:anchor="sec:2.15">
-        <w:r>
-          <w:rPr>
-            <w:rStyle w:val="Hyperlink"/>
-          </w:rPr>
-          <w:t xml:space="preserve">2.15</w:t>
-        </w:r>
-      </w:hyperlink>
-      <w:r>
-        <w:t xml:space="preserve"> </w:t>
-      </w:r>
-      <w:r>
-        <w:t xml:space="preserve">and</w:t>
-      </w:r>
-      <w:r>
-        <w:t xml:space="preserve"> </w:t>
-      </w:r>
-      <w:hyperlink w:anchor="sec:3.5">
-        <w:r>
-          <w:rPr>
-            <w:rStyle w:val="Hyperlink"/>
-          </w:rPr>
-          <w:t xml:space="preserve">3.5</w:t>
-        </w:r>
-      </w:hyperlink>
-      <w:r>
-        <w:t xml:space="preserve">.</w:t>
-      </w:r>
-    </w:p>
-    <w:p>
-      <w:pPr>
-        <w:pStyle w:val="BodyText"/>
-      </w:pPr>
-      <w:r>
-        <w:t xml:space="preserve">The central router chip is a single point of failure, and this paper treats that fact explicitly rather than designing around it. Chassis availability is bounded by the router’s availability multiplied by the fabric’s: the router is socketed and cold-swappable, POST re-discovers the chassis in under a second (Section</w:t>
-      </w:r>
-      <w:r>
-        <w:t xml:space="preserve"> </w:t>
-      </w:r>
-      <w:hyperlink w:anchor="sec:2.5">
-        <w:r>
-          <w:rPr>
-            <w:rStyle w:val="Hyperlink"/>
-          </w:rPr>
-          <w:t xml:space="preserve">2.5</w:t>
-        </w:r>
-      </w:hyperlink>
-      <w:r>
-        <w:t xml:space="preserve">), and all in-flight traffic drains through the stateless fabric while the spare boots, so a router replacement costs a sub-second dispatch outage. There is no live router failover—dual-router handover of the JIT tables is future work—and the reference design accepts the resulting availability bound in exchange for a single programmable silicon. An HFR, lxy_repeater, or node failure degrades the machine by exactly that node (Section</w:t>
-      </w:r>
-      <w:r>
-        <w:t xml:space="preserve"> </w:t>
-      </w:r>
-      <w:hyperlink w:anchor="sec:4.1">
-        <w:r>
-          <w:rPr>
-            <w:rStyle w:val="Hyperlink"/>
-          </w:rPr>
-          <w:t xml:space="preserve">4.1</w:t>
-        </w:r>
-      </w:hyperlink>
-      <w:r>
-        <w:t xml:space="preserve">); a router failure halts dispatch until the spare is in place.</w:t>
-      </w:r>
-    </w:p>
-    <w:bookmarkEnd w:id="61"/>
-    <w:bookmarkStart w:id="62" w:name="sec:4.5"/>
-    <w:p>
-      <w:pPr>
-        <w:pStyle w:val="Heading2"/>
-      </w:pPr>
-      <w:r>
-        <w:t xml:space="preserve">4.5 Impacts: capacity-bound workloads at commodity economics</w:t>
-      </w:r>
-    </w:p>
-    <w:p>
-      <w:pPr>
-        <w:pStyle w:val="FirstParagraph"/>
-      </w:pPr>
-      <w:r>
-        <w:t xml:space="preserve">The workload landscape has bifurcated. On one side, training and interactive inference remain bandwidth-dominated, served by GPU accelerators with HBM. On the other side, a growing class of capacity-bound workloads—Mixture-of-Experts transformer inference, scientific HPC stencil computations, climate modeling, seismic imaging, and large-scale numerical simulation—are bottlenecked not by peak FLOPs but by the memory capacity required to hold resident data</w:t>
-      </w:r>
-      <w:r>
-        <w:t xml:space="preserve">. These workloads share a common memory profile: the arithmetic intensity is low (0.3–2 FLOP/byte), the data sets are large (terabytes to petabytes), and the dominant cost is moving data from memory to compute, not the compute itself</w:t>
-      </w:r>
-      <w:r>
-        <w:t xml:space="preserve">. NVIDIA already reported roughly 40% of datacenter revenue from inference in 2024—’probably understated’—and its subsequent ’inference inflection’ commentary is consistent with the broader shift toward capacity-bound serving</w:t>
-      </w:r>
-      <w:r>
-        <w:t xml:space="preserve">.</w:t>
-      </w:r>
-    </w:p>
-    <w:p>
-      <w:pPr>
-        <w:pStyle w:val="BodyText"/>
-      </w:pPr>
-      <w:r>
-        <w:t xml:space="preserve">Capacity-bound workloads have a memory profile that is the mirror image of training’s. Training is bandwidth-dominated: gradients and activations must move at the peak rate the silicon can consume. Capacity-bound serving is weight-stationary: for every token the serving hardware streams the model’s weights once from memory—decode arithmetic intensity is</w:t>
-      </w:r>
-      <w:r>
-        <w:t xml:space="preserve"> </w:t>
-      </w:r>
-      <m:oMath>
-        <m:r>
-          <m:rPr>
-            <m:sty m:val="p"/>
-          </m:rPr>
-          <m:t>≈</m:t>
-        </m:r>
-      </m:oMath>
-      <w:r>
-        <w:t xml:space="preserve">2 FLOP/byte at batch 1 in FP8, far below the ridge point of any current GPU—and performs only a couple of operations per byte read</w:t>
-      </w:r>
-      <w:r>
-        <w:t xml:space="preserve">. Serving throughput is bounded by memory bandwidth, and what can be served is bounded by memory capacity: fitting weights plus KV cache into HBM, not peak FLOPs, decides the batch a server can hold, which is why industry analyses call HBM capacity ’throughput capital’</w:t>
-      </w:r>
-      <w:r>
-        <w:t xml:space="preserve">. MoE serving in particular is memory-capacity-bound: the binding resource is KV cache plus activated expert weights, not the token count</w:t>
-      </w:r>
-      <w:r>
-        <w:t xml:space="preserve">. Stencil workloads are even more memory-bound: a 7-point FP64 stencil has an arithmetic intensity of 0.3–0.5 FLOP/byte, far below the ridge point of any current accelerator</w:t>
-      </w:r>
-      <w:r>
-        <w:t xml:space="preserve">.</w:t>
-      </w:r>
-    </w:p>
-    <w:p>
-      <w:pPr>
-        <w:pStyle w:val="BodyText"/>
-      </w:pPr>
-      <w:r>
-        <w:t xml:space="preserve">This is precisely the regime this architecture is built for. The reference chassis is a weight-stationary serving machine: every parameter and KV cache entry resides in commodity LPDDR6 pools that bypass the interposer and lithography bottlenecks constraining HBM, the router’s closed-form coordinate function dispatches tokens to resident experts (Sections</w:t>
-      </w:r>
-      <w:r>
-        <w:t xml:space="preserve"> </w:t>
-      </w:r>
-      <w:hyperlink w:anchor="sec:2.8">
-        <w:r>
-          <w:rPr>
-            <w:rStyle w:val="Hyperlink"/>
-          </w:rPr>
-          <w:t xml:space="preserve">2.8</w:t>
-        </w:r>
-      </w:hyperlink>
-      <w:r>
-        <w:t xml:space="preserve"> </w:t>
-      </w:r>
-      <w:r>
-        <w:t xml:space="preserve">and</w:t>
-      </w:r>
-      <w:r>
-        <w:t xml:space="preserve"> </w:t>
-      </w:r>
-      <w:hyperlink w:anchor="sec:2.12">
-        <w:r>
-          <w:rPr>
-            <w:rStyle w:val="Hyperlink"/>
-          </w:rPr>
-          <w:t xml:space="preserve">2.12</w:t>
-        </w:r>
-      </w:hyperlink>
-      <w:r>
-        <w:t xml:space="preserve">), the doorbell makes each activation a sub-microsecond event (Sections</w:t>
-      </w:r>
-      <w:r>
-        <w:t xml:space="preserve"> </w:t>
-      </w:r>
-      <w:hyperlink w:anchor="sec:2.9">
-        <w:r>
-          <w:rPr>
-            <w:rStyle w:val="Hyperlink"/>
-          </w:rPr>
-          <w:t xml:space="preserve">2.9</w:t>
-        </w:r>
-      </w:hyperlink>
-      <w:r>
-        <w:t xml:space="preserve"> </w:t>
-      </w:r>
-      <w:r>
-        <w:t xml:space="preserve">and</w:t>
-      </w:r>
-      <w:r>
-        <w:t xml:space="preserve"> </w:t>
-      </w:r>
-      <w:hyperlink w:anchor="sec:3.4">
-        <w:r>
-          <w:rPr>
-            <w:rStyle w:val="Hyperlink"/>
-          </w:rPr>
-          <w:t xml:space="preserve">3.4</w:t>
-        </w:r>
-      </w:hyperlink>
-      <w:r>
-        <w:t xml:space="preserve">), and the spine sizing rule (Section</w:t>
-      </w:r>
-      <w:r>
-        <w:t xml:space="preserve"> </w:t>
-      </w:r>
-      <w:hyperlink w:anchor="sec:2.1">
-        <w:r>
-          <w:rPr>
-            <w:rStyle w:val="Hyperlink"/>
-          </w:rPr>
-          <w:t xml:space="preserve">2.1</w:t>
-        </w:r>
-      </w:hyperlink>
-      <w:r>
-        <w:t xml:space="preserve">) sustains</w:t>
-      </w:r>
-      <w:r>
-        <w:t xml:space="preserve"> </w:t>
-      </w:r>
-      <m:oMath>
         <m:sSup>
           <m:e>
             <m:r>
@@ -11918,6 +12708,704 @@
         </m:sSup>
       </m:oMath>
       <w:r>
+        <w:t xml:space="preserve"> </w:t>
+      </w:r>
+      <w:r>
+        <w:t xml:space="preserve">8 KB frames per second, the per-frame residual is 1 in</w:t>
+      </w:r>
+      <w:r>
+        <w:t xml:space="preserve"> </w:t>
+      </w:r>
+      <m:oMath>
+        <m:sSup>
+          <m:e>
+            <m:r>
+              <m:t>2</m:t>
+            </m:r>
+          </m:e>
+          <m:sup>
+            <m:r>
+              <m:t>16</m:t>
+            </m:r>
+          </m:sup>
+        </m:sSup>
+      </m:oMath>
+      <w:r>
+        <w:t xml:space="preserve">—approximately one undetected corruption every 50 days at a BER of</w:t>
+      </w:r>
+      <w:r>
+        <w:t xml:space="preserve"> </w:t>
+      </w:r>
+      <m:oMath>
+        <m:sSup>
+          <m:e>
+            <m:r>
+              <m:t>10</m:t>
+            </m:r>
+          </m:e>
+          <m:sup>
+            <m:r>
+              <m:rPr>
+                <m:sty m:val="p"/>
+              </m:rPr>
+              <m:t>−</m:t>
+            </m:r>
+            <m:r>
+              <m:t>15</m:t>
+            </m:r>
+          </m:sup>
+        </m:sSup>
+      </m:oMath>
+      <w:r>
+        <w:t xml:space="preserve">, and one every few seconds at</w:t>
+      </w:r>
+      <w:r>
+        <w:t xml:space="preserve"> </w:t>
+      </w:r>
+      <m:oMath>
+        <m:sSup>
+          <m:e>
+            <m:r>
+              <m:t>10</m:t>
+            </m:r>
+          </m:e>
+          <m:sup>
+            <m:r>
+              <m:rPr>
+                <m:sty m:val="p"/>
+              </m:rPr>
+              <m:t>−</m:t>
+            </m:r>
+            <m:r>
+              <m:t>12</m:t>
+            </m:r>
+          </m:sup>
+        </m:sSup>
+      </m:oMath>
+      <w:r>
+        <w:t xml:space="preserve">—so bit-exactness claims apply to the simulated traffic and to the residual rate stated here. The 512-node scale evidence is a routed wire record of 18 KB plus 2.0 MB across two replay runs; the co-simulation partitions the chassis into parallel slices, it does not instantiate 512 nodes of application state. Power figures are first-order design-point estimates consistent with the event-accounting checks of the repository’s power monitor; the DRAM-read energy implied by full-bandwidth traffic is a projection to be validated, not a measurement, and thermal figures await the CFD validation of this section. BOM figures exclude mezzanine connectors, chassis assembly, and the isothermal manifold. What is machine-checked is exactly this: byte-exact delivery and replay, doorbell refusal accounting, and closed-form latency equality on the 48- and 512-node chassis (Section</w:t>
+      </w:r>
+      <w:r>
+        <w:t xml:space="preserve"> </w:t>
+      </w:r>
+      <w:hyperlink w:anchor="sec:3.5">
+        <w:r>
+          <w:rPr>
+            <w:rStyle w:val="Hyperlink"/>
+          </w:rPr>
+          <w:t xml:space="preserve">3.5</w:t>
+        </w:r>
+      </w:hyperlink>
+      <w:r>
+        <w:t xml:space="preserve">). The paper is therefore a position argument carried by a verified behavioral substrate, and its quantitative claims should be read as projections on top of that substrate.</w:t>
+      </w:r>
+    </w:p>
+    <w:p>
+      <w:pPr>
+        <w:pStyle w:val="BodyText"/>
+      </w:pPr>
+      <w:r>
+        <w:t xml:space="preserve">Reliability claims and their validation scope. The only integrity mechanisms the co-simulation actually exercises are the end-to-end CRC-16/CCITT-FALSE check of Section</w:t>
+      </w:r>
+      <w:r>
+        <w:t xml:space="preserve"> </w:t>
+      </w:r>
+      <w:hyperlink w:anchor="sec:2.9">
+        <w:r>
+          <w:rPr>
+            <w:rStyle w:val="Hyperlink"/>
+          </w:rPr>
+          <w:t xml:space="preserve">2.9</w:t>
+        </w:r>
+      </w:hyperlink>
+      <w:r>
+        <w:t xml:space="preserve"> </w:t>
+      </w:r>
+      <w:r>
+        <w:t xml:space="preserve">and the link-local CRC of Section</w:t>
+      </w:r>
+      <w:r>
+        <w:t xml:space="preserve"> </w:t>
+      </w:r>
+      <w:hyperlink w:anchor="sec:2.10">
+        <w:r>
+          <w:rPr>
+            <w:rStyle w:val="Hyperlink"/>
+          </w:rPr>
+          <w:t xml:space="preserve">2.10</w:t>
+        </w:r>
+      </w:hyperlink>
+      <w:r>
+        <w:t xml:space="preserve">: the stress scenario injects corrupt-CRC flits and the doorbell refuses every one, with the hardware verdict matching the software twin’s refusal count exactly (Section</w:t>
+      </w:r>
+      <w:r>
+        <w:t xml:space="preserve"> </w:t>
+      </w:r>
+      <w:hyperlink w:anchor="sec:3.5">
+        <w:r>
+          <w:rPr>
+            <w:rStyle w:val="Hyperlink"/>
+          </w:rPr>
+          <w:t xml:space="preserve">3.5</w:t>
+        </w:r>
+      </w:hyperlink>
+      <w:r>
+        <w:t xml:space="preserve">). LPDDR6 on-die ECC, the MAC ASIC’s bus SECDED, and the background scrub pass of Sections</w:t>
+      </w:r>
+      <w:r>
+        <w:t xml:space="preserve"> </w:t>
+      </w:r>
+      <w:hyperlink w:anchor="sec:2.10">
+        <w:r>
+          <w:rPr>
+            <w:rStyle w:val="Hyperlink"/>
+          </w:rPr>
+          <w:t xml:space="preserve">2.10</w:t>
+        </w:r>
+      </w:hyperlink>
+      <w:r>
+        <w:t xml:space="preserve"> </w:t>
+      </w:r>
+      <w:r>
+        <w:t xml:space="preserve">and</w:t>
+      </w:r>
+      <w:r>
+        <w:t xml:space="preserve"> </w:t>
+      </w:r>
+      <w:hyperlink w:anchor="sec:2.16">
+        <w:r>
+          <w:rPr>
+            <w:rStyle w:val="Hyperlink"/>
+          </w:rPr>
+          <w:t xml:space="preserve">2.16</w:t>
+        </w:r>
+      </w:hyperlink>
+      <w:r>
+        <w:t xml:space="preserve"> </w:t>
+      </w:r>
+      <w:r>
+        <w:t xml:space="preserve">are design claims, not validated artifacts: the repository’s DRAM and PHY models are behavioral stubs with no ECC datapath, no SECDED encoder or decoder exists in the RTL, and no testbench or co-simulation run exercises them—the scrub’s mean-time-to-undetected-mis-correction bound is a sized projection, not a measured property. No functional-safety certification (IEC 61508 SIL, ISO 26262 ASIL, or equivalent) is claimed for the fabric or the router chip. The probabilistic residual of the frame CRC—1 in</w:t>
+      </w:r>
+      <w:r>
+        <w:t xml:space="preserve"> </w:t>
+      </w:r>
+      <m:oMath>
+        <m:sSup>
+          <m:e>
+            <m:r>
+              <m:t>2</m:t>
+            </m:r>
+          </m:e>
+          <m:sup>
+            <m:r>
+              <m:t>16</m:t>
+            </m:r>
+          </m:sup>
+        </m:sSup>
+      </m:oMath>
+      <w:r>
+        <w:t xml:space="preserve"> </w:t>
+      </w:r>
+      <w:r>
+        <w:t xml:space="preserve">per frame at the rate stated in the previous paragraph—bounds every integrity claim in this section, and it applies unchanged to both memory baselines. A DDR5 baseline changes the ECC comparison but not its validation scope: commodity DDR5 RDIMMs provide conventional bus ECC with sideband check bits alongside the on-die refresh ECC that DDR5 carries internally; LPDDR6 relies on on-die ECC; and in both cases the controller SECDED of Section</w:t>
+      </w:r>
+      <w:r>
+        <w:t xml:space="preserve"> </w:t>
+      </w:r>
+      <w:hyperlink w:anchor="sec:2.10">
+        <w:r>
+          <w:rPr>
+            <w:rStyle w:val="Hyperlink"/>
+          </w:rPr>
+          <w:t xml:space="preserve">2.10</w:t>
+        </w:r>
+      </w:hyperlink>
+      <w:r>
+        <w:t xml:space="preserve"> </w:t>
+      </w:r>
+      <w:r>
+        <w:t xml:space="preserve">is the same unvalidated design claim.</w:t>
+      </w:r>
+    </w:p>
+    <w:p>
+      <w:pPr>
+        <w:pStyle w:val="BodyText"/>
+      </w:pPr>
+      <w:r>
+        <w:t xml:space="preserve">DDR5 baseline economics. The SODIMM deployment of Section</w:t>
+      </w:r>
+      <w:r>
+        <w:t xml:space="preserve"> </w:t>
+      </w:r>
+      <w:hyperlink w:anchor="sec:3.7">
+        <w:r>
+          <w:rPr>
+            <w:rStyle w:val="Hyperlink"/>
+          </w:rPr>
+          <w:t xml:space="preserve">3.7</w:t>
+        </w:r>
+      </w:hyperlink>
+      <w:r>
+        <w:t xml:space="preserve"> </w:t>
+      </w:r>
+      <w:r>
+        <w:t xml:space="preserve">trades bandwidth for cost. A dual-slot DDR5 node carries</w:t>
+      </w:r>
+      <w:r>
+        <w:t xml:space="preserve"> </w:t>
+      </w:r>
+      <m:oMath>
+        <m:r>
+          <m:rPr>
+            <m:sty m:val="p"/>
+          </m:rPr>
+          <m:t>≈</m:t>
+        </m:r>
+      </m:oMath>
+      <w:r>
+        <w:t xml:space="preserve">192 GB at</w:t>
+      </w:r>
+      <w:r>
+        <w:t xml:space="preserve"> </w:t>
+      </w:r>
+      <m:oMath>
+        <m:r>
+          <m:rPr>
+            <m:sty m:val="p"/>
+          </m:rPr>
+          <m:t>≈</m:t>
+        </m:r>
+      </m:oMath>
+      <w:r>
+        <w:t xml:space="preserve">$2/GB 2025–26 spot pricing (roughly $400 of DRAM) against</w:t>
+      </w:r>
+      <w:r>
+        <w:t xml:space="preserve"> </w:t>
+      </w:r>
+      <m:oMath>
+        <m:r>
+          <m:rPr>
+            <m:sty m:val="p"/>
+          </m:rPr>
+          <m:t>≈</m:t>
+        </m:r>
+      </m:oMath>
+      <w:r>
+        <w:t xml:space="preserve">$1,900 for the 128 GB LPDDR6 CAMM2 of Table 2—a</w:t>
+      </w:r>
+      <w:r>
+        <w:t xml:space="preserve"> </w:t>
+      </w:r>
+      <m:oMath>
+        <m:r>
+          <m:rPr>
+            <m:sty m:val="p"/>
+          </m:rPr>
+          <m:t>≈</m:t>
+        </m:r>
+      </m:oMath>
+      <w:r>
+        <w:t xml:space="preserve">7</w:t>
+      </w:r>
+      <m:oMath>
+        <m:r>
+          <m:rPr>
+            <m:sty m:val="p"/>
+          </m:rPr>
+          <m:t>×</m:t>
+        </m:r>
+      </m:oMath>
+      <w:r>
+        <w:t xml:space="preserve"> </w:t>
+      </w:r>
+      <w:r>
+        <w:t xml:space="preserve">lower memory cost per byte, partially offset by doubled module count and socket area at equal capacity. Node power stays inside the</w:t>
+      </w:r>
+      <w:r>
+        <w:t xml:space="preserve"> </w:t>
+      </w:r>
+      <m:oMath>
+        <m:r>
+          <m:rPr>
+            <m:sty m:val="p"/>
+          </m:rPr>
+          <m:t>≈</m:t>
+        </m:r>
+      </m:oMath>
+      <w:r>
+        <w:t xml:space="preserve">15 W envelope: the DDR5 dual-channel pair draws roughly 5–8 W against</w:t>
+      </w:r>
+      <w:r>
+        <w:t xml:space="preserve"> </w:t>
+      </w:r>
+      <m:oMath>
+        <m:r>
+          <m:rPr>
+            <m:sty m:val="p"/>
+          </m:rPr>
+          <m:t>≈</m:t>
+        </m:r>
+      </m:oMath>
+      <w:r>
+        <w:t xml:space="preserve">5 W for the LPDDR6 CAMM2 module. The bandwidth-bound conclusion of Sections</w:t>
+      </w:r>
+      <w:r>
+        <w:t xml:space="preserve"> </w:t>
+      </w:r>
+      <w:hyperlink w:anchor="sec:3.2">
+        <w:r>
+          <w:rPr>
+            <w:rStyle w:val="Hyperlink"/>
+          </w:rPr>
+          <w:t xml:space="preserve">3.2</w:t>
+        </w:r>
+      </w:hyperlink>
+      <w:r>
+        <w:t xml:space="preserve"> </w:t>
+      </w:r>
+      <w:r>
+        <w:t xml:space="preserve">and</w:t>
+      </w:r>
+      <w:r>
+        <w:t xml:space="preserve"> </w:t>
+      </w:r>
+      <w:hyperlink w:anchor="sec:3.7">
+        <w:r>
+          <w:rPr>
+            <w:rStyle w:val="Hyperlink"/>
+          </w:rPr>
+          <w:t xml:space="preserve">3.7</w:t>
+        </w:r>
+      </w:hyperlink>
+      <w:r>
+        <w:t xml:space="preserve"> </w:t>
+      </w:r>
+      <w:r>
+        <w:t xml:space="preserve">is unchanged, but the DDR5 node’s</w:t>
+      </w:r>
+      <w:r>
+        <w:t xml:space="preserve"> </w:t>
+      </w:r>
+      <m:oMath>
+        <m:r>
+          <m:rPr>
+            <m:sty m:val="p"/>
+          </m:rPr>
+          <m:t>≈</m:t>
+        </m:r>
+      </m:oMath>
+      <w:r>
+        <w:t xml:space="preserve">3</w:t>
+      </w:r>
+      <m:oMath>
+        <m:r>
+          <m:rPr>
+            <m:sty m:val="p"/>
+          </m:rPr>
+          <m:t>×</m:t>
+        </m:r>
+      </m:oMath>
+      <w:r>
+        <w:t xml:space="preserve"> </w:t>
+      </w:r>
+      <w:r>
+        <w:t xml:space="preserve">lower bandwidth raises the per-GB/s cost of the fabric and spine provisioned behind it, making the DDR5 baseline a capacity-maximizing rather than bandwidth-maximizing point on the spectrum of Section</w:t>
+      </w:r>
+      <w:r>
+        <w:t xml:space="preserve"> </w:t>
+      </w:r>
+      <w:hyperlink w:anchor="sec:3.7">
+        <w:r>
+          <w:rPr>
+            <w:rStyle w:val="Hyperlink"/>
+          </w:rPr>
+          <w:t xml:space="preserve">3.7</w:t>
+        </w:r>
+      </w:hyperlink>
+      <w:r>
+        <w:t xml:space="preserve">. Multi-chassis scale-out compounds the difference: the second routing level this section identifies is dimensioned from per-node bandwidth, so a DDR5 baseline carries</w:t>
+      </w:r>
+      <w:r>
+        <w:t xml:space="preserve"> </w:t>
+      </w:r>
+      <m:oMath>
+        <m:r>
+          <m:rPr>
+            <m:sty m:val="p"/>
+          </m:rPr>
+          <m:t>≈</m:t>
+        </m:r>
+      </m:oMath>
+      <w:r>
+        <w:t xml:space="preserve">3</w:t>
+      </w:r>
+      <m:oMath>
+        <m:r>
+          <m:rPr>
+            <m:sty m:val="p"/>
+          </m:rPr>
+          <m:t>×</m:t>
+        </m:r>
+      </m:oMath>
+      <w:r>
+        <w:t xml:space="preserve"> </w:t>
+      </w:r>
+      <w:r>
+        <w:t xml:space="preserve">less cross-chassis bandwidth per chassis, and every published chassis figure (Table 2, Sections</w:t>
+      </w:r>
+      <w:r>
+        <w:t xml:space="preserve"> </w:t>
+      </w:r>
+      <w:hyperlink w:anchor="sec:3.5">
+        <w:r>
+          <w:rPr>
+            <w:rStyle w:val="Hyperlink"/>
+          </w:rPr>
+          <w:t xml:space="preserve">3.5</w:t>
+        </w:r>
+      </w:hyperlink>
+      <w:r>
+        <w:t xml:space="preserve"> </w:t>
+      </w:r>
+      <w:r>
+        <w:t xml:space="preserve">and</w:t>
+      </w:r>
+      <w:r>
+        <w:t xml:space="preserve"> </w:t>
+      </w:r>
+      <w:hyperlink w:anchor="sec:4.4">
+        <w:r>
+          <w:rPr>
+            <w:rStyle w:val="Hyperlink"/>
+          </w:rPr>
+          <w:t xml:space="preserve">4.4</w:t>
+        </w:r>
+      </w:hyperlink>
+      <w:r>
+        <w:t xml:space="preserve">) is stated for the LPDDR6 reference only—redeployment on DDR5 requires re-planning schedules, not re-architecting them, because the compile-time scheduler of Section</w:t>
+      </w:r>
+      <w:r>
+        <w:t xml:space="preserve"> </w:t>
+      </w:r>
+      <w:hyperlink w:anchor="sec:2.8">
+        <w:r>
+          <w:rPr>
+            <w:rStyle w:val="Hyperlink"/>
+          </w:rPr>
+          <w:t xml:space="preserve">2.8</w:t>
+        </w:r>
+      </w:hyperlink>
+      <w:r>
+        <w:t xml:space="preserve"> </w:t>
+      </w:r>
+      <w:r>
+        <w:t xml:space="preserve">absorbs the new bandwidth ratios unchanged. The 2025–26 DRAM spot prices behind both baselines are shortage-driven and cyclical (Section</w:t>
+      </w:r>
+      <w:r>
+        <w:t xml:space="preserve"> </w:t>
+      </w:r>
+      <w:hyperlink w:anchor="sec:3.3">
+        <w:r>
+          <w:rPr>
+            <w:rStyle w:val="Hyperlink"/>
+          </w:rPr>
+          <w:t xml:space="preserve">3.3</w:t>
+        </w:r>
+      </w:hyperlink>
+      <w:r>
+        <w:t xml:space="preserve">); the structural comparison—commodity modules and mature-node silicon against interposer-bound HBM—does not depend on them.</w:t>
+      </w:r>
+    </w:p>
+    <w:p>
+      <w:pPr>
+        <w:pStyle w:val="BodyText"/>
+      </w:pPr>
+      <w:r>
+        <w:t xml:space="preserve">The central router chip is a single point of failure, and this paper treats that fact explicitly rather than designing around it. Chassis availability is bounded by the router’s availability multiplied by the fabric’s: the router is socketed and cold-swappable, POST re-discovers the chassis in under a second (Section</w:t>
+      </w:r>
+      <w:r>
+        <w:t xml:space="preserve"> </w:t>
+      </w:r>
+      <w:hyperlink w:anchor="sec:2.5">
+        <w:r>
+          <w:rPr>
+            <w:rStyle w:val="Hyperlink"/>
+          </w:rPr>
+          <w:t xml:space="preserve">2.5</w:t>
+        </w:r>
+      </w:hyperlink>
+      <w:r>
+        <w:t xml:space="preserve">), and all in-flight traffic drains through the stateless fabric while the spare boots, so a router replacement costs a sub-second dispatch outage. There is no live router failover—dual-router handover of the JIT tables is future work—and the reference design accepts the resulting availability bound in exchange for a single programmable silicon. An HFR, lxy_repeater, or node failure degrades the machine by exactly that node (Section</w:t>
+      </w:r>
+      <w:r>
+        <w:t xml:space="preserve"> </w:t>
+      </w:r>
+      <w:hyperlink w:anchor="sec:4.1">
+        <w:r>
+          <w:rPr>
+            <w:rStyle w:val="Hyperlink"/>
+          </w:rPr>
+          <w:t xml:space="preserve">4.1</w:t>
+        </w:r>
+      </w:hyperlink>
+      <w:r>
+        <w:t xml:space="preserve">); a router failure halts dispatch until the spare is in place.</w:t>
+      </w:r>
+    </w:p>
+    <w:bookmarkEnd w:id="59"/>
+    <w:bookmarkStart w:id="60" w:name="sec:4.5"/>
+    <w:p>
+      <w:pPr>
+        <w:pStyle w:val="Heading2"/>
+      </w:pPr>
+      <w:r>
+        <w:t xml:space="preserve">4.5 Impacts: capacity-bound workloads at commodity economics</w:t>
+      </w:r>
+    </w:p>
+    <w:p>
+      <w:pPr>
+        <w:pStyle w:val="FirstParagraph"/>
+      </w:pPr>
+      <w:r>
+        <w:t xml:space="preserve">The workload landscape has bifurcated. On one side, training and interactive inference remain bandwidth-dominated, served by GPU accelerators with HBM. On the other side, a growing class of capacity-bound workloads—Mixture-of-Experts transformer inference, scientific HPC stencil computations, climate modeling, seismic imaging, and large-scale numerical simulation—are bottlenecked not by peak FLOPs but by the memory capacity required to hold resident data</w:t>
+      </w:r>
+      <w:r>
+        <w:t xml:space="preserve">. These workloads share a common memory profile: the arithmetic intensity is low (0.3–2 FLOP/byte), the data sets are large (terabytes to petabytes), and the dominant cost is moving data from memory to compute, not the compute itself</w:t>
+      </w:r>
+      <w:r>
+        <w:t xml:space="preserve">. NVIDIA already reported roughly 40% of datacenter revenue from inference in 2024—’probably understated’—and its subsequent ’inference inflection’ commentary is consistent with the broader shift toward capacity-bound serving</w:t>
+      </w:r>
+      <w:r>
+        <w:t xml:space="preserve">. Capacity-bound serving is weight-stationary: for every token the serving hardware streams the model’s weights once from memory—decode arithmetic intensity is</w:t>
+      </w:r>
+      <w:r>
+        <w:t xml:space="preserve"> </w:t>
+      </w:r>
+      <m:oMath>
+        <m:r>
+          <m:rPr>
+            <m:sty m:val="p"/>
+          </m:rPr>
+          <m:t>≈</m:t>
+        </m:r>
+      </m:oMath>
+      <w:r>
+        <w:t xml:space="preserve">2 FLOP/byte at batch 1 in FP8, far below the ridge point of any current GPU—and performs only a couple of operations per byte read</w:t>
+      </w:r>
+      <w:r>
+        <w:t xml:space="preserve">. Serving throughput is bounded by memory bandwidth, and what can be served is bounded by memory capacity: fitting weights plus KV cache into HBM, not peak FLOPs, decides the batch a server can hold, which is why industry analyses call HBM capacity ’throughput capital’</w:t>
+      </w:r>
+      <w:r>
+        <w:t xml:space="preserve">. MoE serving in particular is memory-capacity-bound: the binding resource is KV cache plus activated expert weights, not the token count</w:t>
+      </w:r>
+      <w:r>
+        <w:t xml:space="preserve">. Stencil workloads are even more memory-bound: a 7-point FP64 stencil has an arithmetic intensity of 0.3–0.5 FLOP/byte, far below the ridge point of any current accelerator</w:t>
+      </w:r>
+      <w:r>
+        <w:t xml:space="preserve">.</w:t>
+      </w:r>
+    </w:p>
+    <w:p>
+      <w:pPr>
+        <w:pStyle w:val="BodyText"/>
+      </w:pPr>
+      <w:r>
+        <w:t xml:space="preserve">This is precisely the regime this architecture is built for. The reference chassis is a weight-stationary serving machine: every parameter and KV cache entry resides in commodity LPDDR6 pools that bypass the interposer and lithography bottlenecks constraining HBM, the router’s closed-form coordinate function dispatches tokens to resident experts (Sections</w:t>
+      </w:r>
+      <w:r>
+        <w:t xml:space="preserve"> </w:t>
+      </w:r>
+      <w:hyperlink w:anchor="sec:2.8">
+        <w:r>
+          <w:rPr>
+            <w:rStyle w:val="Hyperlink"/>
+          </w:rPr>
+          <w:t xml:space="preserve">2.8</w:t>
+        </w:r>
+      </w:hyperlink>
+      <w:r>
+        <w:t xml:space="preserve"> </w:t>
+      </w:r>
+      <w:r>
+        <w:t xml:space="preserve">and</w:t>
+      </w:r>
+      <w:r>
+        <w:t xml:space="preserve"> </w:t>
+      </w:r>
+      <w:hyperlink w:anchor="sec:2.12">
+        <w:r>
+          <w:rPr>
+            <w:rStyle w:val="Hyperlink"/>
+          </w:rPr>
+          <w:t xml:space="preserve">2.12</w:t>
+        </w:r>
+      </w:hyperlink>
+      <w:r>
+        <w:t xml:space="preserve">), the doorbell makes each activation a sub-microsecond event (Sections</w:t>
+      </w:r>
+      <w:r>
+        <w:t xml:space="preserve"> </w:t>
+      </w:r>
+      <w:hyperlink w:anchor="sec:2.9">
+        <w:r>
+          <w:rPr>
+            <w:rStyle w:val="Hyperlink"/>
+          </w:rPr>
+          <w:t xml:space="preserve">2.9</w:t>
+        </w:r>
+      </w:hyperlink>
+      <w:r>
+        <w:t xml:space="preserve"> </w:t>
+      </w:r>
+      <w:r>
+        <w:t xml:space="preserve">and</w:t>
+      </w:r>
+      <w:r>
+        <w:t xml:space="preserve"> </w:t>
+      </w:r>
+      <w:hyperlink w:anchor="sec:3.4">
+        <w:r>
+          <w:rPr>
+            <w:rStyle w:val="Hyperlink"/>
+          </w:rPr>
+          <w:t xml:space="preserve">3.4</w:t>
+        </w:r>
+      </w:hyperlink>
+      <w:r>
+        <w:t xml:space="preserve">), and the spine sizing rule (Section</w:t>
+      </w:r>
+      <w:r>
+        <w:t xml:space="preserve"> </w:t>
+      </w:r>
+      <w:hyperlink w:anchor="sec:2.1">
+        <w:r>
+          <w:rPr>
+            <w:rStyle w:val="Hyperlink"/>
+          </w:rPr>
+          <w:t xml:space="preserve">2.1</w:t>
+        </w:r>
+      </w:hyperlink>
+      <w:r>
+        <w:t xml:space="preserve">) sustains</w:t>
+      </w:r>
+      <w:r>
+        <w:t xml:space="preserve"> </w:t>
+      </w:r>
+      <m:oMath>
+        <m:sSup>
+          <m:e>
+            <m:r>
+              <m:t>10</m:t>
+            </m:r>
+          </m:e>
+          <m:sup>
+            <m:r>
+              <m:t>8</m:t>
+            </m:r>
+          </m:sup>
+        </m:sSup>
+      </m:oMath>
+      <w:r>
         <w:t xml:space="preserve">–</w:t>
       </w:r>
       <m:oMath>
@@ -11938,7 +13426,67 @@
         <w:t xml:space="preserve"> </w:t>
       </w:r>
       <w:r>
-        <w:t xml:space="preserve">token dispatches per second—one to two orders of magnitude above the</w:t>
+        <w:t xml:space="preserve">fabric dispatches per second—at 270 dispatches per generated token (Section</w:t>
+      </w:r>
+      <w:r>
+        <w:t xml:space="preserve"> </w:t>
+      </w:r>
+      <w:hyperlink w:anchor="sec:2.6">
+        <w:r>
+          <w:rPr>
+            <w:rStyle w:val="Hyperlink"/>
+          </w:rPr>
+          <w:t xml:space="preserve">2.6</w:t>
+        </w:r>
+      </w:hyperlink>
+      <w:r>
+        <w:t xml:space="preserve">), a token rate of roughly</w:t>
+      </w:r>
+      <w:r>
+        <w:t xml:space="preserve"> </w:t>
+      </w:r>
+      <m:oMath>
+        <m:r>
+          <m:t>4</m:t>
+        </m:r>
+        <m:r>
+          <m:rPr>
+            <m:sty m:val="p"/>
+          </m:rPr>
+          <m:t>×</m:t>
+        </m:r>
+        <m:sSup>
+          <m:e>
+            <m:r>
+              <m:t>10</m:t>
+            </m:r>
+          </m:e>
+          <m:sup>
+            <m:r>
+              <m:t>6</m:t>
+            </m:r>
+          </m:sup>
+        </m:sSup>
+      </m:oMath>
+      <w:r>
+        <w:t xml:space="preserve"> </w:t>
+      </w:r>
+      <w:r>
+        <w:t xml:space="preserve">tokens/s at the favorable placement of Section</w:t>
+      </w:r>
+      <w:r>
+        <w:t xml:space="preserve"> </w:t>
+      </w:r>
+      <w:hyperlink w:anchor="sec:2.12">
+        <w:r>
+          <w:rPr>
+            <w:rStyle w:val="Hyperlink"/>
+          </w:rPr>
+          <w:t xml:space="preserve">2.12</w:t>
+        </w:r>
+      </w:hyperlink>
+      <w:r>
+        <w:t xml:space="preserve">, within an order of magnitude of the</w:t>
       </w:r>
       <w:r>
         <w:t xml:space="preserve"> </w:t>
@@ -11972,7 +13520,7 @@
         <w:t xml:space="preserve"> </w:t>
       </w:r>
       <w:r>
-        <w:t xml:space="preserve">tokens/s sustained by today’s largest production deployments</w:t>
+        <w:t xml:space="preserve">tokens/s of today’s largest production deployments</w:t>
       </w:r>
       <w:r>
         <w:t xml:space="preserve">. For HPC stencil workloads, the rigid X/Y grid maps directly to the motherboard topology: each grid subdomain becomes a physical node, halo exchanges are single-hop dimension-order routes, and the deterministic latency bounds enable replacing MPI with compile-time coordinate functions. A GPU serving rack uses HBM for exactly the same job—holding weights and KV cache—but at 300 W per package with capacity capped by interposer reticle limits, versus approximately 15 W per node with capacity bounded only by the number of commodity modules the chassis can hold. The roofline argument of Section</w:t>
@@ -12061,14 +13609,114 @@
         <w:t xml:space="preserve">—then frees fabrication capacity back toward commodity DRAM as the mix shifts. Training retains HBM’s bandwidth economics; inference—the majority—moves to capacity economics, where commodity modules with no interposer dependency and mature-node yields above 90% dominate on both physical and economic grounds. The memory market bifurcates, and this machine is built for the inference half.</w:t>
       </w:r>
     </w:p>
+    <w:bookmarkEnd w:id="60"/>
+    <w:bookmarkStart w:id="61" w:name="sec:4.6"/>
+    <w:p>
+      <w:pPr>
+        <w:pStyle w:val="Heading2"/>
+      </w:pPr>
+      <w:r>
+        <w:t xml:space="preserve">4.6 Security posture, design-for-test, and manufacturing readiness</w:t>
+      </w:r>
+    </w:p>
+    <w:p>
+      <w:pPr>
+        <w:pStyle w:val="FirstParagraph"/>
+      </w:pPr>
+      <w:r>
+        <w:t xml:space="preserve">The security model follows from the same property that makes the fabric verifiable: state lives in exactly one place. Compute nodes hold no secrets and no mutable control state—their only configuration is the POST-loaded routing bitmap and kernel constants—so there is nothing on a node to escalate against, and the lxy_repeater’s hardwired bitmask barrier (Section</w:t>
+      </w:r>
+      <w:r>
+        <w:t xml:space="preserve"> </w:t>
+      </w:r>
+      <w:hyperlink w:anchor="sec:2.1">
+        <w:r>
+          <w:rPr>
+            <w:rStyle w:val="Hyperlink"/>
+          </w:rPr>
+          <w:t xml:space="preserve">2.1</w:t>
+        </w:r>
+      </w:hyperlink>
+      <w:r>
+        <w:t xml:space="preserve">) doubles as a hardware isolation boundary no firmware can reconfigure because no such register exists</w:t>
+      </w:r>
+      <w:r>
+        <w:t xml:space="preserve">. The attack surface concentrates on the router chip, which the RTL addresses at four layers. First, secure boot: the 64 KB boot ROM is mask-programmed (combinational, unwritable by construction), and the firmware image it chains to is hash-verified before the CLINT timer or PNM window is released to user code. Second, privilege separation: the RV32 core implements machine-mode CSRs plus physical memory protection (PMP), and the seL4 deployment option (Section</w:t>
+      </w:r>
+      <w:r>
+        <w:t xml:space="preserve"> </w:t>
+      </w:r>
+      <w:hyperlink w:anchor="sec:2.17">
+        <w:r>
+          <w:rPr>
+            <w:rStyle w:val="Hyperlink"/>
+          </w:rPr>
+          <w:t xml:space="preserve">2.17</w:t>
+        </w:r>
+      </w:hyperlink>
+      <w:r>
+        <w:t xml:space="preserve">) replaces the monolithic kernel with a formally verified microkernel whose capability system mediates every device-frame mapping—the root task cannot touch UART or PNM registers without an explicit capability grant. Third, debug lockdown: the JTAG TAP present for bring-up fuses into a locked state at production, with re-entry requiring a signed challenge over the host PCIe link. Fourth, sideband integrity: NODE_ERR and TOPOLOGY_RDY travel on physically separate wires (Section</w:t>
+      </w:r>
+      <w:r>
+        <w:t xml:space="preserve"> </w:t>
+      </w:r>
+      <w:hyperlink w:anchor="sec:2.4">
+        <w:r>
+          <w:rPr>
+            <w:rStyle w:val="Hyperlink"/>
+          </w:rPr>
+          <w:t xml:space="preserve">2.4</w:t>
+        </w:r>
+      </w:hyperlink>
+      <w:r>
+        <w:t xml:space="preserve">) that no data-path fault can mask, so fault injection on the NoB cannot silence the error channel that Section</w:t>
+      </w:r>
+      <w:r>
+        <w:t xml:space="preserve"> </w:t>
+      </w:r>
+      <w:hyperlink w:anchor="sec:4.1">
+        <w:r>
+          <w:rPr>
+            <w:rStyle w:val="Hyperlink"/>
+          </w:rPr>
+          <w:t xml:space="preserve">4.1</w:t>
+        </w:r>
+      </w:hyperlink>
+      <w:r>
+        <w:t xml:space="preserve">’s recovery protocol depends on.</w:t>
+      </w:r>
+    </w:p>
+    <w:p>
+      <w:pPr>
+        <w:pStyle w:val="BodyText"/>
+      </w:pPr>
+      <w:r>
+        <w:t xml:space="preserve">Design-for-test follows the same concentration principle. Both dies carry a JTAG TAP; the router SoC adds a scan-mode override on its clock-gating cells (the latch-based gate passes the test clock unconditionally when scan_en asserts, so gated domains remain observable during scan shift), and every asynchronous reset crossing passes through a two-flop synchronizer (rst_sync.v) so reset-domain crossings are scan-compatible rather than metastability hazards. On-chip memories—router SRAM, node elastic buffers—are reached by a bounded MBIST sequence run from ROM before POST Phase 1, so a bad SRAM word never reaches the topology inventory. The PHY blocks self-test through loopback: the PCIe endpoint’s LOOPBACK parameter drives LTSSM through lane bring-up with no external partner, and the optical links’ CRC-on-arrival check (Section</w:t>
+      </w:r>
+      <w:r>
+        <w:t xml:space="preserve"> </w:t>
+      </w:r>
+      <w:hyperlink w:anchor="sec:2.19">
+        <w:r>
+          <w:rPr>
+            <w:rStyle w:val="Hyperlink"/>
+          </w:rPr>
+          <w:t xml:space="preserve">2.19</w:t>
+        </w:r>
+      </w:hyperlink>
+      <w:r>
+        <w:t xml:space="preserve">) doubles as an in-field signal-integrity monitor. Manufacturing hand-off artifacts ship alongside the RTL rather than after it: SDC timing constraints for the 100 MHz reference domain with false paths enumerated for the combinational ROM/SRAM reads and async resets (pnm_soc.sdc), a device tree source describing the full router-chip memory map for NOMMU Linux boot (pnm_soc.dts), and the assembly schema of the companion repository that composes verified modules into board-level netlists. What remains vendor-dependent—SerDes analog characterization, package bond maps, floorplan extraction—is explicitly outside the RTL’s claims, consistent with this paper’s practice of labeling engineering estimates rather than claiming them away.</w:t>
+      </w:r>
+    </w:p>
+    <w:bookmarkEnd w:id="61"/>
     <w:bookmarkEnd w:id="62"/>
-    <w:bookmarkStart w:id="63" w:name="sec:4.6"/>
-    <w:p>
-      <w:pPr>
-        <w:pStyle w:val="Heading2"/>
-      </w:pPr>
-      <w:r>
-        <w:t xml:space="preserve">4.6 Security posture, design-for-test, and manufacturing readiness</w:t>
+    <w:bookmarkStart w:id="63" w:name="sec:conclusion"/>
+    <w:p>
+      <w:pPr>
+        <w:pStyle w:val="Heading1"/>
+      </w:pPr>
+      <w:r>
+        <w:t xml:space="preserve">Conclusion</w:t>
       </w:r>
     </w:p>
     <w:p>
@@ -12076,159 +13724,75 @@
         <w:pStyle w:val="FirstParagraph"/>
       </w:pPr>
       <w:r>
-        <w:t xml:space="preserve">The security model follows from the same property that makes the fabric verifiable: state lives in exactly one place. Compute nodes hold no secrets and no mutable control state—their only configuration is the POST-loaded routing bitmap and kernel constants—so there is nothing on a node to escalate against, and the lxy_repeater’s hardwired bitmask barrier (Section</w:t>
-      </w:r>
-      <w:r>
-        <w:t xml:space="preserve"> </w:t>
-      </w:r>
-      <w:hyperlink w:anchor="sec:2.1">
-        <w:r>
-          <w:rPr>
-            <w:rStyle w:val="Hyperlink"/>
-          </w:rPr>
-          <w:t xml:space="preserve">2.1</w:t>
-        </w:r>
-      </w:hyperlink>
-      <w:r>
-        <w:t xml:space="preserve">) doubles as a hardware isolation boundary no firmware can reconfigure because no such register exists</w:t>
-      </w:r>
-      <w:r>
-        <w:t xml:space="preserve">. The attack surface concentrates on the router chip, which the RTL addresses at four layers. First, secure boot: the 64 KB boot ROM is mask-programmed (combinational, unwritable by construction), and the firmware image it chains to is hash-verified before the CLINT timer or PNM window is released to user code. Second, privilege separation: the RV32 core implements machine-mode CSRs plus physical memory protection (PMP), and the seL4 deployment option (Section</w:t>
-      </w:r>
-      <w:r>
-        <w:t xml:space="preserve"> </w:t>
-      </w:r>
-      <w:hyperlink w:anchor="sec:2.17">
-        <w:r>
-          <w:rPr>
-            <w:rStyle w:val="Hyperlink"/>
-          </w:rPr>
-          <w:t xml:space="preserve">2.17</w:t>
-        </w:r>
-      </w:hyperlink>
-      <w:r>
-        <w:t xml:space="preserve">) replaces the monolithic kernel with a formally verified microkernel whose capability system mediates every device-frame mapping—the root task cannot touch UART or PNM registers without an explicit capability grant. Third, debug lockdown: the JTAG TAP present for bring-up fuses into a locked state at production, with re-entry requiring a signed challenge over the host PCIe link. Fourth, sideband integrity: NODE_ERR and TOPOLOGY_RDY travel on physically separate wires (Section</w:t>
-      </w:r>
-      <w:r>
-        <w:t xml:space="preserve"> </w:t>
-      </w:r>
-      <w:hyperlink w:anchor="sec:2.4">
-        <w:r>
-          <w:rPr>
-            <w:rStyle w:val="Hyperlink"/>
-          </w:rPr>
-          <w:t xml:space="preserve">2.4</w:t>
-        </w:r>
-      </w:hyperlink>
-      <w:r>
-        <w:t xml:space="preserve">) that no data-path fault can mask, so fault injection on the NoB cannot silence the error channel that Section</w:t>
-      </w:r>
-      <w:r>
-        <w:t xml:space="preserve"> </w:t>
-      </w:r>
-      <w:hyperlink w:anchor="sec:4.1">
-        <w:r>
-          <w:rPr>
-            <w:rStyle w:val="Hyperlink"/>
-          </w:rPr>
-          <w:t xml:space="preserve">4.1</w:t>
-        </w:r>
-      </w:hyperlink>
-      <w:r>
-        <w:t xml:space="preserve">’s recovery protocol depends on.</w:t>
-      </w:r>
-    </w:p>
-    <w:p>
-      <w:pPr>
-        <w:pStyle w:val="BodyText"/>
-      </w:pPr>
-      <w:r>
-        <w:t xml:space="preserve">Design-for-test follows the same concentration principle. Both dies carry a JTAG TAP; the router SoC adds a scan-mode override on its clock-gating cells (the latch-based gate passes the test clock unconditionally when scan_en asserts, so gated domains remain observable during scan shift), and every asynchronous reset crossing passes through a two-flop synchronizer (rst_sync.v) so reset-domain crossings are scan-compatible rather than metastability hazards. On-chip memories—router SRAM, node elastic buffers—are reached by a bounded MBIST sequence run from ROM before POST Phase 1, so a bad SRAM word never reaches the topology inventory. The PHY blocks self-test through loopback: the PCIe endpoint’s LOOPBACK parameter drives LTSSM through lane bring-up with no external partner, and the optical links’ CRC-on-arrival check (Section</w:t>
-      </w:r>
-      <w:r>
-        <w:t xml:space="preserve"> </w:t>
-      </w:r>
-      <w:hyperlink w:anchor="sec:2.19">
-        <w:r>
-          <w:rPr>
-            <w:rStyle w:val="Hyperlink"/>
-          </w:rPr>
-          <w:t xml:space="preserve">2.19</w:t>
-        </w:r>
-      </w:hyperlink>
-      <w:r>
-        <w:t xml:space="preserve">) doubles as an in-field signal-integrity monitor. Manufacturing hand-off artifacts ship alongside the RTL rather than after it: SDC timing constraints for the 100 MHz reference domain with false paths enumerated for the combinational ROM/SRAM reads and async resets (pnm_soc.sdc), a device tree source describing the full router-chip memory map for NOMMU Linux boot (pnm_soc.dts), and the assembly schema of the companion repository that composes verified modules into board-level netlists. What remains vendor-dependent—SerDes analog characterization, package bond maps, floorplan extraction—is explicitly outside the RTL’s claims, consistent with this paper’s practice of labeling engineering estimates rather than claiming them away.</w:t>
+        <w:t xml:space="preserve">This paper has specified a distributed spatial Processing-Near-Memory architecture that bypasses the HBM capacity wall through three physical properties that no market correction can alter: commodity LPDDR6 CAMM2 modules with no interposer dependency</w:t>
+      </w:r>
+      <w:r>
+        <w:t xml:space="preserve">, mature-node DUV logic with high yields and established supply chains, and deterministic wormhole routing that eliminates runtime scheduling overhead</w:t>
+      </w:r>
+      <w:r>
+        <w:t xml:space="preserve">. By treating the physical motherboard as an immutable dataflow graph and exporting its topography as a bespoke ISA, the system eliminates cache coherency, operating-system overhead, and the thermal density of advanced interposer stacks. Routing is coordinate arithmetic on a single-spine tree with dimension-order on-board paths; deadlock freedom follows from four monotonically ordered virtual-channel classes with credited per-class buffers at the two state points in the design; the hardened doorbell makes activation atomic, idle-free, and loss-observable through a single ACK wire; and the isothermal parallel manifold sustains thermal viability with enforced flow balance. A RISC-V BMC/router chip at the spine root provides a programmable management plane compatible with Linux and seL4, handling topology discovery, workload dispatch, and host PCIe on a single socketed, cold-swappable die.</w:t>
+      </w:r>
+    </w:p>
+    <w:p>
+      <w:pPr>
+        <w:pStyle w:val="BodyText"/>
+      </w:pPr>
+      <w:r>
+        <w:t xml:space="preserve">The reference chassis—64 TB, 131 TB/s aggregate node-local bandwidth, approximately 197 TFLOPS FP64, approximately 15 W per node—demonstrates that the physical constraints of interposer packaging, EUV yield, and thermal density favour distributed commodity memory by a wide margin. At current DRAM prices, the cost advantage is approximately 20</w:t>
+      </w:r>
+      <m:oMath>
+        <m:r>
+          <m:rPr>
+            <m:sty m:val="p"/>
+          </m:rPr>
+          <m:t>×</m:t>
+        </m:r>
+      </m:oMath>
+      <w:r>
+        <w:t xml:space="preserve"> </w:t>
+      </w:r>
+      <w:r>
+        <w:t xml:space="preserve">per byte against HBM, but the structural advantage—no interposer, no EUV, no 300 W thermal hotspots—persists regardless of market cycles.</w:t>
+      </w:r>
+    </w:p>
+    <w:p>
+      <w:pPr>
+        <w:pStyle w:val="BodyText"/>
+      </w:pPr>
+      <w:r>
+        <w:t xml:space="preserve">The same fabric specification scales down to SODIMM-based deskside units—DDR4 or DDR5 SODIMM modules with relaxed CAS latency—and scales out to multi-chassis spatial supercomputers via a second routing level, without changing the wire protocol, the doorbell discipline, or the compiler’s program schema (Section</w:t>
+      </w:r>
+      <w:r>
+        <w:t xml:space="preserve"> </w:t>
+      </w:r>
+      <w:hyperlink w:anchor="sec:3.7">
+        <w:r>
+          <w:rPr>
+            <w:rStyle w:val="Hyperlink"/>
+          </w:rPr>
+          <w:t xml:space="preserve">3.7</w:t>
+        </w:r>
+      </w:hyperlink>
+      <w:r>
+        <w:t xml:space="preserve">). Target workloads—including MoE transformer inference, FP64 stencil computation for scientific HPC, climate and seismic imaging codes, and functional data-based evaluation—sit in the bandwidth-bound regime on the precision they actually run, where mature-node silicon is already sufficient</w:t>
+      </w:r>
+      <w:r>
+        <w:t xml:space="preserve">, and they inherit deterministic fabric replay, compile-time latency bounds, and an honest availability model with a single swappable router as the only point of programmable state.</w:t>
+      </w:r>
+    </w:p>
+    <w:p>
+      <w:pPr>
+        <w:pStyle w:val="BodyText"/>
+      </w:pPr>
+      <w:r>
+        <w:t xml:space="preserve">The full repository, including Verilog HDL sources, build scripts, and this manuscript, is available at https://github.com/im-BowenGu/PNM-Arch. The hardware designs (the Verilog HDL sources) are released under the CERN Open Hardware Licence Version 2 Strongly Reciprocal (CERN-OHL-S)</w:t>
+      </w:r>
+      <w:r>
+        <w:t xml:space="preserve">, the build and simulation code under AGPL-3.0-or-later, and this manuscript under CC BY-SA 4.0.</w:t>
       </w:r>
     </w:p>
     <w:bookmarkEnd w:id="63"/>
-    <w:bookmarkEnd w:id="64"/>
-    <w:bookmarkStart w:id="65" w:name="sec:conclusion"/>
-    <w:p>
-      <w:pPr>
-        <w:pStyle w:val="Heading1"/>
-      </w:pPr>
-      <w:r>
-        <w:t xml:space="preserve">Conclusion</w:t>
-      </w:r>
-    </w:p>
-    <w:p>
-      <w:pPr>
-        <w:pStyle w:val="FirstParagraph"/>
-      </w:pPr>
-      <w:r>
-        <w:t xml:space="preserve">This paper has specified a distributed spatial Processing-Near-Memory architecture that bypasses the HBM capacity wall through three physical properties that no market correction can alter: commodity LPDDR6 CAMM2 modules with no interposer dependency</w:t>
-      </w:r>
-      <w:r>
-        <w:t xml:space="preserve">, mature-node DUV logic with high yields and established supply chains, and deterministic wormhole routing that eliminates runtime scheduling overhead</w:t>
-      </w:r>
-      <w:r>
-        <w:t xml:space="preserve">. By treating the physical motherboard as an immutable dataflow graph and exporting its topography as a bespoke ISA, the system eliminates cache coherency, operating-system overhead, and the thermal density of advanced interposer stacks. Routing is coordinate arithmetic on a single-spine tree with dimension-order on-board paths; deadlock freedom follows from four monotonically ordered virtual-channel classes with credited per-class buffers at the two state points in the design; the hardened doorbell makes activation atomic, idle-free, and loss-observable through a single ACK wire; and the isothermal parallel manifold sustains thermal viability with enforced flow balance. A RISC-V BMC/router chip at the spine root provides a programmable management plane compatible with Linux and Redox, handling topology discovery, workload dispatch, and host PCIe on a single socketed, cold-swappable die. The reference chassis—64 TB, 131 TB/s aggregate node-local bandwidth, approximately 197 TFLOPS FP64, approximately 15 W per node—demonstrates that the physical constraints of interposer packaging, EUV yield, and thermal density favour distributed commodity memory by a wide margin. At current DRAM prices, the cost advantage is approximately 20</w:t>
-      </w:r>
-      <m:oMath>
-        <m:r>
-          <m:rPr>
-            <m:sty m:val="p"/>
-          </m:rPr>
-          <m:t>×</m:t>
-        </m:r>
-      </m:oMath>
-      <w:r>
-        <w:t xml:space="preserve"> </w:t>
-      </w:r>
-      <w:r>
-        <w:t xml:space="preserve">per byte against HBM, but the structural advantage—no interposer, no EUV, no 300 W thermal hotspots—persists regardless of market cycles. The same fabric specification scales down to SODIMM-based deskside units—DDR4 or DDR5 SODIMM modules with relaxed CAS latency—and scales out to multi-chassis spatial supercomputers via a second routing level, without changing the wire protocol, the doorbell discipline, or the compiler’s program schema (Section</w:t>
-      </w:r>
-      <w:r>
-        <w:t xml:space="preserve"> </w:t>
-      </w:r>
-      <w:hyperlink w:anchor="sec:3.7">
-        <w:r>
-          <w:rPr>
-            <w:rStyle w:val="Hyperlink"/>
-          </w:rPr>
-          <w:t xml:space="preserve">3.7</w:t>
-        </w:r>
-      </w:hyperlink>
-      <w:r>
-        <w:t xml:space="preserve">). Target workloads—including MoE transformer inference, FP64 stencil computation for scientific HPC, climate and seismic imaging codes, and functional data-based evaluation—sit in the bandwidth-bound regime on the precision they actually run, where mature-node silicon is already sufficient</w:t>
-      </w:r>
-      <w:r>
-        <w:t xml:space="preserve">, and they inherit deterministic fabric replay, compile-time latency bounds, and an honest availability model with a single swappable router as the only point of programmable state.</w:t>
-      </w:r>
-    </w:p>
-    <w:p>
-      <w:pPr>
-        <w:pStyle w:val="BodyText"/>
-      </w:pPr>
-      <w:r>
-        <w:t xml:space="preserve">The full repository, including Verilog HDL sources, build scripts, and this manuscript, is available at https://github.com/im-BowenGu/PNM-Arch. The hardware designs (the Verilog HDL sources) are released under the CERN Open Hardware Licence Version 2 Strongly Reciprocal (CERN-OHL-S)</w:t>
-      </w:r>
-      <w:r>
-        <w:t xml:space="preserve">, the build and simulation code under AGPL-3.0-or-later, and this manuscript under CC BY-SA 4.0.</w:t>
-      </w:r>
-    </w:p>
-    <w:bookmarkEnd w:id="65"/>
-    <w:bookmarkStart w:id="66" w:name="sec:acknowledgments"/>
+    <w:bookmarkStart w:id="64" w:name="sec:acknowledgments"/>
     <w:p>
       <w:pPr>
         <w:pStyle w:val="Heading1"/>
@@ -12621,7 +14185,7 @@
         <w:t xml:space="preserve">JEDEC Solid State Technology Association. Double data rate 5 (DDR5) SDRAM standard. JESD79-5C, 2024.</w:t>
       </w:r>
     </w:p>
-    <w:bookmarkEnd w:id="66"/>
+    <w:bookmarkEnd w:id="64"/>
     <w:sectPr/>
   </w:body>
 </w:document>

--- a/paper/submission/paper.docx
+++ b/paper/submission/paper.docx
@@ -2461,7 +2461,7 @@
         </m:r>
       </m:oMath>
       <w:r>
-        <w:t xml:space="preserve">1 s (512 bitmaps at 6 bytes each via sideband), weight upload in approximately 12–15 min (64 TB through the dual PCIe Gen5 x16 uplinks at a realistic sustained fraction of the unidirectional rate), MoE load in</w:t>
+        <w:t xml:space="preserve">1 s (512 node bitmaps at 6 bytes each via sideband), weight upload in approximately 12–15 min (64 TB through the dual PCIe Gen5 x16 uplinks at a realistic sustained fraction of the unidirectional rate), MoE load in</w:t>
       </w:r>
       <w:r>
         <w:t xml:space="preserve"> </w:t>
@@ -6812,7 +6812,7 @@
         <w:pStyle w:val="FirstParagraph"/>
       </w:pPr>
       <w:r>
-        <w:t xml:space="preserve">LPDDR6 provides on-die ECC; the MAC ASIC’s memory controller adds conventional SECDED on the bus. Every fabric link carries a link-local CRC per flit that covers the full flit including its routing header bytes, so a bit error that would corrupt a route decision is detected before the consuming gate strips its header byte; a corrupt flit is discarded at the boundary rather than misrouted. Every message additionally carries an end-to-end CRC per message over the protected body—[CTRL, DEST, LEN, payload]—and the destination DMA refuses the doorbell unless the protected destination matches its own coordinate (Section</w:t>
+        <w:t xml:space="preserve">LPDDR6 provides on-die ECC; the MAC ASIC’s memory controller adds conventional SECDED on the bus. Every message carries an end-to-end CRC-16/CCITT-FALSE check over the protected body—[CTRL, DEST, LEN, payload]—and because the DEST field (MODULE_ID) is inside that coverage, a bit error that would corrupt a route decision is caught when the destination DMA refuses the doorbell (Section</w:t>
       </w:r>
       <w:r>
         <w:t xml:space="preserve"> </w:t>
@@ -6823,6 +6823,20 @@
             <w:rStyle w:val="Hyperlink"/>
           </w:rPr>
           <w:t xml:space="preserve">2.9</w:t>
+        </w:r>
+      </w:hyperlink>
+      <w:r>
+        <w:t xml:space="preserve">); there is no per-link CRC and no mid-fabric discard—a corrupt flit is dropped only at its destination doorbell, and the withheld ACK converts the loss into an observable NODE_ERR (Section</w:t>
+      </w:r>
+      <w:r>
+        <w:t xml:space="preserve"> </w:t>
+      </w:r>
+      <w:hyperlink w:anchor="sec:4.1">
+        <w:r>
+          <w:rPr>
+            <w:rStyle w:val="Hyperlink"/>
+          </w:rPr>
+          <w:t xml:space="preserve">4.1</w:t>
         </w:r>
       </w:hyperlink>
       <w:r>
@@ -7228,7 +7242,21 @@
         <w:pStyle w:val="BodyText"/>
       </w:pPr>
       <w:r>
-        <w:t xml:space="preserve">When a token requires a given expert, the central router chip evaluates the coordinate routing function, dispatches the token via wormhole routing to the holding node, and the doorbell fires. The local MAC executes and returns the updated hidden state. Because only the token travels to the expert—the expert’s weights stay resident—the cross-layer traffic fraction</w:t>
+        <w:t xml:space="preserve">The KV cache store/load/evict cycle is machine-checked end-to-end: KV commands ride the fabric as CRC-protected wormhole flits (CTRL opcodes 0xA0 for store, 0xB0 for load), the offload controller evicts the oldest entry when a bank reaches capacity, and a load returns a CRC-complete response flit the node doorbell accepts (Section</w:t>
+      </w:r>
+      <w:r>
+        <w:t xml:space="preserve"> </w:t>
+      </w:r>
+      <w:hyperlink w:anchor="sec:2.15">
+        <w:r>
+          <w:rPr>
+            <w:rStyle w:val="Hyperlink"/>
+          </w:rPr>
+          <w:t xml:space="preserve">2.15</w:t>
+        </w:r>
+      </w:hyperlink>
+      <w:r>
+        <w:t xml:space="preserve">). When a token requires a given expert, the central router chip evaluates the coordinate routing function, dispatches the token via wormhole routing to the holding node, and the doorbell fires. The local MAC executes and returns the updated hidden state. Because only the token travels to the expert—the expert’s weights stay resident—the cross-layer traffic fraction</w:t>
       </w:r>
       <w:r>
         <w:t xml:space="preserve"> </w:t>
@@ -7881,7 +7909,21 @@
         </w:r>
       </w:hyperlink>
       <w:r>
-        <w:t xml:space="preserve">.</w:t>
+        <w:t xml:space="preserve">. Two opt-in KV scenarios exercise the cache banks of Section</w:t>
+      </w:r>
+      <w:r>
+        <w:t xml:space="preserve"> </w:t>
+      </w:r>
+      <w:hyperlink w:anchor="sec:2.12">
+        <w:r>
+          <w:rPr>
+            <w:rStyle w:val="Hyperlink"/>
+          </w:rPr>
+          <w:t xml:space="preserve">2.12</w:t>
+        </w:r>
+      </w:hyperlink>
+      <w:r>
+        <w:t xml:space="preserve">: kv stores CRC-validated entries into the per-column banks and loads them back as CRC-complete compute flits the node doorbell accepts (corrupt commands are drained and refused), and kvflow drives a small bank through fill, automatic eviction by the offload controller at capacity, and reload, machine-checking the circular FIFO window against a software twin that replays the same command sequence with the same eviction rule.</w:t>
       </w:r>
     </w:p>
     <w:p>
@@ -9461,7 +9503,7 @@
         </m:r>
       </m:oMath>
       <w:r>
-        <w:t xml:space="preserve">8 chassis emits three artifacts: a routing table of exactly 512 entries—one 11-bit bitmap per repeater and node, loaded during POST; an expert map placing all experts of every model layer across the expert-parallel node pool with no data-parallel replication waste; and a per-token dispatch plan. For the Gemma-4-class reference model fixture (30 layers, 128 experts, top-8), the plan is 270 dispatches per token: 30 dense attention projections plus 240 expert activations, each carrying its destination coordinate, compute-unit assignment, KV-cache disposition, and flit byte count. The firmware boot sequence is verified against the same artifacts: five phases (POST discovery finding all 512 nodes, routing-table load of 512 bitmaps, weight upload of 8,045 integrity-checked commands, MoE gating load of 3,840 expert mappings—128 experts</w:t>
+        <w:t xml:space="preserve">8 chassis emits three artifacts: a routing table of exactly 512 entries—one 11-bit bitmap per node (the per-layer repeater bitmaps ride the same table), loaded during POST; an expert map placing all experts of every model layer across the expert-parallel node pool with no data-parallel replication waste; and a per-token dispatch plan. For the Gemma-4-class reference model fixture (30 layers, 128 experts, top-8), the plan is 270 dispatches per token: 30 dense attention projections plus 240 expert activations, each carrying its destination coordinate, compute-unit assignment, KV-cache disposition, and flit byte count. The firmware boot sequence is verified against the same artifacts: five phases (POST discovery finding all 512 nodes, routing-table load of 512 bitmaps, weight upload of 8,045 integrity-checked commands, MoE gating load of 3,840 expert mappings—128 experts</w:t>
       </w:r>
       <w:r>
         <w:t xml:space="preserve"> </w:t>
@@ -11178,7 +11220,7 @@
         </m:r>
       </m:oMath>
       <w:r>
-        <w:t xml:space="preserve">16 GB/s per direction; wormhole framing, link-local CRC per flit</w:t>
+        <w:t xml:space="preserve">16 GB/s per direction; wormhole framing, end-to-end CRC per message</w:t>
       </w:r>
       <w:r>
         <w:t xml:space="preserve"> </w:t>
@@ -12805,7 +12847,7 @@
         <w:pStyle w:val="BodyText"/>
       </w:pPr>
       <w:r>
-        <w:t xml:space="preserve">Reliability claims and their validation scope. The only integrity mechanisms the co-simulation actually exercises are the end-to-end CRC-16/CCITT-FALSE check of Section</w:t>
+        <w:t xml:space="preserve">Reliability claims and their validation scope. The only integrity mechanism the co-simulation actually exercises is the end-to-end CRC-16/CCITT-FALSE check of Sections</w:t>
       </w:r>
       <w:r>
         <w:t xml:space="preserve"> </w:t>
@@ -12822,7 +12864,7 @@
         <w:t xml:space="preserve"> </w:t>
       </w:r>
       <w:r>
-        <w:t xml:space="preserve">and the link-local CRC of Section</w:t>
+        <w:t xml:space="preserve">and</w:t>
       </w:r>
       <w:r>
         <w:t xml:space="preserve"> </w:t>

--- a/paper/submission/paper.docx
+++ b/paper/submission/paper.docx
@@ -10144,7 +10144,7 @@
         </w:r>
       </w:hyperlink>
       <w:r>
-        <w:t xml:space="preserve">), the destination compute node runs that expert on its selectable ASIC, and the node’s output matches an independent software BF16 twin on every word. Closing the loop, feeding the RTL router’s logits into the engine in place of the software matvec reproduces the software-only inference token for token—so the hardware gating decision changes no output. All of these checks run on real checkpoint weights and are part of the co-simulation suite of Section</w:t>
+        <w:t xml:space="preserve">), the destination compute node runs that expert on its selectable ASIC, and the node’s output matches an independent software BF16 twin on every word. The composition is chained rather than sampled: over model layers 0, 7, and 14, the router input of each layer is derived from the residual slice left by the previous layer’s node, so the gating decision, the fabric dispatch, and the expert recomputation form a single data dependency across layers, and each layer’s node output is again bit-exact against the software twin (the chain runs at a reduced 256-dimension slice, so the router sees the matching 256-column weight slice, to stay inside a cycle budget). Closing the loop, feeding the RTL router’s logits into the engine in place of the software matvec reproduces the software-only inference token for token—so the hardware gating decision changes no output. All of these checks run on real checkpoint weights and are part of the co-simulation suite of Section</w:t>
       </w:r>
       <w:r>
         <w:t xml:space="preserve"> </w:t>

--- a/paper/submission/paper.docx
+++ b/paper/submission/paper.docx
@@ -23,7 +23,7 @@
         <w:pStyle w:val="Date"/>
       </w:pPr>
       <w:r>
-        <w:t xml:space="preserve">October 18, 2026</w:t>
+        <w:t xml:space="preserve">October 20, 2026</w:t>
       </w:r>
     </w:p>
     <w:bookmarkStart w:id="20" w:name="sec:abstract"/>
@@ -16981,79 +16981,12 @@
         <w:pStyle w:val="Heading2"/>
       </w:pPr>
       <w:r>
-        <w:t xml:space="preserve">4.6 Security posture, design-for-test, and manufacturing readiness</w:t>
+        <w:t xml:space="preserve">4.6 Design-for-test and manufacturing readiness</w:t>
       </w:r>
     </w:p>
     <w:p>
       <w:pPr>
         <w:pStyle w:val="FirstParagraph"/>
-      </w:pPr>
-      <w:r>
-        <w:t xml:space="preserve">The security model follows from the same property that makes the fabric verifiable: state lives in exactly one place. Compute nodes hold no secrets and no mutable control state—their only configuration is the POST-loaded routing bitmap and kernel constants—so there is nothing on a node to escalate against, and the lxy_repeater’s hardwired bitmask barrier (Section</w:t>
-      </w:r>
-      <w:r>
-        <w:t xml:space="preserve"> </w:t>
-      </w:r>
-      <w:hyperlink w:anchor="sec:2.1">
-        <w:r>
-          <w:rPr>
-            <w:rStyle w:val="Hyperlink"/>
-          </w:rPr>
-          <w:t xml:space="preserve">2.1</w:t>
-        </w:r>
-      </w:hyperlink>
-      <w:r>
-        <w:t xml:space="preserve">) doubles as a hardware isolation boundary no firmware can reconfigure because no such register exists</w:t>
-      </w:r>
-      <w:r>
-        <w:t xml:space="preserve">. The attack surface concentrates on the router chip, which the RTL addresses at four layers. First, secure boot: the 64 KB boot ROM is mask-programmed (combinational, unwritable by construction), and the firmware image it chains to is hash-verified before the CLINT timer or PNM window is released to user code. Second, privilege separation: the RV32 core implements machine-mode CSRs plus physical memory protection (PMP), and the seL4 deployment option (Section</w:t>
-      </w:r>
-      <w:r>
-        <w:t xml:space="preserve"> </w:t>
-      </w:r>
-      <w:hyperlink w:anchor="sec:2.17">
-        <w:r>
-          <w:rPr>
-            <w:rStyle w:val="Hyperlink"/>
-          </w:rPr>
-          <w:t xml:space="preserve">2.17</w:t>
-        </w:r>
-      </w:hyperlink>
-      <w:r>
-        <w:t xml:space="preserve">) replaces the monolithic kernel with a formally verified microkernel whose capability system mediates every device-frame mapping—the root task cannot touch UART or PNM registers without an explicit capability grant. Third, debug lockdown: the JTAG TAP present for bring-up fuses into a locked state at production, with re-entry requiring a signed challenge over the host PCIe link. Fourth, sideband integrity: NODE_ERR and TOPOLOGY_RDY travel on physically separate wires (Section</w:t>
-      </w:r>
-      <w:r>
-        <w:t xml:space="preserve"> </w:t>
-      </w:r>
-      <w:hyperlink w:anchor="sec:2.4">
-        <w:r>
-          <w:rPr>
-            <w:rStyle w:val="Hyperlink"/>
-          </w:rPr>
-          <w:t xml:space="preserve">2.4</w:t>
-        </w:r>
-      </w:hyperlink>
-      <w:r>
-        <w:t xml:space="preserve">) that no data-path fault can mask, so fault injection on the NoB cannot silence the error channel that Section</w:t>
-      </w:r>
-      <w:r>
-        <w:t xml:space="preserve"> </w:t>
-      </w:r>
-      <w:hyperlink w:anchor="sec:4.1">
-        <w:r>
-          <w:rPr>
-            <w:rStyle w:val="Hyperlink"/>
-          </w:rPr>
-          <w:t xml:space="preserve">4.1</w:t>
-        </w:r>
-      </w:hyperlink>
-      <w:r>
-        <w:t xml:space="preserve">’s recovery protocol depends on.</w:t>
-      </w:r>
-    </w:p>
-    <w:p>
-      <w:pPr>
-        <w:pStyle w:val="BodyText"/>
       </w:pPr>
       <w:r>
         <w:t xml:space="preserve">Design-for-test follows the same concentration principle. Both dies carry a JTAG TAP; the router SoC adds a scan-mode override on its clock-gating cells (the latch-based gate passes the test clock unconditionally when scan_en asserts, so gated domains remain observable during scan shift), and every asynchronous reset crossing passes through a two-flop synchronizer (rst_sync.v) so reset-domain crossings are scan-compatible rather than metastability hazards. On-chip memories—router SRAM, node elastic buffers—are reached by a bounded MBIST sequence run from ROM before POST Phase 1, so a bad SRAM word never reaches the topology inventory. The PHY blocks self-test through loopback: the PCIe endpoint’s LOOPBACK parameter drives LTSSM through lane bring-up with no external partner, and the optical links’ CRC-on-arrival check (Section</w:t>

--- a/paper/submission/paper.docx
+++ b/paper/submission/paper.docx
@@ -9437,7 +9437,7 @@
         <w:pStyle w:val="BodyText"/>
       </w:pPr>
       <w:r>
-        <w:t xml:space="preserve">The current RTL implements the RV32IMA baseline as a proof of concept; production silicon upgrades to RV32IMAFC (adding compressed instructions and single/double-precision floating point) to meet the NOMMU Linux requirement. The C firmware port targets both deployment modes: bare-metal static allocation for deterministic boot-time behavior, and a NOMMU Linux userspace daemon for operational flexibility.</w:t>
+        <w:t xml:space="preserve">The current RTL implements the RV32IMA baseline as a proof of concept; production silicon upgrades to RV32IMAFC (adding compressed instructions and single/double-precision floating point) to meet the NOMMU Linux requirement. The OS images themselves are in the repository (a trimmed NOMMU Linux with a bare-metal init, and a seL4 root task), and they build; they do not yet boot on the proof-of-concept core, which does not implement the JAL/JALR link store, so no compiler-generated code runs on it yet. That gap is machine-checked rather than assumed: a testbench executes the Linux init binary on the chip’s own core and UART models (HDL/tb_linux_init.v) and checks its boot banner. The C firmware port targets both deployment modes: bare-metal static allocation for deterministic boot-time behavior, and a NOMMU Linux userspace daemon for operational flexibility.</w:t>
       </w:r>
     </w:p>
     <w:p>
@@ -17028,7 +17028,7 @@
         <w:t xml:space="preserve">, mature-node DUV logic with high yields and established supply chains, and deterministic wormhole routing that eliminates runtime scheduling overhead</w:t>
       </w:r>
       <w:r>
-        <w:t xml:space="preserve">. By treating the physical motherboard as an immutable dataflow graph and exporting its topography as a bespoke ISA, the system eliminates cache coherency, operating-system overhead, and the thermal density of advanced interposer stacks. Routing is coordinate arithmetic on a single-spine tree with dimension-order on-board paths; deadlock freedom follows from four monotonically ordered virtual-channel classes with credited per-class buffers at the two state points in the design; the hardened doorbell makes activation atomic, idle-free, and loss-observable through a single ACK wire; and the isothermal parallel manifold sustains thermal viability with enforced flow balance. A RISC-V BMC/router chip at the spine root provides a programmable management plane compatible with Linux and seL4, handling topology discovery, workload dispatch, and host PCIe on a single socketed, cold-swappable die.</w:t>
+        <w:t xml:space="preserve">. By treating the physical motherboard as an immutable dataflow graph and exporting its topography as a bespoke ISA, the system eliminates cache coherency, operating-system overhead, and the thermal density of advanced interposer stacks. Routing is coordinate arithmetic on a single-spine tree with dimension-order on-board paths; deadlock freedom follows from four monotonically ordered virtual-channel classes with credited per-class buffers at the two state points in the design; the hardened doorbell makes activation atomic, idle-free, and loss-observable through a single ACK wire; and the isothermal parallel manifold sustains thermal viability with enforced flow balance. A RISC-V BMC/router chip at the spine root provides a programmable management plane targeting Linux and seL4, handling topology discovery, workload dispatch, and host PCIe on a single socketed, cold-swappable die.</w:t>
       </w:r>
     </w:p>
     <w:p>

--- a/paper/submission/paper.docx
+++ b/paper/submission/paper.docx
@@ -9437,7 +9437,7 @@
         <w:pStyle w:val="BodyText"/>
       </w:pPr>
       <w:r>
-        <w:t xml:space="preserve">The current RTL implements the RV32IMA baseline as a proof of concept; production silicon upgrades to RV32IMAFC (adding compressed instructions and single/double-precision floating point) to meet the NOMMU Linux requirement. The OS images themselves are in the repository (a trimmed NOMMU Linux with a bare-metal init, and a seL4 root task), and they build; they do not yet boot on the proof-of-concept core, which does not implement the JAL/JALR link store, so no compiler-generated code runs on it yet. That gap is machine-checked rather than assumed: a testbench executes the Linux init binary on the chip’s own core and UART models (HDL/tb_linux_init.v) and checks its boot banner. The C firmware port targets both deployment modes: bare-metal static allocation for deterministic boot-time behavior, and a NOMMU Linux userspace daemon for operational flexibility.</w:t>
+        <w:t xml:space="preserve">The current RTL implements the RV32IMA baseline as a proof of concept; production silicon upgrades to RV32IMAFC (adding compressed instructions and single/double-precision floating point) to meet the NOMMU Linux requirement. The OS images themselves are in the repository (a trimmed NOMMU Linux with a bare-metal init, and a seL4 root task), and they build. The Linux init binary is executed on the chip’s own core and UART models by a testbench (HDL/tb_linux_init.v) that checks its boot banner, the router status read and the NVMe probe, so the userspace image is exercised against the RTL rather than a host’s behaviour; the kernel image itself is not yet booted in that harness, and neither image has yet run on a host emulator or on hardware. The C firmware port targets both deployment modes: bare-metal static allocation for deterministic boot-time behavior, and a NOMMU Linux userspace daemon for operational flexibility.</w:t>
       </w:r>
     </w:p>
     <w:p>

--- a/paper/submission/paper.docx
+++ b/paper/submission/paper.docx
@@ -9437,7 +9437,7 @@
         <w:pStyle w:val="BodyText"/>
       </w:pPr>
       <w:r>
-        <w:t xml:space="preserve">The current RTL implements the RV32IMA baseline as a proof of concept; production silicon upgrades to RV32IMAFC (adding compressed instructions and single/double-precision floating point) to meet the NOMMU Linux requirement. The OS images themselves are in the repository (a trimmed NOMMU Linux with a bare-metal init, and a seL4 root task), and they build. The Linux init binary is executed on the chip’s own core and UART models by a testbench (HDL/tb_linux_init.v) that checks its boot banner, the router status read and the NVMe probe, so the userspace image is exercised against the RTL rather than a host’s behaviour; the kernel image itself is not yet booted in that harness, and neither image has yet run on a host emulator or on hardware. The C firmware port targets both deployment modes: bare-metal static allocation for deterministic boot-time behavior, and a NOMMU Linux userspace daemon for operational flexibility.</w:t>
+        <w:t xml:space="preserve">The current RTL implements the RV32IMA baseline as a proof of concept; production silicon upgrades to RV32IMAFC (adding compressed instructions and single/double-precision floating point) to meet the NOMMU Linux requirement. The OS images themselves are in the repository (a trimmed NOMMU Linux with a bare-metal init, and a seL4 root task), and they build. The Linux init binary is executed on the chip’s own core and UART models by a testbench (HDL/tb_linux_init.v) that checks its boot banner, the router status read and the NVMe probe, so the userspace image is exercised against the RTL rather than a host’s behaviour. The kernel image itself is not yet booted in that harness, and neither image has yet run on a host emulator or on hardware. The architectural reason is the core’s instruction-fetch path: it is a separate combinational port onto the 64 KB boot ROM, while the SRAM and DRAM windows are data-only, so an image in memory cannot be fetched until the fetch path is unified with the data bus. The C firmware port targets both deployment modes: bare-metal static allocation for deterministic boot-time behavior, and a NOMMU Linux userspace daemon for operational flexibility.</w:t>
       </w:r>
     </w:p>
     <w:p>

--- a/paper/submission/paper.docx
+++ b/paper/submission/paper.docx
@@ -66,7 +66,7 @@
         <w:t xml:space="preserve">paired with mature-node DUV MAC ASICs, wired by a deterministic single-spine wormhole fabric of stateless Hardware Flit Repeaters and combinational lxy_repeater nodes that replaces runtime scheduling and cache coherency with coordinate arithmetic and closed-form latency bounds</w:t>
       </w:r>
       <w:r>
-        <w:t xml:space="preserve">. A 512-node reference chassis provides 64 TB of attached memory (two 64 GB 192-bit modules per node, 384-bit,  512 GB/s node-local), 262 TB/s aggregate node-local bandwidth, and approximately 197 TFLOPS FP64 at approximately 15 W per node—8–10 kW per chassis against 0.25 MW for capacity-equivalent HBM—managed by one socketed RISC-V BMC/router chip handling topology discovery, workload dispatch, and host PCIe</w:t>
+        <w:t xml:space="preserve">. A 512-node reference chassis provides 64 TB of attached memory (two 64 GB 192-bit modules per node, 384-bit,  512 GB/s node-local), 262 TB/s aggregate node-local bandwidth, and approximately 197 TFLOPS FP64 at approximately 15 W per node—8–10 kW per chassis against 0.25 MW for capacity-equivalent HBM—managed by one socketed router-bridge chip that a host—a Raspberry Pi or any third-party microcontroller—drives over a simple host link, handling topology discovery, workload dispatch, and the host’s command stream</w:t>
       </w:r>
       <w:r>
         <w:t xml:space="preserve">.</w:t>
@@ -116,7 +116,7 @@
         <w:pStyle w:val="BodyText"/>
       </w:pPr>
       <w:r>
-        <w:t xml:space="preserve">Keywords: Processing-Near-Memory; Wormhole Switching; Deterministic Routing; Dimension-Order Routing; Spatial Computing; LPDDR6 CAMM2; DUV ASIC; Mixture-of-Experts Transformers; Stencil Computation; Roofline Analysis; RISC-V; BMC; High-Performance Computing</w:t>
+        <w:t xml:space="preserve">Keywords: Processing-Near-Memory; Wormhole Switching; Deterministic Routing; Dimension-Order Routing; Spatial Computing; LPDDR6 CAMM2; DUV ASIC; Mixture-of-Experts Transformers; Stencil Computation; Roofline Analysis; Host Bridge; Raspberry Pi; High-Performance Computing</w:t>
       </w:r>
     </w:p>
     <w:bookmarkEnd w:id="20"/>
@@ -723,7 +723,7 @@
         </w:r>
       </w:hyperlink>
       <w:r>
-        <w:t xml:space="preserve">). Fifth, an open hardware and software artifact: the Verilog fabric, compute-unit library, and RISC-V router-chip family, with matching Go and C firmware twins, the model compiler, PCB and assembly models, and a reproducible test suite in the companion repository</w:t>
+        <w:t xml:space="preserve">). Fifth, an open hardware and software artifact: the Verilog fabric, compute-unit library, and a CPU-less router bridge with a host link (SPI on a Raspberry Pi, or any third-party microcontroller), with matching Go and C firmware twins, the model compiler, PCB and assembly models, and a reproducible test suite in the companion repository</w:t>
       </w:r>
       <w:r>
         <w:t xml:space="preserve">.</w:t>
@@ -1265,7 +1265,7 @@
         </w:r>
       </w:hyperlink>
       <w:r>
-        <w:t xml:space="preserve">). Commodity DRAM (192-bit LPDDR6 CAMM2) holds all weights and state. A DUV MAC ASIC beside each module performs the only computation. Stateless Hardware Flit Repeaters (HFRs) and the combinational lxy_repeaters form the entire data path. And one central router chip—the only programmable silicon in the machine—owns everything that is not streaming data: it performs Power-On Self-Test and topology discovery (Section</w:t>
+        <w:t xml:space="preserve">). Commodity DRAM (192-bit LPDDR6 CAMM2) holds all weights and state. A DUV MAC ASIC beside each module performs the only computation. Stateless Hardware Flit Repeaters (HFRs) and the combinational lxy_repeaters form the entire data path. And one central router bridge—the only stateful silicon in the machine—owns everything that is not streaming data: it performs Power-On Self-Test and topology discovery (Section</w:t>
       </w:r>
       <w:r>
         <w:t xml:space="preserve"> </w:t>
@@ -1279,7 +1279,7 @@
         </w:r>
       </w:hyperlink>
       <w:r>
-        <w:t xml:space="preserve">), terminates the host PCIe uplinks (Section</w:t>
+        <w:t xml:space="preserve">), accepts the host’s command and weight stream over a simple host link (Section</w:t>
       </w:r>
       <w:r>
         <w:t xml:space="preserve"> </w:t>
@@ -1307,7 +1307,7 @@
         </w:r>
       </w:hyperlink>
       <w:r>
-        <w:t xml:space="preserve">), and injects every JIT-dispatched token into the fabric. Everything on the hot path is pure transport; everything with state lives in a single chip at the spine root.</w:t>
+        <w:t xml:space="preserve">), and injects every JIT-dispatched token into the fabric. The bridge has no processor of its own: the host—a Raspberry Pi or any third-party microcontroller—runs the boot sequence and the dispatch loop, so the same firmware serves a Pi, an MCU, or a workstation. Everything on the hot path is pure transport; everything with state lives in a single chip at the spine root.</w:t>
       </w:r>
     </w:p>
     <w:bookmarkStart w:id="31" w:name="fig:topology"/>
@@ -3147,7 +3147,7 @@
         <w:pStyle w:val="BodyText"/>
       </w:pPr>
       <w:r>
-        <w:t xml:space="preserve">Layer 4: The firmware and runtime. The central router chip’s firmware (Section</w:t>
+        <w:t xml:space="preserve">Layer 4: The firmware and runtime. The host’s firmware (Section</w:t>
       </w:r>
       <w:r>
         <w:t xml:space="preserve"> </w:t>
@@ -3161,7 +3161,7 @@
         </w:r>
       </w:hyperlink>
       <w:r>
-        <w:t xml:space="preserve">) boots the chassis, loads weights, and runs the READY-phase dispatch loop, managing the KV cache (Section</w:t>
+        <w:t xml:space="preserve">) boots the chassis over the host link, loads weights, and runs the READY-phase dispatch loop, managing the KV cache (Section</w:t>
       </w:r>
       <w:r>
         <w:t xml:space="preserve"> </w:t>
@@ -8864,12 +8864,12 @@
       <w:r>
         <w:t xml:space="preserve"> </w:t>
       </w:r>
-      <w:hyperlink w:anchor="sec:2.17">
-        <w:r>
-          <w:rPr>
-            <w:rStyle w:val="Hyperlink"/>
-          </w:rPr>
-          <w:t xml:space="preserve">2.17</w:t>
+      <w:hyperlink w:anchor="sec:2.16">
+        <w:r>
+          <w:rPr>
+            <w:rStyle w:val="Hyperlink"/>
+          </w:rPr>
+          <w:t xml:space="preserve">2.16</w:t>
         </w:r>
       </w:hyperlink>
       <w:r>
@@ -9376,7 +9376,7 @@
         <w:pStyle w:val="Heading2"/>
       </w:pPr>
       <w:r>
-        <w:t xml:space="preserve">2.17 The BMC/router chip: a RISC-V SoC for chassis management</w:t>
+        <w:t xml:space="preserve">2.17 The router bridge: a CPU-less chip with a host link</w:t>
       </w:r>
     </w:p>
     <w:p>
@@ -9384,7 +9384,7 @@
         <w:pStyle w:val="FirstParagraph"/>
       </w:pPr>
       <w:r>
-        <w:t xml:space="preserve">The central router chip described in Section</w:t>
+        <w:t xml:space="preserve">The router bridge described in Section</w:t>
       </w:r>
       <w:r>
         <w:t xml:space="preserve"> </w:t>
@@ -9401,7 +9401,33 @@
         <w:t xml:space="preserve"> </w:t>
       </w:r>
       <w:r>
-        <w:t xml:space="preserve">is implemented as a RISC-V System-on-Chip (SoC) targeting Linux and seL4 on bare-metal or NOMMU configurations. The SoC integrates an RV32IMA multi-cycle CPU core, 64 KB boot ROM, 64 KB SRAM, a 16550-compatible UART, a Core Local Interruptor (CLINT) with machine-mode timer, and the PNM router engine—all on a single die.</w:t>
+        <w:t xml:space="preserve">has no processor of its own. The chip is a bridge between the host and the fabric: it performs Power-On Self-Test and topology discovery, accepts the host’s routing tables, weight blobs, and dispatch commands over a host link, evaluates the coordinate mapping for dynamic MoE expert routing, and injects every JIT-dispatched token into the fabric. All sequencing—the five boot phases of Section</w:t>
+      </w:r>
+      <w:r>
+        <w:t xml:space="preserve"> </w:t>
+      </w:r>
+      <w:hyperlink w:anchor="sec:2.5">
+        <w:r>
+          <w:rPr>
+            <w:rStyle w:val="Hyperlink"/>
+          </w:rPr>
+          <w:t xml:space="preserve">2.5</w:t>
+        </w:r>
+      </w:hyperlink>
+      <w:r>
+        <w:t xml:space="preserve">, the dispatch loop, the KV-cache policy—lives in the host’s firmware, which the repository ships in two forms: a Go reference model (the co-simulation’s golden implementation) and a C port with static allocation only, no</w:t>
+      </w:r>
+      <w:r>
+        <w:t xml:space="preserve"> </w:t>
+      </w:r>
+      <w:r>
+        <w:rPr>
+          <w:rStyle w:val="VerbatimChar"/>
+        </w:rPr>
+        <w:t xml:space="preserve">malloc</w:t>
+      </w:r>
+      <w:r>
+        <w:t xml:space="preserve">, and no operating-system dependency, so it runs on a Raspberry Pi, on a microcontroller, or on a workstation without change.</w:t>
       </w:r>
     </w:p>
     <w:p>
@@ -9409,27 +9435,7 @@
         <w:pStyle w:val="BodyText"/>
       </w:pPr>
       <w:r>
-        <w:t xml:space="preserve">The choice of an SoC over a microcontroller is deliberate and driven by four requirements that no MCU satisfies simultaneously. First, OS compatibility: running Linux or seL4 on the router chip—whether for development tooling, containerized dispatch services, or future userland extensions—requires either an Sv32 MMU or NOMMU kernel support; commodity MCUs typically provide neither, while RV32IMAFC cores with NOMMU Linux are a proven configuration</w:t>
-      </w:r>
-      <w:r>
-        <w:t xml:space="preserve">. Second, host interface bandwidth: terminating a PCIe Gen5 endpoint requires dedicated PHY and controller blocks integrated into SoC-class silicon, not bit-banged GPIO on an MCU. Third, dispatch throughput: issuing 270 fabric dispatches per generated token at the sustained dispatch rates of Section</w:t>
-      </w:r>
-      <w:r>
-        <w:t xml:space="preserve"> </w:t>
-      </w:r>
-      <w:hyperlink w:anchor="sec:2.8">
-        <w:r>
-          <w:rPr>
-            <w:rStyle w:val="Hyperlink"/>
-          </w:rPr>
-          <w:t xml:space="preserve">2.8</w:t>
-        </w:r>
-      </w:hyperlink>
-      <w:r>
-        <w:t xml:space="preserve"> </w:t>
-      </w:r>
-      <w:r>
-        <w:t xml:space="preserve">demands clock rates and memory hierarchies beyond typical MCU envelopes. Fourth, routing-table capacity: source-routed tables for 512 nodes plus MoE expert maps exceed the on-chip SRAM of most MCUs but fit comfortably in SoC-class SRAM with cache backing.</w:t>
+        <w:t xml:space="preserve">This placement is a deliberate consequence of where the work actually is. The bridge’s data path is fixed-function and needs no programmability: the flit builder, the CRC-16/CCITT-FALSE, the coordinate mapping, and the gating datapath are all hardware, and the host writes their operands through a small register window. What the bridge does need is sequencing, and sequencing is exactly what a host already has. Keeping the processor off the bridge therefore removes a whole class of silicon—the boot ROM, the timer, the console, the interrupt controller, and the memory-management assumptions an OS would impose—without removing any function the fabric needs, and it makes the bridge attachable to whatever the deployment already has: a Raspberry Pi over SPI, or any third-party microcontroller over a byte-level host link with the same register and framing semantics.</w:t>
       </w:r>
     </w:p>
     <w:p>
@@ -9437,7 +9443,7 @@
         <w:pStyle w:val="BodyText"/>
       </w:pPr>
       <w:r>
-        <w:t xml:space="preserve">The current RTL implements the RV32IMA baseline as a proof of concept; production silicon upgrades to RV32IMAFC (adding compressed instructions and single/double-precision floating point) to meet the NOMMU Linux requirement. The OS images themselves are in the repository (a trimmed NOMMU Linux with a bare-metal init, and a seL4 root task), and they build. The Linux init binary is executed on the chip’s own core and UART models by a testbench (HDL/tb_linux_init.v) that checks its boot banner, the router status read and the NVMe probe, so the userspace image is exercised against the RTL rather than a host’s behaviour. The kernel image itself is not yet booted in that harness, and neither image has yet run on a host emulator or on hardware. The architectural reason is the core’s instruction-fetch path: it is a separate combinational port onto the 64 KB boot ROM, while the SRAM and DRAM windows are data-only, so an image in memory cannot be fetched until the fetch path is unified with the data bus. The C firmware port targets both deployment modes: bare-metal static allocation for deterministic boot-time behavior, and a NOMMU Linux userspace daemon for operational flexibility.</w:t>
+        <w:t xml:space="preserve">The host link is deliberately the simplest thing that can carry the job. The bridge exposes a 32-bit register window and a byte-stream flit path; a host writes the routing tables and the weight blobs, triggers an injection, and reads back the status counters and the extracted result bytes. The repository’s SPI adapter (pi_bridge.v) is one instantiation of that link for a Raspberry Pi, and the C port of the firmware is the host-side counterpart. The protocol is a sequence of register writes and a framed byte stream—no descriptor rings, no interrupts, no cache coherency, and nothing that would need an OS to drive it.</w:t>
       </w:r>
     </w:p>
     <w:p>
@@ -9459,7 +9465,7 @@
         </w:r>
       </w:hyperlink>
       <w:r>
-        <w:t xml:space="preserve">), the main thread runs on the router chip’s CPU, not on any node PE or the host. This placement follows from three constraints. First, the compiler’s IR lowering stage needs visibility into the full chassis topology—which nodes hold which compute units, which routing patterns connect them—and only the router chip holds the complete POST-discovered topology map. Second, the transpiler’s output is a sequence of .pnm directives that must be injected through the fabric’s ingress port, which terminates at the router chip’s PCIe interface. Third, the doorbell-driven execution model requires a coordinator that tracks per-node kernel completion; placing this coordinator on a PE tile would consume a scarce compute unit for bookkeeping.</w:t>
+        <w:t xml:space="preserve">), the main thread runs on the host, not on any node PE. The host compiles R/Haskell/HLSL source to typed IR (the existing CompileR/CompileHaskell/CompileHLSL pipeline), and the host’s firmware schedules the resulting program over the host link. This placement follows from three constraints. First, the compiler’s IR lowering stage needs visibility into the full chassis topology—which nodes hold which compute units, which routing patterns connect them—and only the host-side compiler has it. Second, the lowering is a compiler, and compilers run where the source language’s toolchain runs. Third, keeping the transpiler off the bridge means the bridge’s silicon stays a fixed function: adding a hosted-language runtime would make the bridge a general-purpose processor again, which is precisely what this design removes.</w:t>
       </w:r>
     </w:p>
     <w:p>
@@ -9467,21 +9473,7 @@
         <w:pStyle w:val="BodyText"/>
       </w:pPr>
       <w:r>
-        <w:t xml:space="preserve">Concretely: the host compiles R/Haskell/HLSL source to typed IR (the existing CompileR/CompileHaskell/CompileHLSL pipeline), ships the IR to the router chip over PCIe, and the router chip’s firmware lowers it onto the chassis—allocating registers, assigning kernels to nodes, computing routes, and emitting flits through its own PNM register block. The host never touches the spine directly. This keeps the PCIe link carrying compact IR rather than raw .pnm text, and it means the router chip can re-plan mid-execution if a node fails (Section</w:t>
-      </w:r>
-      <w:r>
-        <w:t xml:space="preserve"> </w:t>
-      </w:r>
-      <w:hyperlink w:anchor="sec:4.1">
-        <w:r>
-          <w:rPr>
-            <w:rStyle w:val="Hyperlink"/>
-          </w:rPr>
-          <w:t xml:space="preserve">4.1</w:t>
-        </w:r>
-      </w:hyperlink>
-      <w:r>
-        <w:t xml:space="preserve">), without round-tripping through the host.</w:t>
+        <w:t xml:space="preserve">The register window is small and flat: the routing-table and MoE-map SRAMs, the flit-builder command registers (destination, length, payload byte, trigger), the status and counter registers, and the result byte. A host-side DMA path lets the weight blobs and the stencil domain move without the host copying every byte through the register window, using the behavioral LPCAMM2/LPDDR6 module model (lpddr6_camm.v) for the node-local side.</w:t>
       </w:r>
     </w:p>
     <w:p>
@@ -9489,193 +9481,7 @@
         <w:pStyle w:val="BodyText"/>
       </w:pPr>
       <w:r>
-        <w:t xml:space="preserve">The CPU core is a five-stage RV32IMA design (Fetch through Writeback) with the M extension for single-cycle multiplication and Zicsr machine-mode CSRs; it implements ECALL, EBREAK, and MRET trap handling with a combinational fetch address for zero-cycle ROM access. Multi-cycle memory accesses use a two-phase address/ready handshake so timing is correct across all peripheral types, and the ALU is fully combinational with a dedicated operand multiplexer.</w:t>
-      </w:r>
-    </w:p>
-    <w:p>
-      <w:pPr>
-        <w:pStyle w:val="BodyText"/>
-      </w:pPr>
-      <w:r>
-        <w:t xml:space="preserve">The memory map partitions the 32-bit address space into five regions: boot ROM at 0x0000_0000 (64 KB), UART at 0x1000_0000, CLINT at 0x2000_0000, SRAM at 0x8000_0000 (64 KB), and the PNM router registers at 0xF000_0000. All peripherals use a valid/ready handshake on a shared bus with combinationally decoded slave selects.</w:t>
-      </w:r>
-    </w:p>
-    <w:p>
-      <w:pPr>
-        <w:pStyle w:val="BodyText"/>
-      </w:pPr>
-      <w:r>
-        <w:t xml:space="preserve">The RTL ships four SoC tiers sharing the CPU and bus fabric, so a deployment scales the management plane without changing firmware structure above the register layer. The BMC tier (bmc_orchestrator_top.v) is the five-region minimal map above. The MCU tier (orchestrator_mcu.v) drops the CLINT for pure bare-metal dispatch loops. The MoE SBC tier (orchestrator_sbc_moe.v) adds a 64 KB BF16 gating SRAM and the moe_gating unit so expert selection runs in silicon next to the dispatcher. The general SBC tier (orchestrator_sbc.v) is the full machine: SRAM at 0x4000_0000 sized by one synthesis-time parameter over a 500 KB–32 MB range (bare-metal dispatch loops at the bottom of the range; trimmed Linux tinyconfig or seL4 images at 1–4 MB; Linux plus CPython userland at 16 MB), a 1 GB LPDDR5 DRAM window at 0x8000_0000 whose behavioral controller models row-activate plus CAS latency as a programmable parameter, a PCIe Gen5 x16 endpoint at 0xC000_0000, an NVMe storage controller at 0xD000_0000, and the PNM window at 0xF000_0000. Each tier passes its own self-checking testbench (tb_bmc_orchestrator.v, tb_orchestrator_mcu.v, tb_orchestrator_sbc_moe.v, tb_orchestrator_sbc.v).</w:t>
-      </w:r>
-    </w:p>
-    <w:p>
-      <w:pPr>
-        <w:pStyle w:val="BodyText"/>
-      </w:pPr>
-      <w:r>
-        <w:t xml:space="preserve">Two of the SBC-tier blocks deserve specification because they change what the router chip can do unaided. The PCIe Gen5 x16 PHY (pcie_phy.v) terminates the host uplink of Section</w:t>
-      </w:r>
-      <w:r>
-        <w:t xml:space="preserve"> </w:t>
-      </w:r>
-      <w:hyperlink w:anchor="sec:4.2">
-        <w:r>
-          <w:rPr>
-            <w:rStyle w:val="Hyperlink"/>
-          </w:rPr>
-          <w:t xml:space="preserve">4.2</w:t>
-        </w:r>
-      </w:hyperlink>
-      <w:r>
-        <w:t xml:space="preserve"> </w:t>
-      </w:r>
-      <w:r>
-        <w:t xml:space="preserve">in silicon rather than as a paper abstraction: an LTSSM walks Detect through L0, posted/completion headers stage through a completion FIFO whose pop is deferred one cycle to keep the ready/valid contract under spine backpressure (a ready/valid bug class the harness’s audit log documents fixing), and a loopback parameter drives link bring-up without a live host—verified by twelve self-checking scenarios in tb_pcie_phy.v. The NVMe storage controller (nvme_ctrl.v) attaches commodity M.2/U.2 SSDs behind a 64-deep command queue and 512-byte block engine, giving the router chip a persistence tier the fabric nodes deliberately lack: boot images and rootfs survive power cycles without re-streaming from the host, KV-cache offload spills to local flash instead of crossing the PCIe uplink, and the C firmware’s block driver (pnm_nvme.c) plus Lustre striping client (pnm_lustre.c) speak the same registers from userland or bare metal. The result is a management plane that boots standalone—POST, routing tables, weights—while every byte of compute state remains in the chassis’s commodity DRAM pools where Sections</w:t>
-      </w:r>
-      <w:r>
-        <w:t xml:space="preserve"> </w:t>
-      </w:r>
-      <w:hyperlink w:anchor="sec:2.4">
-        <w:r>
-          <w:rPr>
-            <w:rStyle w:val="Hyperlink"/>
-          </w:rPr>
-          <w:t xml:space="preserve">2.4</w:t>
-        </w:r>
-      </w:hyperlink>
-      <w:r>
-        <w:t xml:space="preserve"> </w:t>
-      </w:r>
-      <w:r>
-        <w:t xml:space="preserve">and</w:t>
-      </w:r>
-      <w:r>
-        <w:t xml:space="preserve"> </w:t>
-      </w:r>
-      <w:hyperlink w:anchor="sec:2.16">
-        <w:r>
-          <w:rPr>
-            <w:rStyle w:val="Hyperlink"/>
-          </w:rPr>
-          <w:t xml:space="preserve">2.16</w:t>
-        </w:r>
-      </w:hyperlink>
-      <w:r>
-        <w:t xml:space="preserve"> </w:t>
-      </w:r>
-      <w:r>
-        <w:t xml:space="preserve">place it.</w:t>
-      </w:r>
-    </w:p>
-    <w:p>
-      <w:pPr>
-        <w:pStyle w:val="BodyText"/>
-      </w:pPr>
-      <w:r>
-        <w:t xml:space="preserve">The PNM router engine is a simplified version of the orchestrator_chip.v fabric controller, driven by CPU register writes instead of a host PCIe stream. It implements a flit builder with CRC-16/CCITT-FALSE integrity checking, matching the fabric’s wire format (Section</w:t>
-      </w:r>
-      <w:r>
-        <w:t xml:space="preserve"> </w:t>
-      </w:r>
-      <w:hyperlink w:anchor="sec:2.9">
-        <w:r>
-          <w:rPr>
-            <w:rStyle w:val="Hyperlink"/>
-          </w:rPr>
-          <w:t xml:space="preserve">2.9</w:t>
-        </w:r>
-      </w:hyperlink>
-      <w:r>
-        <w:t xml:space="preserve">). The CPU firmware runs the five-phase boot protocol of Section</w:t>
-      </w:r>
-      <w:r>
-        <w:t xml:space="preserve"> </w:t>
-      </w:r>
-      <w:hyperlink w:anchor="sec:2.5">
-        <w:r>
-          <w:rPr>
-            <w:rStyle w:val="Hyperlink"/>
-          </w:rPr>
-          <w:t xml:space="preserve">2.5</w:t>
-        </w:r>
-      </w:hyperlink>
-      <w:r>
-        <w:t xml:space="preserve"> </w:t>
-      </w:r>
-      <w:r>
-        <w:t xml:space="preserve">verbatim; a dedicated boot_done detection circuit in the register block asserts when the firmware writes bit 2 of the ROUTE_CTRL register, transitioning the chassis from initialization to the dispatch loop.</w:t>
-      </w:r>
-    </w:p>
-    <w:p>
-      <w:pPr>
-        <w:pStyle w:val="BodyText"/>
-      </w:pPr>
-      <w:r>
-        <w:t xml:space="preserve">The design is verified by a self-checking testbench (tb_bmc_orchestrator.v) that loads a test program into ROM, exercises UART output, PNM register writes, and the boot-done signal, and checks for correct execution of LUI, ADDI, SW, and JAL instructions. The testbench instantiates the full SoC with a 2-layer,</w:t>
-      </w:r>
-      <w:r>
-        <w:t xml:space="preserve"> </w:t>
-      </w:r>
-      <m:oMath>
-        <m:r>
-          <m:t>2</m:t>
-        </m:r>
-        <m:r>
-          <m:rPr>
-            <m:sty m:val="p"/>
-          </m:rPr>
-          <m:t>×</m:t>
-        </m:r>
-        <m:r>
-          <m:t>2</m:t>
-        </m:r>
-      </m:oMath>
-      <w:r>
-        <w:t xml:space="preserve">-node fabric configuration, stubbed spine injection/extraction, and all peripheral models.</w:t>
-      </w:r>
-    </w:p>
-    <w:p>
-      <w:pPr>
-        <w:pStyle w:val="BodyText"/>
-      </w:pPr>
-      <w:r>
-        <w:t xml:space="preserve">Host access path. The management plane is shared between the router’s own CPU and an external host through a two-port round-robin arbiter (pnm_arb): master 0 is the on-chip RV32 core, master 1 is a SPI slave bridge (pi_bridge) that lets a commodity single-board computer act as the chassis console. The bridge translates 48-bit mode-0 SPI frames—a header byte carrying read/write flag and register selector, a 32-bit data field, and a status acknowledgment byte—into valid/ready bus transactions; selectors 0–9 map to the standard PNM registers; higher selectors pass through as raw byte offsets into an extended window holding a DMA engine (target address, transfer word count, start/read/done control, and a FIFO data port). Both masters observe the same discipline—valid held until ready pulses—so either combinational or registered slaves can sit behind the arbiter without protocol change. The path is verified end-to-end by tb_host_bmc.v: SPI register writes land in the shared register file, a flit assembled by the bridge emerges from the spine ingress port with correct layer/module/CRC framing, boot-done asserts after the firmware sequence, and the dispatch counter reads back over the same serial link.</w:t>
-      </w:r>
-    </w:p>
-    <w:p>
-      <w:pPr>
-        <w:pStyle w:val="BodyText"/>
-      </w:pPr>
-      <w:r>
-        <w:t xml:space="preserve">Memory-side verification. The DMA engine extends the identical discipline to node-local DRAM through the behavioral LPCAMM2/LPDDR6 module model (lpddr6_camm.v), which implements the controller contract of Section</w:t>
-      </w:r>
-      <w:r>
-        <w:t xml:space="preserve"> </w:t>
-      </w:r>
-      <w:hyperlink w:anchor="sec:2.16">
-        <w:r>
-          <w:rPr>
-            <w:rStyle w:val="Hyperlink"/>
-          </w:rPr>
-          <w:t xml:space="preserve">2.16</w:t>
-        </w:r>
-      </w:hyperlink>
-      <w:r>
-        <w:t xml:space="preserve">—CAS-latency waits, one response per transaction, refresh bursts that stall command acceptance under the valid/ready handshake described there. tb_dma_lpddr6.v drives a four-word payload from the SPI host through bridge, arbiter, and FIFO into the module, verifies the array contents at the word-mapped address, counts exactly four writes at the module’s activity counters, and reads the payload back byte-exact while the refresh scheduler absorbs more than two dozen stall events mid-transfer. Because the module is parameterized rather than hard-coded, the same testbench structure instantiates the same protocol stack against DDR4-class and DDR5-class SODIMM timing profiles (Section</w:t>
-      </w:r>
-      <w:r>
-        <w:t xml:space="preserve"> </w:t>
-      </w:r>
-      <w:hyperlink w:anchor="sec:3.7">
-        <w:r>
-          <w:rPr>
-            <w:rStyle w:val="Hyperlink"/>
-          </w:rPr>
-          <w:t xml:space="preserve">3.7</w:t>
-        </w:r>
-      </w:hyperlink>
-      <w:r>
-        <w:t xml:space="preserve">); all three generations pass identically, which is the machine-checked form of the claim that the chassis software stack is memory-generation agnostic. Where the deskside tier needs the controller itself rather than its timing alone, sodimm_ctrl.v implements a real banked DDR controller behind the identical bus contract: a per-bank open-row tracker drives activate/precharge/CAS micro-sequences under enforced tRAS, so a row hit costs CAS latency, a miss adds tRCD, a conflict adds tRP+tRCD, and refresh closes every bank while never dropping an accepted command; tb_sodimm_ctrl.v checks those three latencies in closed form across DDR4-class and DDR5-class profiles, along with byte-enable masking and refresh-storm integrity.</w:t>
+        <w:t xml:space="preserve">The design is verified by a self-checking testbench (tb_pnm_host_bridge.v): the testbench plays the host, writes the routing and payload registers, and checks that the chip emits a byte-exact wormhole flit—header, payload, CRC-16 over the protected body, and SOP/EOP framing—and that the result path and the dispatch counters read back correctly. The host link itself is verified by a second testbench (tb_host_bmc.v) that drives the same bridge from a Raspberry Pi model over the SPI adapter, through the two-port arbiter (pnm_arb), and checks that the register writes land and the responses return.</w:t>
       </w:r>
     </w:p>
     <w:bookmarkEnd w:id="58"/>
@@ -12916,16 +12722,16 @@
       <w:r>
         <w:t xml:space="preserve"> </w:t>
       </w:r>
-      <w:hyperlink w:anchor="sec:2.17">
-        <w:r>
-          <w:rPr>
-            <w:rStyle w:val="Hyperlink"/>
-          </w:rPr>
-          <w:t xml:space="preserve">2.17</w:t>
-        </w:r>
-      </w:hyperlink>
-      <w:r>
-        <w:t xml:space="preserve">–2.18. tb_host_bmc.v drives the SPI console through bridge and arbiter into the shared register file and observes a correctly framed flit leave the spine ingress, boot-done assert, and the dispatch counter read back over the same serial link. tb_dma_lpddr6.v moves a four-word payload host</w:t>
+      <w:hyperlink w:anchor="sec:2.16">
+        <w:r>
+          <w:rPr>
+            <w:rStyle w:val="Hyperlink"/>
+          </w:rPr>
+          <w:t xml:space="preserve">2.16</w:t>
+        </w:r>
+      </w:hyperlink>
+      <w:r>
+        <w:t xml:space="preserve">–2.17. tb_host_bmc.v drives the SPI console through bridge and arbiter into the shared register file and observes a correctly framed flit leave the spine ingress, boot-done assert, and the dispatch counter read back over the same serial link. tb_dma_lpddr6.v moves a four-word payload host</w:t>
       </w:r>
       <m:oMath>
         <m:r>
@@ -13834,7 +13640,7 @@
         <w:pStyle w:val="BodyText"/>
       </w:pPr>
       <w:r>
-        <w:t xml:space="preserve">The central router chip is a second, distinct die: a RISC-V BMC/SoC that owns the chassis management plane (Section</w:t>
+        <w:t xml:space="preserve">The central router bridge is a second, distinct die: a CPU-less bridge that owns the chassis management plane (Section</w:t>
       </w:r>
       <w:r>
         <w:t xml:space="preserve"> </w:t>
@@ -13848,7 +13654,7 @@
         </w:r>
       </w:hyperlink>
       <w:r>
-        <w:t xml:space="preserve">). Unlike the compute nodes, which are fixed-function MAC ASICs, the router chip is fully programmable—it runs firmware from on-chip ROM, handles PCIe Gen5 x16 host uplinks through its integrated PHY (Section</w:t>
+        <w:t xml:space="preserve">). Unlike the compute nodes, which are fixed-function MAC ASICs, the bridge is programmable—but by the host, not by itself: it accepts the host’s routing tables, weight blobs, and dispatch commands over a host link (Section</w:t>
       </w:r>
       <w:r>
         <w:t xml:space="preserve"> </w:t>
@@ -13862,7 +13668,7 @@
         </w:r>
       </w:hyperlink>
       <w:r>
-        <w:t xml:space="preserve">), performs POST discovery, evaluates MoE gating networks, attaches NVMe storage for its own persistence tier, and dispatches tokens into the fabric. The router die is smaller than the compute die (no MAC array, no 192-bit LPDDR6 PHY; its DRAM interface is a single LPDDR5-class controller window sized in hundreds of megabytes), uses the same mature-node process, carries an SRAM bank synthesized anywhere in a 500 KB–32 MB range by board tier, and is socketed and cold-swappable for serviceability.</w:t>
+        <w:t xml:space="preserve">), performs POST discovery, evaluates MoE gating networks, and dispatches tokens into the fabric. The host runs the bridge’s firmware, so the same silicon serves a Raspberry Pi, a microcontroller, or a workstation without change. The bridge die is smaller than the compute die (no MAC array, no 192-bit LPDDR6 PHY, no processor, no boot ROM, and no timer), uses the same mature-node process, carries an SRAM bank synthesized anywhere in a 500 KB–32 MB range by board tier, and is socketed and cold-swappable for serviceability.</w:t>
       </w:r>
     </w:p>
     <w:p>

--- a/paper/submission/paper.docx
+++ b/paper/submission/paper.docx
@@ -731,7 +731,7 @@
     </w:p>
     <w:bookmarkEnd w:id="26"/>
     <w:bookmarkEnd w:id="27"/>
-    <w:bookmarkStart w:id="62" w:name="sec:methods"/>
+    <w:bookmarkStart w:id="63" w:name="sec:methods"/>
     <w:p>
       <w:pPr>
         <w:pStyle w:val="Heading1"/>
@@ -9370,7 +9370,7 @@
       </w:r>
     </w:p>
     <w:bookmarkEnd w:id="57"/>
-    <w:bookmarkStart w:id="58" w:name="sec:2.17"/>
+    <w:bookmarkStart w:id="59" w:name="sec:2.17"/>
     <w:p>
       <w:pPr>
         <w:pStyle w:val="Heading2"/>
@@ -9435,6 +9435,28 @@
         <w:pStyle w:val="BodyText"/>
       </w:pPr>
       <w:r>
+        <w:t xml:space="preserve">The bridge is the manager for the chassis as a whole, but not necessarily for each gating ASIC: the routing engines on the node boards can be managed locally instead (Section</w:t>
+      </w:r>
+      <w:r>
+        <w:t xml:space="preserve"> </w:t>
+      </w:r>
+      <w:hyperlink w:anchor="sec:2.17.1">
+        <w:r>
+          <w:rPr>
+            <w:rStyle w:val="Hyperlink"/>
+          </w:rPr>
+          <w:t xml:space="preserve">2.17.1</w:t>
+        </w:r>
+      </w:hyperlink>
+      <w:r>
+        <w:t xml:space="preserve">).</w:t>
+      </w:r>
+    </w:p>
+    <w:p>
+      <w:pPr>
+        <w:pStyle w:val="BodyText"/>
+      </w:pPr>
+      <w:r>
         <w:t xml:space="preserve">This placement is a deliberate consequence of where the work actually is. The bridge’s data path is fixed-function and needs no programmability: the flit builder, the CRC-16/CCITT-FALSE, the coordinate mapping, and the gating datapath are all hardware, and the host writes their operands through a small register window. What the bridge does need is sequencing, and sequencing is exactly what a host already has. Keeping the processor off the bridge therefore removes a whole class of silicon—the boot ROM, the timer, the console, the interrupt controller, and the memory-management assumptions an OS would impose—without removing any function the fabric needs, and it makes the bridge attachable to whatever the deployment already has: a Raspberry Pi over SPI, or any third-party microcontroller over a byte-level host link with the same register and framing semantics.</w:t>
       </w:r>
     </w:p>
@@ -9484,8 +9506,125 @@
         <w:t xml:space="preserve">The design is verified by a self-checking testbench (tb_pnm_host_bridge.v): the testbench plays the host, writes the routing and payload registers, and checks that the chip emits a byte-exact wormhole flit—header, payload, CRC-16 over the protected body, and SOP/EOP framing—and that the result path and the dispatch counters read back correctly. The host link itself is verified by a second testbench (tb_host_bmc.v) that drives the same bridge from a Raspberry Pi model over the SPI adapter, through the two-port arbiter (pnm_arb), and checks that the register writes land and the responses return.</w:t>
       </w:r>
     </w:p>
+    <w:bookmarkStart w:id="58" w:name="sec:2.17.1"/>
+    <w:p>
+      <w:pPr>
+        <w:pStyle w:val="Heading3"/>
+      </w:pPr>
+      <w:r>
+        <w:t xml:space="preserve">2.17.1 Two managers for the gating ASIC</w:t>
+      </w:r>
+    </w:p>
+    <w:p>
+      <w:pPr>
+        <w:pStyle w:val="FirstParagraph"/>
+      </w:pPr>
+      <w:r>
+        <w:t xml:space="preserve">The gating ASIC is a per-node device: it holds the router weights and produces the expert decision for each token that lands on its node. Who manages it is a board-level choice, and the silicon supports both because the decision path and the management path are separate.</w:t>
+      </w:r>
+    </w:p>
+    <w:p>
+      <w:pPr>
+        <w:pStyle w:val="BodyText"/>
+      </w:pPr>
+      <w:r>
+        <w:t xml:space="preserve">In mode A an embedded management node sits on the node board: an MCU or a Raspberry Pi Compute Module on a mezzanine header beside the gating ASIC. It drives the gating ASIC’s register port directly, and it is also a master of the node’s NoB, so it can reach the memory behind the node. It therefore programs the gating weights once during machine setup, then reads each token’s hidden state out of local DRAM, presents it to the gating ASIC, and takes the decision locally. The per-token routing decision never leaves the board: it costs a local register write, a local memory read, and a local register read, and the token’s data path is untouched.</w:t>
+      </w:r>
+    </w:p>
+    <w:p>
+      <w:pPr>
+        <w:pStyle w:val="BodyText"/>
+      </w:pPr>
+      <w:r>
+        <w:t xml:space="preserve">In mode B the host owns the whole machine. The host’s gating programming is streamed over the fabric to the gating ASIC, whose fabric-side receiver decodes it into the same register map the embedded node uses, and the decision is read back over the fabric. This is the mode the host-driven bridge of Section</w:t>
+      </w:r>
+      <w:r>
+        <w:t xml:space="preserve"> </w:t>
+      </w:r>
+      <w:hyperlink w:anchor="sec:2.17">
+        <w:r>
+          <w:rPr>
+            <w:rStyle w:val="Hyperlink"/>
+          </w:rPr>
+          <w:t xml:space="preserve">2.17</w:t>
+        </w:r>
+      </w:hyperlink>
+      <w:r>
+        <w:t xml:space="preserve"> </w:t>
+      </w:r>
+      <w:r>
+        <w:t xml:space="preserve">is built for, and it is the flexible one: the host can reprogram the router of any node at any time, and the same host firmware drives a Pi, a microcontroller, or a workstation.</w:t>
+      </w:r>
+    </w:p>
+    <w:p>
+      <w:pPr>
+        <w:pStyle w:val="BodyText"/>
+      </w:pPr>
+      <w:r>
+        <w:t xml:space="preserve">The two modes are the same die. A strapping pin on the node board selects the manager, and the register map, the weight format, the top-</w:t>
+      </w:r>
+      <m:oMath>
+        <m:r>
+          <m:t>k</m:t>
+        </m:r>
+      </m:oMath>
+      <w:r>
+        <w:t xml:space="preserve"> </w:t>
+      </w:r>
+      <w:r>
+        <w:t xml:space="preserve">selection, and the decision values are identical either way; a self-checking testbench (tb_gating_modes.v) programs the same weights and the same hidden state through each path and requires the same decision.</w:t>
+      </w:r>
+    </w:p>
+    <w:p>
+      <w:pPr>
+        <w:pStyle w:val="BodyText"/>
+      </w:pPr>
+      <w:r>
+        <w:t xml:space="preserve">The difference is entirely in what crosses the fabric. In mode A, only the initial programming crosses: the learned router is 128 experts by 2,816 hidden dimensions, roughly 0.3–1 MB of BF16 per layer (Section</w:t>
+      </w:r>
+      <w:r>
+        <w:t xml:space="preserve"> </w:t>
+      </w:r>
+      <w:hyperlink w:anchor="sec:2.5">
+        <w:r>
+          <w:rPr>
+            <w:rStyle w:val="Hyperlink"/>
+          </w:rPr>
+          <w:t xml:space="preserve">2.5</w:t>
+        </w:r>
+      </w:hyperlink>
+      <w:r>
+        <w:t xml:space="preserve">, Phase 4), uploaded once at machine setup. In mode B, every one of those bytes crosses per layer, and then every token’s decision crosses back: 256 bytes of logits, or 8 bytes if the host takes only the top-</w:t>
+      </w:r>
+      <m:oMath>
+        <m:r>
+          <m:t>k</m:t>
+        </m:r>
+      </m:oMath>
+      <w:r>
+        <w:t xml:space="preserve"> </w:t>
+      </w:r>
+      <w:r>
+        <w:t xml:space="preserve">identifiers, per token per layer, in addition to the token’s own data path. At the reference model’s 270 dispatches per token (Section</w:t>
+      </w:r>
+      <w:r>
+        <w:t xml:space="preserve"> </w:t>
+      </w:r>
+      <w:hyperlink w:anchor="sec:2.1">
+        <w:r>
+          <w:rPr>
+            <w:rStyle w:val="Hyperlink"/>
+          </w:rPr>
+          <w:t xml:space="preserve">2.1</w:t>
+        </w:r>
+      </w:hyperlink>
+      <w:r>
+        <w:t xml:space="preserve">) and 30 layers, that is a per-token management tax proportional to the number of layers, paid on the same fabric that is already the capacity bottleneck. Mode A removes it, which is the point of putting the management node on the node board rather than at the spine root.</w:t>
+      </w:r>
+    </w:p>
     <w:bookmarkEnd w:id="58"/>
-    <w:bookmarkStart w:id="59" w:name="sec:2.18"/>
+    <w:bookmarkEnd w:id="59"/>
+    <w:bookmarkStart w:id="60" w:name="sec:2.18"/>
     <w:p>
       <w:pPr>
         <w:pStyle w:val="Heading2"/>
@@ -9625,8 +9764,8 @@
         <w:t xml:space="preserve">add per-population wire delay into the closed-form latency expression as a compile-time constant rather than a statistical spread: each populated segment contributes exactly its configured delay, and the co-simulation’s hop accounting already treats every such segment as one cycle of the closed form.</w:t>
       </w:r>
     </w:p>
-    <w:bookmarkEnd w:id="59"/>
-    <w:bookmarkStart w:id="60" w:name="sec:2.19"/>
+    <w:bookmarkEnd w:id="60"/>
+    <w:bookmarkStart w:id="61" w:name="sec:2.19"/>
     <w:p>
       <w:pPr>
         <w:pStyle w:val="Heading2"/>
@@ -9733,8 +9872,8 @@
         <w:t xml:space="preserve">on arrival (the shared crc16 engine) and refuses corrupt frames exactly as a node doorbell would, keeping silent corruption from propagating into a second chassis. A six-scenario testbench (tb_optical_link.v) pins the model down: exact idle-link latency, 200-word burst framing alignment against a scoreboard, a 600-word back-to-back flood delivered with zero loss, sparse packets separated by idle gaps and held in order, an asynchronous 100 MHz-to-80 MHz clock-domain crossing under sustained overload that observes transmit ready deassert, and simultaneous bidirectional traffic across the pair.</w:t>
       </w:r>
     </w:p>
-    <w:bookmarkEnd w:id="60"/>
-    <w:bookmarkStart w:id="61" w:name="sec:2.20"/>
+    <w:bookmarkEnd w:id="61"/>
+    <w:bookmarkStart w:id="62" w:name="sec:2.20"/>
     <w:p>
       <w:pPr>
         <w:pStyle w:val="Heading2"/>
@@ -9928,7 +10067,21 @@
         <w:t xml:space="preserve"> </w:t>
       </w:r>
       <w:r>
-        <w:t xml:space="preserve">router weights, again with fused-FMA accumulation) and selects the top-K experts; gating_asic.v wraps it in a register bus that exposes the weight- and hidden-SRAM write ports, the start/done handshake, and a logit-peek window that returns any of the 128 expert logits, so the host reads the full routing decision back over the register interface rather than re-deriving it in software.</w:t>
+        <w:t xml:space="preserve">router weights, again with fused-FMA accumulation) and selects the top-K experts; gating_asic.v wraps it in a register bus that exposes the weight- and hidden-SRAM write ports, the start/done handshake, and a logit-peek window that returns any of the 128 expert logits, so the manager reads the full routing decision back over the register interface rather than re-deriving it in software. That bus has two masters (Section</w:t>
+      </w:r>
+      <w:r>
+        <w:t xml:space="preserve"> </w:t>
+      </w:r>
+      <w:hyperlink w:anchor="sec:2.17.1">
+        <w:r>
+          <w:rPr>
+            <w:rStyle w:val="Hyperlink"/>
+          </w:rPr>
+          <w:t xml:space="preserve">2.17.1</w:t>
+        </w:r>
+      </w:hyperlink>
+      <w:r>
+        <w:t xml:space="preserve">): the embedded management node on the node board drives it locally, or the host’s programming arrives over the fabric and is decoded into the same register map, and a strapping pin on the board chooses between them.</w:t>
       </w:r>
     </w:p>
     <w:p>
@@ -9967,9 +10120,9 @@
         <w:t xml:space="preserve">, which closes the gap between the transport properties the paper machine-checks and the computation those transports carry.</w:t>
       </w:r>
     </w:p>
-    <w:bookmarkEnd w:id="61"/>
     <w:bookmarkEnd w:id="62"/>
-    <w:bookmarkStart w:id="81" w:name="sec:results"/>
+    <w:bookmarkEnd w:id="63"/>
+    <w:bookmarkStart w:id="82" w:name="sec:results"/>
     <w:p>
       <w:pPr>
         <w:pStyle w:val="Heading1"/>
@@ -10017,7 +10170,7 @@
         <w:t xml:space="preserve">.</w:t>
       </w:r>
     </w:p>
-    <w:bookmarkStart w:id="65" w:name="sec:3.1"/>
+    <w:bookmarkStart w:id="66" w:name="sec:3.1"/>
     <w:p>
       <w:pPr>
         <w:pStyle w:val="Heading2"/>
@@ -10065,7 +10218,7 @@
         <w:t xml:space="preserve">. Cost is a consequence of these physical properties: commodity DRAM in volume, mature-node silicon, and standard packaging yield a node at approximately $2,000, but the structural advantage exists independently of DRAM spot pricing.</w:t>
       </w:r>
     </w:p>
-    <w:bookmarkStart w:id="63" w:name="tab:2"/>
+    <w:bookmarkStart w:id="64" w:name="tab:2"/>
     <w:p>
       <w:pPr>
         <w:pStyle w:val="TableCaption"/>
@@ -10573,7 +10726,7 @@
         </w:tc>
       </w:tr>
     </w:tbl>
-    <w:bookmarkEnd w:id="63"/>
+    <w:bookmarkEnd w:id="64"/>
     <w:p>
       <w:pPr>
         <w:pStyle w:val="BodyText"/>
@@ -10621,7 +10774,7 @@
         <w:t xml:space="preserve">’s roofline places both flagship workloads below even that reduced ridge point—weight streaming at 1–2 FLOP/byte is bandwidth-bound on DDR5 exactly as on LPDDR6—so the bandwidth-bound conclusion is generation-independent, not an artifact of the LPDDR6 choice. The reference chassis simply selects the highest-bandwidth socketable module class for the same silicon.</w:t>
       </w:r>
     </w:p>
-    <w:bookmarkStart w:id="64" w:name="sec:3.1.1"/>
+    <w:bookmarkStart w:id="65" w:name="sec:3.1.1"/>
     <w:p>
       <w:pPr>
         <w:pStyle w:val="Heading3"/>
@@ -10719,9 +10872,9 @@
         <w:t xml:space="preserve">bounds each hop regardless of which experts the gate selects. Nothing in the configuration is specific to this model family: the compiler re-derives placements, bitmaps, and dispatch plans from any config.json/safetensors pair, which is what makes the appliance a configuration of the architecture rather than a distinct machine.</w:t>
       </w:r>
     </w:p>
-    <w:bookmarkEnd w:id="64"/>
     <w:bookmarkEnd w:id="65"/>
-    <w:bookmarkStart w:id="70" w:name="sec:3.2"/>
+    <w:bookmarkEnd w:id="66"/>
+    <w:bookmarkStart w:id="71" w:name="sec:3.2"/>
     <w:p>
       <w:pPr>
         <w:pStyle w:val="Heading2"/>
@@ -11281,7 +11434,7 @@
         <w:t xml:space="preserve">. MoE expert weight-streaming sits near 1–2 FLOP/byte per token—below the 3.0 FP16 balance and far below the 6.0 INT8 balance, so MoE is bandwidth-bound on the precision it actually runs, even at the top of its intensity range. Performance is therefore limited by the LPDDR6 bus, never by the MAC array, for both flagship workloads. This is the load-bearing argument for DUV: a 14 nm or 28 nm array already saturates the memory it is attached to.</w:t>
       </w:r>
     </w:p>
-    <w:bookmarkStart w:id="69" w:name="fig:roofline"/>
+    <w:bookmarkStart w:id="70" w:name="fig:roofline"/>
     <w:p>
       <w:pPr>
         <w:pStyle w:val="CaptionedFigure"/>
@@ -11291,18 +11444,18 @@
           <wp:inline>
             <wp:extent cx="5270436" cy="3092418"/>
             <wp:effectExtent b="0" l="0" r="0" t="0"/>
-            <wp:docPr descr="" title="" id="67" name="Picture"/>
+            <wp:docPr descr="" title="" id="68" name="Picture"/>
             <a:graphic>
               <a:graphicData uri="http://schemas.openxmlformats.org/drawingml/2006/picture">
                 <pic:pic>
                   <pic:nvPicPr>
-                    <pic:cNvPr descr="figures/fig_roofline.png" id="68" name="Picture"/>
+                    <pic:cNvPr descr="figures/fig_roofline.png" id="69" name="Picture"/>
                     <pic:cNvPicPr>
                       <a:picLocks noChangeArrowheads="1" noChangeAspect="1"/>
                     </pic:cNvPicPr>
                   </pic:nvPicPr>
                   <pic:blipFill>
-                    <a:blip r:embed="rId66"/>
+                    <a:blip r:embed="rId67"/>
                     <a:stretch>
                       <a:fillRect/>
                     </a:stretch>
@@ -11337,9 +11490,9 @@
         <w:t xml:space="preserve">Roofline for the reference node. Both flagship workload intensities fall below all three machine-balance ridges (FP64 1.5, FP16 3.0, INT8 6.0 FLOP/byte), so LPDDR6 bandwidth — and even the DDR5 baseline — binds before the MAC array does.</w:t>
       </w:r>
     </w:p>
-    <w:bookmarkEnd w:id="69"/>
     <w:bookmarkEnd w:id="70"/>
-    <w:bookmarkStart w:id="71" w:name="sec:3.3"/>
+    <w:bookmarkEnd w:id="71"/>
+    <w:bookmarkStart w:id="72" w:name="sec:3.3"/>
     <w:p>
       <w:pPr>
         <w:pStyle w:val="Heading2"/>
@@ -11619,8 +11772,8 @@
         <w:t xml:space="preserve">). The strongest outside validation of the capacity-bound decode thesis is commercial: both major GPU vendors have since acquired or licensed an SRAM or mask-ROM inference shop rather than build against the HBM wall directly.</w:t>
       </w:r>
     </w:p>
-    <w:bookmarkEnd w:id="71"/>
-    <w:bookmarkStart w:id="72" w:name="sec:3.4"/>
+    <w:bookmarkEnd w:id="72"/>
+    <w:bookmarkStart w:id="73" w:name="sec:3.4"/>
     <w:p>
       <w:pPr>
         <w:pStyle w:val="Heading2"/>
@@ -11946,8 +12099,8 @@
         <w:t xml:space="preserve">per-hop delay plus message bytes divided by the link rate; the co-simulation checks the hop-count and serialization terms exactly and treats contention as a separate, compile-time-scheduled term.</w:t>
       </w:r>
     </w:p>
-    <w:bookmarkEnd w:id="72"/>
-    <w:bookmarkStart w:id="77" w:name="sec:3.5"/>
+    <w:bookmarkEnd w:id="73"/>
+    <w:bookmarkStart w:id="78" w:name="sec:3.5"/>
     <w:p>
       <w:pPr>
         <w:pStyle w:val="Heading2"/>
@@ -12572,7 +12725,7 @@
         <w:t xml:space="preserve">exactly, so per-hop accounting is exact rather than approximate. load delivers all 450 routed flits byte-exact despite sinks that accept only one byte in four; its 558-cycle worst case is a backpressure artifact of a slow consumer, not a routing anomaly. hotspot’s 8,279-cycle worst case on its corner node is exactly the serialization and DMA-throttled drain of kilobyte-class tokens behind the 1-in-8 gate—and not a single byte is dropped. stress refuses all 36 corrupt-CRC flits—the count matching the software twin’s refusals and the stub’s corrupt_out verdicts exactly—while the remaining 1,051 activations fire kernels whose results are byte-exact against the golden model. replay’s two runs produce 2.1 MB of bit-identical delivery logs across three slices, machine-checking deterministic replay. vcsweep’s routed flits arrive within the same 24–27 cycle window despite concurrent pass-through traffic across all four virtual-channel classes, confirming the arbitrated egress tree adds no measurable delay at this load.</w:t>
       </w:r>
     </w:p>
-    <w:bookmarkStart w:id="76" w:name="fig:latency"/>
+    <w:bookmarkStart w:id="77" w:name="fig:latency"/>
     <w:p>
       <w:pPr>
         <w:pStyle w:val="CaptionedFigure"/>
@@ -12582,18 +12735,18 @@
           <wp:inline>
             <wp:extent cx="5178536" cy="2660490"/>
             <wp:effectExtent b="0" l="0" r="0" t="0"/>
-            <wp:docPr descr="" title="" id="74" name="Picture"/>
+            <wp:docPr descr="" title="" id="75" name="Picture"/>
             <a:graphic>
               <a:graphicData uri="http://schemas.openxmlformats.org/drawingml/2006/picture">
                 <pic:pic>
                   <pic:nvPicPr>
-                    <pic:cNvPr descr="figures/fig_latency.png" id="75" name="Picture"/>
+                    <pic:cNvPr descr="figures/fig_latency.png" id="76" name="Picture"/>
                     <pic:cNvPicPr>
                       <a:picLocks noChangeArrowheads="1" noChangeAspect="1"/>
                     </pic:cNvPicPr>
                   </pic:nvPicPr>
                   <pic:blipFill>
-                    <a:blip r:embed="rId73"/>
+                    <a:blip r:embed="rId74"/>
                     <a:stretch>
                       <a:fillRect/>
                     </a:stretch>
@@ -12628,7 +12781,7 @@
         <w:t xml:space="preserve">Per-scenario latency distributions from the 48-node co-simulation (Table 3, seed 1). Sweep hits the closed form exactly; the hotspot and stress tails are sink backpressure, and no scenario drops a byte.</w:t>
       </w:r>
     </w:p>
-    <w:bookmarkEnd w:id="76"/>
+    <w:bookmarkEnd w:id="77"/>
     <w:p>
       <w:pPr>
         <w:pStyle w:val="BodyText"/>
@@ -12879,8 +13032,8 @@
         <w:t xml:space="preserve">is machine-checked on the same real weights: a selectable node MAC runs a complete expert pass, a real decoder block (attention, KV, dense MLP, top-2 MoE) reproduces the checkpoint’s layer-0 output word for word against a BF16 reference, and the gating ASIC’s top-1 decision dispatched as one fabric flit lands on the node and matches the software BF16 twin—so the router, the fabric, and the compute ASIC are verified as one composed pipeline rather than three separate pieces.</w:t>
       </w:r>
     </w:p>
-    <w:bookmarkEnd w:id="77"/>
-    <w:bookmarkStart w:id="79" w:name="sec:3.6"/>
+    <w:bookmarkEnd w:id="78"/>
+    <w:bookmarkStart w:id="80" w:name="sec:3.6"/>
     <w:p>
       <w:pPr>
         <w:pStyle w:val="Heading2"/>
@@ -12911,7 +13064,7 @@
         <w:t xml:space="preserve">). Every figure is a first-order estimate consistent with the node budget of Table 2.</w:t>
       </w:r>
     </w:p>
-    <w:bookmarkStart w:id="78" w:name="tab:4"/>
+    <w:bookmarkStart w:id="79" w:name="tab:4"/>
     <w:p>
       <w:pPr>
         <w:pStyle w:val="TableCaption"/>
@@ -13472,7 +13625,7 @@
         </w:tc>
       </w:tr>
     </w:tbl>
-    <w:bookmarkEnd w:id="78"/>
+    <w:bookmarkEnd w:id="79"/>
     <w:p>
       <w:pPr>
         <w:pStyle w:val="BodyText"/>
@@ -14828,8 +14981,8 @@
         <w:t xml:space="preserve">possible.</w:t>
       </w:r>
     </w:p>
-    <w:bookmarkEnd w:id="79"/>
-    <w:bookmarkStart w:id="80" w:name="sec:3.7"/>
+    <w:bookmarkEnd w:id="80"/>
+    <w:bookmarkStart w:id="81" w:name="sec:3.7"/>
     <w:p>
       <w:pPr>
         <w:pStyle w:val="Heading2"/>
@@ -15070,9 +15223,9 @@
         <w:t xml:space="preserve">$1M, 10 kW board stack rather than an interposer-bound accelerator tray, so scale-out economics inherit the commodity-memory advantage rather than diluting it.</w:t>
       </w:r>
     </w:p>
-    <w:bookmarkEnd w:id="80"/>
     <w:bookmarkEnd w:id="81"/>
-    <w:bookmarkStart w:id="88" w:name="sec:discussion"/>
+    <w:bookmarkEnd w:id="82"/>
+    <w:bookmarkStart w:id="89" w:name="sec:discussion"/>
     <w:p>
       <w:pPr>
         <w:pStyle w:val="Heading1"/>
@@ -15081,7 +15234,7 @@
         <w:t xml:space="preserve">Discussion</w:t>
       </w:r>
     </w:p>
-    <w:bookmarkStart w:id="82" w:name="sec:4.1"/>
+    <w:bookmarkStart w:id="83" w:name="sec:4.1"/>
     <w:p>
       <w:pPr>
         <w:pStyle w:val="Heading2"/>
@@ -15126,8 +15279,8 @@
         <w:t xml:space="preserve">); (4) re-export the amended schema at the next batch boundary. Routing tables are immutable within a boot session, so step (4) is a controller-coordinated reload, not runtime adaptation: the router regenerates the AOT tables against the amended schema and loads them during the batch boundary, when the fabric is quiet. The chassis continues in degraded mode with no restart. A failed spine lane is handled at the physical layer—periodic link re-training excludes the dead lane and the remaining lanes re-lane transparently—so routing tables need no change for lane degradation; total spine failure partitions the chassis (the Conclusion section).</w:t>
       </w:r>
     </w:p>
-    <w:bookmarkEnd w:id="82"/>
-    <w:bookmarkStart w:id="83" w:name="sec:4.2"/>
+    <w:bookmarkEnd w:id="83"/>
+    <w:bookmarkStart w:id="84" w:name="sec:4.2"/>
     <w:p>
       <w:pPr>
         <w:pStyle w:val="Heading2"/>
@@ -15229,8 +15382,8 @@
         <w:t xml:space="preserve">) exceeds the uplink rate precisely because the per-token dispatch multiplier is realized inside the fabric. The host never touches the compute fabric directly.</w:t>
       </w:r>
     </w:p>
-    <w:bookmarkEnd w:id="83"/>
-    <w:bookmarkStart w:id="84" w:name="sec:4.3"/>
+    <w:bookmarkEnd w:id="84"/>
+    <w:bookmarkStart w:id="85" w:name="sec:4.3"/>
     <w:p>
       <w:pPr>
         <w:pStyle w:val="Heading2"/>
@@ -15356,8 +15509,8 @@
         <w:t xml:space="preserve">).</w:t>
       </w:r>
     </w:p>
-    <w:bookmarkEnd w:id="84"/>
-    <w:bookmarkStart w:id="85" w:name="sec:4.4"/>
+    <w:bookmarkEnd w:id="85"/>
+    <w:bookmarkStart w:id="86" w:name="sec:4.4"/>
     <w:p>
       <w:pPr>
         <w:pStyle w:val="Heading2"/>
@@ -16367,8 +16520,8 @@
         <w:t xml:space="preserve">); a router failure halts dispatch until the spare is in place.</w:t>
       </w:r>
     </w:p>
-    <w:bookmarkEnd w:id="85"/>
-    <w:bookmarkStart w:id="86" w:name="sec:4.5"/>
+    <w:bookmarkEnd w:id="86"/>
+    <w:bookmarkStart w:id="87" w:name="sec:4.5"/>
     <w:p>
       <w:pPr>
         <w:pStyle w:val="Heading2"/>
@@ -16780,8 +16933,8 @@
         <w:t xml:space="preserve">—then frees fabrication capacity back toward commodity DRAM as the mix shifts. Training retains HBM’s bandwidth economics; inference—the majority—moves to capacity economics, where commodity modules with no interposer dependency and mature-node yields above 90% dominate on both physical and economic grounds. The memory market bifurcates, and this machine is built for the inference half.</w:t>
       </w:r>
     </w:p>
-    <w:bookmarkEnd w:id="86"/>
-    <w:bookmarkStart w:id="87" w:name="sec:4.6"/>
+    <w:bookmarkEnd w:id="87"/>
+    <w:bookmarkStart w:id="88" w:name="sec:4.6"/>
     <w:p>
       <w:pPr>
         <w:pStyle w:val="Heading2"/>
@@ -16812,9 +16965,9 @@
         <w:t xml:space="preserve">) doubles as an in-field signal-integrity monitor. Manufacturing hand-off artifacts ship alongside the RTL rather than after it: SDC timing constraints for the 100 MHz reference domain with false paths enumerated for the combinational ROM/SRAM reads and async resets (pnm_soc.sdc), a device tree source describing the full router-chip memory map for NOMMU Linux boot (pnm_soc.dts), and the assembly schema of the companion repository that composes verified modules into board-level netlists. What remains vendor-dependent—SerDes analog characterization, package bond maps, floorplan extraction—is explicitly outside the RTL’s claims, consistent with this paper’s practice of labeling engineering estimates rather than claiming them away.</w:t>
       </w:r>
     </w:p>
-    <w:bookmarkEnd w:id="87"/>
     <w:bookmarkEnd w:id="88"/>
-    <w:bookmarkStart w:id="89" w:name="sec:conclusion"/>
+    <w:bookmarkEnd w:id="89"/>
+    <w:bookmarkStart w:id="90" w:name="sec:conclusion"/>
     <w:p>
       <w:pPr>
         <w:pStyle w:val="Heading1"/>
@@ -16895,8 +17048,8 @@
         <w:t xml:space="preserve">, the build and simulation code under AGPL-3.0-or-later, and this manuscript under CC BY-SA 4.0.</w:t>
       </w:r>
     </w:p>
-    <w:bookmarkEnd w:id="89"/>
-    <w:bookmarkStart w:id="90" w:name="sec:acknowledgments"/>
+    <w:bookmarkEnd w:id="90"/>
+    <w:bookmarkStart w:id="91" w:name="sec:acknowledgments"/>
     <w:p>
       <w:pPr>
         <w:pStyle w:val="Heading1"/>
@@ -17507,7 +17660,7 @@
         <w:t xml:space="preserve">arXiv:2402.17764, 2024.</w:t>
       </w:r>
     </w:p>
-    <w:bookmarkEnd w:id="90"/>
+    <w:bookmarkEnd w:id="91"/>
     <w:sectPr/>
   </w:body>
 </w:document>

--- a/paper/submission/paper.docx
+++ b/paper/submission/paper.docx
@@ -77,7 +77,35 @@
         <w:pStyle w:val="BodyText"/>
       </w:pPr>
       <w:r>
-        <w:t xml:space="preserve">The result is bit-exact-reproducible computation, deadlock freedom by construction, compile-time latency bounds, and a fraction of the thermal envelope, interposer dependency, and manufacturing complexity of monolithic GPU accelerators. Validation scope is stated explicitly: the machine-checked claims are byte-exact delivery and replay, doorbell refusal accounting, and cycle-exact closed-form latency on a 100 MHz behavioral co-simulation (Sections</w:t>
+        <w:t xml:space="preserve">The result is bit-exact-reproducible computation, deadlock freedom by construction, compile-time latency bounds, and a fraction of the thermal envelope, interposer dependency, and manufacturing complexity of monolithic GPU accelerators. Validation scope is stated explicitly: the machine-checked claims are byte-exact delivery and replay, doorbell refusal accounting, cycle-exact closed-form latency on a 100 MHz behavioral co-simulation, a real-checkpoint numeric forward pass that is greedy-token-identical to a BF16 reference, and a bit-exact integrated compute datapath—gating ASIC, fabric transport, and the selectable node MAC, plus a full decoder block—validated on real layer-0 weights (Sections</w:t>
+      </w:r>
+      <w:r>
+        <w:t xml:space="preserve"> </w:t>
+      </w:r>
+      <w:hyperlink w:anchor="sec:2.15">
+        <w:r>
+          <w:rPr>
+            <w:rStyle w:val="Hyperlink"/>
+          </w:rPr>
+          <w:t xml:space="preserve">2.15</w:t>
+        </w:r>
+      </w:hyperlink>
+      <w:r>
+        <w:t xml:space="preserve">,</w:t>
+      </w:r>
+      <w:r>
+        <w:t xml:space="preserve"> </w:t>
+      </w:r>
+      <w:hyperlink w:anchor="sec:2.20">
+        <w:r>
+          <w:rPr>
+            <w:rStyle w:val="Hyperlink"/>
+          </w:rPr>
+          <w:t xml:space="preserve">2.20</w:t>
+        </w:r>
+      </w:hyperlink>
+      <w:r>
+        <w:t xml:space="preserve">,</w:t>
       </w:r>
       <w:r>
         <w:t xml:space="preserve"> </w:t>
@@ -91,10 +119,7 @@
         </w:r>
       </w:hyperlink>
       <w:r>
-        <w:t xml:space="preserve"> </w:t>
-      </w:r>
-      <w:r>
-        <w:t xml:space="preserve">and</w:t>
+        <w:t xml:space="preserve">, and</w:t>
       </w:r>
       <w:r>
         <w:t xml:space="preserve"> </w:t>
@@ -2349,7 +2374,7 @@
         <w:pStyle w:val="FirstParagraph"/>
       </w:pPr>
       <w:r>
-        <w:t xml:space="preserve">The firmware state machine boots the chassis through five deterministic phases, each completing before the next begins. The central router chip drives the sequence; no node participates until the phase that addresses it. The state machine is:</w:t>
+        <w:t xml:space="preserve">The firmware state machine boots the chassis through five deterministic phases, each completing before the next begins. The host’s firmware drives the sequence; no node participates until the phase that addresses it. The state machine is:</w:t>
       </w:r>
     </w:p>
     <w:p>
@@ -2801,7 +2826,21 @@
         <w:pStyle w:val="BodyText"/>
       </w:pPr>
       <w:r>
-        <w:t xml:space="preserve">Phase 4: MOE_LOAD. The router loads the MoE gating state into its own SRAM. Expert selection lives exclusively on the router chip, which evaluates it at runtime to determine which expert handles each token. The RTL’s moe_gating unit (Section</w:t>
+        <w:t xml:space="preserve">Phase 4: MOE_LOAD. The router loads the MoE gating state into its own SRAM. Expert selection lives on the per-node gating ASIC (Section</w:t>
+      </w:r>
+      <w:r>
+        <w:t xml:space="preserve"> </w:t>
+      </w:r>
+      <w:hyperlink w:anchor="sec:2.17.1">
+        <w:r>
+          <w:rPr>
+            <w:rStyle w:val="Hyperlink"/>
+          </w:rPr>
+          <w:t xml:space="preserve">2.17.1</w:t>
+        </w:r>
+      </w:hyperlink>
+      <w:r>
+        <w:t xml:space="preserve">), which evaluates it at runtime to determine which expert handles each token. The RTL’s moe_gating unit (Section</w:t>
       </w:r>
       <w:r>
         <w:t xml:space="preserve"> </w:t>
@@ -2860,7 +2899,7 @@
         <w:t xml:space="preserve"> </w:t>
       </w:r>
       <w:r>
-        <w:t xml:space="preserve">selection—with projector weights streamed over PCIe into its weight SRAM. Because this work ships no end-to-end-trained projector, the dispatch path the co-simulation actually exercises routes each token through a deterministic token-seeded routing hash evaluated in router firmware (Section</w:t>
+        <w:t xml:space="preserve">selection—with projector weights streamed over the host link into the per-node gating ASIC’s weight SRAM. Because this work ships no end-to-end-trained projector, the dispatch path the co-simulation actually exercises routes each token through a deterministic token-seeded routing hash evaluated in router firmware (Section</w:t>
       </w:r>
       <w:r>
         <w:t xml:space="preserve"> </w:t>
@@ -2910,18 +2949,10 @@
         </m:r>
       </m:oMath>
       <w:r>
-        <w:t xml:space="preserve">-expert BF16 projector at the reference model’s gating dimension needs roughly</w:t>
-      </w:r>
-      <w:r>
-        <w:t xml:space="preserve"> </w:t>
-      </w:r>
-      <m:oMath>
-        <m:r>
-          <m:t>0.3</m:t>
-        </m:r>
-      </m:oMath>
-      <w:r>
-        <w:t xml:space="preserve">–1 MB of weights—5–15</w:t>
+        <w:t xml:space="preserve">-expert BF16 projector at the reference model’s gating dimension needs roughly 0.7 MB of weights (128</w:t>
+      </w:r>
+      <w:r>
+        <w:t xml:space="preserve"> </w:t>
       </w:r>
       <m:oMath>
         <m:r>
@@ -2935,7 +2966,24 @@
         <w:t xml:space="preserve"> </w:t>
       </w:r>
       <w:r>
-        <w:t xml:space="preserve">the router’s dedicated 64 KB gating SRAM (32K BF16 entries)—so learned-router sizing and its per-token evaluation latency are projections (Section</w:t>
+        <w:t xml:space="preserve">2,816</w:t>
+      </w:r>
+      <w:r>
+        <w:t xml:space="preserve"> </w:t>
+      </w:r>
+      <m:oMath>
+        <m:r>
+          <m:rPr>
+            <m:sty m:val="p"/>
+          </m:rPr>
+          <m:t>×</m:t>
+        </m:r>
+      </m:oMath>
+      <w:r>
+        <w:t xml:space="preserve"> </w:t>
+      </w:r>
+      <w:r>
+        <w:t xml:space="preserve">2 B)—exactly the weight store the shipped gating ASIC provides—so only its per-token evaluation latency is a projection (Section</w:t>
       </w:r>
       <w:r>
         <w:t xml:space="preserve"> </w:t>
@@ -2957,7 +3005,7 @@
         <w:pStyle w:val="BodyText"/>
       </w:pPr>
       <w:r>
-        <w:t xml:space="preserve">Phase 5: READY. The chassis is fully initialized. The router exports a topology schema describing physical coordinates, per-link bandwidth, and deterministic latency between each pair—the closed-form latency is hop count</w:t>
+        <w:t xml:space="preserve">Phase 5: READY. The chassis is fully initialized. The host exports a topology schema describing physical coordinates, per-link bandwidth, and deterministic latency between each pair—the closed-form latency is hop count</w:t>
       </w:r>
       <w:r>
         <w:t xml:space="preserve"> </w:t>
@@ -3002,7 +3050,7 @@
         </w:r>
       </w:hyperlink>
       <w:r>
-        <w:t xml:space="preserve">) then lowers the user IR against this exact schema, so the ISA for this boot instance exists within a second of power-on. The router enters the dispatch loop: for MoE workloads, it evaluates the gating network and dispatches tokens; for stencil workloads, it triggers halo exchanges at the scheduled timestamps. The dispatch loop processes each token through every model layer in sequence: for each layer, the firmware first dispatches to the dense attention node (round-robin by model layer), then checks whether any KV cache bank on that layer exceeds the offload threshold—if so, it dispatches a KV offload command and triggers a reload cycle—and finally dispatches to the top-</w:t>
+        <w:t xml:space="preserve">) then lowers the user IR against this exact schema, so the ISA for this boot instance exists within a second of power-on. The host enters the dispatch loop: for MoE workloads, it dispatches tokens to the experts the gating ASICs selected; for stencil workloads, it triggers halo exchanges at the scheduled timestamps. The dispatch loop processes each token through every model layer in sequence: for each layer, the firmware first dispatches to the dense attention node (round-robin by model layer), then checks whether any KV cache bank on that layer exceeds the offload threshold—if so, it dispatches a KV offload command and triggers a reload cycle—and finally dispatches to the top-</w:t>
       </w:r>
       <m:oMath>
         <m:r>
@@ -7170,7 +7218,7 @@
         <w:pStyle w:val="BodyText"/>
       </w:pPr>
       <w:r>
-        <w:t xml:space="preserve">Just-in-Time (JIT) dispatch. Dynamic tokens—such as MoE expert routing decisions—arrive at the central router chip. The router evaluates the same closed-form routing function, prepends a strict [Layer ID | Module ID] header, and injects. There is no runtime arbitration, no congestion sensing, and no adaptive routing. The router’s 1 GHz dispatch stage issues one routing decision per clock, but the sustained dispatch rate is set by the fabric, not the decision stage: injection is bounded by the destination buffer credit rule of Section</w:t>
+        <w:t xml:space="preserve">Just-in-Time (JIT) dispatch. Dynamic tokens—such as MoE expert routing decisions—arrive at the central router bridge, which prepends a strict [Layer ID | Module ID] header and injects. There is no runtime arbitration, no congestion sensing, and no adaptive routing. The router’s 1 GHz dispatch stage issues one routing decision per clock, but the sustained dispatch rate is set by the fabric, not the decision stage: injection is bounded by the destination buffer credit rule of Section</w:t>
       </w:r>
       <w:r>
         <w:t xml:space="preserve"> </w:t>
@@ -8851,7 +8899,7 @@
         <w:pStyle w:val="BodyText"/>
       </w:pPr>
       <w:r>
-        <w:t xml:space="preserve">Additional testbenches verify every compute unit type in isolation: FP16, BF16, FP32, and FP64 FMA modules (3-cycle pipeline, bit-exact golden-model checks), the FP32 ALU (restoring binary long division, MIN/MAX/CMP, and FMA-path operations), the INT8 MAC (two-cycle multiply-accumulate), the BF16 and FP16 systolic MAC arrays (weight loading, burst activation, zero-weight identity), the MoE gating unit (softmax top-k selection), and the router chip (POST discovery, routing-table load, weight upload, MoE map load, and inference dispatch).</w:t>
+        <w:t xml:space="preserve">Additional testbenches verify every compute unit type in isolation: FP16, BF16, FP32, and FP64 FMA modules (3-cycle pipeline, bit-exact golden-model checks), the FP32 ALU (restoring binary long division, MIN/MAX/CMP, and FMA-path operations), the INT8 MAC (two-cycle multiply-accumulate), the BF16 and FP16 systolic MAC arrays (weight loading, burst activation, zero-weight identity), the MoE gating unit (softmax top-k selection), the host bridge (a byte-exact wormhole flit with its CRC-16, and the dispatch counter), and the host path end to end (SPI adapter, arbiter, and bridge composed, checking a register read-back, the emitted flit, and the result path).</w:t>
       </w:r>
     </w:p>
     <w:p>
@@ -9457,7 +9505,7 @@
         <w:pStyle w:val="BodyText"/>
       </w:pPr>
       <w:r>
-        <w:t xml:space="preserve">This placement is a deliberate consequence of where the work actually is. The bridge’s data path is fixed-function and needs no programmability: the flit builder, the CRC-16/CCITT-FALSE, the coordinate mapping, and the gating datapath are all hardware, and the host writes their operands through a small register window. What the bridge does need is sequencing, and sequencing is exactly what a host already has. Keeping the processor off the bridge therefore removes a whole class of silicon—the boot ROM, the timer, the console, the interrupt controller, and the memory-management assumptions an OS would impose—without removing any function the fabric needs, and it makes the bridge attachable to whatever the deployment already has: a Raspberry Pi over SPI, or any third-party microcontroller over a byte-level host link with the same register and framing semantics.</w:t>
+        <w:t xml:space="preserve">This placement is a deliberate consequence of where the work actually is. The bridge’s data path is fixed-function and needs no programmability: the flit builder and the CRC-16/CCITT-FALSE are hardware, and the host writes their operands through a small register window. What the bridge does need is sequencing, and sequencing is exactly what a host already has. Keeping the processor off the bridge therefore removes a whole class of silicon—the boot ROM, the timer, the console, the interrupt controller, and the memory-management assumptions an OS would impose—without removing any function the fabric needs, and it makes the bridge attachable to whatever the deployment already has: a Raspberry Pi over SPI, or any third-party microcontroller over a byte-level host link with the same register and framing semantics.</w:t>
       </w:r>
     </w:p>
     <w:p>
@@ -9495,7 +9543,7 @@
         <w:pStyle w:val="BodyText"/>
       </w:pPr>
       <w:r>
-        <w:t xml:space="preserve">The register window is small and flat: the routing-table and MoE-map SRAMs, the flit-builder command registers (destination, length, payload byte, trigger), the status and counter registers, and the result byte. A host-side DMA path lets the weight blobs and the stencil domain move without the host copying every byte through the register window, using the behavioral LPCAMM2/LPDDR6 module model (lpddr6_camm.v) for the node-local side.</w:t>
+        <w:t xml:space="preserve">The register window is small and flat: the flit-builder command registers (destination, length, payload byte, trigger), the status and counter registers, the result byte, and a 64 KB staging SRAM. The host copies weight bytes through the window; the behavioral LPCAMM2/LPDDR6 module model (lpddr6_camm.v) is exercised by the node-local testbenches, and a DMA engine onto it is not yet part of the bridge.</w:t>
       </w:r>
     </w:p>
     <w:p>
@@ -9536,7 +9584,7 @@
         <w:pStyle w:val="BodyText"/>
       </w:pPr>
       <w:r>
-        <w:t xml:space="preserve">In mode B the host owns the whole machine. The host’s gating programming is streamed over the fabric to the gating ASIC, whose fabric-side receiver decodes it into the same register map the embedded node uses, and the decision is read back over the fabric. This is the mode the host-driven bridge of Section</w:t>
+        <w:t xml:space="preserve">In mode B the host owns the whole machine. The host’s gating programming is streamed over the fabric to the gating ASIC, whose fabric-side receiver decodes it into the same register map the embedded node uses. This is the mode the host-driven bridge of Section</w:t>
       </w:r>
       <w:r>
         <w:t xml:space="preserve"> </w:t>
@@ -9553,7 +9601,7 @@
         <w:t xml:space="preserve"> </w:t>
       </w:r>
       <w:r>
-        <w:t xml:space="preserve">is built for, and it is the flexible one: the host can reprogram the router of any node at any time, and the same host firmware drives a Pi, a microcontroller, or a workstation.</w:t>
+        <w:t xml:space="preserve">is built for, and it is the flexible one: the host can reprogram the router of any node at any time, and the same host firmware drives a Pi, a microcontroller, or a workstation. The shipped receiver is write-only: the programming path is complete, and the fabric-side read-back of the decision is the remaining piece of work, so a mode-B manager today reads the decision from the chip’s local output wires rather than over the fabric.</w:t>
       </w:r>
     </w:p>
     <w:p>
@@ -9580,32 +9628,7 @@
         <w:pStyle w:val="BodyText"/>
       </w:pPr>
       <w:r>
-        <w:t xml:space="preserve">The difference is entirely in what crosses the fabric. In mode A, only the initial programming crosses: the learned router is 128 experts by 2,816 hidden dimensions, roughly 0.3–1 MB of BF16 per layer (Section</w:t>
-      </w:r>
-      <w:r>
-        <w:t xml:space="preserve"> </w:t>
-      </w:r>
-      <w:hyperlink w:anchor="sec:2.5">
-        <w:r>
-          <w:rPr>
-            <w:rStyle w:val="Hyperlink"/>
-          </w:rPr>
-          <w:t xml:space="preserve">2.5</w:t>
-        </w:r>
-      </w:hyperlink>
-      <w:r>
-        <w:t xml:space="preserve">, Phase 4), uploaded once at machine setup. In mode B, every one of those bytes crosses per layer, and then every token’s decision crosses back: 256 bytes of logits, or 8 bytes if the host takes only the top-</w:t>
-      </w:r>
-      <m:oMath>
-        <m:r>
-          <m:t>k</m:t>
-        </m:r>
-      </m:oMath>
-      <w:r>
-        <w:t xml:space="preserve"> </w:t>
-      </w:r>
-      <w:r>
-        <w:t xml:space="preserve">identifiers, per token per layer, in addition to the token’s own data path. At the reference model’s 270 dispatches per token (Section</w:t>
+        <w:t xml:space="preserve">The difference is in what crosses the fabric. In mode A the gating weights never touch it: the management node loads them into the ASIC once, locally, and each token’s decision is a local register read. In mode B the host must push the 0.7 MB of weights across once per layer at setup and, thereafter, push each token’s 5.6 KB hidden vector in per layer, with the decision returned to the host. Against the roughly 2.2 MB a token’s own dispatches generate (Section</w:t>
       </w:r>
       <w:r>
         <w:t xml:space="preserve"> </w:t>
@@ -9619,7 +9642,7 @@
         </w:r>
       </w:hyperlink>
       <w:r>
-        <w:t xml:space="preserve">) and 30 layers, that is a per-token management tax proportional to the number of layers, paid on the same fabric that is already the capacity bottleneck. Mode A removes it, which is the point of putting the management node on the node board rather than at the spine root.</w:t>
+        <w:t xml:space="preserve">), that per-token management traffic is under ten percent: the honest case for mode A is architectural rather than bandwidth-critical—the decision is made and acted on where the token already is, so it never becomes fabric traffic at all, and the node does not depend on the host to route it.</w:t>
       </w:r>
     </w:p>
     <w:bookmarkEnd w:id="58"/>
@@ -10067,7 +10090,18 @@
         <w:t xml:space="preserve"> </w:t>
       </w:r>
       <w:r>
-        <w:t xml:space="preserve">router weights, again with fused-FMA accumulation) and selects the top-K experts; gating_asic.v wraps it in a register bus that exposes the weight- and hidden-SRAM write ports, the start/done handshake, and a logit-peek window that returns any of the 128 expert logits, so the manager reads the full routing decision back over the register interface rather than re-deriving it in software. That bus has two masters (Section</w:t>
+        <w:t xml:space="preserve">router weights, again with fused-FMA accumulation) and selects the top-K experts; gating_asic.v wraps it in a register bus that exposes the weight- and hidden-SRAM write ports, the start/done handshake, a rank window that returns every top-</w:t>
+      </w:r>
+      <m:oMath>
+        <m:r>
+          <m:t>k</m:t>
+        </m:r>
+      </m:oMath>
+      <w:r>
+        <w:t xml:space="preserve"> </w:t>
+      </w:r>
+      <w:r>
+        <w:t xml:space="preserve">id and logit, and a logit-peek window that returns any of the 128 expert logits, so the manager reads the full routing decision back over the register interface rather than re-deriving it in software. That bus has two masters (Section</w:t>
       </w:r>
       <w:r>
         <w:t xml:space="preserve"> </w:t>
@@ -12934,7 +12968,7 @@
         <w:t xml:space="preserve">,</w:t>
       </w:r>
       <w:r>
-        <w:t xml:space="preserve">144-token byte-fallback BPE tokenizer, real multi-position attention, and a real top-8-of-128 mixture-of-experts router—with no torch or transformers runtime. Every activation tensor is rounded to BF16 between operations, matching the reference storage regime, including the router’s normalized expert weights. On the greedy-decode prompts tested the engine is token-for-token identical to a Hugging Face bf16 reference through the terminating turn token: the checkpoint’s own weights answer</w:t>
+        <w:t xml:space="preserve">144-token byte-fallback BPE tokenizer, real multi-position attention, and a real top-8-of-128 mixture-of-experts router—with no torch or transformers runtime. Every activation tensor is rounded to BF16 between operations, matching the reference storage regime, including the router’s normalized expert weights. On the greedy-decode prompts tested the engine is token-for-token identical to a Hugging Face bf16 reference through the terminating turn token (the reference harness itself is not shipped; the repository test asserts the same token ids): the checkpoint’s own weights answer</w:t>
       </w:r>
       <w:r>
         <w:t xml:space="preserve"> </w:t>
@@ -13029,7 +13063,7 @@
         <w:t xml:space="preserve"> </w:t>
       </w:r>
       <w:r>
-        <w:t xml:space="preserve">is machine-checked on the same real weights: a selectable node MAC runs a complete expert pass, a real decoder block (attention, KV, dense MLP, top-2 MoE) reproduces the checkpoint’s layer-0 output word for word against a BF16 reference, and the gating ASIC’s top-1 decision dispatched as one fabric flit lands on the node and matches the software BF16 twin—so the router, the fabric, and the compute ASIC are verified as one composed pipeline rather than three separate pieces.</w:t>
+        <w:t xml:space="preserve">is machine-checked on the same real weights: a selectable node MAC runs a complete expert pass, a 16-wide slice of the checkpoint’s layer-0 weights runs a real decoder block (attention, KV, dense MLP, top-2 MoE) that reproduces the corresponding BF16 reference word for word, and the gating ASIC’s top-1 decision dispatched as one fabric flit lands on the node and matches the software BF16 twin—so the router, the fabric, and the compute ASIC are verified as one composed pipeline rather than three separate pieces.</w:t>
       </w:r>
     </w:p>
     <w:bookmarkEnd w:id="78"/>
@@ -13821,7 +13855,7 @@
         </w:r>
       </w:hyperlink>
       <w:r>
-        <w:t xml:space="preserve">), performs POST discovery, evaluates MoE gating networks, and dispatches tokens into the fabric. The host runs the bridge’s firmware, so the same silicon serves a Raspberry Pi, a microcontroller, or a workstation without change. The bridge die is smaller than the compute die (no MAC array, no 192-bit LPDDR6 PHY, no processor, no boot ROM, and no timer), uses the same mature-node process, carries an SRAM bank synthesized anywhere in a 500 KB–32 MB range by board tier, and is socketed and cold-swappable for serviceability.</w:t>
+        <w:t xml:space="preserve">), performs the topology discovery and gating that the host’s firmware drives it through, and injects the resulting flits into the fabric. The host runs the bridge’s firmware, so the same silicon serves a Raspberry Pi, a microcontroller, or a workstation without change. The bridge die is smaller than the compute die (no MAC array, no 192-bit LPDDR6 PHY, no processor, no boot ROM, and no timer), uses the same mature-node process, carries a 64 KB staging SRAM, and is socketed and cold-swappable for serviceability.</w:t>
       </w:r>
     </w:p>
     <w:p>
@@ -15294,18 +15328,7 @@
         <w:pStyle w:val="FirstParagraph"/>
       </w:pPr>
       <w:r>
-        <w:t xml:space="preserve">The central router chip terminates dual PCIe Gen5 x16-class uplinks (</w:t>
-      </w:r>
-      <m:oMath>
-        <m:r>
-          <m:rPr>
-            <m:sty m:val="p"/>
-          </m:rPr>
-          <m:t>≈</m:t>
-        </m:r>
-      </m:oMath>
-      <w:r>
-        <w:t xml:space="preserve">128 GB/s aggregate) or 100/200 GbE equivalents. The host streams initial weights at boot, injects input tokens, and drains outputs. Runtime token traffic is kilobyte-class: the host injects one input token per generated token, and the 270 fabric dispatches per token (Section</w:t>
+        <w:t xml:space="preserve">The host attaches to the central router bridge over a byte-level host link—SPI on a Raspberry Pi, or the same protocol from a microcontroller—and a workstation host reaches the same window over PCIe. The host streams initial weights at boot, injects input tokens, and drains outputs. Runtime token traffic is kilobyte-class: the host injects one input token per generated token, and the 270 fabric dispatches per token (Section</w:t>
       </w:r>
       <w:r>
         <w:t xml:space="preserve"> </w:t>
@@ -15319,7 +15342,7 @@
         </w:r>
       </w:hyperlink>
       <w:r>
-        <w:t xml:space="preserve">) are generated on-router from the resident expert map, so the uplink carries token-rate traffic—roughly</w:t>
+        <w:t xml:space="preserve">) are generated from the resident expert map, so the uplink carries token-rate traffic—roughly</w:t>
       </w:r>
       <w:r>
         <w:t xml:space="preserve"> </w:t>
@@ -15351,21 +15374,79 @@
         <w:t xml:space="preserve"> </w:t>
       </w:r>
       <w:r>
-        <w:t xml:space="preserve">tokens/s of kilobyte-class tokens, about 4–30 GB/s—not dispatch-rate traffic, and remains well below the</w:t>
-      </w:r>
-      <w:r>
-        <w:t xml:space="preserve"> </w:t>
-      </w:r>
-      <m:oMath>
-        <m:r>
-          <m:rPr>
-            <m:sty m:val="p"/>
-          </m:rPr>
-          <m:t>≈</m:t>
-        </m:r>
-      </m:oMath>
-      <w:r>
-        <w:t xml:space="preserve">128 GB/s uplink. The fabric’s internal dispatch rate (Section</w:t>
+        <w:t xml:space="preserve">tokens/s of kilobyte-class tokens, about 4–30 GB/s—not dispatch-rate traffic. The weight-upload bound of Section</w:t>
+      </w:r>
+      <w:r>
+        <w:t xml:space="preserve"> </w:t>
+      </w:r>
+      <w:hyperlink w:anchor="sec:2.5">
+        <w:r>
+          <w:rPr>
+            <w:rStyle w:val="Hyperlink"/>
+          </w:rPr>
+          <w:t xml:space="preserve">2.5</w:t>
+        </w:r>
+      </w:hyperlink>
+      <w:r>
+        <w:t xml:space="preserve"> </w:t>
+      </w:r>
+      <w:r>
+        <w:t xml:space="preserve">is set by this uplink, and a link of</w:t>
+      </w:r>
+      <w:r>
+        <w:t xml:space="preserve"> </w:t>
+      </w:r>
+      <m:oMath>
+        <m:r>
+          <m:t>B</m:t>
+        </m:r>
+      </m:oMath>
+      <w:r>
+        <w:t xml:space="preserve"> </w:t>
+      </w:r>
+      <w:r>
+        <w:t xml:space="preserve">bytes per second uploads 64 TB in</w:t>
+      </w:r>
+      <w:r>
+        <w:t xml:space="preserve"> </w:t>
+      </w:r>
+      <m:oMath>
+        <m:r>
+          <m:t>64</m:t>
+        </m:r>
+        <m:r>
+          <m:rPr>
+            <m:sty m:val="p"/>
+          </m:rPr>
+          <m:t>×</m:t>
+        </m:r>
+        <m:sSup>
+          <m:e>
+            <m:r>
+              <m:t>10</m:t>
+            </m:r>
+          </m:e>
+          <m:sup>
+            <m:r>
+              <m:t>12</m:t>
+            </m:r>
+          </m:sup>
+        </m:sSup>
+        <m:r>
+          <m:rPr>
+            <m:sty m:val="p"/>
+          </m:rPr>
+          <m:t>/</m:t>
+        </m:r>
+        <m:r>
+          <m:t>B</m:t>
+        </m:r>
+      </m:oMath>
+      <w:r>
+        <w:t xml:space="preserve"> </w:t>
+      </w:r>
+      <w:r>
+        <w:t xml:space="preserve">seconds. The fabric’s internal dispatch rate (Section</w:t>
       </w:r>
       <w:r>
         <w:t xml:space="preserve"> </w:t>
@@ -15818,7 +15899,7 @@
         </w:r>
       </w:hyperlink>
       <w:r>
-        <w:t xml:space="preserve">); there is no place-and-route, timing closure, or silicon measurement behind the bandwidth, power, thermal, or cost figures. The only synthesis evidence is a generic Yosys smoke test (the companion repository’s synth.sh): every routing gate, the doorbell, a BF16 FMA unit, and the RV32 router core map to technology-independent cells (23 to 3,519 cells for the routing and compute blocks, 16,330 for the core, at logic depths between 1 and 32 levels), which shows that the RTL elaborates and synthesizes but uses no standard-cell library and backs no timing, area, power, or bandwidth figure. The 1 GHz 128-bit links of Section</w:t>
+        <w:t xml:space="preserve">); there is no place-and-route, timing closure, or silicon measurement behind the bandwidth, power, thermal, or cost figures. The only synthesis evidence is a generic Yosys smoke test (the companion repository’s synth.sh): every routing gate, the doorbell, a BF16 FMA unit, and the host bridge map to technology-independent cells (23 to 3,519 cells for the routing and compute blocks, at logic depths between 1 and 32 levels), which shows that the RTL elaborates and synthesizes but uses no standard-cell library and backs no timing, area, power, or bandwidth figure. The 1 GHz 128-bit links of Section</w:t>
       </w:r>
       <w:r>
         <w:t xml:space="preserve"> </w:t>
@@ -15894,21 +15975,7 @@
         </w:r>
       </w:hyperlink>
       <w:r>
-        <w:t xml:space="preserve">); a learned 128-expert BF16 router would need roughly 0.3–1 MB of projector weights—5–15</w:t>
-      </w:r>
-      <m:oMath>
-        <m:r>
-          <m:rPr>
-            <m:sty m:val="p"/>
-          </m:rPr>
-          <m:t>×</m:t>
-        </m:r>
-      </m:oMath>
-      <w:r>
-        <w:t xml:space="preserve"> </w:t>
-      </w:r>
-      <w:r>
-        <w:t xml:space="preserve">the 64 KB gating SRAM—so the router sizing and gating evaluation are likewise projections. The real-checkpoint forward pass of Section</w:t>
+        <w:t xml:space="preserve">); a learned 128-expert BF16 router needs roughly 0.7 MB of projector weights, which is the weight store the shipped gating ASIC provides, so only the gating evaluation latency is a projection. The real-checkpoint forward pass of Section</w:t>
       </w:r>
       <w:r>
         <w:t xml:space="preserve"> </w:t>
@@ -16051,7 +16118,35 @@
         </m:sSup>
       </m:oMath>
       <w:r>
-        <w:t xml:space="preserve">—so bit-exactness claims apply to the simulated traffic and to the residual rate stated here. The 512-node scale evidence is a routed wire record of 18 KB plus 2.0 MB across two replay runs; the co-simulation partitions the chassis into parallel slices, it does not instantiate 512 nodes of application state. Power figures are first-order design-point estimates consistent with the event-accounting checks of the repository’s power monitor; the DRAM-read energy implied by full-bandwidth traffic is a projection to be validated, not a measurement, and thermal figures await the CFD validation of this section. BOM figures exclude mezzanine connectors, chassis assembly, and the isothermal manifold. What is machine-checked is exactly this: byte-exact delivery and replay, doorbell refusal accounting, and closed-form latency equality on the 48- and 512-node chassis (Section</w:t>
+        <w:t xml:space="preserve">—so bit-exactness claims apply to the simulated traffic and to the residual rate stated here. The 512-node scale evidence is a routed wire record of 18 KB plus 2.0 MB across two replay runs; the co-simulation partitions the chassis into parallel slices, it does not instantiate 512 nodes of application state. Power figures are first-order design-point estimates consistent with the event-accounting checks of the repository’s power monitor; the DRAM-read energy implied by full-bandwidth traffic is a projection to be validated, not a measurement, and thermal figures await the CFD validation of this section. BOM figures exclude mezzanine connectors, chassis assembly, and the isothermal manifold. What is machine-checked is exactly this: byte-exact delivery and replay, doorbell refusal accounting, and closed-form latency equality on the 48- and 512-node chassis; a real-checkpoint numeric forward pass that is greedy-token-identical to a BF16 reference on the tested prompts; and a bit-exact integrated compute datapath—the gating ASIC’s decision dispatched as one fabric flit, the node MAC running that expert, a full decoder block against a BF16 reference, and the chain of all three across model layers (Sections</w:t>
+      </w:r>
+      <w:r>
+        <w:t xml:space="preserve"> </w:t>
+      </w:r>
+      <w:hyperlink w:anchor="sec:2.15">
+        <w:r>
+          <w:rPr>
+            <w:rStyle w:val="Hyperlink"/>
+          </w:rPr>
+          <w:t xml:space="preserve">2.15</w:t>
+        </w:r>
+      </w:hyperlink>
+      <w:r>
+        <w:t xml:space="preserve">,</w:t>
+      </w:r>
+      <w:r>
+        <w:t xml:space="preserve"> </w:t>
+      </w:r>
+      <w:hyperlink w:anchor="sec:2.20">
+        <w:r>
+          <w:rPr>
+            <w:rStyle w:val="Hyperlink"/>
+          </w:rPr>
+          <w:t xml:space="preserve">2.20</w:t>
+        </w:r>
+      </w:hyperlink>
+      <w:r>
+        <w:t xml:space="preserve">, and</w:t>
       </w:r>
       <w:r>
         <w:t xml:space="preserve"> </w:t>
@@ -16948,7 +17043,7 @@
         <w:pStyle w:val="FirstParagraph"/>
       </w:pPr>
       <w:r>
-        <w:t xml:space="preserve">Design-for-test follows the same concentration principle. Both dies carry a JTAG TAP; the router SoC adds a scan-mode override on its clock-gating cells (the latch-based gate passes the test clock unconditionally when scan_en asserts, so gated domains remain observable during scan shift), and every asynchronous reset crossing passes through a two-flop synchronizer (rst_sync.v) so reset-domain crossings are scan-compatible rather than metastability hazards. On-chip memories—router SRAM, node elastic buffers—are reached by a bounded MBIST sequence run from ROM before POST Phase 1, so a bad SRAM word never reaches the topology inventory. The PHY blocks self-test through loopback: the PCIe endpoint’s LOOPBACK parameter drives LTSSM through lane bring-up with no external partner, and the optical links’ CRC-on-arrival check (Section</w:t>
+        <w:t xml:space="preserve">Design-for-test follows the same concentration principle. Both dies’ clock-gating cells carry a scan-mode override (the latch-based gate passes the test clock unconditionally when scan_en asserts, so gated domains remain observable during scan shift), and every asynchronous reset crossing passes through a two-flop synchronizer (rst_sync.v) so reset-domain crossings are scan-compatible rather than metastability hazards. The PHY blocks self-test through loopback with no external partner, and the optical links’ CRC-on-arrival check (Section</w:t>
       </w:r>
       <w:r>
         <w:t xml:space="preserve"> </w:t>
@@ -16987,7 +17082,7 @@
         <w:t xml:space="preserve">, mature-node DUV logic with high yields and established supply chains, and deterministic wormhole routing that eliminates runtime scheduling overhead</w:t>
       </w:r>
       <w:r>
-        <w:t xml:space="preserve">. By treating the physical motherboard as an immutable dataflow graph and exporting its topography as a bespoke ISA, the system eliminates cache coherency, operating-system overhead, and the thermal density of advanced interposer stacks. Routing is coordinate arithmetic on a single-spine tree with dimension-order on-board paths; deadlock freedom follows from four monotonically ordered virtual-channel classes with credited per-class buffers at the two state points in the design; the hardened doorbell makes activation atomic, idle-free, and loss-observable through a single ACK wire; and the isothermal parallel manifold sustains thermal viability with enforced flow balance. A RISC-V BMC/router chip at the spine root provides a programmable management plane targeting Linux and seL4, handling topology discovery, workload dispatch, and host PCIe on a single socketed, cold-swappable die.</w:t>
+        <w:t xml:space="preserve">. By treating the physical motherboard as an immutable dataflow graph and exporting its topography as a bespoke ISA, the system eliminates cache coherency, operating-system overhead, and the thermal density of advanced interposer stacks. Routing is coordinate arithmetic on a single-spine tree with dimension-order on-board paths; deadlock freedom follows from four monotonically ordered virtual-channel classes with credited per-class buffers at the two state points in the design; the hardened doorbell makes activation atomic, idle-free, and loss-observable through a single ACK wire; and the isothermal parallel manifold sustains thermal viability with enforced flow balance. A CPU-less router bridge at the spine root provides the management plane on a single socketed, cold-swappable die; the host—a Raspberry Pi, a microcontroller, or a workstation—runs its firmware, so the same silicon serves every deployment.</w:t>
       </w:r>
     </w:p>
     <w:p>

--- a/paper/submission/paper.docx
+++ b/paper/submission/paper.docx
@@ -9576,7 +9576,21 @@
         <w:pStyle w:val="BodyText"/>
       </w:pPr>
       <w:r>
-        <w:t xml:space="preserve">In mode A an embedded management node sits on the node board: an MCU or a Raspberry Pi Compute Module on a mezzanine header beside the gating ASIC. It drives the gating ASIC’s register port directly, and it is also a master of the node’s NoB, so it can reach the memory behind the node. It therefore programs the gating weights once during machine setup, then reads each token’s hidden state out of local DRAM, presents it to the gating ASIC, and takes the decision locally. The per-token routing decision never leaves the board: it costs a local register write, a local memory read, and a local register read, and the token’s data path is untouched.</w:t>
+        <w:t xml:space="preserve">In mode A an embedded management node sits on the node board: an MCU or a Raspberry Pi Compute Module on a mezzanine header beside the gating ASIC. It drives the gating ASIC’s register port directly, and it is also a master of the node’s NoB, so it can reach the memory behind the node. It therefore programs the gating weights once during machine setup, then reads each token’s hidden state out of local DRAM, presents it to the gating ASIC, and takes the decision locally. The per-token routing decision never leaves the board: it costs a local register write, a local memory read, and a local register read, and the token’s data path is untouched. The node’s firmware, the board’s glue between the management node, the gating ASIC, and the fabric, and the decision’s read-back are all machine-checked (Section</w:t>
+      </w:r>
+      <w:r>
+        <w:t xml:space="preserve"> </w:t>
+      </w:r>
+      <w:hyperlink w:anchor="sec:3.5">
+        <w:r>
+          <w:rPr>
+            <w:rStyle w:val="Hyperlink"/>
+          </w:rPr>
+          <w:t xml:space="preserve">3.5</w:t>
+        </w:r>
+      </w:hyperlink>
+      <w:r>
+        <w:t xml:space="preserve">).</w:t>
       </w:r>
     </w:p>
     <w:p>

--- a/paper/submission/paper.docx
+++ b/paper/submission/paper.docx
@@ -2374,7 +2374,21 @@
         <w:pStyle w:val="FirstParagraph"/>
       </w:pPr>
       <w:r>
-        <w:t xml:space="preserve">The firmware state machine boots the chassis through five deterministic phases, each completing before the next begins. The host’s firmware drives the sequence; no node participates until the phase that addresses it. The state machine is:</w:t>
+        <w:t xml:space="preserve">The firmware state machine boots the chassis through five deterministic phases, each completing before the next begins. The host’s firmware drives the sequence; no node participates until the phase that addresses it. The two phases that program the machine – the routing table and the gating state – are machine-checked against each other in the firmware’s two implementations (Section</w:t>
+      </w:r>
+      <w:r>
+        <w:t xml:space="preserve"> </w:t>
+      </w:r>
+      <w:hyperlink w:anchor="sec:3.5">
+        <w:r>
+          <w:rPr>
+            <w:rStyle w:val="Hyperlink"/>
+          </w:rPr>
+          <w:t xml:space="preserve">3.5</w:t>
+        </w:r>
+      </w:hyperlink>
+      <w:r>
+        <w:t xml:space="preserve">). The state machine is:</w:t>
       </w:r>
     </w:p>
     <w:p>

--- a/paper/submission/paper.docx
+++ b/paper/submission/paper.docx
@@ -9671,6 +9671,14 @@
       </w:hyperlink>
       <w:r>
         <w:t xml:space="preserve">), that per-token management traffic is under ten percent: the honest case for mode A is architectural rather than bandwidth-critical—the decision is made and acted on where the token already is, so it never becomes fabric traffic at all, and the node does not depend on the host to route it.</w:t>
+      </w:r>
+    </w:p>
+    <w:p>
+      <w:pPr>
+        <w:pStyle w:val="BodyText"/>
+      </w:pPr>
+      <w:r>
+        <w:t xml:space="preserve">One structural fact bounds both modes, and it is a property of the fabric rather than of the manager. The fabric is a tree whose only router is the root: a node’s message travels up the spine and is re-issued downward from the top. A dispatch therefore reaches the expert node either through the host, which reads the decision and injects the dispatch (mode B), or through a root-side router that consumes the decision directly and injects the dispatch without the host (the mode-A path). The *decision* is what mode A keeps local; the dispatch itself still crosses the fabric, because the expert’s weights are what the dispatch is for. The end-to-end path—host to the management node, the gating engine, the dispatch, the expert, and the result back—is machine-checked as one composed system.</w:t>
       </w:r>
     </w:p>
     <w:bookmarkEnd w:id="58"/>

--- a/paper/submission/paper.docx
+++ b/paper/submission/paper.docx
@@ -9590,7 +9590,7 @@
         <w:pStyle w:val="BodyText"/>
       </w:pPr>
       <w:r>
-        <w:t xml:space="preserve">In mode A an embedded management node sits on the node board: an MCU or a Raspberry Pi Compute Module on a mezzanine header beside the gating ASIC. It drives the gating ASIC’s register port directly, and it is also a master of the node’s NoB, so it can reach the memory behind the node. It therefore programs the gating weights once during machine setup, then reads each token’s hidden state out of local DRAM, presents it to the gating ASIC, and takes the decision locally. The per-token routing decision never leaves the board: it costs a local register write, a local memory read, and a local register read, and the token’s data path is untouched. The node’s firmware, the board’s glue between the management node, the gating ASIC, and the fabric, and the decision’s read-back are all machine-checked (Section</w:t>
+        <w:t xml:space="preserve">In mode A an embedded management node sits on the node board: an MCU or a Raspberry Pi Compute Module on a mezzanine header beside the gating ASIC. It drives the gating ASIC’s register port directly, and it is also a master of the node’s NoB, so it can reach the memory behind the node. It therefore accepts the router weights the host streams to the board during machine programming and programs them into the gating ASIC as they arrive—the node never holds a whole router, so a few kilobytes of microcontroller RAM can program a 700 KB one—then reads each token’s hidden state out of local DRAM, presents it to the gating ASIC, and takes the decision locally. The per-token routing decision never leaves the board: it costs a local register write, a local memory read, and a local register read, and the token’s data path is untouched. The node’s firmware, the board’s glue between the management node, the gating ASIC, and the fabric, and the decision’s read-back are all machine-checked (Section</w:t>
       </w:r>
       <w:r>
         <w:t xml:space="preserve"> </w:t>
@@ -9629,7 +9629,7 @@
         <w:t xml:space="preserve"> </w:t>
       </w:r>
       <w:r>
-        <w:t xml:space="preserve">is built for, and it is the flexible one: the host can reprogram the router of any node at any time, and the same host firmware drives a Pi, a microcontroller, or a workstation. The shipped receiver is write-only: the programming path is complete, and the fabric-side read-back of the decision is the remaining piece of work, so a mode-B manager today reads the decision from the chip’s local output wires rather than over the fabric.</w:t>
+        <w:t xml:space="preserve">is built for, and it is the flexible one: the host can reprogram the router of any node at any time, and the same host firmware drives a Pi, a microcontroller, or a workstation. A fabric-side read channel answers the host’s register reads—the decision’s rank window, the logit peek window, the status—so a mode-B manager reads the decision over the fabric rather than from the chip’s local output wires.</w:t>
       </w:r>
     </w:p>
     <w:p>
@@ -9648,7 +9648,7 @@
         <w:t xml:space="preserve"> </w:t>
       </w:r>
       <w:r>
-        <w:t xml:space="preserve">selection, and the decision values are identical either way; a self-checking testbench (tb_gating_modes.v) programs the same weights and the same hidden state through each path and requires the same decision.</w:t>
+        <w:t xml:space="preserve">selection, and the decision values are identical either way; a self-checking testbench (tb_gating_modes.v) programs the same weights and the same hidden state through each path, requires the same decision, and reads that decision back over the fabric-side channel mode B’s manager uses.</w:t>
       </w:r>
     </w:p>
     <w:p>
@@ -9656,7 +9656,7 @@
         <w:pStyle w:val="BodyText"/>
       </w:pPr>
       <w:r>
-        <w:t xml:space="preserve">The difference is in what crosses the fabric. In mode A the gating weights never touch it: the management node loads them into the ASIC once, locally, and each token’s decision is a local register read. In mode B the host must push the 0.7 MB of weights across once per layer at setup and, thereafter, push each token’s 5.6 KB hidden vector in per layer, with the decision returned to the host. Against the roughly 2.2 MB a token’s own dispatches generate (Section</w:t>
+        <w:t xml:space="preserve">The difference is in what crosses the fabric per token, not at setup. At setup both modes move the same 0.7 MB of router weights: in mode A the host streams them to the node board, whose management node programs them into the ASIC as they arrive; in mode B the host streams them to the ASIC’s fabric-side receiver. What differs is the per-token traffic. In mode A each token’s decision is a local register read, so no per-token management traffic crosses the fabric at all. In mode B the host must push each token’s 5.6 KB hidden vector in per layer, with the decision returned over the fabric. Against the roughly 2.2 MB a token’s own dispatches generate (Section</w:t>
       </w:r>
       <w:r>
         <w:t xml:space="preserve"> </w:t>

--- a/paper/submission/paper.docx
+++ b/paper/submission/paper.docx
@@ -748,7 +748,7 @@
         </w:r>
       </w:hyperlink>
       <w:r>
-        <w:t xml:space="preserve">). Fifth, an open hardware and software artifact: the Verilog fabric, compute-unit library, and a CPU-less router bridge with a host link (SPI on a Raspberry Pi, or any third-party microcontroller), with matching Go and C firmware twins, the model compiler, PCB and assembly models, and a reproducible test suite in the companion repository</w:t>
+        <w:t xml:space="preserve">). Fifth, an open hardware and software artifact: the Verilog fabric, compute-unit library, and a CPU-less router bridge with a host link (SPI on a Raspberry Pi, or any third-party microcontroller), with matching Go and C firmware linked by a shared dispatch-plan wire format, the model compiler, PCB and assembly models, and a reproducible test suite in the companion repository</w:t>
       </w:r>
       <w:r>
         <w:t xml:space="preserve">.</w:t>
@@ -3237,7 +3237,7 @@
         </w:r>
       </w:hyperlink>
       <w:r>
-        <w:t xml:space="preserve">) with FIFO eviction of the oldest entries when capacity is exhausted. A C port targets MCU implementations (ARM Cortex-M/R, RISC-V) for embedded deployments, using static allocation only—no ‘malloc‘, no dynamic memory, no operating-system dependency. The C port mirrors the Go firmware’s data structures: a ‘firmware_t‘ struct holds the complete state (routing table, MoE map, weight commands, KV cache, dispatch records) as statically sized arrays, with configuration constants that scale by compile target—under ‘PNM_MCU‘ reduced limits for small microcontrollers (up to ‘PNM_MAX_LAYERS=2‘, ‘PNM_MAX_NODES_TOTAL=32‘, ‘PNM_MAX_EXPERTS=16‘, and ‘PNM_KV_CACHE_DEPTH=64‘), and the full SoC defaults otherwise (‘PNM_MAX_LAYERS=8‘, ‘PNM_MAX_NODES_TOTAL=512‘, ‘PNM_MAX_EXPERTS=256‘, and ‘PNM_KV_CACHE_DEPTH=4096‘); it implements the identical five-phase boot and dispatch loop and compiles cleanly with ‘gcc -Wall -Wextra -std=c11‘ against the Go firmware’s golden model.</w:t>
+        <w:t xml:space="preserve">) with FIFO eviction of the oldest entries when capacity is exhausted. A C port targets MCU implementations (ARM Cortex-M/R, RISC-V) for embedded deployments, using static allocation only—no ‘malloc‘, no dynamic memory, no operating-system dependency. The C port mirrors the Go firmware’s data structures: a ‘firmware_t‘ struct holds the complete state (routing table, MoE map, weight commands, KV cache, dispatch records) as statically sized arrays, with configuration constants that scale by compile target—under ‘PNM_MCU‘ reduced limits for small microcontrollers (up to ‘PNM_MAX_LAYERS=2‘, ‘PNM_MAX_NODES_TOTAL=32‘, ‘PNM_MAX_EXPERTS=16‘, and ‘PNM_KV_CACHE_DEPTH=64‘), and the full SoC defaults otherwise (‘PNM_MAX_LAYERS=8‘, ‘PNM_MAX_NODES_TOTAL=512‘, ‘PNM_MAX_EXPERTS=256‘, and ‘PNM_KV_CACHE_DEPTH=4096‘); it implements the identical five-phase boot, and it executes the host-compiled dispatch plan rather than re-planning it. The per-token plan crosses the host-to-device boundary as a fixed-width binary wire format whose layout is a shared definition on both sides (32-byte records carrying the layer, phase, compute-unit type, destination coordinates, KV action, expert index, flit length, flash-attention tiles, sliding-window bounds, and grouped-query metadata); the C side decodes and validates it, and a byte-equality test pins the Go encoder and the C decode-and-re-encode round trip together, so the two sides cannot silently disagree on what a dispatch means. No planner runs on the device, and the code compiles cleanly with ‘gcc -Wall -Wextra -std=c11‘ against the Go firmware’s golden model.</w:t>
       </w:r>
     </w:p>
     <w:p>
@@ -6775,29 +6775,21 @@
         </w:r>
       </w:hyperlink>
       <w:r>
-        <w:t xml:space="preserve">, and (c) every message completes within its closed-form latency budget. For MoE workloads, the schedule is parametric in the token-to-expert mapping—the router chip fills in the concrete coordinates at runtime via the expert map, but the schedule guarantees that any legal mapping satisfies the buffer credits. For stencil workloads, the schedule is fully static: halo exchanges, compute phases, and result writes are all pre-timed.</w:t>
-      </w:r>
-    </w:p>
-    <w:p>
-      <w:pPr>
-        <w:pStyle w:val="BodyText"/>
-      </w:pPr>
-      <w:r>
-        <w:t xml:space="preserve">The concrete compilation path from a safetensors archive to executing hardware follows a straight pipeline. The ingest stage produces a tensor catalog and computation graph from the safetensors header and model config. The partition stage assigns weight shards to node coordinates via layer mapping, expert round-robin, dense node assignment, and embedding sharding. The map stage assigns operations to kernel names and compute unit types based on tensor roles. The route stage computes routing bitmaps and the MoE expert map. The schedule stage produces a static dispatch timeline. The emit stage writes the .pnm program file and weight binary images. The load stage streams weights to nodes during POST (Section</w:t>
-      </w:r>
-      <w:r>
-        <w:t xml:space="preserve"> </w:t>
-      </w:r>
-      <w:hyperlink w:anchor="sec:2.5">
-        <w:r>
-          <w:rPr>
-            <w:rStyle w:val="Hyperlink"/>
-          </w:rPr>
-          <w:t xml:space="preserve">2.5</w:t>
-        </w:r>
-      </w:hyperlink>
-      <w:r>
-        <w:t xml:space="preserve">). The execute stage has the router dispatch tokens and the doorbells fire.</w:t>
+        <w:t xml:space="preserve">, and (c) every message completes within its closed-form latency budget. For MoE workloads, the schedule is parametric in the token-to-expert mapping—the host fills in the concrete coordinates per token via the expert map and ships the completed plan to the bridge (Section</w:t>
+      </w:r>
+      <w:r>
+        <w:t xml:space="preserve"> </w:t>
+      </w:r>
+      <w:hyperlink w:anchor="sec:2.6">
+        <w:r>
+          <w:rPr>
+            <w:rStyle w:val="Hyperlink"/>
+          </w:rPr>
+          <w:t xml:space="preserve">2.6</w:t>
+        </w:r>
+      </w:hyperlink>
+      <w:r>
+        <w:t xml:space="preserve">, Layer 4), but the schedule guarantees that any legal mapping satisfies the buffer credits. For stencil workloads, the schedule is fully static: halo exchanges, compute phases, and result writes are all pre-timed.</w:t>
       </w:r>
     </w:p>
     <w:bookmarkStart w:id="42" w:name="fig:pipeline"/>
@@ -10173,7 +10165,7 @@
         </w:r>
       </w:hyperlink>
       <w:r>
-        <w:t xml:space="preserve">), the destination compute node runs that expert on its selectable ASIC, and the node’s output matches an independent software BF16 twin on every word. The composition is chained rather than sampled: over model layers 0, 7, and 14, the router input of each layer is derived from the residual slice left by the previous layer’s node, so the gating decision, the fabric dispatch, and the expert recomputation form a single data dependency across layers, and each layer’s node output is again bit-exact against the software twin (the chain runs at a reduced 256-dimension slice, so the router sees the matching 256-column weight slice, to stay inside a cycle budget). Closing the loop, feeding the RTL router’s logits into the engine in place of the software matvec reproduces the software-only inference token for token—so the hardware gating decision changes no output. All of these checks run on real checkpoint weights and are part of the co-simulation suite of Section</w:t>
+        <w:t xml:space="preserve">), the destination compute node runs that expert on its selectable ASIC, and the node’s output matches an independent software BF16 twin on every word. The composition is chained rather than sampled: over model layers 0, 7, and 14, the router input of each layer is derived from the residual slice left by the previous layer’s node, so the gating decision, the fabric dispatch, and the expert recomputation form a single data dependency across layers, and each layer’s node output is again bit-exact against the software twin (the chain runs at a reduced 256-dimension slice, so the router sees the matching 256-column weight slice, to stay inside a cycle budget). The chained composition runs in the always-on suite on a deterministic synthetic Gemma-4-shaped fixture—the same fused tensor layouts and BF16 rounding regime, a different stimulus—and on the real checkpoint weights when they are present, so the default co-simulation of Section</w:t>
       </w:r>
       <w:r>
         <w:t xml:space="preserve"> </w:t>
@@ -10187,7 +10179,10 @@
         </w:r>
       </w:hyperlink>
       <w:r>
-        <w:t xml:space="preserve">, which closes the gap between the transport properties the paper machine-checks and the computation those transports carry.</w:t>
+        <w:t xml:space="preserve"> </w:t>
+      </w:r>
+      <w:r>
+        <w:t xml:space="preserve">checks the claim with no external download. Closing the loop, feeding the RTL router’s logits into the engine in place of the software matvec reproduces the software-only inference token for token—so the hardware gating decision changes no output—which closes the gap between the transport properties the paper machine-checks and the computation those transports carry.</w:t>
       </w:r>
     </w:p>
     <w:bookmarkEnd w:id="62"/>
@@ -13099,7 +13094,21 @@
         <w:t xml:space="preserve"> </w:t>
       </w:r>
       <w:r>
-        <w:t xml:space="preserve">is machine-checked on the same real weights: a selectable node MAC runs a complete expert pass, a 16-wide slice of the checkpoint’s layer-0 weights runs a real decoder block (attention, KV, dense MLP, top-2 MoE) that reproduces the corresponding BF16 reference word for word, and the gating ASIC’s top-1 decision dispatched as one fabric flit lands on the node and matches the software BF16 twin—so the router, the fabric, and the compute ASIC are verified as one composed pipeline rather than three separate pieces.</w:t>
+        <w:t xml:space="preserve">is machine-checked on the same real weights: a selectable node MAC runs a complete expert pass, a 16-wide slice of the checkpoint’s layer-0 weights runs a real decoder block (attention, KV, dense MLP, top-2 MoE) that reproduces the corresponding BF16 reference word for word, and the gating ASIC’s top-1 decision dispatched as one fabric flit lands on the node and matches the software BF16 twin—so the router, the fabric, and the compute ASIC are verified as one composed pipeline rather than three separate pieces. The chained form of that composition (Section</w:t>
+      </w:r>
+      <w:r>
+        <w:t xml:space="preserve"> </w:t>
+      </w:r>
+      <w:hyperlink w:anchor="sec:2.20">
+        <w:r>
+          <w:rPr>
+            <w:rStyle w:val="Hyperlink"/>
+          </w:rPr>
+          <w:t xml:space="preserve">2.20</w:t>
+        </w:r>
+      </w:hyperlink>
+      <w:r>
+        <w:t xml:space="preserve">) additionally runs in the always-on suite on the synthetic fixture, so the three-stage pipeline is checked by the default test run as well as by the real-weight run.</w:t>
       </w:r>
     </w:p>
     <w:bookmarkEnd w:id="78"/>
